--- a/Web_Development/Web Development Journal.docx
+++ b/Web_Development/Web Development Journal.docx
@@ -19006,12 +19006,13 @@
     </w:p>
     <w:p>
       <w:pPr>
-        <w:rPr>
-          <w:rFonts w:ascii="Times New Roman" w:eastAsia="Times New Roman" w:hAnsi="Times New Roman" w:cs="Times New Roman"/>
-          <w:b/>
-          <w:bCs/>
-          <w:sz w:val="26"/>
-          <w:szCs w:val="26"/>
+        <w:jc w:val="center"/>
+        <w:rPr>
+          <w:rFonts w:ascii="Times New Roman" w:eastAsia="Times New Roman" w:hAnsi="Times New Roman" w:cs="Times New Roman"/>
+          <w:b/>
+          <w:bCs/>
+          <w:sz w:val="30"/>
+          <w:szCs w:val="30"/>
           <w:lang w:val="en-US"/>
         </w:rPr>
       </w:pPr>
@@ -19026,12 +19027,7866 @@
         </w:rPr>
         <w:br w:type="page"/>
       </w:r>
-    </w:p>
-    <w:p>
-      <w:pPr>
-        <w:tabs>
-          <w:tab w:val="left" w:pos="1065"/>
-        </w:tabs>
+      <w:r>
+        <w:rPr>
+          <w:rFonts w:ascii="Times New Roman" w:eastAsia="Times New Roman" w:hAnsi="Times New Roman" w:cs="Times New Roman"/>
+          <w:b/>
+          <w:bCs/>
+          <w:sz w:val="30"/>
+          <w:szCs w:val="30"/>
+          <w:lang w:val="en-US"/>
+        </w:rPr>
+        <w:lastRenderedPageBreak/>
+        <w:t xml:space="preserve">Assignment </w:t>
+      </w:r>
+      <w:r>
+        <w:rPr>
+          <w:rFonts w:ascii="Times New Roman" w:eastAsia="Times New Roman" w:hAnsi="Times New Roman" w:cs="Times New Roman"/>
+          <w:b/>
+          <w:bCs/>
+          <w:sz w:val="30"/>
+          <w:szCs w:val="30"/>
+          <w:lang w:val="en-US"/>
+        </w:rPr>
+        <w:t>–</w:t>
+      </w:r>
+      <w:r>
+        <w:rPr>
+          <w:rFonts w:ascii="Times New Roman" w:eastAsia="Times New Roman" w:hAnsi="Times New Roman" w:cs="Times New Roman"/>
+          <w:b/>
+          <w:bCs/>
+          <w:sz w:val="30"/>
+          <w:szCs w:val="30"/>
+          <w:lang w:val="en-US"/>
+        </w:rPr>
+        <w:t xml:space="preserve"> 1</w:t>
+      </w:r>
+    </w:p>
+    <w:p>
+      <w:pPr>
+        <w:jc w:val="center"/>
+        <w:rPr>
+          <w:rFonts w:ascii="Times New Roman" w:eastAsia="Times New Roman" w:hAnsi="Times New Roman" w:cs="Times New Roman"/>
+          <w:b/>
+          <w:bCs/>
+          <w:sz w:val="30"/>
+          <w:szCs w:val="30"/>
+          <w:lang w:val="en-US"/>
+        </w:rPr>
+      </w:pPr>
+    </w:p>
+    <w:p>
+      <w:pPr>
+        <w:rPr>
+          <w:rFonts w:ascii="Times New Roman" w:eastAsia="Times New Roman" w:hAnsi="Times New Roman" w:cs="Times New Roman"/>
+          <w:b/>
+          <w:bCs/>
+          <w:sz w:val="24"/>
+          <w:szCs w:val="24"/>
+          <w:lang w:val="en-US"/>
+        </w:rPr>
+      </w:pPr>
+      <w:r>
+        <w:rPr>
+          <w:rFonts w:ascii="Times New Roman" w:eastAsia="Times New Roman" w:hAnsi="Times New Roman" w:cs="Times New Roman"/>
+          <w:b/>
+          <w:bCs/>
+          <w:sz w:val="24"/>
+          <w:szCs w:val="24"/>
+          <w:lang w:val="en-US"/>
+        </w:rPr>
+        <w:t>Code:</w:t>
+      </w:r>
+    </w:p>
+    <w:p>
+      <w:pPr>
+        <w:rPr>
+          <w:rFonts w:ascii="Times New Roman" w:eastAsia="Times New Roman" w:hAnsi="Times New Roman" w:cs="Times New Roman"/>
+          <w:lang w:val="en-IN"/>
+        </w:rPr>
+      </w:pPr>
+      <w:r>
+        <w:rPr>
+          <w:rFonts w:ascii="Times New Roman" w:eastAsia="Times New Roman" w:hAnsi="Times New Roman" w:cs="Times New Roman"/>
+          <w:lang w:val="en-IN"/>
+        </w:rPr>
+        <w:t>&lt;!DOCTYPE html&gt;</w:t>
+      </w:r>
+    </w:p>
+    <w:p>
+      <w:pPr>
+        <w:rPr>
+          <w:rFonts w:ascii="Times New Roman" w:eastAsia="Times New Roman" w:hAnsi="Times New Roman" w:cs="Times New Roman"/>
+          <w:lang w:val="en-IN"/>
+        </w:rPr>
+      </w:pPr>
+      <w:r>
+        <w:rPr>
+          <w:rFonts w:ascii="Times New Roman" w:eastAsia="Times New Roman" w:hAnsi="Times New Roman" w:cs="Times New Roman"/>
+          <w:lang w:val="en-IN"/>
+        </w:rPr>
+        <w:t>&lt;html lang="</w:t>
+      </w:r>
+      <w:proofErr w:type="spellStart"/>
+      <w:r>
+        <w:rPr>
+          <w:rFonts w:ascii="Times New Roman" w:eastAsia="Times New Roman" w:hAnsi="Times New Roman" w:cs="Times New Roman"/>
+          <w:lang w:val="en-IN"/>
+        </w:rPr>
+        <w:t>en</w:t>
+      </w:r>
+      <w:proofErr w:type="spellEnd"/>
+      <w:r>
+        <w:rPr>
+          <w:rFonts w:ascii="Times New Roman" w:eastAsia="Times New Roman" w:hAnsi="Times New Roman" w:cs="Times New Roman"/>
+          <w:lang w:val="en-IN"/>
+        </w:rPr>
+        <w:t>"&gt;</w:t>
+      </w:r>
+    </w:p>
+    <w:p>
+      <w:pPr>
+        <w:rPr>
+          <w:rFonts w:ascii="Times New Roman" w:eastAsia="Times New Roman" w:hAnsi="Times New Roman" w:cs="Times New Roman"/>
+          <w:lang w:val="en-IN"/>
+        </w:rPr>
+      </w:pPr>
+      <w:r>
+        <w:rPr>
+          <w:rFonts w:ascii="Times New Roman" w:eastAsia="Times New Roman" w:hAnsi="Times New Roman" w:cs="Times New Roman"/>
+          <w:lang w:val="en-IN"/>
+        </w:rPr>
+        <w:t>&lt;head&gt;</w:t>
+      </w:r>
+    </w:p>
+    <w:p>
+      <w:pPr>
+        <w:rPr>
+          <w:rFonts w:ascii="Times New Roman" w:eastAsia="Times New Roman" w:hAnsi="Times New Roman" w:cs="Times New Roman"/>
+          <w:lang w:val="en-IN"/>
+        </w:rPr>
+      </w:pPr>
+      <w:r>
+        <w:rPr>
+          <w:rFonts w:ascii="Times New Roman" w:eastAsia="Times New Roman" w:hAnsi="Times New Roman" w:cs="Times New Roman"/>
+          <w:lang w:val="en-IN"/>
+        </w:rPr>
+        <w:t>    &lt;meta charset="UTF-8"&gt;</w:t>
+      </w:r>
+    </w:p>
+    <w:p>
+      <w:pPr>
+        <w:rPr>
+          <w:rFonts w:ascii="Times New Roman" w:eastAsia="Times New Roman" w:hAnsi="Times New Roman" w:cs="Times New Roman"/>
+          <w:lang w:val="en-IN"/>
+        </w:rPr>
+      </w:pPr>
+      <w:r>
+        <w:rPr>
+          <w:rFonts w:ascii="Times New Roman" w:eastAsia="Times New Roman" w:hAnsi="Times New Roman" w:cs="Times New Roman"/>
+          <w:lang w:val="en-IN"/>
+        </w:rPr>
+        <w:t>    &lt;meta name="viewport" content="width=device-width, initial-scale=1.0"&gt;</w:t>
+      </w:r>
+    </w:p>
+    <w:p>
+      <w:pPr>
+        <w:rPr>
+          <w:rFonts w:ascii="Times New Roman" w:eastAsia="Times New Roman" w:hAnsi="Times New Roman" w:cs="Times New Roman"/>
+          <w:lang w:val="en-IN"/>
+        </w:rPr>
+      </w:pPr>
+      <w:r>
+        <w:rPr>
+          <w:rFonts w:ascii="Times New Roman" w:eastAsia="Times New Roman" w:hAnsi="Times New Roman" w:cs="Times New Roman"/>
+          <w:lang w:val="en-IN"/>
+        </w:rPr>
+        <w:t>    &lt;script&gt;</w:t>
+      </w:r>
+    </w:p>
+    <w:p>
+      <w:pPr>
+        <w:rPr>
+          <w:rFonts w:ascii="Times New Roman" w:eastAsia="Times New Roman" w:hAnsi="Times New Roman" w:cs="Times New Roman"/>
+          <w:lang w:val="en-IN"/>
+        </w:rPr>
+      </w:pPr>
+      <w:r>
+        <w:rPr>
+          <w:rFonts w:ascii="Times New Roman" w:eastAsia="Times New Roman" w:hAnsi="Times New Roman" w:cs="Times New Roman"/>
+          <w:lang w:val="en-IN"/>
+        </w:rPr>
+        <w:t>        let rec = 0;</w:t>
+      </w:r>
+    </w:p>
+    <w:p>
+      <w:pPr>
+        <w:rPr>
+          <w:rFonts w:ascii="Times New Roman" w:eastAsia="Times New Roman" w:hAnsi="Times New Roman" w:cs="Times New Roman"/>
+          <w:lang w:val="en-IN"/>
+        </w:rPr>
+      </w:pPr>
+      <w:r>
+        <w:rPr>
+          <w:rFonts w:ascii="Times New Roman" w:eastAsia="Times New Roman" w:hAnsi="Times New Roman" w:cs="Times New Roman"/>
+          <w:lang w:val="en-IN"/>
+        </w:rPr>
+        <w:t xml:space="preserve">        function </w:t>
+      </w:r>
+      <w:proofErr w:type="spellStart"/>
+      <w:proofErr w:type="gramStart"/>
+      <w:r>
+        <w:rPr>
+          <w:rFonts w:ascii="Times New Roman" w:eastAsia="Times New Roman" w:hAnsi="Times New Roman" w:cs="Times New Roman"/>
+          <w:lang w:val="en-IN"/>
+        </w:rPr>
+        <w:t>createRows</w:t>
+      </w:r>
+      <w:proofErr w:type="spellEnd"/>
+      <w:r>
+        <w:rPr>
+          <w:rFonts w:ascii="Times New Roman" w:eastAsia="Times New Roman" w:hAnsi="Times New Roman" w:cs="Times New Roman"/>
+          <w:lang w:val="en-IN"/>
+        </w:rPr>
+        <w:t>(){</w:t>
+      </w:r>
+      <w:proofErr w:type="gramEnd"/>
+    </w:p>
+    <w:p>
+      <w:pPr>
+        <w:rPr>
+          <w:rFonts w:ascii="Times New Roman" w:eastAsia="Times New Roman" w:hAnsi="Times New Roman" w:cs="Times New Roman"/>
+          <w:lang w:val="en-IN"/>
+        </w:rPr>
+      </w:pPr>
+      <w:r>
+        <w:rPr>
+          <w:rFonts w:ascii="Times New Roman" w:eastAsia="Times New Roman" w:hAnsi="Times New Roman" w:cs="Times New Roman"/>
+          <w:lang w:val="en-IN"/>
+        </w:rPr>
+        <w:t xml:space="preserve">            </w:t>
+      </w:r>
+      <w:proofErr w:type="spellStart"/>
+      <w:r>
+        <w:rPr>
+          <w:rFonts w:ascii="Times New Roman" w:eastAsia="Times New Roman" w:hAnsi="Times New Roman" w:cs="Times New Roman"/>
+          <w:lang w:val="en-IN"/>
+        </w:rPr>
+        <w:t>const</w:t>
+      </w:r>
+      <w:proofErr w:type="spellEnd"/>
+      <w:r>
+        <w:rPr>
+          <w:rFonts w:ascii="Times New Roman" w:eastAsia="Times New Roman" w:hAnsi="Times New Roman" w:cs="Times New Roman"/>
+          <w:lang w:val="en-IN"/>
+        </w:rPr>
+        <w:t xml:space="preserve"> </w:t>
+      </w:r>
+      <w:proofErr w:type="spellStart"/>
+      <w:r>
+        <w:rPr>
+          <w:rFonts w:ascii="Times New Roman" w:eastAsia="Times New Roman" w:hAnsi="Times New Roman" w:cs="Times New Roman"/>
+          <w:lang w:val="en-IN"/>
+        </w:rPr>
+        <w:t>tableInfo</w:t>
+      </w:r>
+      <w:proofErr w:type="spellEnd"/>
+      <w:r>
+        <w:rPr>
+          <w:rFonts w:ascii="Times New Roman" w:eastAsia="Times New Roman" w:hAnsi="Times New Roman" w:cs="Times New Roman"/>
+          <w:lang w:val="en-IN"/>
+        </w:rPr>
+        <w:t xml:space="preserve"> = </w:t>
+      </w:r>
+      <w:proofErr w:type="spellStart"/>
+      <w:proofErr w:type="gramStart"/>
+      <w:r>
+        <w:rPr>
+          <w:rFonts w:ascii="Times New Roman" w:eastAsia="Times New Roman" w:hAnsi="Times New Roman" w:cs="Times New Roman"/>
+          <w:lang w:val="en-IN"/>
+        </w:rPr>
+        <w:t>document.getElementById</w:t>
+      </w:r>
+      <w:proofErr w:type="spellEnd"/>
+      <w:proofErr w:type="gramEnd"/>
+      <w:r>
+        <w:rPr>
+          <w:rFonts w:ascii="Times New Roman" w:eastAsia="Times New Roman" w:hAnsi="Times New Roman" w:cs="Times New Roman"/>
+          <w:lang w:val="en-IN"/>
+        </w:rPr>
+        <w:t>('table');    </w:t>
+      </w:r>
+    </w:p>
+    <w:p>
+      <w:pPr>
+        <w:rPr>
+          <w:rFonts w:ascii="Times New Roman" w:eastAsia="Times New Roman" w:hAnsi="Times New Roman" w:cs="Times New Roman"/>
+          <w:lang w:val="en-IN"/>
+        </w:rPr>
+      </w:pPr>
+      <w:r>
+        <w:rPr>
+          <w:rFonts w:ascii="Times New Roman" w:eastAsia="Times New Roman" w:hAnsi="Times New Roman" w:cs="Times New Roman"/>
+          <w:lang w:val="en-IN"/>
+        </w:rPr>
+        <w:t xml:space="preserve">            var name = </w:t>
+      </w:r>
+      <w:proofErr w:type="spellStart"/>
+      <w:proofErr w:type="gramStart"/>
+      <w:r>
+        <w:rPr>
+          <w:rFonts w:ascii="Times New Roman" w:eastAsia="Times New Roman" w:hAnsi="Times New Roman" w:cs="Times New Roman"/>
+          <w:lang w:val="en-IN"/>
+        </w:rPr>
+        <w:t>document.getElementById</w:t>
+      </w:r>
+      <w:proofErr w:type="spellEnd"/>
+      <w:proofErr w:type="gramEnd"/>
+      <w:r>
+        <w:rPr>
+          <w:rFonts w:ascii="Times New Roman" w:eastAsia="Times New Roman" w:hAnsi="Times New Roman" w:cs="Times New Roman"/>
+          <w:lang w:val="en-IN"/>
+        </w:rPr>
+        <w:t>('name').value;</w:t>
+      </w:r>
+    </w:p>
+    <w:p>
+      <w:pPr>
+        <w:rPr>
+          <w:rFonts w:ascii="Times New Roman" w:eastAsia="Times New Roman" w:hAnsi="Times New Roman" w:cs="Times New Roman"/>
+          <w:lang w:val="en-IN"/>
+        </w:rPr>
+      </w:pPr>
+      <w:r>
+        <w:rPr>
+          <w:rFonts w:ascii="Times New Roman" w:eastAsia="Times New Roman" w:hAnsi="Times New Roman" w:cs="Times New Roman"/>
+          <w:lang w:val="en-IN"/>
+        </w:rPr>
+        <w:t xml:space="preserve">            var course = </w:t>
+      </w:r>
+      <w:proofErr w:type="spellStart"/>
+      <w:proofErr w:type="gramStart"/>
+      <w:r>
+        <w:rPr>
+          <w:rFonts w:ascii="Times New Roman" w:eastAsia="Times New Roman" w:hAnsi="Times New Roman" w:cs="Times New Roman"/>
+          <w:lang w:val="en-IN"/>
+        </w:rPr>
+        <w:t>document.getElementById</w:t>
+      </w:r>
+      <w:proofErr w:type="spellEnd"/>
+      <w:proofErr w:type="gramEnd"/>
+      <w:r>
+        <w:rPr>
+          <w:rFonts w:ascii="Times New Roman" w:eastAsia="Times New Roman" w:hAnsi="Times New Roman" w:cs="Times New Roman"/>
+          <w:lang w:val="en-IN"/>
+        </w:rPr>
+        <w:t>('course').value;</w:t>
+      </w:r>
+    </w:p>
+    <w:p>
+      <w:pPr>
+        <w:rPr>
+          <w:rFonts w:ascii="Times New Roman" w:eastAsia="Times New Roman" w:hAnsi="Times New Roman" w:cs="Times New Roman"/>
+          <w:lang w:val="en-IN"/>
+        </w:rPr>
+      </w:pPr>
+      <w:r>
+        <w:rPr>
+          <w:rFonts w:ascii="Times New Roman" w:eastAsia="Times New Roman" w:hAnsi="Times New Roman" w:cs="Times New Roman"/>
+          <w:lang w:val="en-IN"/>
+        </w:rPr>
+        <w:t xml:space="preserve">            var email = </w:t>
+      </w:r>
+      <w:proofErr w:type="spellStart"/>
+      <w:proofErr w:type="gramStart"/>
+      <w:r>
+        <w:rPr>
+          <w:rFonts w:ascii="Times New Roman" w:eastAsia="Times New Roman" w:hAnsi="Times New Roman" w:cs="Times New Roman"/>
+          <w:lang w:val="en-IN"/>
+        </w:rPr>
+        <w:t>document.getElementById</w:t>
+      </w:r>
+      <w:proofErr w:type="spellEnd"/>
+      <w:proofErr w:type="gramEnd"/>
+      <w:r>
+        <w:rPr>
+          <w:rFonts w:ascii="Times New Roman" w:eastAsia="Times New Roman" w:hAnsi="Times New Roman" w:cs="Times New Roman"/>
+          <w:lang w:val="en-IN"/>
+        </w:rPr>
+        <w:t>('email').value;</w:t>
+      </w:r>
+    </w:p>
+    <w:p>
+      <w:pPr>
+        <w:rPr>
+          <w:rFonts w:ascii="Times New Roman" w:eastAsia="Times New Roman" w:hAnsi="Times New Roman" w:cs="Times New Roman"/>
+          <w:lang w:val="en-IN"/>
+        </w:rPr>
+      </w:pPr>
+      <w:r>
+        <w:rPr>
+          <w:rFonts w:ascii="Times New Roman" w:eastAsia="Times New Roman" w:hAnsi="Times New Roman" w:cs="Times New Roman"/>
+          <w:lang w:val="en-IN"/>
+        </w:rPr>
+        <w:t xml:space="preserve">            var subject = </w:t>
+      </w:r>
+      <w:proofErr w:type="spellStart"/>
+      <w:proofErr w:type="gramStart"/>
+      <w:r>
+        <w:rPr>
+          <w:rFonts w:ascii="Times New Roman" w:eastAsia="Times New Roman" w:hAnsi="Times New Roman" w:cs="Times New Roman"/>
+          <w:lang w:val="en-IN"/>
+        </w:rPr>
+        <w:t>document.getElementById</w:t>
+      </w:r>
+      <w:proofErr w:type="spellEnd"/>
+      <w:proofErr w:type="gramEnd"/>
+      <w:r>
+        <w:rPr>
+          <w:rFonts w:ascii="Times New Roman" w:eastAsia="Times New Roman" w:hAnsi="Times New Roman" w:cs="Times New Roman"/>
+          <w:lang w:val="en-IN"/>
+        </w:rPr>
+        <w:t>('subject').value;</w:t>
+      </w:r>
+    </w:p>
+    <w:p>
+      <w:pPr>
+        <w:rPr>
+          <w:rFonts w:ascii="Times New Roman" w:eastAsia="Times New Roman" w:hAnsi="Times New Roman" w:cs="Times New Roman"/>
+          <w:lang w:val="en-IN"/>
+        </w:rPr>
+      </w:pPr>
+      <w:r>
+        <w:rPr>
+          <w:rFonts w:ascii="Times New Roman" w:eastAsia="Times New Roman" w:hAnsi="Times New Roman" w:cs="Times New Roman"/>
+          <w:lang w:val="en-IN"/>
+        </w:rPr>
+        <w:t xml:space="preserve">            </w:t>
+      </w:r>
+      <w:proofErr w:type="spellStart"/>
+      <w:r>
+        <w:rPr>
+          <w:rFonts w:ascii="Times New Roman" w:eastAsia="Times New Roman" w:hAnsi="Times New Roman" w:cs="Times New Roman"/>
+          <w:lang w:val="en-IN"/>
+        </w:rPr>
+        <w:t>const</w:t>
+      </w:r>
+      <w:proofErr w:type="spellEnd"/>
+      <w:r>
+        <w:rPr>
+          <w:rFonts w:ascii="Times New Roman" w:eastAsia="Times New Roman" w:hAnsi="Times New Roman" w:cs="Times New Roman"/>
+          <w:lang w:val="en-IN"/>
+        </w:rPr>
+        <w:t xml:space="preserve"> </w:t>
+      </w:r>
+      <w:proofErr w:type="spellStart"/>
+      <w:r>
+        <w:rPr>
+          <w:rFonts w:ascii="Times New Roman" w:eastAsia="Times New Roman" w:hAnsi="Times New Roman" w:cs="Times New Roman"/>
+          <w:lang w:val="en-IN"/>
+        </w:rPr>
+        <w:t>newRecord</w:t>
+      </w:r>
+      <w:proofErr w:type="spellEnd"/>
+      <w:r>
+        <w:rPr>
+          <w:rFonts w:ascii="Times New Roman" w:eastAsia="Times New Roman" w:hAnsi="Times New Roman" w:cs="Times New Roman"/>
+          <w:lang w:val="en-IN"/>
+        </w:rPr>
+        <w:t xml:space="preserve"> = </w:t>
+      </w:r>
+      <w:proofErr w:type="spellStart"/>
+      <w:proofErr w:type="gramStart"/>
+      <w:r>
+        <w:rPr>
+          <w:rFonts w:ascii="Times New Roman" w:eastAsia="Times New Roman" w:hAnsi="Times New Roman" w:cs="Times New Roman"/>
+          <w:lang w:val="en-IN"/>
+        </w:rPr>
+        <w:t>document.createElement</w:t>
+      </w:r>
+      <w:proofErr w:type="spellEnd"/>
+      <w:proofErr w:type="gramEnd"/>
+      <w:r>
+        <w:rPr>
+          <w:rFonts w:ascii="Times New Roman" w:eastAsia="Times New Roman" w:hAnsi="Times New Roman" w:cs="Times New Roman"/>
+          <w:lang w:val="en-IN"/>
+        </w:rPr>
+        <w:t>('tr');</w:t>
+      </w:r>
+    </w:p>
+    <w:p>
+      <w:pPr>
+        <w:rPr>
+          <w:rFonts w:ascii="Times New Roman" w:eastAsia="Times New Roman" w:hAnsi="Times New Roman" w:cs="Times New Roman"/>
+          <w:lang w:val="en-IN"/>
+        </w:rPr>
+      </w:pPr>
+      <w:r>
+        <w:rPr>
+          <w:rFonts w:ascii="Times New Roman" w:eastAsia="Times New Roman" w:hAnsi="Times New Roman" w:cs="Times New Roman"/>
+          <w:lang w:val="en-IN"/>
+        </w:rPr>
+        <w:t xml:space="preserve">            </w:t>
+      </w:r>
+      <w:proofErr w:type="spellStart"/>
+      <w:r>
+        <w:rPr>
+          <w:rFonts w:ascii="Times New Roman" w:eastAsia="Times New Roman" w:hAnsi="Times New Roman" w:cs="Times New Roman"/>
+          <w:lang w:val="en-IN"/>
+        </w:rPr>
+        <w:t>newRecord.setAttribute</w:t>
+      </w:r>
+      <w:proofErr w:type="spellEnd"/>
+      <w:r>
+        <w:rPr>
+          <w:rFonts w:ascii="Times New Roman" w:eastAsia="Times New Roman" w:hAnsi="Times New Roman" w:cs="Times New Roman"/>
+          <w:lang w:val="en-IN"/>
+        </w:rPr>
+        <w:t>('</w:t>
+      </w:r>
+      <w:proofErr w:type="spellStart"/>
+      <w:r>
+        <w:rPr>
+          <w:rFonts w:ascii="Times New Roman" w:eastAsia="Times New Roman" w:hAnsi="Times New Roman" w:cs="Times New Roman"/>
+          <w:lang w:val="en-IN"/>
+        </w:rPr>
+        <w:t>id','rec</w:t>
+      </w:r>
+      <w:proofErr w:type="spellEnd"/>
+      <w:r>
+        <w:rPr>
+          <w:rFonts w:ascii="Times New Roman" w:eastAsia="Times New Roman" w:hAnsi="Times New Roman" w:cs="Times New Roman"/>
+          <w:lang w:val="en-IN"/>
+        </w:rPr>
+        <w:t>' + rec);</w:t>
+      </w:r>
+    </w:p>
+    <w:p>
+      <w:pPr>
+        <w:rPr>
+          <w:rFonts w:ascii="Times New Roman" w:eastAsia="Times New Roman" w:hAnsi="Times New Roman" w:cs="Times New Roman"/>
+          <w:lang w:val="en-IN"/>
+        </w:rPr>
+      </w:pPr>
+      <w:r>
+        <w:rPr>
+          <w:rFonts w:ascii="Times New Roman" w:eastAsia="Times New Roman" w:hAnsi="Times New Roman" w:cs="Times New Roman"/>
+          <w:lang w:val="en-IN"/>
+        </w:rPr>
+        <w:t>            rec += 1;</w:t>
+      </w:r>
+    </w:p>
+    <w:p>
+      <w:pPr>
+        <w:rPr>
+          <w:rFonts w:ascii="Times New Roman" w:eastAsia="Times New Roman" w:hAnsi="Times New Roman" w:cs="Times New Roman"/>
+          <w:lang w:val="en-IN"/>
+        </w:rPr>
+      </w:pPr>
+      <w:r>
+        <w:rPr>
+          <w:rFonts w:ascii="Times New Roman" w:eastAsia="Times New Roman" w:hAnsi="Times New Roman" w:cs="Times New Roman"/>
+          <w:lang w:val="en-IN"/>
+        </w:rPr>
+        <w:t>            // CORRECTED: Create brand new &lt;td&gt; elements for this row</w:t>
+      </w:r>
+    </w:p>
+    <w:p>
+      <w:pPr>
+        <w:rPr>
+          <w:rFonts w:ascii="Times New Roman" w:eastAsia="Times New Roman" w:hAnsi="Times New Roman" w:cs="Times New Roman"/>
+          <w:lang w:val="en-IN"/>
+        </w:rPr>
+      </w:pPr>
+      <w:r>
+        <w:rPr>
+          <w:rFonts w:ascii="Times New Roman" w:eastAsia="Times New Roman" w:hAnsi="Times New Roman" w:cs="Times New Roman"/>
+          <w:lang w:val="en-IN"/>
+        </w:rPr>
+        <w:t xml:space="preserve">            </w:t>
+      </w:r>
+      <w:proofErr w:type="spellStart"/>
+      <w:r>
+        <w:rPr>
+          <w:rFonts w:ascii="Times New Roman" w:eastAsia="Times New Roman" w:hAnsi="Times New Roman" w:cs="Times New Roman"/>
+          <w:lang w:val="en-IN"/>
+        </w:rPr>
+        <w:t>const</w:t>
+      </w:r>
+      <w:proofErr w:type="spellEnd"/>
+      <w:r>
+        <w:rPr>
+          <w:rFonts w:ascii="Times New Roman" w:eastAsia="Times New Roman" w:hAnsi="Times New Roman" w:cs="Times New Roman"/>
+          <w:lang w:val="en-IN"/>
+        </w:rPr>
+        <w:t xml:space="preserve"> td1 = </w:t>
+      </w:r>
+      <w:proofErr w:type="spellStart"/>
+      <w:proofErr w:type="gramStart"/>
+      <w:r>
+        <w:rPr>
+          <w:rFonts w:ascii="Times New Roman" w:eastAsia="Times New Roman" w:hAnsi="Times New Roman" w:cs="Times New Roman"/>
+          <w:lang w:val="en-IN"/>
+        </w:rPr>
+        <w:t>document.createElement</w:t>
+      </w:r>
+      <w:proofErr w:type="spellEnd"/>
+      <w:proofErr w:type="gramEnd"/>
+      <w:r>
+        <w:rPr>
+          <w:rFonts w:ascii="Times New Roman" w:eastAsia="Times New Roman" w:hAnsi="Times New Roman" w:cs="Times New Roman"/>
+          <w:lang w:val="en-IN"/>
+        </w:rPr>
+        <w:t xml:space="preserve">('td'); </w:t>
+      </w:r>
+    </w:p>
+    <w:p>
+      <w:pPr>
+        <w:rPr>
+          <w:rFonts w:ascii="Times New Roman" w:eastAsia="Times New Roman" w:hAnsi="Times New Roman" w:cs="Times New Roman"/>
+          <w:lang w:val="en-IN"/>
+        </w:rPr>
+      </w:pPr>
+      <w:r>
+        <w:rPr>
+          <w:rFonts w:ascii="Times New Roman" w:eastAsia="Times New Roman" w:hAnsi="Times New Roman" w:cs="Times New Roman"/>
+          <w:lang w:val="en-IN"/>
+        </w:rPr>
+        <w:t xml:space="preserve">            </w:t>
+      </w:r>
+      <w:proofErr w:type="spellStart"/>
+      <w:r>
+        <w:rPr>
+          <w:rFonts w:ascii="Times New Roman" w:eastAsia="Times New Roman" w:hAnsi="Times New Roman" w:cs="Times New Roman"/>
+          <w:lang w:val="en-IN"/>
+        </w:rPr>
+        <w:t>const</w:t>
+      </w:r>
+      <w:proofErr w:type="spellEnd"/>
+      <w:r>
+        <w:rPr>
+          <w:rFonts w:ascii="Times New Roman" w:eastAsia="Times New Roman" w:hAnsi="Times New Roman" w:cs="Times New Roman"/>
+          <w:lang w:val="en-IN"/>
+        </w:rPr>
+        <w:t xml:space="preserve"> td2 = </w:t>
+      </w:r>
+      <w:proofErr w:type="spellStart"/>
+      <w:proofErr w:type="gramStart"/>
+      <w:r>
+        <w:rPr>
+          <w:rFonts w:ascii="Times New Roman" w:eastAsia="Times New Roman" w:hAnsi="Times New Roman" w:cs="Times New Roman"/>
+          <w:lang w:val="en-IN"/>
+        </w:rPr>
+        <w:t>document.createElement</w:t>
+      </w:r>
+      <w:proofErr w:type="spellEnd"/>
+      <w:proofErr w:type="gramEnd"/>
+      <w:r>
+        <w:rPr>
+          <w:rFonts w:ascii="Times New Roman" w:eastAsia="Times New Roman" w:hAnsi="Times New Roman" w:cs="Times New Roman"/>
+          <w:lang w:val="en-IN"/>
+        </w:rPr>
+        <w:t>('td');</w:t>
+      </w:r>
+    </w:p>
+    <w:p>
+      <w:pPr>
+        <w:rPr>
+          <w:rFonts w:ascii="Times New Roman" w:eastAsia="Times New Roman" w:hAnsi="Times New Roman" w:cs="Times New Roman"/>
+          <w:lang w:val="en-IN"/>
+        </w:rPr>
+      </w:pPr>
+      <w:r>
+        <w:rPr>
+          <w:rFonts w:ascii="Times New Roman" w:eastAsia="Times New Roman" w:hAnsi="Times New Roman" w:cs="Times New Roman"/>
+          <w:lang w:val="en-IN"/>
+        </w:rPr>
+        <w:t xml:space="preserve">            </w:t>
+      </w:r>
+      <w:proofErr w:type="spellStart"/>
+      <w:r>
+        <w:rPr>
+          <w:rFonts w:ascii="Times New Roman" w:eastAsia="Times New Roman" w:hAnsi="Times New Roman" w:cs="Times New Roman"/>
+          <w:lang w:val="en-IN"/>
+        </w:rPr>
+        <w:t>const</w:t>
+      </w:r>
+      <w:proofErr w:type="spellEnd"/>
+      <w:r>
+        <w:rPr>
+          <w:rFonts w:ascii="Times New Roman" w:eastAsia="Times New Roman" w:hAnsi="Times New Roman" w:cs="Times New Roman"/>
+          <w:lang w:val="en-IN"/>
+        </w:rPr>
+        <w:t xml:space="preserve"> td3 = </w:t>
+      </w:r>
+      <w:proofErr w:type="spellStart"/>
+      <w:proofErr w:type="gramStart"/>
+      <w:r>
+        <w:rPr>
+          <w:rFonts w:ascii="Times New Roman" w:eastAsia="Times New Roman" w:hAnsi="Times New Roman" w:cs="Times New Roman"/>
+          <w:lang w:val="en-IN"/>
+        </w:rPr>
+        <w:t>document.createElement</w:t>
+      </w:r>
+      <w:proofErr w:type="spellEnd"/>
+      <w:proofErr w:type="gramEnd"/>
+      <w:r>
+        <w:rPr>
+          <w:rFonts w:ascii="Times New Roman" w:eastAsia="Times New Roman" w:hAnsi="Times New Roman" w:cs="Times New Roman"/>
+          <w:lang w:val="en-IN"/>
+        </w:rPr>
+        <w:t>('td');</w:t>
+      </w:r>
+    </w:p>
+    <w:p>
+      <w:pPr>
+        <w:rPr>
+          <w:rFonts w:ascii="Times New Roman" w:eastAsia="Times New Roman" w:hAnsi="Times New Roman" w:cs="Times New Roman"/>
+          <w:lang w:val="en-IN"/>
+        </w:rPr>
+      </w:pPr>
+      <w:r>
+        <w:rPr>
+          <w:rFonts w:ascii="Times New Roman" w:eastAsia="Times New Roman" w:hAnsi="Times New Roman" w:cs="Times New Roman"/>
+          <w:lang w:val="en-IN"/>
+        </w:rPr>
+        <w:t xml:space="preserve">            </w:t>
+      </w:r>
+      <w:proofErr w:type="spellStart"/>
+      <w:r>
+        <w:rPr>
+          <w:rFonts w:ascii="Times New Roman" w:eastAsia="Times New Roman" w:hAnsi="Times New Roman" w:cs="Times New Roman"/>
+          <w:lang w:val="en-IN"/>
+        </w:rPr>
+        <w:t>const</w:t>
+      </w:r>
+      <w:proofErr w:type="spellEnd"/>
+      <w:r>
+        <w:rPr>
+          <w:rFonts w:ascii="Times New Roman" w:eastAsia="Times New Roman" w:hAnsi="Times New Roman" w:cs="Times New Roman"/>
+          <w:lang w:val="en-IN"/>
+        </w:rPr>
+        <w:t xml:space="preserve"> td4 = </w:t>
+      </w:r>
+      <w:proofErr w:type="spellStart"/>
+      <w:proofErr w:type="gramStart"/>
+      <w:r>
+        <w:rPr>
+          <w:rFonts w:ascii="Times New Roman" w:eastAsia="Times New Roman" w:hAnsi="Times New Roman" w:cs="Times New Roman"/>
+          <w:lang w:val="en-IN"/>
+        </w:rPr>
+        <w:t>document.createElement</w:t>
+      </w:r>
+      <w:proofErr w:type="spellEnd"/>
+      <w:proofErr w:type="gramEnd"/>
+      <w:r>
+        <w:rPr>
+          <w:rFonts w:ascii="Times New Roman" w:eastAsia="Times New Roman" w:hAnsi="Times New Roman" w:cs="Times New Roman"/>
+          <w:lang w:val="en-IN"/>
+        </w:rPr>
+        <w:t>('td');</w:t>
+      </w:r>
+    </w:p>
+    <w:p>
+      <w:pPr>
+        <w:rPr>
+          <w:rFonts w:ascii="Times New Roman" w:eastAsia="Times New Roman" w:hAnsi="Times New Roman" w:cs="Times New Roman"/>
+          <w:lang w:val="en-IN"/>
+        </w:rPr>
+      </w:pPr>
+      <w:r>
+        <w:rPr>
+          <w:rFonts w:ascii="Times New Roman" w:eastAsia="Times New Roman" w:hAnsi="Times New Roman" w:cs="Times New Roman"/>
+          <w:lang w:val="en-IN"/>
+        </w:rPr>
+        <w:t>            td1.innerText = name;</w:t>
+      </w:r>
+    </w:p>
+    <w:p>
+      <w:pPr>
+        <w:rPr>
+          <w:rFonts w:ascii="Times New Roman" w:eastAsia="Times New Roman" w:hAnsi="Times New Roman" w:cs="Times New Roman"/>
+          <w:lang w:val="en-IN"/>
+        </w:rPr>
+      </w:pPr>
+      <w:r>
+        <w:rPr>
+          <w:rFonts w:ascii="Times New Roman" w:eastAsia="Times New Roman" w:hAnsi="Times New Roman" w:cs="Times New Roman"/>
+          <w:lang w:val="en-IN"/>
+        </w:rPr>
+        <w:t>            td2.innerText = course;</w:t>
+      </w:r>
+    </w:p>
+    <w:p>
+      <w:pPr>
+        <w:rPr>
+          <w:rFonts w:ascii="Times New Roman" w:eastAsia="Times New Roman" w:hAnsi="Times New Roman" w:cs="Times New Roman"/>
+          <w:lang w:val="en-IN"/>
+        </w:rPr>
+      </w:pPr>
+      <w:r>
+        <w:rPr>
+          <w:rFonts w:ascii="Times New Roman" w:eastAsia="Times New Roman" w:hAnsi="Times New Roman" w:cs="Times New Roman"/>
+          <w:lang w:val="en-IN"/>
+        </w:rPr>
+        <w:t>            td3.innerText = email;</w:t>
+      </w:r>
+    </w:p>
+    <w:p>
+      <w:pPr>
+        <w:rPr>
+          <w:rFonts w:ascii="Times New Roman" w:eastAsia="Times New Roman" w:hAnsi="Times New Roman" w:cs="Times New Roman"/>
+          <w:lang w:val="en-IN"/>
+        </w:rPr>
+      </w:pPr>
+      <w:r>
+        <w:rPr>
+          <w:rFonts w:ascii="Times New Roman" w:eastAsia="Times New Roman" w:hAnsi="Times New Roman" w:cs="Times New Roman"/>
+          <w:lang w:val="en-IN"/>
+        </w:rPr>
+        <w:t>            td4.innerText = subject;</w:t>
+      </w:r>
+    </w:p>
+    <w:p>
+      <w:pPr>
+        <w:rPr>
+          <w:rFonts w:ascii="Times New Roman" w:eastAsia="Times New Roman" w:hAnsi="Times New Roman" w:cs="Times New Roman"/>
+          <w:lang w:val="en-IN"/>
+        </w:rPr>
+      </w:pPr>
+      <w:r>
+        <w:rPr>
+          <w:rFonts w:ascii="Times New Roman" w:eastAsia="Times New Roman" w:hAnsi="Times New Roman" w:cs="Times New Roman"/>
+          <w:lang w:val="en-IN"/>
+        </w:rPr>
+        <w:t xml:space="preserve">            </w:t>
+      </w:r>
+      <w:proofErr w:type="spellStart"/>
+      <w:r>
+        <w:rPr>
+          <w:rFonts w:ascii="Times New Roman" w:eastAsia="Times New Roman" w:hAnsi="Times New Roman" w:cs="Times New Roman"/>
+          <w:lang w:val="en-IN"/>
+        </w:rPr>
+        <w:t>newRecord.appendChild</w:t>
+      </w:r>
+      <w:proofErr w:type="spellEnd"/>
+      <w:r>
+        <w:rPr>
+          <w:rFonts w:ascii="Times New Roman" w:eastAsia="Times New Roman" w:hAnsi="Times New Roman" w:cs="Times New Roman"/>
+          <w:lang w:val="en-IN"/>
+        </w:rPr>
+        <w:t>(td1);</w:t>
+      </w:r>
+    </w:p>
+    <w:p>
+      <w:pPr>
+        <w:rPr>
+          <w:rFonts w:ascii="Times New Roman" w:eastAsia="Times New Roman" w:hAnsi="Times New Roman" w:cs="Times New Roman"/>
+          <w:lang w:val="en-IN"/>
+        </w:rPr>
+      </w:pPr>
+      <w:r>
+        <w:rPr>
+          <w:rFonts w:ascii="Times New Roman" w:eastAsia="Times New Roman" w:hAnsi="Times New Roman" w:cs="Times New Roman"/>
+          <w:lang w:val="en-IN"/>
+        </w:rPr>
+        <w:t xml:space="preserve">            </w:t>
+      </w:r>
+      <w:proofErr w:type="spellStart"/>
+      <w:r>
+        <w:rPr>
+          <w:rFonts w:ascii="Times New Roman" w:eastAsia="Times New Roman" w:hAnsi="Times New Roman" w:cs="Times New Roman"/>
+          <w:lang w:val="en-IN"/>
+        </w:rPr>
+        <w:t>newRecord.appendChild</w:t>
+      </w:r>
+      <w:proofErr w:type="spellEnd"/>
+      <w:r>
+        <w:rPr>
+          <w:rFonts w:ascii="Times New Roman" w:eastAsia="Times New Roman" w:hAnsi="Times New Roman" w:cs="Times New Roman"/>
+          <w:lang w:val="en-IN"/>
+        </w:rPr>
+        <w:t>(td2);</w:t>
+      </w:r>
+    </w:p>
+    <w:p>
+      <w:pPr>
+        <w:rPr>
+          <w:rFonts w:ascii="Times New Roman" w:eastAsia="Times New Roman" w:hAnsi="Times New Roman" w:cs="Times New Roman"/>
+          <w:lang w:val="en-IN"/>
+        </w:rPr>
+      </w:pPr>
+      <w:r>
+        <w:rPr>
+          <w:rFonts w:ascii="Times New Roman" w:eastAsia="Times New Roman" w:hAnsi="Times New Roman" w:cs="Times New Roman"/>
+          <w:lang w:val="en-IN"/>
+        </w:rPr>
+        <w:t xml:space="preserve">            </w:t>
+      </w:r>
+      <w:proofErr w:type="spellStart"/>
+      <w:r>
+        <w:rPr>
+          <w:rFonts w:ascii="Times New Roman" w:eastAsia="Times New Roman" w:hAnsi="Times New Roman" w:cs="Times New Roman"/>
+          <w:lang w:val="en-IN"/>
+        </w:rPr>
+        <w:t>newRecord.appendChild</w:t>
+      </w:r>
+      <w:proofErr w:type="spellEnd"/>
+      <w:r>
+        <w:rPr>
+          <w:rFonts w:ascii="Times New Roman" w:eastAsia="Times New Roman" w:hAnsi="Times New Roman" w:cs="Times New Roman"/>
+          <w:lang w:val="en-IN"/>
+        </w:rPr>
+        <w:t>(td3);</w:t>
+      </w:r>
+    </w:p>
+    <w:p>
+      <w:pPr>
+        <w:rPr>
+          <w:rFonts w:ascii="Times New Roman" w:eastAsia="Times New Roman" w:hAnsi="Times New Roman" w:cs="Times New Roman"/>
+          <w:lang w:val="en-IN"/>
+        </w:rPr>
+      </w:pPr>
+      <w:r>
+        <w:rPr>
+          <w:rFonts w:ascii="Times New Roman" w:eastAsia="Times New Roman" w:hAnsi="Times New Roman" w:cs="Times New Roman"/>
+          <w:lang w:val="en-IN"/>
+        </w:rPr>
+        <w:t xml:space="preserve">            </w:t>
+      </w:r>
+      <w:proofErr w:type="spellStart"/>
+      <w:r>
+        <w:rPr>
+          <w:rFonts w:ascii="Times New Roman" w:eastAsia="Times New Roman" w:hAnsi="Times New Roman" w:cs="Times New Roman"/>
+          <w:lang w:val="en-IN"/>
+        </w:rPr>
+        <w:t>newRecord.appendChild</w:t>
+      </w:r>
+      <w:proofErr w:type="spellEnd"/>
+      <w:r>
+        <w:rPr>
+          <w:rFonts w:ascii="Times New Roman" w:eastAsia="Times New Roman" w:hAnsi="Times New Roman" w:cs="Times New Roman"/>
+          <w:lang w:val="en-IN"/>
+        </w:rPr>
+        <w:t>(td4);</w:t>
+      </w:r>
+    </w:p>
+    <w:p>
+      <w:pPr>
+        <w:rPr>
+          <w:rFonts w:ascii="Times New Roman" w:eastAsia="Times New Roman" w:hAnsi="Times New Roman" w:cs="Times New Roman"/>
+          <w:lang w:val="en-IN"/>
+        </w:rPr>
+      </w:pPr>
+      <w:r>
+        <w:rPr>
+          <w:rFonts w:ascii="Times New Roman" w:eastAsia="Times New Roman" w:hAnsi="Times New Roman" w:cs="Times New Roman"/>
+          <w:lang w:val="en-IN"/>
+        </w:rPr>
+        <w:t xml:space="preserve">            </w:t>
+      </w:r>
+      <w:proofErr w:type="spellStart"/>
+      <w:r>
+        <w:rPr>
+          <w:rFonts w:ascii="Times New Roman" w:eastAsia="Times New Roman" w:hAnsi="Times New Roman" w:cs="Times New Roman"/>
+          <w:lang w:val="en-IN"/>
+        </w:rPr>
+        <w:t>tableInfo.appendChild</w:t>
+      </w:r>
+      <w:proofErr w:type="spellEnd"/>
+      <w:r>
+        <w:rPr>
+          <w:rFonts w:ascii="Times New Roman" w:eastAsia="Times New Roman" w:hAnsi="Times New Roman" w:cs="Times New Roman"/>
+          <w:lang w:val="en-IN"/>
+        </w:rPr>
+        <w:t>(</w:t>
+      </w:r>
+      <w:proofErr w:type="spellStart"/>
+      <w:r>
+        <w:rPr>
+          <w:rFonts w:ascii="Times New Roman" w:eastAsia="Times New Roman" w:hAnsi="Times New Roman" w:cs="Times New Roman"/>
+          <w:lang w:val="en-IN"/>
+        </w:rPr>
+        <w:t>newRecord</w:t>
+      </w:r>
+      <w:proofErr w:type="spellEnd"/>
+      <w:proofErr w:type="gramStart"/>
+      <w:r>
+        <w:rPr>
+          <w:rFonts w:ascii="Times New Roman" w:eastAsia="Times New Roman" w:hAnsi="Times New Roman" w:cs="Times New Roman"/>
+          <w:lang w:val="en-IN"/>
+        </w:rPr>
+        <w:t>);;</w:t>
+      </w:r>
+      <w:proofErr w:type="gramEnd"/>
+    </w:p>
+    <w:p>
+      <w:pPr>
+        <w:rPr>
+          <w:rFonts w:ascii="Times New Roman" w:eastAsia="Times New Roman" w:hAnsi="Times New Roman" w:cs="Times New Roman"/>
+          <w:lang w:val="en-IN"/>
+        </w:rPr>
+      </w:pPr>
+      <w:r>
+        <w:rPr>
+          <w:rFonts w:ascii="Times New Roman" w:eastAsia="Times New Roman" w:hAnsi="Times New Roman" w:cs="Times New Roman"/>
+          <w:lang w:val="en-IN"/>
+        </w:rPr>
+        <w:t>        }</w:t>
+      </w:r>
+    </w:p>
+    <w:p>
+      <w:pPr>
+        <w:rPr>
+          <w:rFonts w:ascii="Times New Roman" w:eastAsia="Times New Roman" w:hAnsi="Times New Roman" w:cs="Times New Roman"/>
+          <w:lang w:val="en-IN"/>
+        </w:rPr>
+      </w:pPr>
+      <w:r>
+        <w:rPr>
+          <w:rFonts w:ascii="Times New Roman" w:eastAsia="Times New Roman" w:hAnsi="Times New Roman" w:cs="Times New Roman"/>
+          <w:lang w:val="en-IN"/>
+        </w:rPr>
+        <w:t>    &lt;/script&gt;</w:t>
+      </w:r>
+    </w:p>
+    <w:p>
+      <w:pPr>
+        <w:rPr>
+          <w:rFonts w:ascii="Times New Roman" w:eastAsia="Times New Roman" w:hAnsi="Times New Roman" w:cs="Times New Roman"/>
+          <w:lang w:val="en-IN"/>
+        </w:rPr>
+      </w:pPr>
+      <w:r>
+        <w:rPr>
+          <w:rFonts w:ascii="Times New Roman" w:eastAsia="Times New Roman" w:hAnsi="Times New Roman" w:cs="Times New Roman"/>
+          <w:lang w:val="en-IN"/>
+        </w:rPr>
+        <w:t>    &lt;style&gt;</w:t>
+      </w:r>
+    </w:p>
+    <w:p>
+      <w:pPr>
+        <w:rPr>
+          <w:rFonts w:ascii="Times New Roman" w:eastAsia="Times New Roman" w:hAnsi="Times New Roman" w:cs="Times New Roman"/>
+          <w:lang w:val="en-IN"/>
+        </w:rPr>
+      </w:pPr>
+      <w:r>
+        <w:rPr>
+          <w:rFonts w:ascii="Times New Roman" w:eastAsia="Times New Roman" w:hAnsi="Times New Roman" w:cs="Times New Roman"/>
+          <w:lang w:val="en-IN"/>
+        </w:rPr>
+        <w:t xml:space="preserve">        </w:t>
+      </w:r>
+      <w:proofErr w:type="spellStart"/>
+      <w:proofErr w:type="gramStart"/>
+      <w:r>
+        <w:rPr>
+          <w:rFonts w:ascii="Times New Roman" w:eastAsia="Times New Roman" w:hAnsi="Times New Roman" w:cs="Times New Roman"/>
+          <w:lang w:val="en-IN"/>
+        </w:rPr>
+        <w:t>table,tr</w:t>
+      </w:r>
+      <w:proofErr w:type="gramEnd"/>
+      <w:r>
+        <w:rPr>
+          <w:rFonts w:ascii="Times New Roman" w:eastAsia="Times New Roman" w:hAnsi="Times New Roman" w:cs="Times New Roman"/>
+          <w:lang w:val="en-IN"/>
+        </w:rPr>
+        <w:t>,</w:t>
+      </w:r>
+      <w:proofErr w:type="gramStart"/>
+      <w:r>
+        <w:rPr>
+          <w:rFonts w:ascii="Times New Roman" w:eastAsia="Times New Roman" w:hAnsi="Times New Roman" w:cs="Times New Roman"/>
+          <w:lang w:val="en-IN"/>
+        </w:rPr>
+        <w:t>td,th</w:t>
+      </w:r>
+      <w:proofErr w:type="spellEnd"/>
+      <w:proofErr w:type="gramEnd"/>
+      <w:r>
+        <w:rPr>
+          <w:rFonts w:ascii="Times New Roman" w:eastAsia="Times New Roman" w:hAnsi="Times New Roman" w:cs="Times New Roman"/>
+          <w:lang w:val="en-IN"/>
+        </w:rPr>
+        <w:t>{</w:t>
+      </w:r>
+    </w:p>
+    <w:p>
+      <w:pPr>
+        <w:rPr>
+          <w:rFonts w:ascii="Times New Roman" w:eastAsia="Times New Roman" w:hAnsi="Times New Roman" w:cs="Times New Roman"/>
+          <w:lang w:val="en-IN"/>
+        </w:rPr>
+      </w:pPr>
+      <w:r>
+        <w:rPr>
+          <w:rFonts w:ascii="Times New Roman" w:eastAsia="Times New Roman" w:hAnsi="Times New Roman" w:cs="Times New Roman"/>
+          <w:lang w:val="en-IN"/>
+        </w:rPr>
+        <w:t>            border: 1px solid;</w:t>
+      </w:r>
+    </w:p>
+    <w:p>
+      <w:pPr>
+        <w:rPr>
+          <w:rFonts w:ascii="Times New Roman" w:eastAsia="Times New Roman" w:hAnsi="Times New Roman" w:cs="Times New Roman"/>
+          <w:lang w:val="en-IN"/>
+        </w:rPr>
+      </w:pPr>
+      <w:r>
+        <w:rPr>
+          <w:rFonts w:ascii="Times New Roman" w:eastAsia="Times New Roman" w:hAnsi="Times New Roman" w:cs="Times New Roman"/>
+          <w:lang w:val="en-IN"/>
+        </w:rPr>
+        <w:t>            border-collapse: collapse;</w:t>
+      </w:r>
+    </w:p>
+    <w:p>
+      <w:pPr>
+        <w:rPr>
+          <w:rFonts w:ascii="Times New Roman" w:eastAsia="Times New Roman" w:hAnsi="Times New Roman" w:cs="Times New Roman"/>
+          <w:lang w:val="en-IN"/>
+        </w:rPr>
+      </w:pPr>
+      <w:r>
+        <w:rPr>
+          <w:rFonts w:ascii="Times New Roman" w:eastAsia="Times New Roman" w:hAnsi="Times New Roman" w:cs="Times New Roman"/>
+          <w:lang w:val="en-IN"/>
+        </w:rPr>
+        <w:t>            text-</w:t>
+      </w:r>
+      <w:proofErr w:type="gramStart"/>
+      <w:r>
+        <w:rPr>
+          <w:rFonts w:ascii="Times New Roman" w:eastAsia="Times New Roman" w:hAnsi="Times New Roman" w:cs="Times New Roman"/>
+          <w:lang w:val="en-IN"/>
+        </w:rPr>
+        <w:t>align:</w:t>
+      </w:r>
+      <w:proofErr w:type="gramEnd"/>
+      <w:r>
+        <w:rPr>
+          <w:rFonts w:ascii="Times New Roman" w:eastAsia="Times New Roman" w:hAnsi="Times New Roman" w:cs="Times New Roman"/>
+          <w:lang w:val="en-IN"/>
+        </w:rPr>
+        <w:t xml:space="preserve"> </w:t>
+      </w:r>
+      <w:proofErr w:type="spellStart"/>
+      <w:r>
+        <w:rPr>
+          <w:rFonts w:ascii="Times New Roman" w:eastAsia="Times New Roman" w:hAnsi="Times New Roman" w:cs="Times New Roman"/>
+          <w:lang w:val="en-IN"/>
+        </w:rPr>
+        <w:t>center</w:t>
+      </w:r>
+      <w:proofErr w:type="spellEnd"/>
+      <w:r>
+        <w:rPr>
+          <w:rFonts w:ascii="Times New Roman" w:eastAsia="Times New Roman" w:hAnsi="Times New Roman" w:cs="Times New Roman"/>
+          <w:lang w:val="en-IN"/>
+        </w:rPr>
+        <w:t>;</w:t>
+      </w:r>
+    </w:p>
+    <w:p>
+      <w:pPr>
+        <w:rPr>
+          <w:rFonts w:ascii="Times New Roman" w:eastAsia="Times New Roman" w:hAnsi="Times New Roman" w:cs="Times New Roman"/>
+          <w:lang w:val="en-IN"/>
+        </w:rPr>
+      </w:pPr>
+      <w:r>
+        <w:rPr>
+          <w:rFonts w:ascii="Times New Roman" w:eastAsia="Times New Roman" w:hAnsi="Times New Roman" w:cs="Times New Roman"/>
+          <w:lang w:val="en-IN"/>
+        </w:rPr>
+        <w:t>            padding: 5px;</w:t>
+      </w:r>
+    </w:p>
+    <w:p>
+      <w:pPr>
+        <w:rPr>
+          <w:rFonts w:ascii="Times New Roman" w:eastAsia="Times New Roman" w:hAnsi="Times New Roman" w:cs="Times New Roman"/>
+          <w:lang w:val="en-IN"/>
+        </w:rPr>
+      </w:pPr>
+      <w:r>
+        <w:rPr>
+          <w:rFonts w:ascii="Times New Roman" w:eastAsia="Times New Roman" w:hAnsi="Times New Roman" w:cs="Times New Roman"/>
+          <w:lang w:val="en-IN"/>
+        </w:rPr>
+        <w:t>        }</w:t>
+      </w:r>
+    </w:p>
+    <w:p>
+      <w:pPr>
+        <w:rPr>
+          <w:rFonts w:ascii="Times New Roman" w:eastAsia="Times New Roman" w:hAnsi="Times New Roman" w:cs="Times New Roman"/>
+          <w:lang w:val="en-IN"/>
+        </w:rPr>
+      </w:pPr>
+      <w:r>
+        <w:rPr>
+          <w:rFonts w:ascii="Times New Roman" w:eastAsia="Times New Roman" w:hAnsi="Times New Roman" w:cs="Times New Roman"/>
+          <w:lang w:val="en-IN"/>
+        </w:rPr>
+        <w:t>    &lt;/style&gt;</w:t>
+      </w:r>
+    </w:p>
+    <w:p>
+      <w:pPr>
+        <w:rPr>
+          <w:rFonts w:ascii="Times New Roman" w:eastAsia="Times New Roman" w:hAnsi="Times New Roman" w:cs="Times New Roman"/>
+          <w:lang w:val="en-IN"/>
+        </w:rPr>
+      </w:pPr>
+      <w:r>
+        <w:rPr>
+          <w:rFonts w:ascii="Times New Roman" w:eastAsia="Times New Roman" w:hAnsi="Times New Roman" w:cs="Times New Roman"/>
+          <w:lang w:val="en-IN"/>
+        </w:rPr>
+        <w:lastRenderedPageBreak/>
+        <w:t>&lt;/head&gt;</w:t>
+      </w:r>
+    </w:p>
+    <w:p>
+      <w:pPr>
+        <w:rPr>
+          <w:rFonts w:ascii="Times New Roman" w:eastAsia="Times New Roman" w:hAnsi="Times New Roman" w:cs="Times New Roman"/>
+          <w:lang w:val="en-IN"/>
+        </w:rPr>
+      </w:pPr>
+      <w:r>
+        <w:rPr>
+          <w:rFonts w:ascii="Times New Roman" w:eastAsia="Times New Roman" w:hAnsi="Times New Roman" w:cs="Times New Roman"/>
+          <w:lang w:val="en-IN"/>
+        </w:rPr>
+        <w:t>&lt;body&gt;</w:t>
+      </w:r>
+    </w:p>
+    <w:p>
+      <w:pPr>
+        <w:rPr>
+          <w:rFonts w:ascii="Times New Roman" w:eastAsia="Times New Roman" w:hAnsi="Times New Roman" w:cs="Times New Roman"/>
+          <w:lang w:val="en-IN"/>
+        </w:rPr>
+      </w:pPr>
+      <w:r>
+        <w:rPr>
+          <w:rFonts w:ascii="Times New Roman" w:eastAsia="Times New Roman" w:hAnsi="Times New Roman" w:cs="Times New Roman"/>
+          <w:lang w:val="en-IN"/>
+        </w:rPr>
+        <w:t>    &lt;h1&gt;Creating table dynamically&lt;/h1&gt;</w:t>
+      </w:r>
+    </w:p>
+    <w:p>
+      <w:pPr>
+        <w:rPr>
+          <w:rFonts w:ascii="Times New Roman" w:eastAsia="Times New Roman" w:hAnsi="Times New Roman" w:cs="Times New Roman"/>
+          <w:lang w:val="en-IN"/>
+        </w:rPr>
+      </w:pPr>
+      <w:r>
+        <w:rPr>
+          <w:rFonts w:ascii="Times New Roman" w:eastAsia="Times New Roman" w:hAnsi="Times New Roman" w:cs="Times New Roman"/>
+          <w:lang w:val="en-IN"/>
+        </w:rPr>
+        <w:t>    Name: &lt;input id="name"&gt;</w:t>
+      </w:r>
+    </w:p>
+    <w:p>
+      <w:pPr>
+        <w:rPr>
+          <w:rFonts w:ascii="Times New Roman" w:eastAsia="Times New Roman" w:hAnsi="Times New Roman" w:cs="Times New Roman"/>
+          <w:lang w:val="en-IN"/>
+        </w:rPr>
+      </w:pPr>
+      <w:r>
+        <w:rPr>
+          <w:rFonts w:ascii="Times New Roman" w:eastAsia="Times New Roman" w:hAnsi="Times New Roman" w:cs="Times New Roman"/>
+          <w:lang w:val="en-IN"/>
+        </w:rPr>
+        <w:t>    Course: &lt;input id="course"&gt; &lt;</w:t>
+      </w:r>
+      <w:proofErr w:type="spellStart"/>
+      <w:r>
+        <w:rPr>
+          <w:rFonts w:ascii="Times New Roman" w:eastAsia="Times New Roman" w:hAnsi="Times New Roman" w:cs="Times New Roman"/>
+          <w:lang w:val="en-IN"/>
+        </w:rPr>
+        <w:t>br</w:t>
+      </w:r>
+      <w:proofErr w:type="spellEnd"/>
+      <w:r>
+        <w:rPr>
+          <w:rFonts w:ascii="Times New Roman" w:eastAsia="Times New Roman" w:hAnsi="Times New Roman" w:cs="Times New Roman"/>
+          <w:lang w:val="en-IN"/>
+        </w:rPr>
+        <w:t>&gt;&lt;</w:t>
+      </w:r>
+      <w:proofErr w:type="spellStart"/>
+      <w:r>
+        <w:rPr>
+          <w:rFonts w:ascii="Times New Roman" w:eastAsia="Times New Roman" w:hAnsi="Times New Roman" w:cs="Times New Roman"/>
+          <w:lang w:val="en-IN"/>
+        </w:rPr>
+        <w:t>br</w:t>
+      </w:r>
+      <w:proofErr w:type="spellEnd"/>
+      <w:r>
+        <w:rPr>
+          <w:rFonts w:ascii="Times New Roman" w:eastAsia="Times New Roman" w:hAnsi="Times New Roman" w:cs="Times New Roman"/>
+          <w:lang w:val="en-IN"/>
+        </w:rPr>
+        <w:t>&gt;</w:t>
+      </w:r>
+    </w:p>
+    <w:p>
+      <w:pPr>
+        <w:rPr>
+          <w:rFonts w:ascii="Times New Roman" w:eastAsia="Times New Roman" w:hAnsi="Times New Roman" w:cs="Times New Roman"/>
+          <w:lang w:val="en-IN"/>
+        </w:rPr>
+      </w:pPr>
+      <w:r>
+        <w:rPr>
+          <w:rFonts w:ascii="Times New Roman" w:eastAsia="Times New Roman" w:hAnsi="Times New Roman" w:cs="Times New Roman"/>
+          <w:lang w:val="en-IN"/>
+        </w:rPr>
+        <w:t>    Email: &lt;input id="email"&gt;</w:t>
+      </w:r>
+    </w:p>
+    <w:p>
+      <w:pPr>
+        <w:rPr>
+          <w:rFonts w:ascii="Times New Roman" w:eastAsia="Times New Roman" w:hAnsi="Times New Roman" w:cs="Times New Roman"/>
+          <w:lang w:val="en-IN"/>
+        </w:rPr>
+      </w:pPr>
+      <w:r>
+        <w:rPr>
+          <w:rFonts w:ascii="Times New Roman" w:eastAsia="Times New Roman" w:hAnsi="Times New Roman" w:cs="Times New Roman"/>
+          <w:lang w:val="en-IN"/>
+        </w:rPr>
+        <w:t>    Subject: &lt;input id="subject"&gt; &lt;</w:t>
+      </w:r>
+      <w:proofErr w:type="spellStart"/>
+      <w:r>
+        <w:rPr>
+          <w:rFonts w:ascii="Times New Roman" w:eastAsia="Times New Roman" w:hAnsi="Times New Roman" w:cs="Times New Roman"/>
+          <w:lang w:val="en-IN"/>
+        </w:rPr>
+        <w:t>br</w:t>
+      </w:r>
+      <w:proofErr w:type="spellEnd"/>
+      <w:r>
+        <w:rPr>
+          <w:rFonts w:ascii="Times New Roman" w:eastAsia="Times New Roman" w:hAnsi="Times New Roman" w:cs="Times New Roman"/>
+          <w:lang w:val="en-IN"/>
+        </w:rPr>
+        <w:t>&gt;&lt;</w:t>
+      </w:r>
+      <w:proofErr w:type="spellStart"/>
+      <w:r>
+        <w:rPr>
+          <w:rFonts w:ascii="Times New Roman" w:eastAsia="Times New Roman" w:hAnsi="Times New Roman" w:cs="Times New Roman"/>
+          <w:lang w:val="en-IN"/>
+        </w:rPr>
+        <w:t>br</w:t>
+      </w:r>
+      <w:proofErr w:type="spellEnd"/>
+      <w:r>
+        <w:rPr>
+          <w:rFonts w:ascii="Times New Roman" w:eastAsia="Times New Roman" w:hAnsi="Times New Roman" w:cs="Times New Roman"/>
+          <w:lang w:val="en-IN"/>
+        </w:rPr>
+        <w:t>&gt;</w:t>
+      </w:r>
+    </w:p>
+    <w:p>
+      <w:pPr>
+        <w:rPr>
+          <w:rFonts w:ascii="Times New Roman" w:eastAsia="Times New Roman" w:hAnsi="Times New Roman" w:cs="Times New Roman"/>
+          <w:lang w:val="en-IN"/>
+        </w:rPr>
+      </w:pPr>
+      <w:r>
+        <w:rPr>
+          <w:rFonts w:ascii="Times New Roman" w:eastAsia="Times New Roman" w:hAnsi="Times New Roman" w:cs="Times New Roman"/>
+          <w:lang w:val="en-IN"/>
+        </w:rPr>
+        <w:t>    &lt;table style="border-style: solid;" id="table"&gt;</w:t>
+      </w:r>
+    </w:p>
+    <w:p>
+      <w:pPr>
+        <w:rPr>
+          <w:rFonts w:ascii="Times New Roman" w:eastAsia="Times New Roman" w:hAnsi="Times New Roman" w:cs="Times New Roman"/>
+          <w:lang w:val="en-IN"/>
+        </w:rPr>
+      </w:pPr>
+      <w:r>
+        <w:rPr>
+          <w:rFonts w:ascii="Times New Roman" w:eastAsia="Times New Roman" w:hAnsi="Times New Roman" w:cs="Times New Roman"/>
+          <w:lang w:val="en-IN"/>
+        </w:rPr>
+        <w:t>        &lt;tr id="heading"&gt;</w:t>
+      </w:r>
+    </w:p>
+    <w:p>
+      <w:pPr>
+        <w:rPr>
+          <w:rFonts w:ascii="Times New Roman" w:eastAsia="Times New Roman" w:hAnsi="Times New Roman" w:cs="Times New Roman"/>
+          <w:lang w:val="en-IN"/>
+        </w:rPr>
+      </w:pPr>
+      <w:r>
+        <w:rPr>
+          <w:rFonts w:ascii="Times New Roman" w:eastAsia="Times New Roman" w:hAnsi="Times New Roman" w:cs="Times New Roman"/>
+          <w:lang w:val="en-IN"/>
+        </w:rPr>
+        <w:t>            &lt;</w:t>
+      </w:r>
+      <w:proofErr w:type="spellStart"/>
+      <w:r>
+        <w:rPr>
+          <w:rFonts w:ascii="Times New Roman" w:eastAsia="Times New Roman" w:hAnsi="Times New Roman" w:cs="Times New Roman"/>
+          <w:lang w:val="en-IN"/>
+        </w:rPr>
+        <w:t>th</w:t>
+      </w:r>
+      <w:proofErr w:type="spellEnd"/>
+      <w:r>
+        <w:rPr>
+          <w:rFonts w:ascii="Times New Roman" w:eastAsia="Times New Roman" w:hAnsi="Times New Roman" w:cs="Times New Roman"/>
+          <w:lang w:val="en-IN"/>
+        </w:rPr>
+        <w:t>&gt;Name&lt;/</w:t>
+      </w:r>
+      <w:proofErr w:type="spellStart"/>
+      <w:r>
+        <w:rPr>
+          <w:rFonts w:ascii="Times New Roman" w:eastAsia="Times New Roman" w:hAnsi="Times New Roman" w:cs="Times New Roman"/>
+          <w:lang w:val="en-IN"/>
+        </w:rPr>
+        <w:t>th</w:t>
+      </w:r>
+      <w:proofErr w:type="spellEnd"/>
+      <w:r>
+        <w:rPr>
+          <w:rFonts w:ascii="Times New Roman" w:eastAsia="Times New Roman" w:hAnsi="Times New Roman" w:cs="Times New Roman"/>
+          <w:lang w:val="en-IN"/>
+        </w:rPr>
+        <w:t>&gt;</w:t>
+      </w:r>
+    </w:p>
+    <w:p>
+      <w:pPr>
+        <w:rPr>
+          <w:rFonts w:ascii="Times New Roman" w:eastAsia="Times New Roman" w:hAnsi="Times New Roman" w:cs="Times New Roman"/>
+          <w:lang w:val="en-IN"/>
+        </w:rPr>
+      </w:pPr>
+      <w:r>
+        <w:rPr>
+          <w:rFonts w:ascii="Times New Roman" w:eastAsia="Times New Roman" w:hAnsi="Times New Roman" w:cs="Times New Roman"/>
+          <w:lang w:val="en-IN"/>
+        </w:rPr>
+        <w:t>            &lt;</w:t>
+      </w:r>
+      <w:proofErr w:type="spellStart"/>
+      <w:r>
+        <w:rPr>
+          <w:rFonts w:ascii="Times New Roman" w:eastAsia="Times New Roman" w:hAnsi="Times New Roman" w:cs="Times New Roman"/>
+          <w:lang w:val="en-IN"/>
+        </w:rPr>
+        <w:t>th</w:t>
+      </w:r>
+      <w:proofErr w:type="spellEnd"/>
+      <w:r>
+        <w:rPr>
+          <w:rFonts w:ascii="Times New Roman" w:eastAsia="Times New Roman" w:hAnsi="Times New Roman" w:cs="Times New Roman"/>
+          <w:lang w:val="en-IN"/>
+        </w:rPr>
+        <w:t>&gt;Course&lt;/</w:t>
+      </w:r>
+      <w:proofErr w:type="spellStart"/>
+      <w:r>
+        <w:rPr>
+          <w:rFonts w:ascii="Times New Roman" w:eastAsia="Times New Roman" w:hAnsi="Times New Roman" w:cs="Times New Roman"/>
+          <w:lang w:val="en-IN"/>
+        </w:rPr>
+        <w:t>th</w:t>
+      </w:r>
+      <w:proofErr w:type="spellEnd"/>
+      <w:r>
+        <w:rPr>
+          <w:rFonts w:ascii="Times New Roman" w:eastAsia="Times New Roman" w:hAnsi="Times New Roman" w:cs="Times New Roman"/>
+          <w:lang w:val="en-IN"/>
+        </w:rPr>
+        <w:t>&gt;</w:t>
+      </w:r>
+    </w:p>
+    <w:p>
+      <w:pPr>
+        <w:rPr>
+          <w:rFonts w:ascii="Times New Roman" w:eastAsia="Times New Roman" w:hAnsi="Times New Roman" w:cs="Times New Roman"/>
+          <w:lang w:val="en-IN"/>
+        </w:rPr>
+      </w:pPr>
+      <w:r>
+        <w:rPr>
+          <w:rFonts w:ascii="Times New Roman" w:eastAsia="Times New Roman" w:hAnsi="Times New Roman" w:cs="Times New Roman"/>
+          <w:lang w:val="en-IN"/>
+        </w:rPr>
+        <w:t>            &lt;</w:t>
+      </w:r>
+      <w:proofErr w:type="spellStart"/>
+      <w:r>
+        <w:rPr>
+          <w:rFonts w:ascii="Times New Roman" w:eastAsia="Times New Roman" w:hAnsi="Times New Roman" w:cs="Times New Roman"/>
+          <w:lang w:val="en-IN"/>
+        </w:rPr>
+        <w:t>th</w:t>
+      </w:r>
+      <w:proofErr w:type="spellEnd"/>
+      <w:r>
+        <w:rPr>
+          <w:rFonts w:ascii="Times New Roman" w:eastAsia="Times New Roman" w:hAnsi="Times New Roman" w:cs="Times New Roman"/>
+          <w:lang w:val="en-IN"/>
+        </w:rPr>
+        <w:t>&gt;Email&lt;/</w:t>
+      </w:r>
+      <w:proofErr w:type="spellStart"/>
+      <w:r>
+        <w:rPr>
+          <w:rFonts w:ascii="Times New Roman" w:eastAsia="Times New Roman" w:hAnsi="Times New Roman" w:cs="Times New Roman"/>
+          <w:lang w:val="en-IN"/>
+        </w:rPr>
+        <w:t>th</w:t>
+      </w:r>
+      <w:proofErr w:type="spellEnd"/>
+      <w:r>
+        <w:rPr>
+          <w:rFonts w:ascii="Times New Roman" w:eastAsia="Times New Roman" w:hAnsi="Times New Roman" w:cs="Times New Roman"/>
+          <w:lang w:val="en-IN"/>
+        </w:rPr>
+        <w:t>&gt;</w:t>
+      </w:r>
+    </w:p>
+    <w:p>
+      <w:pPr>
+        <w:rPr>
+          <w:rFonts w:ascii="Times New Roman" w:eastAsia="Times New Roman" w:hAnsi="Times New Roman" w:cs="Times New Roman"/>
+          <w:lang w:val="en-IN"/>
+        </w:rPr>
+      </w:pPr>
+      <w:r>
+        <w:rPr>
+          <w:rFonts w:ascii="Times New Roman" w:eastAsia="Times New Roman" w:hAnsi="Times New Roman" w:cs="Times New Roman"/>
+          <w:lang w:val="en-IN"/>
+        </w:rPr>
+        <w:t>            &lt;</w:t>
+      </w:r>
+      <w:proofErr w:type="spellStart"/>
+      <w:r>
+        <w:rPr>
+          <w:rFonts w:ascii="Times New Roman" w:eastAsia="Times New Roman" w:hAnsi="Times New Roman" w:cs="Times New Roman"/>
+          <w:lang w:val="en-IN"/>
+        </w:rPr>
+        <w:t>th</w:t>
+      </w:r>
+      <w:proofErr w:type="spellEnd"/>
+      <w:r>
+        <w:rPr>
+          <w:rFonts w:ascii="Times New Roman" w:eastAsia="Times New Roman" w:hAnsi="Times New Roman" w:cs="Times New Roman"/>
+          <w:lang w:val="en-IN"/>
+        </w:rPr>
+        <w:t>&gt;Subject&lt;/</w:t>
+      </w:r>
+      <w:proofErr w:type="spellStart"/>
+      <w:r>
+        <w:rPr>
+          <w:rFonts w:ascii="Times New Roman" w:eastAsia="Times New Roman" w:hAnsi="Times New Roman" w:cs="Times New Roman"/>
+          <w:lang w:val="en-IN"/>
+        </w:rPr>
+        <w:t>th</w:t>
+      </w:r>
+      <w:proofErr w:type="spellEnd"/>
+      <w:r>
+        <w:rPr>
+          <w:rFonts w:ascii="Times New Roman" w:eastAsia="Times New Roman" w:hAnsi="Times New Roman" w:cs="Times New Roman"/>
+          <w:lang w:val="en-IN"/>
+        </w:rPr>
+        <w:t>&gt;</w:t>
+      </w:r>
+    </w:p>
+    <w:p>
+      <w:pPr>
+        <w:rPr>
+          <w:rFonts w:ascii="Times New Roman" w:eastAsia="Times New Roman" w:hAnsi="Times New Roman" w:cs="Times New Roman"/>
+          <w:lang w:val="en-IN"/>
+        </w:rPr>
+      </w:pPr>
+      <w:r>
+        <w:rPr>
+          <w:rFonts w:ascii="Times New Roman" w:eastAsia="Times New Roman" w:hAnsi="Times New Roman" w:cs="Times New Roman"/>
+          <w:lang w:val="en-IN"/>
+        </w:rPr>
+        <w:t>        &lt;/tr&gt;</w:t>
+      </w:r>
+    </w:p>
+    <w:p>
+      <w:pPr>
+        <w:rPr>
+          <w:rFonts w:ascii="Times New Roman" w:eastAsia="Times New Roman" w:hAnsi="Times New Roman" w:cs="Times New Roman"/>
+          <w:lang w:val="en-IN"/>
+        </w:rPr>
+      </w:pPr>
+      <w:r>
+        <w:rPr>
+          <w:rFonts w:ascii="Times New Roman" w:eastAsia="Times New Roman" w:hAnsi="Times New Roman" w:cs="Times New Roman"/>
+          <w:lang w:val="en-IN"/>
+        </w:rPr>
+        <w:t>    &lt;/table&gt;</w:t>
+      </w:r>
+    </w:p>
+    <w:p>
+      <w:pPr>
+        <w:rPr>
+          <w:rFonts w:ascii="Times New Roman" w:eastAsia="Times New Roman" w:hAnsi="Times New Roman" w:cs="Times New Roman"/>
+          <w:lang w:val="en-IN"/>
+        </w:rPr>
+      </w:pPr>
+      <w:r>
+        <w:rPr>
+          <w:rFonts w:ascii="Times New Roman" w:eastAsia="Times New Roman" w:hAnsi="Times New Roman" w:cs="Times New Roman"/>
+          <w:lang w:val="en-IN"/>
+        </w:rPr>
+        <w:t>    &lt;</w:t>
+      </w:r>
+      <w:proofErr w:type="spellStart"/>
+      <w:r>
+        <w:rPr>
+          <w:rFonts w:ascii="Times New Roman" w:eastAsia="Times New Roman" w:hAnsi="Times New Roman" w:cs="Times New Roman"/>
+          <w:lang w:val="en-IN"/>
+        </w:rPr>
+        <w:t>br</w:t>
+      </w:r>
+      <w:proofErr w:type="spellEnd"/>
+      <w:r>
+        <w:rPr>
+          <w:rFonts w:ascii="Times New Roman" w:eastAsia="Times New Roman" w:hAnsi="Times New Roman" w:cs="Times New Roman"/>
+          <w:lang w:val="en-IN"/>
+        </w:rPr>
+        <w:t>&gt;&lt;</w:t>
+      </w:r>
+      <w:proofErr w:type="spellStart"/>
+      <w:r>
+        <w:rPr>
+          <w:rFonts w:ascii="Times New Roman" w:eastAsia="Times New Roman" w:hAnsi="Times New Roman" w:cs="Times New Roman"/>
+          <w:lang w:val="en-IN"/>
+        </w:rPr>
+        <w:t>br</w:t>
+      </w:r>
+      <w:proofErr w:type="spellEnd"/>
+      <w:r>
+        <w:rPr>
+          <w:rFonts w:ascii="Times New Roman" w:eastAsia="Times New Roman" w:hAnsi="Times New Roman" w:cs="Times New Roman"/>
+          <w:lang w:val="en-IN"/>
+        </w:rPr>
+        <w:t>&gt;</w:t>
+      </w:r>
+    </w:p>
+    <w:p>
+      <w:pPr>
+        <w:rPr>
+          <w:rFonts w:ascii="Times New Roman" w:eastAsia="Times New Roman" w:hAnsi="Times New Roman" w:cs="Times New Roman"/>
+          <w:lang w:val="en-IN"/>
+        </w:rPr>
+      </w:pPr>
+      <w:r>
+        <w:rPr>
+          <w:rFonts w:ascii="Times New Roman" w:eastAsia="Times New Roman" w:hAnsi="Times New Roman" w:cs="Times New Roman"/>
+          <w:lang w:val="en-IN"/>
+        </w:rPr>
+        <w:t>    &lt;button onclick="</w:t>
+      </w:r>
+      <w:proofErr w:type="spellStart"/>
+      <w:proofErr w:type="gramStart"/>
+      <w:r>
+        <w:rPr>
+          <w:rFonts w:ascii="Times New Roman" w:eastAsia="Times New Roman" w:hAnsi="Times New Roman" w:cs="Times New Roman"/>
+          <w:lang w:val="en-IN"/>
+        </w:rPr>
+        <w:t>createRows</w:t>
+      </w:r>
+      <w:proofErr w:type="spellEnd"/>
+      <w:r>
+        <w:rPr>
+          <w:rFonts w:ascii="Times New Roman" w:eastAsia="Times New Roman" w:hAnsi="Times New Roman" w:cs="Times New Roman"/>
+          <w:lang w:val="en-IN"/>
+        </w:rPr>
+        <w:t>(</w:t>
+      </w:r>
+      <w:proofErr w:type="gramEnd"/>
+      <w:r>
+        <w:rPr>
+          <w:rFonts w:ascii="Times New Roman" w:eastAsia="Times New Roman" w:hAnsi="Times New Roman" w:cs="Times New Roman"/>
+          <w:lang w:val="en-IN"/>
+        </w:rPr>
+        <w:t>)"&gt;Create Row&lt;/button&gt;</w:t>
+      </w:r>
+    </w:p>
+    <w:p>
+      <w:pPr>
+        <w:rPr>
+          <w:rFonts w:ascii="Times New Roman" w:eastAsia="Times New Roman" w:hAnsi="Times New Roman" w:cs="Times New Roman"/>
+          <w:lang w:val="en-IN"/>
+        </w:rPr>
+      </w:pPr>
+      <w:r>
+        <w:rPr>
+          <w:rFonts w:ascii="Times New Roman" w:eastAsia="Times New Roman" w:hAnsi="Times New Roman" w:cs="Times New Roman"/>
+          <w:lang w:val="en-IN"/>
+        </w:rPr>
+        <w:t>&lt;/body&gt;</w:t>
+      </w:r>
+    </w:p>
+    <w:p>
+      <w:pPr>
+        <w:rPr>
+          <w:rFonts w:ascii="Times New Roman" w:eastAsia="Times New Roman" w:hAnsi="Times New Roman" w:cs="Times New Roman"/>
+          <w:lang w:val="en-IN"/>
+        </w:rPr>
+      </w:pPr>
+      <w:r>
+        <w:rPr>
+          <w:rFonts w:ascii="Times New Roman" w:eastAsia="Times New Roman" w:hAnsi="Times New Roman" w:cs="Times New Roman"/>
+          <w:lang w:val="en-IN"/>
+        </w:rPr>
+        <w:t>&lt;/html&gt;</w:t>
+      </w:r>
+    </w:p>
+    <w:p>
+      <w:pPr>
+        <w:rPr>
+          <w:rFonts w:ascii="Times New Roman" w:eastAsia="Times New Roman" w:hAnsi="Times New Roman" w:cs="Times New Roman"/>
+          <w:b/>
+          <w:bCs/>
+          <w:sz w:val="26"/>
+          <w:szCs w:val="26"/>
+          <w:lang w:val="en-US"/>
+        </w:rPr>
+      </w:pPr>
+      <w:r>
+        <w:rPr>
+          <w:rFonts w:ascii="Times New Roman" w:eastAsia="Times New Roman" w:hAnsi="Times New Roman" w:cs="Times New Roman"/>
+          <w:b/>
+          <w:bCs/>
+          <w:sz w:val="26"/>
+          <w:szCs w:val="26"/>
+          <w:lang w:val="en-US"/>
+        </w:rPr>
+        <w:br w:type="page"/>
+      </w:r>
+    </w:p>
+    <w:p>
+      <w:pPr>
+        <w:rPr>
+          <w:rFonts w:ascii="Times New Roman" w:eastAsia="Times New Roman" w:hAnsi="Times New Roman" w:cs="Times New Roman"/>
+          <w:b/>
+          <w:bCs/>
+          <w:sz w:val="26"/>
+          <w:szCs w:val="26"/>
+          <w:lang w:val="en-US"/>
+        </w:rPr>
+      </w:pPr>
+      <w:proofErr w:type="gramStart"/>
+      <w:r>
+        <w:rPr>
+          <w:rFonts w:ascii="Times New Roman" w:eastAsia="Times New Roman" w:hAnsi="Times New Roman" w:cs="Times New Roman"/>
+          <w:b/>
+          <w:bCs/>
+          <w:sz w:val="26"/>
+          <w:szCs w:val="26"/>
+          <w:lang w:val="en-US"/>
+        </w:rPr>
+        <w:lastRenderedPageBreak/>
+        <w:t>Assignment  -</w:t>
+      </w:r>
+      <w:proofErr w:type="gramEnd"/>
+      <w:r>
+        <w:rPr>
+          <w:rFonts w:ascii="Times New Roman" w:eastAsia="Times New Roman" w:hAnsi="Times New Roman" w:cs="Times New Roman"/>
+          <w:b/>
+          <w:bCs/>
+          <w:sz w:val="26"/>
+          <w:szCs w:val="26"/>
+          <w:lang w:val="en-US"/>
+        </w:rPr>
+        <w:t xml:space="preserve"> 2</w:t>
+      </w:r>
+    </w:p>
+    <w:p>
+      <w:pPr>
+        <w:rPr>
+          <w:rFonts w:ascii="Times New Roman" w:eastAsia="Times New Roman" w:hAnsi="Times New Roman" w:cs="Times New Roman"/>
+          <w:b/>
+          <w:bCs/>
+          <w:sz w:val="26"/>
+          <w:szCs w:val="26"/>
+          <w:lang w:val="en-US"/>
+        </w:rPr>
+      </w:pPr>
+      <w:r>
+        <w:rPr>
+          <w:rFonts w:ascii="Times New Roman" w:eastAsia="Times New Roman" w:hAnsi="Times New Roman" w:cs="Times New Roman"/>
+          <w:b/>
+          <w:bCs/>
+          <w:sz w:val="26"/>
+          <w:szCs w:val="26"/>
+          <w:lang w:val="en-US"/>
+        </w:rPr>
+        <w:t>Code:</w:t>
+      </w:r>
+    </w:p>
+    <w:p>
+      <w:pPr>
+        <w:rPr>
+          <w:rFonts w:ascii="Times New Roman" w:eastAsia="Times New Roman" w:hAnsi="Times New Roman" w:cs="Times New Roman"/>
+          <w:lang w:val="en-IN"/>
+        </w:rPr>
+      </w:pPr>
+      <w:r>
+        <w:rPr>
+          <w:rFonts w:ascii="Times New Roman" w:eastAsia="Times New Roman" w:hAnsi="Times New Roman" w:cs="Times New Roman"/>
+          <w:lang w:val="en-IN"/>
+        </w:rPr>
+        <w:t>&lt;!DOCTYPE html&gt;</w:t>
+      </w:r>
+    </w:p>
+    <w:p>
+      <w:pPr>
+        <w:rPr>
+          <w:rFonts w:ascii="Times New Roman" w:eastAsia="Times New Roman" w:hAnsi="Times New Roman" w:cs="Times New Roman"/>
+          <w:lang w:val="en-IN"/>
+        </w:rPr>
+      </w:pPr>
+      <w:r>
+        <w:rPr>
+          <w:rFonts w:ascii="Times New Roman" w:eastAsia="Times New Roman" w:hAnsi="Times New Roman" w:cs="Times New Roman"/>
+          <w:lang w:val="en-IN"/>
+        </w:rPr>
+        <w:t>&lt;html lang="</w:t>
+      </w:r>
+      <w:proofErr w:type="spellStart"/>
+      <w:r>
+        <w:rPr>
+          <w:rFonts w:ascii="Times New Roman" w:eastAsia="Times New Roman" w:hAnsi="Times New Roman" w:cs="Times New Roman"/>
+          <w:lang w:val="en-IN"/>
+        </w:rPr>
+        <w:t>en</w:t>
+      </w:r>
+      <w:proofErr w:type="spellEnd"/>
+      <w:r>
+        <w:rPr>
+          <w:rFonts w:ascii="Times New Roman" w:eastAsia="Times New Roman" w:hAnsi="Times New Roman" w:cs="Times New Roman"/>
+          <w:lang w:val="en-IN"/>
+        </w:rPr>
+        <w:t>"&gt;</w:t>
+      </w:r>
+    </w:p>
+    <w:p>
+      <w:pPr>
+        <w:rPr>
+          <w:rFonts w:ascii="Times New Roman" w:eastAsia="Times New Roman" w:hAnsi="Times New Roman" w:cs="Times New Roman"/>
+          <w:lang w:val="en-IN"/>
+        </w:rPr>
+      </w:pPr>
+      <w:r>
+        <w:rPr>
+          <w:rFonts w:ascii="Times New Roman" w:eastAsia="Times New Roman" w:hAnsi="Times New Roman" w:cs="Times New Roman"/>
+          <w:lang w:val="en-IN"/>
+        </w:rPr>
+        <w:t>&lt;head&gt;</w:t>
+      </w:r>
+    </w:p>
+    <w:p>
+      <w:pPr>
+        <w:rPr>
+          <w:rFonts w:ascii="Times New Roman" w:eastAsia="Times New Roman" w:hAnsi="Times New Roman" w:cs="Times New Roman"/>
+          <w:lang w:val="en-IN"/>
+        </w:rPr>
+      </w:pPr>
+      <w:r>
+        <w:rPr>
+          <w:rFonts w:ascii="Times New Roman" w:eastAsia="Times New Roman" w:hAnsi="Times New Roman" w:cs="Times New Roman"/>
+          <w:lang w:val="en-IN"/>
+        </w:rPr>
+        <w:t>    &lt;meta charset="UTF-8"&gt;</w:t>
+      </w:r>
+    </w:p>
+    <w:p>
+      <w:pPr>
+        <w:rPr>
+          <w:rFonts w:ascii="Times New Roman" w:eastAsia="Times New Roman" w:hAnsi="Times New Roman" w:cs="Times New Roman"/>
+          <w:lang w:val="en-IN"/>
+        </w:rPr>
+      </w:pPr>
+      <w:r>
+        <w:rPr>
+          <w:rFonts w:ascii="Times New Roman" w:eastAsia="Times New Roman" w:hAnsi="Times New Roman" w:cs="Times New Roman"/>
+          <w:lang w:val="en-IN"/>
+        </w:rPr>
+        <w:t>    &lt;meta name="viewport" content="width=device-width, initial-scale=1.0"&gt;</w:t>
+      </w:r>
+    </w:p>
+    <w:p>
+      <w:pPr>
+        <w:rPr>
+          <w:rFonts w:ascii="Times New Roman" w:eastAsia="Times New Roman" w:hAnsi="Times New Roman" w:cs="Times New Roman"/>
+          <w:lang w:val="en-IN"/>
+        </w:rPr>
+      </w:pPr>
+      <w:r>
+        <w:rPr>
+          <w:rFonts w:ascii="Times New Roman" w:eastAsia="Times New Roman" w:hAnsi="Times New Roman" w:cs="Times New Roman"/>
+          <w:lang w:val="en-IN"/>
+        </w:rPr>
+        <w:t>    &lt;title&gt;Menu&lt;/title&gt;</w:t>
+      </w:r>
+    </w:p>
+    <w:p>
+      <w:pPr>
+        <w:rPr>
+          <w:rFonts w:ascii="Times New Roman" w:eastAsia="Times New Roman" w:hAnsi="Times New Roman" w:cs="Times New Roman"/>
+          <w:lang w:val="en-IN"/>
+        </w:rPr>
+      </w:pPr>
+      <w:r>
+        <w:rPr>
+          <w:rFonts w:ascii="Times New Roman" w:eastAsia="Times New Roman" w:hAnsi="Times New Roman" w:cs="Times New Roman"/>
+          <w:lang w:val="en-IN"/>
+        </w:rPr>
+        <w:t>    &lt;style&gt;</w:t>
+      </w:r>
+    </w:p>
+    <w:p>
+      <w:pPr>
+        <w:rPr>
+          <w:rFonts w:ascii="Times New Roman" w:eastAsia="Times New Roman" w:hAnsi="Times New Roman" w:cs="Times New Roman"/>
+          <w:lang w:val="en-IN"/>
+        </w:rPr>
+      </w:pPr>
+      <w:r>
+        <w:rPr>
+          <w:rFonts w:ascii="Times New Roman" w:eastAsia="Times New Roman" w:hAnsi="Times New Roman" w:cs="Times New Roman"/>
+          <w:lang w:val="en-IN"/>
+        </w:rPr>
+        <w:t>        h</w:t>
+      </w:r>
+      <w:proofErr w:type="gramStart"/>
+      <w:r>
+        <w:rPr>
+          <w:rFonts w:ascii="Times New Roman" w:eastAsia="Times New Roman" w:hAnsi="Times New Roman" w:cs="Times New Roman"/>
+          <w:lang w:val="en-IN"/>
+        </w:rPr>
+        <w:t>1,h</w:t>
+      </w:r>
+      <w:proofErr w:type="gramEnd"/>
+      <w:r>
+        <w:rPr>
+          <w:rFonts w:ascii="Times New Roman" w:eastAsia="Times New Roman" w:hAnsi="Times New Roman" w:cs="Times New Roman"/>
+          <w:lang w:val="en-IN"/>
+        </w:rPr>
+        <w:t>3 {</w:t>
+      </w:r>
+    </w:p>
+    <w:p>
+      <w:pPr>
+        <w:rPr>
+          <w:rFonts w:ascii="Times New Roman" w:eastAsia="Times New Roman" w:hAnsi="Times New Roman" w:cs="Times New Roman"/>
+          <w:lang w:val="en-IN"/>
+        </w:rPr>
+      </w:pPr>
+      <w:r>
+        <w:rPr>
+          <w:rFonts w:ascii="Times New Roman" w:eastAsia="Times New Roman" w:hAnsi="Times New Roman" w:cs="Times New Roman"/>
+          <w:lang w:val="en-IN"/>
+        </w:rPr>
+        <w:t>            text-</w:t>
+      </w:r>
+      <w:proofErr w:type="gramStart"/>
+      <w:r>
+        <w:rPr>
+          <w:rFonts w:ascii="Times New Roman" w:eastAsia="Times New Roman" w:hAnsi="Times New Roman" w:cs="Times New Roman"/>
+          <w:lang w:val="en-IN"/>
+        </w:rPr>
+        <w:t>align:</w:t>
+      </w:r>
+      <w:proofErr w:type="gramEnd"/>
+      <w:r>
+        <w:rPr>
+          <w:rFonts w:ascii="Times New Roman" w:eastAsia="Times New Roman" w:hAnsi="Times New Roman" w:cs="Times New Roman"/>
+          <w:lang w:val="en-IN"/>
+        </w:rPr>
+        <w:t xml:space="preserve"> </w:t>
+      </w:r>
+      <w:proofErr w:type="spellStart"/>
+      <w:r>
+        <w:rPr>
+          <w:rFonts w:ascii="Times New Roman" w:eastAsia="Times New Roman" w:hAnsi="Times New Roman" w:cs="Times New Roman"/>
+          <w:lang w:val="en-IN"/>
+        </w:rPr>
+        <w:t>center</w:t>
+      </w:r>
+      <w:proofErr w:type="spellEnd"/>
+      <w:r>
+        <w:rPr>
+          <w:rFonts w:ascii="Times New Roman" w:eastAsia="Times New Roman" w:hAnsi="Times New Roman" w:cs="Times New Roman"/>
+          <w:lang w:val="en-IN"/>
+        </w:rPr>
+        <w:t>;</w:t>
+      </w:r>
+    </w:p>
+    <w:p>
+      <w:pPr>
+        <w:rPr>
+          <w:rFonts w:ascii="Times New Roman" w:eastAsia="Times New Roman" w:hAnsi="Times New Roman" w:cs="Times New Roman"/>
+          <w:lang w:val="en-IN"/>
+        </w:rPr>
+      </w:pPr>
+      <w:r>
+        <w:rPr>
+          <w:rFonts w:ascii="Times New Roman" w:eastAsia="Times New Roman" w:hAnsi="Times New Roman" w:cs="Times New Roman"/>
+          <w:lang w:val="en-IN"/>
+        </w:rPr>
+        <w:t>        }</w:t>
+      </w:r>
+    </w:p>
+    <w:p>
+      <w:pPr>
+        <w:rPr>
+          <w:rFonts w:ascii="Times New Roman" w:eastAsia="Times New Roman" w:hAnsi="Times New Roman" w:cs="Times New Roman"/>
+          <w:lang w:val="en-IN"/>
+        </w:rPr>
+      </w:pPr>
+      <w:r>
+        <w:rPr>
+          <w:rFonts w:ascii="Times New Roman" w:eastAsia="Times New Roman" w:hAnsi="Times New Roman" w:cs="Times New Roman"/>
+          <w:lang w:val="en-IN"/>
+        </w:rPr>
+        <w:t xml:space="preserve">        </w:t>
+      </w:r>
+      <w:proofErr w:type="gramStart"/>
+      <w:r>
+        <w:rPr>
+          <w:rFonts w:ascii="Times New Roman" w:eastAsia="Times New Roman" w:hAnsi="Times New Roman" w:cs="Times New Roman"/>
+          <w:lang w:val="en-IN"/>
+        </w:rPr>
+        <w:t>.items</w:t>
+      </w:r>
+      <w:proofErr w:type="gramEnd"/>
+      <w:r>
+        <w:rPr>
+          <w:rFonts w:ascii="Times New Roman" w:eastAsia="Times New Roman" w:hAnsi="Times New Roman" w:cs="Times New Roman"/>
+          <w:lang w:val="en-IN"/>
+        </w:rPr>
+        <w:t xml:space="preserve"> {</w:t>
+      </w:r>
+    </w:p>
+    <w:p>
+      <w:pPr>
+        <w:rPr>
+          <w:rFonts w:ascii="Times New Roman" w:eastAsia="Times New Roman" w:hAnsi="Times New Roman" w:cs="Times New Roman"/>
+          <w:lang w:val="en-IN"/>
+        </w:rPr>
+      </w:pPr>
+      <w:r>
+        <w:rPr>
+          <w:rFonts w:ascii="Times New Roman" w:eastAsia="Times New Roman" w:hAnsi="Times New Roman" w:cs="Times New Roman"/>
+          <w:lang w:val="en-IN"/>
+        </w:rPr>
+        <w:t>            display: grid;</w:t>
+      </w:r>
+    </w:p>
+    <w:p>
+      <w:pPr>
+        <w:rPr>
+          <w:rFonts w:ascii="Times New Roman" w:eastAsia="Times New Roman" w:hAnsi="Times New Roman" w:cs="Times New Roman"/>
+          <w:lang w:val="en-IN"/>
+        </w:rPr>
+      </w:pPr>
+      <w:r>
+        <w:rPr>
+          <w:rFonts w:ascii="Times New Roman" w:eastAsia="Times New Roman" w:hAnsi="Times New Roman" w:cs="Times New Roman"/>
+          <w:lang w:val="en-IN"/>
+        </w:rPr>
+        <w:t xml:space="preserve">            grid-template-columns: </w:t>
+      </w:r>
+      <w:proofErr w:type="gramStart"/>
+      <w:r>
+        <w:rPr>
+          <w:rFonts w:ascii="Times New Roman" w:eastAsia="Times New Roman" w:hAnsi="Times New Roman" w:cs="Times New Roman"/>
+          <w:lang w:val="en-IN"/>
+        </w:rPr>
+        <w:t>repeat(</w:t>
+      </w:r>
+      <w:proofErr w:type="gramEnd"/>
+      <w:r>
+        <w:rPr>
+          <w:rFonts w:ascii="Times New Roman" w:eastAsia="Times New Roman" w:hAnsi="Times New Roman" w:cs="Times New Roman"/>
+          <w:lang w:val="en-IN"/>
+        </w:rPr>
+        <w:t>2, 1fr);</w:t>
+      </w:r>
+    </w:p>
+    <w:p>
+      <w:pPr>
+        <w:rPr>
+          <w:rFonts w:ascii="Times New Roman" w:eastAsia="Times New Roman" w:hAnsi="Times New Roman" w:cs="Times New Roman"/>
+          <w:lang w:val="en-IN"/>
+        </w:rPr>
+      </w:pPr>
+      <w:r>
+        <w:rPr>
+          <w:rFonts w:ascii="Times New Roman" w:eastAsia="Times New Roman" w:hAnsi="Times New Roman" w:cs="Times New Roman"/>
+          <w:lang w:val="en-IN"/>
+        </w:rPr>
+        <w:t xml:space="preserve">            justify-items: </w:t>
+      </w:r>
+      <w:proofErr w:type="spellStart"/>
+      <w:r>
+        <w:rPr>
+          <w:rFonts w:ascii="Times New Roman" w:eastAsia="Times New Roman" w:hAnsi="Times New Roman" w:cs="Times New Roman"/>
+          <w:lang w:val="en-IN"/>
+        </w:rPr>
+        <w:t>center</w:t>
+      </w:r>
+      <w:proofErr w:type="spellEnd"/>
+      <w:r>
+        <w:rPr>
+          <w:rFonts w:ascii="Times New Roman" w:eastAsia="Times New Roman" w:hAnsi="Times New Roman" w:cs="Times New Roman"/>
+          <w:lang w:val="en-IN"/>
+        </w:rPr>
+        <w:t>;</w:t>
+      </w:r>
+    </w:p>
+    <w:p>
+      <w:pPr>
+        <w:rPr>
+          <w:rFonts w:ascii="Times New Roman" w:eastAsia="Times New Roman" w:hAnsi="Times New Roman" w:cs="Times New Roman"/>
+          <w:lang w:val="en-IN"/>
+        </w:rPr>
+      </w:pPr>
+      <w:r>
+        <w:rPr>
+          <w:rFonts w:ascii="Times New Roman" w:eastAsia="Times New Roman" w:hAnsi="Times New Roman" w:cs="Times New Roman"/>
+          <w:lang w:val="en-IN"/>
+        </w:rPr>
+        <w:t xml:space="preserve">            align-items: </w:t>
+      </w:r>
+      <w:proofErr w:type="spellStart"/>
+      <w:r>
+        <w:rPr>
+          <w:rFonts w:ascii="Times New Roman" w:eastAsia="Times New Roman" w:hAnsi="Times New Roman" w:cs="Times New Roman"/>
+          <w:lang w:val="en-IN"/>
+        </w:rPr>
+        <w:t>center</w:t>
+      </w:r>
+      <w:proofErr w:type="spellEnd"/>
+      <w:r>
+        <w:rPr>
+          <w:rFonts w:ascii="Times New Roman" w:eastAsia="Times New Roman" w:hAnsi="Times New Roman" w:cs="Times New Roman"/>
+          <w:lang w:val="en-IN"/>
+        </w:rPr>
+        <w:t>;</w:t>
+      </w:r>
+    </w:p>
+    <w:p>
+      <w:pPr>
+        <w:rPr>
+          <w:rFonts w:ascii="Times New Roman" w:eastAsia="Times New Roman" w:hAnsi="Times New Roman" w:cs="Times New Roman"/>
+          <w:lang w:val="en-IN"/>
+        </w:rPr>
+      </w:pPr>
+      <w:r>
+        <w:rPr>
+          <w:rFonts w:ascii="Times New Roman" w:eastAsia="Times New Roman" w:hAnsi="Times New Roman" w:cs="Times New Roman"/>
+          <w:lang w:val="en-IN"/>
+        </w:rPr>
+        <w:t>        }</w:t>
+      </w:r>
+    </w:p>
+    <w:p>
+      <w:pPr>
+        <w:rPr>
+          <w:rFonts w:ascii="Times New Roman" w:eastAsia="Times New Roman" w:hAnsi="Times New Roman" w:cs="Times New Roman"/>
+          <w:lang w:val="en-IN"/>
+        </w:rPr>
+      </w:pPr>
+      <w:r>
+        <w:rPr>
+          <w:rFonts w:ascii="Times New Roman" w:eastAsia="Times New Roman" w:hAnsi="Times New Roman" w:cs="Times New Roman"/>
+          <w:lang w:val="en-IN"/>
+        </w:rPr>
+        <w:t xml:space="preserve">        </w:t>
+      </w:r>
+      <w:proofErr w:type="gramStart"/>
+      <w:r>
+        <w:rPr>
+          <w:rFonts w:ascii="Times New Roman" w:eastAsia="Times New Roman" w:hAnsi="Times New Roman" w:cs="Times New Roman"/>
+          <w:lang w:val="en-IN"/>
+        </w:rPr>
+        <w:t>.item</w:t>
+      </w:r>
+      <w:proofErr w:type="gramEnd"/>
+      <w:r>
+        <w:rPr>
+          <w:rFonts w:ascii="Times New Roman" w:eastAsia="Times New Roman" w:hAnsi="Times New Roman" w:cs="Times New Roman"/>
+          <w:lang w:val="en-IN"/>
+        </w:rPr>
+        <w:t>_1 {</w:t>
+      </w:r>
+    </w:p>
+    <w:p>
+      <w:pPr>
+        <w:rPr>
+          <w:rFonts w:ascii="Times New Roman" w:eastAsia="Times New Roman" w:hAnsi="Times New Roman" w:cs="Times New Roman"/>
+          <w:lang w:val="en-IN"/>
+        </w:rPr>
+      </w:pPr>
+      <w:r>
+        <w:rPr>
+          <w:rFonts w:ascii="Times New Roman" w:eastAsia="Times New Roman" w:hAnsi="Times New Roman" w:cs="Times New Roman"/>
+          <w:lang w:val="en-IN"/>
+        </w:rPr>
+        <w:t>            display: flex;</w:t>
+      </w:r>
+    </w:p>
+    <w:p>
+      <w:pPr>
+        <w:rPr>
+          <w:rFonts w:ascii="Times New Roman" w:eastAsia="Times New Roman" w:hAnsi="Times New Roman" w:cs="Times New Roman"/>
+          <w:lang w:val="en-IN"/>
+        </w:rPr>
+      </w:pPr>
+      <w:r>
+        <w:rPr>
+          <w:rFonts w:ascii="Times New Roman" w:eastAsia="Times New Roman" w:hAnsi="Times New Roman" w:cs="Times New Roman"/>
+          <w:lang w:val="en-IN"/>
+        </w:rPr>
+        <w:t xml:space="preserve">            justify-content: </w:t>
+      </w:r>
+      <w:proofErr w:type="spellStart"/>
+      <w:r>
+        <w:rPr>
+          <w:rFonts w:ascii="Times New Roman" w:eastAsia="Times New Roman" w:hAnsi="Times New Roman" w:cs="Times New Roman"/>
+          <w:lang w:val="en-IN"/>
+        </w:rPr>
+        <w:t>center</w:t>
+      </w:r>
+      <w:proofErr w:type="spellEnd"/>
+      <w:r>
+        <w:rPr>
+          <w:rFonts w:ascii="Times New Roman" w:eastAsia="Times New Roman" w:hAnsi="Times New Roman" w:cs="Times New Roman"/>
+          <w:lang w:val="en-IN"/>
+        </w:rPr>
+        <w:t>;</w:t>
+      </w:r>
+    </w:p>
+    <w:p>
+      <w:pPr>
+        <w:rPr>
+          <w:rFonts w:ascii="Times New Roman" w:eastAsia="Times New Roman" w:hAnsi="Times New Roman" w:cs="Times New Roman"/>
+          <w:lang w:val="en-IN"/>
+        </w:rPr>
+      </w:pPr>
+      <w:r>
+        <w:rPr>
+          <w:rFonts w:ascii="Times New Roman" w:eastAsia="Times New Roman" w:hAnsi="Times New Roman" w:cs="Times New Roman"/>
+          <w:lang w:val="en-IN"/>
+        </w:rPr>
+        <w:t xml:space="preserve">            align-items: </w:t>
+      </w:r>
+      <w:proofErr w:type="spellStart"/>
+      <w:r>
+        <w:rPr>
+          <w:rFonts w:ascii="Times New Roman" w:eastAsia="Times New Roman" w:hAnsi="Times New Roman" w:cs="Times New Roman"/>
+          <w:lang w:val="en-IN"/>
+        </w:rPr>
+        <w:t>center</w:t>
+      </w:r>
+      <w:proofErr w:type="spellEnd"/>
+      <w:r>
+        <w:rPr>
+          <w:rFonts w:ascii="Times New Roman" w:eastAsia="Times New Roman" w:hAnsi="Times New Roman" w:cs="Times New Roman"/>
+          <w:lang w:val="en-IN"/>
+        </w:rPr>
+        <w:t>;</w:t>
+      </w:r>
+    </w:p>
+    <w:p>
+      <w:pPr>
+        <w:rPr>
+          <w:rFonts w:ascii="Times New Roman" w:eastAsia="Times New Roman" w:hAnsi="Times New Roman" w:cs="Times New Roman"/>
+          <w:lang w:val="en-IN"/>
+        </w:rPr>
+      </w:pPr>
+      <w:r>
+        <w:rPr>
+          <w:rFonts w:ascii="Times New Roman" w:eastAsia="Times New Roman" w:hAnsi="Times New Roman" w:cs="Times New Roman"/>
+          <w:lang w:val="en-IN"/>
+        </w:rPr>
+        <w:t>            gap: 21px;</w:t>
+      </w:r>
+    </w:p>
+    <w:p>
+      <w:pPr>
+        <w:rPr>
+          <w:rFonts w:ascii="Times New Roman" w:eastAsia="Times New Roman" w:hAnsi="Times New Roman" w:cs="Times New Roman"/>
+          <w:lang w:val="en-IN"/>
+        </w:rPr>
+      </w:pPr>
+      <w:r>
+        <w:rPr>
+          <w:rFonts w:ascii="Times New Roman" w:eastAsia="Times New Roman" w:hAnsi="Times New Roman" w:cs="Times New Roman"/>
+          <w:lang w:val="en-IN"/>
+        </w:rPr>
+        <w:t>        }</w:t>
+      </w:r>
+    </w:p>
+    <w:p>
+      <w:pPr>
+        <w:rPr>
+          <w:rFonts w:ascii="Times New Roman" w:eastAsia="Times New Roman" w:hAnsi="Times New Roman" w:cs="Times New Roman"/>
+          <w:lang w:val="en-IN"/>
+        </w:rPr>
+      </w:pPr>
+      <w:r>
+        <w:rPr>
+          <w:rFonts w:ascii="Times New Roman" w:eastAsia="Times New Roman" w:hAnsi="Times New Roman" w:cs="Times New Roman"/>
+          <w:lang w:val="en-IN"/>
+        </w:rPr>
+        <w:t>        #receipt {</w:t>
+      </w:r>
+    </w:p>
+    <w:p>
+      <w:pPr>
+        <w:rPr>
+          <w:rFonts w:ascii="Times New Roman" w:eastAsia="Times New Roman" w:hAnsi="Times New Roman" w:cs="Times New Roman"/>
+          <w:lang w:val="en-IN"/>
+        </w:rPr>
+      </w:pPr>
+      <w:r>
+        <w:rPr>
+          <w:rFonts w:ascii="Times New Roman" w:eastAsia="Times New Roman" w:hAnsi="Times New Roman" w:cs="Times New Roman"/>
+          <w:lang w:val="en-IN"/>
+        </w:rPr>
+        <w:t>            width: 500px;</w:t>
+      </w:r>
+    </w:p>
+    <w:p>
+      <w:pPr>
+        <w:rPr>
+          <w:rFonts w:ascii="Times New Roman" w:eastAsia="Times New Roman" w:hAnsi="Times New Roman" w:cs="Times New Roman"/>
+          <w:lang w:val="en-IN"/>
+        </w:rPr>
+      </w:pPr>
+      <w:r>
+        <w:rPr>
+          <w:rFonts w:ascii="Times New Roman" w:eastAsia="Times New Roman" w:hAnsi="Times New Roman" w:cs="Times New Roman"/>
+          <w:lang w:val="en-IN"/>
+        </w:rPr>
+        <w:t>            margin: 30px auto;</w:t>
+      </w:r>
+    </w:p>
+    <w:p>
+      <w:pPr>
+        <w:rPr>
+          <w:rFonts w:ascii="Times New Roman" w:eastAsia="Times New Roman" w:hAnsi="Times New Roman" w:cs="Times New Roman"/>
+          <w:lang w:val="en-IN"/>
+        </w:rPr>
+      </w:pPr>
+      <w:r>
+        <w:rPr>
+          <w:rFonts w:ascii="Times New Roman" w:eastAsia="Times New Roman" w:hAnsi="Times New Roman" w:cs="Times New Roman"/>
+          <w:lang w:val="en-IN"/>
+        </w:rPr>
+        <w:t>            padding: 20px;</w:t>
+      </w:r>
+    </w:p>
+    <w:p>
+      <w:pPr>
+        <w:rPr>
+          <w:rFonts w:ascii="Times New Roman" w:eastAsia="Times New Roman" w:hAnsi="Times New Roman" w:cs="Times New Roman"/>
+          <w:lang w:val="en-IN"/>
+        </w:rPr>
+      </w:pPr>
+      <w:r>
+        <w:rPr>
+          <w:rFonts w:ascii="Times New Roman" w:eastAsia="Times New Roman" w:hAnsi="Times New Roman" w:cs="Times New Roman"/>
+          <w:lang w:val="en-IN"/>
+        </w:rPr>
+        <w:t>        }</w:t>
+      </w:r>
+    </w:p>
+    <w:p>
+      <w:pPr>
+        <w:rPr>
+          <w:rFonts w:ascii="Times New Roman" w:eastAsia="Times New Roman" w:hAnsi="Times New Roman" w:cs="Times New Roman"/>
+          <w:lang w:val="en-IN"/>
+        </w:rPr>
+      </w:pPr>
+      <w:r>
+        <w:rPr>
+          <w:rFonts w:ascii="Times New Roman" w:eastAsia="Times New Roman" w:hAnsi="Times New Roman" w:cs="Times New Roman"/>
+          <w:lang w:val="en-IN"/>
+        </w:rPr>
+        <w:t>        #receipt h2 {</w:t>
+      </w:r>
+    </w:p>
+    <w:p>
+      <w:pPr>
+        <w:rPr>
+          <w:rFonts w:ascii="Times New Roman" w:eastAsia="Times New Roman" w:hAnsi="Times New Roman" w:cs="Times New Roman"/>
+          <w:lang w:val="en-IN"/>
+        </w:rPr>
+      </w:pPr>
+      <w:r>
+        <w:rPr>
+          <w:rFonts w:ascii="Times New Roman" w:eastAsia="Times New Roman" w:hAnsi="Times New Roman" w:cs="Times New Roman"/>
+          <w:lang w:val="en-IN"/>
+        </w:rPr>
+        <w:t>            text-</w:t>
+      </w:r>
+      <w:proofErr w:type="gramStart"/>
+      <w:r>
+        <w:rPr>
+          <w:rFonts w:ascii="Times New Roman" w:eastAsia="Times New Roman" w:hAnsi="Times New Roman" w:cs="Times New Roman"/>
+          <w:lang w:val="en-IN"/>
+        </w:rPr>
+        <w:t>align:</w:t>
+      </w:r>
+      <w:proofErr w:type="gramEnd"/>
+      <w:r>
+        <w:rPr>
+          <w:rFonts w:ascii="Times New Roman" w:eastAsia="Times New Roman" w:hAnsi="Times New Roman" w:cs="Times New Roman"/>
+          <w:lang w:val="en-IN"/>
+        </w:rPr>
+        <w:t xml:space="preserve"> </w:t>
+      </w:r>
+      <w:proofErr w:type="spellStart"/>
+      <w:r>
+        <w:rPr>
+          <w:rFonts w:ascii="Times New Roman" w:eastAsia="Times New Roman" w:hAnsi="Times New Roman" w:cs="Times New Roman"/>
+          <w:lang w:val="en-IN"/>
+        </w:rPr>
+        <w:t>center</w:t>
+      </w:r>
+      <w:proofErr w:type="spellEnd"/>
+      <w:r>
+        <w:rPr>
+          <w:rFonts w:ascii="Times New Roman" w:eastAsia="Times New Roman" w:hAnsi="Times New Roman" w:cs="Times New Roman"/>
+          <w:lang w:val="en-IN"/>
+        </w:rPr>
+        <w:t>;</w:t>
+      </w:r>
+    </w:p>
+    <w:p>
+      <w:pPr>
+        <w:rPr>
+          <w:rFonts w:ascii="Times New Roman" w:eastAsia="Times New Roman" w:hAnsi="Times New Roman" w:cs="Times New Roman"/>
+          <w:lang w:val="en-IN"/>
+        </w:rPr>
+      </w:pPr>
+      <w:r>
+        <w:rPr>
+          <w:rFonts w:ascii="Times New Roman" w:eastAsia="Times New Roman" w:hAnsi="Times New Roman" w:cs="Times New Roman"/>
+          <w:lang w:val="en-IN"/>
+        </w:rPr>
+        <w:t>        }</w:t>
+      </w:r>
+    </w:p>
+    <w:p>
+      <w:pPr>
+        <w:rPr>
+          <w:rFonts w:ascii="Times New Roman" w:eastAsia="Times New Roman" w:hAnsi="Times New Roman" w:cs="Times New Roman"/>
+          <w:lang w:val="en-IN"/>
+        </w:rPr>
+      </w:pPr>
+      <w:r>
+        <w:rPr>
+          <w:rFonts w:ascii="Times New Roman" w:eastAsia="Times New Roman" w:hAnsi="Times New Roman" w:cs="Times New Roman"/>
+          <w:lang w:val="en-IN"/>
+        </w:rPr>
+        <w:t xml:space="preserve">        </w:t>
+      </w:r>
+      <w:proofErr w:type="gramStart"/>
+      <w:r>
+        <w:rPr>
+          <w:rFonts w:ascii="Times New Roman" w:eastAsia="Times New Roman" w:hAnsi="Times New Roman" w:cs="Times New Roman"/>
+          <w:lang w:val="en-IN"/>
+        </w:rPr>
+        <w:t>.</w:t>
+      </w:r>
+      <w:proofErr w:type="spellStart"/>
+      <w:r>
+        <w:rPr>
+          <w:rFonts w:ascii="Times New Roman" w:eastAsia="Times New Roman" w:hAnsi="Times New Roman" w:cs="Times New Roman"/>
+          <w:lang w:val="en-IN"/>
+        </w:rPr>
+        <w:t>receiptItem</w:t>
+      </w:r>
+      <w:proofErr w:type="spellEnd"/>
+      <w:proofErr w:type="gramEnd"/>
+      <w:r>
+        <w:rPr>
+          <w:rFonts w:ascii="Times New Roman" w:eastAsia="Times New Roman" w:hAnsi="Times New Roman" w:cs="Times New Roman"/>
+          <w:lang w:val="en-IN"/>
+        </w:rPr>
+        <w:t xml:space="preserve"> {</w:t>
+      </w:r>
+    </w:p>
+    <w:p>
+      <w:pPr>
+        <w:rPr>
+          <w:rFonts w:ascii="Times New Roman" w:eastAsia="Times New Roman" w:hAnsi="Times New Roman" w:cs="Times New Roman"/>
+          <w:lang w:val="en-IN"/>
+        </w:rPr>
+      </w:pPr>
+      <w:r>
+        <w:rPr>
+          <w:rFonts w:ascii="Times New Roman" w:eastAsia="Times New Roman" w:hAnsi="Times New Roman" w:cs="Times New Roman"/>
+          <w:lang w:val="en-IN"/>
+        </w:rPr>
+        <w:t>            display: flex;</w:t>
+      </w:r>
+    </w:p>
+    <w:p>
+      <w:pPr>
+        <w:rPr>
+          <w:rFonts w:ascii="Times New Roman" w:eastAsia="Times New Roman" w:hAnsi="Times New Roman" w:cs="Times New Roman"/>
+          <w:lang w:val="en-IN"/>
+        </w:rPr>
+      </w:pPr>
+      <w:r>
+        <w:rPr>
+          <w:rFonts w:ascii="Times New Roman" w:eastAsia="Times New Roman" w:hAnsi="Times New Roman" w:cs="Times New Roman"/>
+          <w:lang w:val="en-IN"/>
+        </w:rPr>
+        <w:t>            justify-content: space-between;</w:t>
+      </w:r>
+    </w:p>
+    <w:p>
+      <w:pPr>
+        <w:rPr>
+          <w:rFonts w:ascii="Times New Roman" w:eastAsia="Times New Roman" w:hAnsi="Times New Roman" w:cs="Times New Roman"/>
+          <w:lang w:val="en-IN"/>
+        </w:rPr>
+      </w:pPr>
+      <w:r>
+        <w:rPr>
+          <w:rFonts w:ascii="Times New Roman" w:eastAsia="Times New Roman" w:hAnsi="Times New Roman" w:cs="Times New Roman"/>
+          <w:lang w:val="en-IN"/>
+        </w:rPr>
+        <w:t>        }</w:t>
+      </w:r>
+    </w:p>
+    <w:p>
+      <w:pPr>
+        <w:rPr>
+          <w:rFonts w:ascii="Times New Roman" w:eastAsia="Times New Roman" w:hAnsi="Times New Roman" w:cs="Times New Roman"/>
+          <w:lang w:val="en-IN"/>
+        </w:rPr>
+      </w:pPr>
+      <w:r>
+        <w:rPr>
+          <w:rFonts w:ascii="Times New Roman" w:eastAsia="Times New Roman" w:hAnsi="Times New Roman" w:cs="Times New Roman"/>
+          <w:lang w:val="en-IN"/>
+        </w:rPr>
+        <w:t>        #</w:t>
+      </w:r>
+      <w:proofErr w:type="gramStart"/>
+      <w:r>
+        <w:rPr>
+          <w:rFonts w:ascii="Times New Roman" w:eastAsia="Times New Roman" w:hAnsi="Times New Roman" w:cs="Times New Roman"/>
+          <w:lang w:val="en-IN"/>
+        </w:rPr>
+        <w:t>submit</w:t>
+      </w:r>
+      <w:proofErr w:type="gramEnd"/>
+      <w:r>
+        <w:rPr>
+          <w:rFonts w:ascii="Times New Roman" w:eastAsia="Times New Roman" w:hAnsi="Times New Roman" w:cs="Times New Roman"/>
+          <w:lang w:val="en-IN"/>
+        </w:rPr>
+        <w:t xml:space="preserve"> {</w:t>
+      </w:r>
+    </w:p>
+    <w:p>
+      <w:pPr>
+        <w:rPr>
+          <w:rFonts w:ascii="Times New Roman" w:eastAsia="Times New Roman" w:hAnsi="Times New Roman" w:cs="Times New Roman"/>
+          <w:lang w:val="en-IN"/>
+        </w:rPr>
+      </w:pPr>
+      <w:r>
+        <w:rPr>
+          <w:rFonts w:ascii="Times New Roman" w:eastAsia="Times New Roman" w:hAnsi="Times New Roman" w:cs="Times New Roman"/>
+          <w:lang w:val="en-IN"/>
+        </w:rPr>
+        <w:t>            display: block;</w:t>
+      </w:r>
+    </w:p>
+    <w:p>
+      <w:pPr>
+        <w:rPr>
+          <w:rFonts w:ascii="Times New Roman" w:eastAsia="Times New Roman" w:hAnsi="Times New Roman" w:cs="Times New Roman"/>
+          <w:lang w:val="en-IN"/>
+        </w:rPr>
+      </w:pPr>
+      <w:r>
+        <w:rPr>
+          <w:rFonts w:ascii="Times New Roman" w:eastAsia="Times New Roman" w:hAnsi="Times New Roman" w:cs="Times New Roman"/>
+          <w:lang w:val="en-IN"/>
+        </w:rPr>
+        <w:t>            margin: 30px auto;</w:t>
+      </w:r>
+    </w:p>
+    <w:p>
+      <w:pPr>
+        <w:rPr>
+          <w:rFonts w:ascii="Times New Roman" w:eastAsia="Times New Roman" w:hAnsi="Times New Roman" w:cs="Times New Roman"/>
+          <w:lang w:val="en-IN"/>
+        </w:rPr>
+      </w:pPr>
+      <w:r>
+        <w:rPr>
+          <w:rFonts w:ascii="Times New Roman" w:eastAsia="Times New Roman" w:hAnsi="Times New Roman" w:cs="Times New Roman"/>
+          <w:lang w:val="en-IN"/>
+        </w:rPr>
+        <w:t>            padding: 10px 25px;</w:t>
+      </w:r>
+    </w:p>
+    <w:p>
+      <w:pPr>
+        <w:rPr>
+          <w:rFonts w:ascii="Times New Roman" w:eastAsia="Times New Roman" w:hAnsi="Times New Roman" w:cs="Times New Roman"/>
+          <w:lang w:val="en-IN"/>
+        </w:rPr>
+      </w:pPr>
+      <w:r>
+        <w:rPr>
+          <w:rFonts w:ascii="Times New Roman" w:eastAsia="Times New Roman" w:hAnsi="Times New Roman" w:cs="Times New Roman"/>
+          <w:lang w:val="en-IN"/>
+        </w:rPr>
+        <w:t>            border: 2px solid;</w:t>
+      </w:r>
+    </w:p>
+    <w:p>
+      <w:pPr>
+        <w:rPr>
+          <w:rFonts w:ascii="Times New Roman" w:eastAsia="Times New Roman" w:hAnsi="Times New Roman" w:cs="Times New Roman"/>
+          <w:lang w:val="en-IN"/>
+        </w:rPr>
+      </w:pPr>
+      <w:r>
+        <w:rPr>
+          <w:rFonts w:ascii="Times New Roman" w:eastAsia="Times New Roman" w:hAnsi="Times New Roman" w:cs="Times New Roman"/>
+          <w:lang w:val="en-IN"/>
+        </w:rPr>
+        <w:t>            cursor: pointer;</w:t>
+      </w:r>
+    </w:p>
+    <w:p>
+      <w:pPr>
+        <w:rPr>
+          <w:rFonts w:ascii="Times New Roman" w:eastAsia="Times New Roman" w:hAnsi="Times New Roman" w:cs="Times New Roman"/>
+          <w:lang w:val="en-IN"/>
+        </w:rPr>
+      </w:pPr>
+      <w:r>
+        <w:rPr>
+          <w:rFonts w:ascii="Times New Roman" w:eastAsia="Times New Roman" w:hAnsi="Times New Roman" w:cs="Times New Roman"/>
+          <w:lang w:val="en-IN"/>
+        </w:rPr>
+        <w:t>            font-weight: 700;</w:t>
+      </w:r>
+    </w:p>
+    <w:p>
+      <w:pPr>
+        <w:rPr>
+          <w:rFonts w:ascii="Times New Roman" w:eastAsia="Times New Roman" w:hAnsi="Times New Roman" w:cs="Times New Roman"/>
+          <w:lang w:val="en-IN"/>
+        </w:rPr>
+      </w:pPr>
+      <w:r>
+        <w:rPr>
+          <w:rFonts w:ascii="Times New Roman" w:eastAsia="Times New Roman" w:hAnsi="Times New Roman" w:cs="Times New Roman"/>
+          <w:lang w:val="en-IN"/>
+        </w:rPr>
+        <w:t xml:space="preserve">            </w:t>
+      </w:r>
+      <w:proofErr w:type="gramStart"/>
+      <w:r>
+        <w:rPr>
+          <w:rFonts w:ascii="Times New Roman" w:eastAsia="Times New Roman" w:hAnsi="Times New Roman" w:cs="Times New Roman"/>
+          <w:lang w:val="en-IN"/>
+        </w:rPr>
+        <w:t>letter-spacing</w:t>
+      </w:r>
+      <w:proofErr w:type="gramEnd"/>
+      <w:r>
+        <w:rPr>
+          <w:rFonts w:ascii="Times New Roman" w:eastAsia="Times New Roman" w:hAnsi="Times New Roman" w:cs="Times New Roman"/>
+          <w:lang w:val="en-IN"/>
+        </w:rPr>
+        <w:t>: 0.5px;</w:t>
+      </w:r>
+    </w:p>
+    <w:p>
+      <w:pPr>
+        <w:rPr>
+          <w:rFonts w:ascii="Times New Roman" w:eastAsia="Times New Roman" w:hAnsi="Times New Roman" w:cs="Times New Roman"/>
+          <w:lang w:val="en-IN"/>
+        </w:rPr>
+      </w:pPr>
+      <w:r>
+        <w:rPr>
+          <w:rFonts w:ascii="Times New Roman" w:eastAsia="Times New Roman" w:hAnsi="Times New Roman" w:cs="Times New Roman"/>
+          <w:lang w:val="en-IN"/>
+        </w:rPr>
+        <w:lastRenderedPageBreak/>
+        <w:t>            border-radius: 11px;</w:t>
+      </w:r>
+    </w:p>
+    <w:p>
+      <w:pPr>
+        <w:rPr>
+          <w:rFonts w:ascii="Times New Roman" w:eastAsia="Times New Roman" w:hAnsi="Times New Roman" w:cs="Times New Roman"/>
+          <w:lang w:val="en-IN"/>
+        </w:rPr>
+      </w:pPr>
+      <w:r>
+        <w:rPr>
+          <w:rFonts w:ascii="Times New Roman" w:eastAsia="Times New Roman" w:hAnsi="Times New Roman" w:cs="Times New Roman"/>
+          <w:lang w:val="en-IN"/>
+        </w:rPr>
+        <w:t>        }</w:t>
+      </w:r>
+    </w:p>
+    <w:p>
+      <w:pPr>
+        <w:rPr>
+          <w:rFonts w:ascii="Times New Roman" w:eastAsia="Times New Roman" w:hAnsi="Times New Roman" w:cs="Times New Roman"/>
+          <w:lang w:val="en-IN"/>
+        </w:rPr>
+      </w:pPr>
+      <w:r>
+        <w:rPr>
+          <w:rFonts w:ascii="Times New Roman" w:eastAsia="Times New Roman" w:hAnsi="Times New Roman" w:cs="Times New Roman"/>
+          <w:lang w:val="en-IN"/>
+        </w:rPr>
+        <w:t>    &lt;/style&gt;</w:t>
+      </w:r>
+    </w:p>
+    <w:p>
+      <w:pPr>
+        <w:rPr>
+          <w:rFonts w:ascii="Times New Roman" w:eastAsia="Times New Roman" w:hAnsi="Times New Roman" w:cs="Times New Roman"/>
+          <w:lang w:val="en-IN"/>
+        </w:rPr>
+      </w:pPr>
+      <w:r>
+        <w:rPr>
+          <w:rFonts w:ascii="Times New Roman" w:eastAsia="Times New Roman" w:hAnsi="Times New Roman" w:cs="Times New Roman"/>
+          <w:lang w:val="en-IN"/>
+        </w:rPr>
+        <w:t>&lt;/head&gt;</w:t>
+      </w:r>
+    </w:p>
+    <w:p>
+      <w:pPr>
+        <w:rPr>
+          <w:rFonts w:ascii="Times New Roman" w:eastAsia="Times New Roman" w:hAnsi="Times New Roman" w:cs="Times New Roman"/>
+          <w:lang w:val="en-IN"/>
+        </w:rPr>
+      </w:pPr>
+      <w:r>
+        <w:rPr>
+          <w:rFonts w:ascii="Times New Roman" w:eastAsia="Times New Roman" w:hAnsi="Times New Roman" w:cs="Times New Roman"/>
+          <w:lang w:val="en-IN"/>
+        </w:rPr>
+        <w:t>&lt;body&gt;</w:t>
+      </w:r>
+    </w:p>
+    <w:p>
+      <w:pPr>
+        <w:rPr>
+          <w:rFonts w:ascii="Times New Roman" w:eastAsia="Times New Roman" w:hAnsi="Times New Roman" w:cs="Times New Roman"/>
+          <w:lang w:val="en-IN"/>
+        </w:rPr>
+      </w:pPr>
+      <w:r>
+        <w:rPr>
+          <w:rFonts w:ascii="Times New Roman" w:eastAsia="Times New Roman" w:hAnsi="Times New Roman" w:cs="Times New Roman"/>
+          <w:lang w:val="en-IN"/>
+        </w:rPr>
+        <w:t>    &lt;h1&gt;Menu&lt;/h1&gt;</w:t>
+      </w:r>
+    </w:p>
+    <w:p>
+      <w:pPr>
+        <w:rPr>
+          <w:rFonts w:ascii="Times New Roman" w:eastAsia="Times New Roman" w:hAnsi="Times New Roman" w:cs="Times New Roman"/>
+          <w:lang w:val="en-IN"/>
+        </w:rPr>
+      </w:pPr>
+      <w:r>
+        <w:rPr>
+          <w:rFonts w:ascii="Times New Roman" w:eastAsia="Times New Roman" w:hAnsi="Times New Roman" w:cs="Times New Roman"/>
+          <w:lang w:val="en-IN"/>
+        </w:rPr>
+        <w:t>    &lt;hr&gt;</w:t>
+      </w:r>
+    </w:p>
+    <w:p>
+      <w:pPr>
+        <w:rPr>
+          <w:rFonts w:ascii="Times New Roman" w:eastAsia="Times New Roman" w:hAnsi="Times New Roman" w:cs="Times New Roman"/>
+          <w:lang w:val="en-IN"/>
+        </w:rPr>
+      </w:pPr>
+      <w:r>
+        <w:rPr>
+          <w:rFonts w:ascii="Times New Roman" w:eastAsia="Times New Roman" w:hAnsi="Times New Roman" w:cs="Times New Roman"/>
+          <w:lang w:val="en-IN"/>
+        </w:rPr>
+        <w:t>    Name: &lt;input type="text" class="name"&gt;</w:t>
+      </w:r>
+    </w:p>
+    <w:p>
+      <w:pPr>
+        <w:rPr>
+          <w:rFonts w:ascii="Times New Roman" w:eastAsia="Times New Roman" w:hAnsi="Times New Roman" w:cs="Times New Roman"/>
+          <w:lang w:val="en-IN"/>
+        </w:rPr>
+      </w:pPr>
+      <w:r>
+        <w:rPr>
+          <w:rFonts w:ascii="Times New Roman" w:eastAsia="Times New Roman" w:hAnsi="Times New Roman" w:cs="Times New Roman"/>
+          <w:lang w:val="en-IN"/>
+        </w:rPr>
+        <w:t>    &lt;</w:t>
+      </w:r>
+      <w:proofErr w:type="spellStart"/>
+      <w:r>
+        <w:rPr>
+          <w:rFonts w:ascii="Times New Roman" w:eastAsia="Times New Roman" w:hAnsi="Times New Roman" w:cs="Times New Roman"/>
+          <w:lang w:val="en-IN"/>
+        </w:rPr>
+        <w:t>br</w:t>
+      </w:r>
+      <w:proofErr w:type="spellEnd"/>
+      <w:r>
+        <w:rPr>
+          <w:rFonts w:ascii="Times New Roman" w:eastAsia="Times New Roman" w:hAnsi="Times New Roman" w:cs="Times New Roman"/>
+          <w:lang w:val="en-IN"/>
+        </w:rPr>
+        <w:t>&gt;&lt;</w:t>
+      </w:r>
+      <w:proofErr w:type="spellStart"/>
+      <w:r>
+        <w:rPr>
+          <w:rFonts w:ascii="Times New Roman" w:eastAsia="Times New Roman" w:hAnsi="Times New Roman" w:cs="Times New Roman"/>
+          <w:lang w:val="en-IN"/>
+        </w:rPr>
+        <w:t>br</w:t>
+      </w:r>
+      <w:proofErr w:type="spellEnd"/>
+      <w:r>
+        <w:rPr>
+          <w:rFonts w:ascii="Times New Roman" w:eastAsia="Times New Roman" w:hAnsi="Times New Roman" w:cs="Times New Roman"/>
+          <w:lang w:val="en-IN"/>
+        </w:rPr>
+        <w:t>&gt;</w:t>
+      </w:r>
+    </w:p>
+    <w:p>
+      <w:pPr>
+        <w:rPr>
+          <w:rFonts w:ascii="Times New Roman" w:eastAsia="Times New Roman" w:hAnsi="Times New Roman" w:cs="Times New Roman"/>
+          <w:lang w:val="en-IN"/>
+        </w:rPr>
+      </w:pPr>
+      <w:r>
+        <w:rPr>
+          <w:rFonts w:ascii="Times New Roman" w:eastAsia="Times New Roman" w:hAnsi="Times New Roman" w:cs="Times New Roman"/>
+          <w:lang w:val="en-IN"/>
+        </w:rPr>
+        <w:t>    Email: &lt;input type="text" class="name"&gt;</w:t>
+      </w:r>
+    </w:p>
+    <w:p>
+      <w:pPr>
+        <w:rPr>
+          <w:rFonts w:ascii="Times New Roman" w:eastAsia="Times New Roman" w:hAnsi="Times New Roman" w:cs="Times New Roman"/>
+          <w:lang w:val="en-IN"/>
+        </w:rPr>
+      </w:pPr>
+      <w:r>
+        <w:rPr>
+          <w:rFonts w:ascii="Times New Roman" w:eastAsia="Times New Roman" w:hAnsi="Times New Roman" w:cs="Times New Roman"/>
+          <w:lang w:val="en-IN"/>
+        </w:rPr>
+        <w:t>    &lt;</w:t>
+      </w:r>
+      <w:proofErr w:type="spellStart"/>
+      <w:r>
+        <w:rPr>
+          <w:rFonts w:ascii="Times New Roman" w:eastAsia="Times New Roman" w:hAnsi="Times New Roman" w:cs="Times New Roman"/>
+          <w:lang w:val="en-IN"/>
+        </w:rPr>
+        <w:t>br</w:t>
+      </w:r>
+      <w:proofErr w:type="spellEnd"/>
+      <w:r>
+        <w:rPr>
+          <w:rFonts w:ascii="Times New Roman" w:eastAsia="Times New Roman" w:hAnsi="Times New Roman" w:cs="Times New Roman"/>
+          <w:lang w:val="en-IN"/>
+        </w:rPr>
+        <w:t>&gt;&lt;</w:t>
+      </w:r>
+      <w:proofErr w:type="spellStart"/>
+      <w:r>
+        <w:rPr>
+          <w:rFonts w:ascii="Times New Roman" w:eastAsia="Times New Roman" w:hAnsi="Times New Roman" w:cs="Times New Roman"/>
+          <w:lang w:val="en-IN"/>
+        </w:rPr>
+        <w:t>br</w:t>
+      </w:r>
+      <w:proofErr w:type="spellEnd"/>
+      <w:r>
+        <w:rPr>
+          <w:rFonts w:ascii="Times New Roman" w:eastAsia="Times New Roman" w:hAnsi="Times New Roman" w:cs="Times New Roman"/>
+          <w:lang w:val="en-IN"/>
+        </w:rPr>
+        <w:t>&gt;</w:t>
+      </w:r>
+    </w:p>
+    <w:p>
+      <w:pPr>
+        <w:rPr>
+          <w:rFonts w:ascii="Times New Roman" w:eastAsia="Times New Roman" w:hAnsi="Times New Roman" w:cs="Times New Roman"/>
+          <w:lang w:val="en-IN"/>
+        </w:rPr>
+      </w:pPr>
+      <w:r>
+        <w:rPr>
+          <w:rFonts w:ascii="Times New Roman" w:eastAsia="Times New Roman" w:hAnsi="Times New Roman" w:cs="Times New Roman"/>
+          <w:lang w:val="en-IN"/>
+        </w:rPr>
+        <w:t>    Phone: &lt;input type="text" class="name"&gt;</w:t>
+      </w:r>
+    </w:p>
+    <w:p>
+      <w:pPr>
+        <w:rPr>
+          <w:rFonts w:ascii="Times New Roman" w:eastAsia="Times New Roman" w:hAnsi="Times New Roman" w:cs="Times New Roman"/>
+          <w:lang w:val="en-IN"/>
+        </w:rPr>
+      </w:pPr>
+      <w:r>
+        <w:rPr>
+          <w:rFonts w:ascii="Times New Roman" w:eastAsia="Times New Roman" w:hAnsi="Times New Roman" w:cs="Times New Roman"/>
+          <w:lang w:val="en-IN"/>
+        </w:rPr>
+        <w:t>    &lt;hr&gt;</w:t>
+      </w:r>
+    </w:p>
+    <w:p>
+      <w:pPr>
+        <w:rPr>
+          <w:rFonts w:ascii="Times New Roman" w:eastAsia="Times New Roman" w:hAnsi="Times New Roman" w:cs="Times New Roman"/>
+          <w:lang w:val="en-IN"/>
+        </w:rPr>
+      </w:pPr>
+      <w:r>
+        <w:rPr>
+          <w:rFonts w:ascii="Times New Roman" w:eastAsia="Times New Roman" w:hAnsi="Times New Roman" w:cs="Times New Roman"/>
+          <w:lang w:val="en-IN"/>
+        </w:rPr>
+        <w:t>    &lt;div class="items"&gt;</w:t>
+      </w:r>
+    </w:p>
+    <w:p>
+      <w:pPr>
+        <w:rPr>
+          <w:rFonts w:ascii="Times New Roman" w:eastAsia="Times New Roman" w:hAnsi="Times New Roman" w:cs="Times New Roman"/>
+          <w:lang w:val="en-IN"/>
+        </w:rPr>
+      </w:pPr>
+      <w:r>
+        <w:rPr>
+          <w:rFonts w:ascii="Times New Roman" w:eastAsia="Times New Roman" w:hAnsi="Times New Roman" w:cs="Times New Roman"/>
+          <w:lang w:val="en-IN"/>
+        </w:rPr>
+        <w:t>        &lt;div class="juice"&gt;</w:t>
+      </w:r>
+    </w:p>
+    <w:p>
+      <w:pPr>
+        <w:rPr>
+          <w:rFonts w:ascii="Times New Roman" w:eastAsia="Times New Roman" w:hAnsi="Times New Roman" w:cs="Times New Roman"/>
+          <w:lang w:val="en-IN"/>
+        </w:rPr>
+      </w:pPr>
+      <w:r>
+        <w:rPr>
+          <w:rFonts w:ascii="Times New Roman" w:eastAsia="Times New Roman" w:hAnsi="Times New Roman" w:cs="Times New Roman"/>
+          <w:lang w:val="en-IN"/>
+        </w:rPr>
+        <w:t>            &lt;h3&gt;Juice&lt;/h3&gt;</w:t>
+      </w:r>
+    </w:p>
+    <w:p>
+      <w:pPr>
+        <w:rPr>
+          <w:rFonts w:ascii="Times New Roman" w:eastAsia="Times New Roman" w:hAnsi="Times New Roman" w:cs="Times New Roman"/>
+          <w:lang w:val="en-IN"/>
+        </w:rPr>
+      </w:pPr>
+      <w:r>
+        <w:rPr>
+          <w:rFonts w:ascii="Times New Roman" w:eastAsia="Times New Roman" w:hAnsi="Times New Roman" w:cs="Times New Roman"/>
+          <w:lang w:val="en-IN"/>
+        </w:rPr>
+        <w:t>            &lt;div class="item_1"&gt;</w:t>
+      </w:r>
+    </w:p>
+    <w:p>
+      <w:pPr>
+        <w:rPr>
+          <w:rFonts w:ascii="Times New Roman" w:eastAsia="Times New Roman" w:hAnsi="Times New Roman" w:cs="Times New Roman"/>
+          <w:lang w:val="en-IN"/>
+        </w:rPr>
+      </w:pPr>
+      <w:r>
+        <w:rPr>
+          <w:rFonts w:ascii="Times New Roman" w:eastAsia="Times New Roman" w:hAnsi="Times New Roman" w:cs="Times New Roman"/>
+          <w:lang w:val="en-IN"/>
+        </w:rPr>
+        <w:t>                &lt;h4&gt;Orange Juice&lt;/h4&gt;</w:t>
+      </w:r>
+    </w:p>
+    <w:p>
+      <w:pPr>
+        <w:rPr>
+          <w:rFonts w:ascii="Times New Roman" w:eastAsia="Times New Roman" w:hAnsi="Times New Roman" w:cs="Times New Roman"/>
+          <w:lang w:val="en-IN"/>
+        </w:rPr>
+      </w:pPr>
+      <w:r>
+        <w:rPr>
+          <w:rFonts w:ascii="Times New Roman" w:eastAsia="Times New Roman" w:hAnsi="Times New Roman" w:cs="Times New Roman"/>
+          <w:lang w:val="en-IN"/>
+        </w:rPr>
+        <w:t>                &lt;p&gt;20&lt;/p&gt;</w:t>
+      </w:r>
+    </w:p>
+    <w:p>
+      <w:pPr>
+        <w:rPr>
+          <w:rFonts w:ascii="Times New Roman" w:eastAsia="Times New Roman" w:hAnsi="Times New Roman" w:cs="Times New Roman"/>
+          <w:lang w:val="en-IN"/>
+        </w:rPr>
+      </w:pPr>
+      <w:r>
+        <w:rPr>
+          <w:rFonts w:ascii="Times New Roman" w:eastAsia="Times New Roman" w:hAnsi="Times New Roman" w:cs="Times New Roman"/>
+          <w:lang w:val="en-IN"/>
+        </w:rPr>
+        <w:t>                &lt;select&gt;</w:t>
+      </w:r>
+    </w:p>
+    <w:p>
+      <w:pPr>
+        <w:rPr>
+          <w:rFonts w:ascii="Times New Roman" w:eastAsia="Times New Roman" w:hAnsi="Times New Roman" w:cs="Times New Roman"/>
+          <w:lang w:val="en-IN"/>
+        </w:rPr>
+      </w:pPr>
+      <w:r>
+        <w:rPr>
+          <w:rFonts w:ascii="Times New Roman" w:eastAsia="Times New Roman" w:hAnsi="Times New Roman" w:cs="Times New Roman"/>
+          <w:lang w:val="en-IN"/>
+        </w:rPr>
+        <w:t>                    &lt;option value="0"&gt;0&lt;/option&gt;</w:t>
+      </w:r>
+    </w:p>
+    <w:p>
+      <w:pPr>
+        <w:rPr>
+          <w:rFonts w:ascii="Times New Roman" w:eastAsia="Times New Roman" w:hAnsi="Times New Roman" w:cs="Times New Roman"/>
+          <w:lang w:val="en-IN"/>
+        </w:rPr>
+      </w:pPr>
+      <w:r>
+        <w:rPr>
+          <w:rFonts w:ascii="Times New Roman" w:eastAsia="Times New Roman" w:hAnsi="Times New Roman" w:cs="Times New Roman"/>
+          <w:lang w:val="en-IN"/>
+        </w:rPr>
+        <w:t>                    &lt;option value="1"&gt;1&lt;/option&gt;</w:t>
+      </w:r>
+    </w:p>
+    <w:p>
+      <w:pPr>
+        <w:rPr>
+          <w:rFonts w:ascii="Times New Roman" w:eastAsia="Times New Roman" w:hAnsi="Times New Roman" w:cs="Times New Roman"/>
+          <w:lang w:val="en-IN"/>
+        </w:rPr>
+      </w:pPr>
+      <w:r>
+        <w:rPr>
+          <w:rFonts w:ascii="Times New Roman" w:eastAsia="Times New Roman" w:hAnsi="Times New Roman" w:cs="Times New Roman"/>
+          <w:lang w:val="en-IN"/>
+        </w:rPr>
+        <w:t>                    &lt;option value="2"&gt;2&lt;/option&gt;</w:t>
+      </w:r>
+    </w:p>
+    <w:p>
+      <w:pPr>
+        <w:rPr>
+          <w:rFonts w:ascii="Times New Roman" w:eastAsia="Times New Roman" w:hAnsi="Times New Roman" w:cs="Times New Roman"/>
+          <w:lang w:val="en-IN"/>
+        </w:rPr>
+      </w:pPr>
+      <w:r>
+        <w:rPr>
+          <w:rFonts w:ascii="Times New Roman" w:eastAsia="Times New Roman" w:hAnsi="Times New Roman" w:cs="Times New Roman"/>
+          <w:lang w:val="en-IN"/>
+        </w:rPr>
+        <w:t>                    &lt;option value="3"&gt;3&lt;/option&gt;</w:t>
+      </w:r>
+    </w:p>
+    <w:p>
+      <w:pPr>
+        <w:rPr>
+          <w:rFonts w:ascii="Times New Roman" w:eastAsia="Times New Roman" w:hAnsi="Times New Roman" w:cs="Times New Roman"/>
+          <w:lang w:val="en-IN"/>
+        </w:rPr>
+      </w:pPr>
+      <w:r>
+        <w:rPr>
+          <w:rFonts w:ascii="Times New Roman" w:eastAsia="Times New Roman" w:hAnsi="Times New Roman" w:cs="Times New Roman"/>
+          <w:lang w:val="en-IN"/>
+        </w:rPr>
+        <w:t>                    &lt;option value="4"&gt;4&lt;/option&gt;</w:t>
+      </w:r>
+    </w:p>
+    <w:p>
+      <w:pPr>
+        <w:rPr>
+          <w:rFonts w:ascii="Times New Roman" w:eastAsia="Times New Roman" w:hAnsi="Times New Roman" w:cs="Times New Roman"/>
+          <w:lang w:val="en-IN"/>
+        </w:rPr>
+      </w:pPr>
+      <w:r>
+        <w:rPr>
+          <w:rFonts w:ascii="Times New Roman" w:eastAsia="Times New Roman" w:hAnsi="Times New Roman" w:cs="Times New Roman"/>
+          <w:lang w:val="en-IN"/>
+        </w:rPr>
+        <w:t>                    &lt;option value="5"&gt;5&lt;/option&gt;</w:t>
+      </w:r>
+    </w:p>
+    <w:p>
+      <w:pPr>
+        <w:rPr>
+          <w:rFonts w:ascii="Times New Roman" w:eastAsia="Times New Roman" w:hAnsi="Times New Roman" w:cs="Times New Roman"/>
+          <w:lang w:val="en-IN"/>
+        </w:rPr>
+      </w:pPr>
+      <w:r>
+        <w:rPr>
+          <w:rFonts w:ascii="Times New Roman" w:eastAsia="Times New Roman" w:hAnsi="Times New Roman" w:cs="Times New Roman"/>
+          <w:lang w:val="en-IN"/>
+        </w:rPr>
+        <w:t>                &lt;/select&gt;</w:t>
+      </w:r>
+    </w:p>
+    <w:p>
+      <w:pPr>
+        <w:rPr>
+          <w:rFonts w:ascii="Times New Roman" w:eastAsia="Times New Roman" w:hAnsi="Times New Roman" w:cs="Times New Roman"/>
+          <w:lang w:val="en-IN"/>
+        </w:rPr>
+      </w:pPr>
+      <w:r>
+        <w:rPr>
+          <w:rFonts w:ascii="Times New Roman" w:eastAsia="Times New Roman" w:hAnsi="Times New Roman" w:cs="Times New Roman"/>
+          <w:lang w:val="en-IN"/>
+        </w:rPr>
+        <w:t>            &lt;/div&gt;</w:t>
+      </w:r>
+    </w:p>
+    <w:p>
+      <w:pPr>
+        <w:rPr>
+          <w:rFonts w:ascii="Times New Roman" w:eastAsia="Times New Roman" w:hAnsi="Times New Roman" w:cs="Times New Roman"/>
+          <w:lang w:val="en-IN"/>
+        </w:rPr>
+      </w:pPr>
+      <w:r>
+        <w:rPr>
+          <w:rFonts w:ascii="Times New Roman" w:eastAsia="Times New Roman" w:hAnsi="Times New Roman" w:cs="Times New Roman"/>
+          <w:lang w:val="en-IN"/>
+        </w:rPr>
+        <w:t>        &lt;/div&gt;</w:t>
+      </w:r>
+    </w:p>
+    <w:p>
+      <w:pPr>
+        <w:rPr>
+          <w:rFonts w:ascii="Times New Roman" w:eastAsia="Times New Roman" w:hAnsi="Times New Roman" w:cs="Times New Roman"/>
+          <w:lang w:val="en-IN"/>
+        </w:rPr>
+      </w:pPr>
+      <w:r>
+        <w:rPr>
+          <w:rFonts w:ascii="Times New Roman" w:eastAsia="Times New Roman" w:hAnsi="Times New Roman" w:cs="Times New Roman"/>
+          <w:lang w:val="en-IN"/>
+        </w:rPr>
+        <w:t>        &lt;div class="starter"&gt;</w:t>
+      </w:r>
+    </w:p>
+    <w:p>
+      <w:pPr>
+        <w:rPr>
+          <w:rFonts w:ascii="Times New Roman" w:eastAsia="Times New Roman" w:hAnsi="Times New Roman" w:cs="Times New Roman"/>
+          <w:lang w:val="en-IN"/>
+        </w:rPr>
+      </w:pPr>
+      <w:r>
+        <w:rPr>
+          <w:rFonts w:ascii="Times New Roman" w:eastAsia="Times New Roman" w:hAnsi="Times New Roman" w:cs="Times New Roman"/>
+          <w:lang w:val="en-IN"/>
+        </w:rPr>
+        <w:t>            &lt;h3&gt;Starter&lt;/h3&gt;</w:t>
+      </w:r>
+    </w:p>
+    <w:p>
+      <w:pPr>
+        <w:rPr>
+          <w:rFonts w:ascii="Times New Roman" w:eastAsia="Times New Roman" w:hAnsi="Times New Roman" w:cs="Times New Roman"/>
+          <w:lang w:val="en-IN"/>
+        </w:rPr>
+      </w:pPr>
+      <w:r>
+        <w:rPr>
+          <w:rFonts w:ascii="Times New Roman" w:eastAsia="Times New Roman" w:hAnsi="Times New Roman" w:cs="Times New Roman"/>
+          <w:lang w:val="en-IN"/>
+        </w:rPr>
+        <w:t>            &lt;div class="item_1"&gt;</w:t>
+      </w:r>
+    </w:p>
+    <w:p>
+      <w:pPr>
+        <w:rPr>
+          <w:rFonts w:ascii="Times New Roman" w:eastAsia="Times New Roman" w:hAnsi="Times New Roman" w:cs="Times New Roman"/>
+          <w:lang w:val="en-IN"/>
+        </w:rPr>
+      </w:pPr>
+      <w:r>
+        <w:rPr>
+          <w:rFonts w:ascii="Times New Roman" w:eastAsia="Times New Roman" w:hAnsi="Times New Roman" w:cs="Times New Roman"/>
+          <w:lang w:val="en-IN"/>
+        </w:rPr>
+        <w:t>                &lt;h4&gt;Paneer Chilly&lt;/h4&gt;</w:t>
+      </w:r>
+    </w:p>
+    <w:p>
+      <w:pPr>
+        <w:rPr>
+          <w:rFonts w:ascii="Times New Roman" w:eastAsia="Times New Roman" w:hAnsi="Times New Roman" w:cs="Times New Roman"/>
+          <w:lang w:val="en-IN"/>
+        </w:rPr>
+      </w:pPr>
+      <w:r>
+        <w:rPr>
+          <w:rFonts w:ascii="Times New Roman" w:eastAsia="Times New Roman" w:hAnsi="Times New Roman" w:cs="Times New Roman"/>
+          <w:lang w:val="en-IN"/>
+        </w:rPr>
+        <w:t>                &lt;p&gt;200&lt;/p&gt;</w:t>
+      </w:r>
+    </w:p>
+    <w:p>
+      <w:pPr>
+        <w:rPr>
+          <w:rFonts w:ascii="Times New Roman" w:eastAsia="Times New Roman" w:hAnsi="Times New Roman" w:cs="Times New Roman"/>
+          <w:lang w:val="en-IN"/>
+        </w:rPr>
+      </w:pPr>
+      <w:r>
+        <w:rPr>
+          <w:rFonts w:ascii="Times New Roman" w:eastAsia="Times New Roman" w:hAnsi="Times New Roman" w:cs="Times New Roman"/>
+          <w:lang w:val="en-IN"/>
+        </w:rPr>
+        <w:t>                &lt;select&gt;</w:t>
+      </w:r>
+    </w:p>
+    <w:p>
+      <w:pPr>
+        <w:rPr>
+          <w:rFonts w:ascii="Times New Roman" w:eastAsia="Times New Roman" w:hAnsi="Times New Roman" w:cs="Times New Roman"/>
+          <w:lang w:val="en-IN"/>
+        </w:rPr>
+      </w:pPr>
+      <w:r>
+        <w:rPr>
+          <w:rFonts w:ascii="Times New Roman" w:eastAsia="Times New Roman" w:hAnsi="Times New Roman" w:cs="Times New Roman"/>
+          <w:lang w:val="en-IN"/>
+        </w:rPr>
+        <w:t>                    &lt;option value="0"&gt;0&lt;/option&gt;</w:t>
+      </w:r>
+    </w:p>
+    <w:p>
+      <w:pPr>
+        <w:rPr>
+          <w:rFonts w:ascii="Times New Roman" w:eastAsia="Times New Roman" w:hAnsi="Times New Roman" w:cs="Times New Roman"/>
+          <w:lang w:val="en-IN"/>
+        </w:rPr>
+      </w:pPr>
+      <w:r>
+        <w:rPr>
+          <w:rFonts w:ascii="Times New Roman" w:eastAsia="Times New Roman" w:hAnsi="Times New Roman" w:cs="Times New Roman"/>
+          <w:lang w:val="en-IN"/>
+        </w:rPr>
+        <w:t>                    &lt;option value="1"&gt;1&lt;/option&gt;</w:t>
+      </w:r>
+    </w:p>
+    <w:p>
+      <w:pPr>
+        <w:rPr>
+          <w:rFonts w:ascii="Times New Roman" w:eastAsia="Times New Roman" w:hAnsi="Times New Roman" w:cs="Times New Roman"/>
+          <w:lang w:val="en-IN"/>
+        </w:rPr>
+      </w:pPr>
+      <w:r>
+        <w:rPr>
+          <w:rFonts w:ascii="Times New Roman" w:eastAsia="Times New Roman" w:hAnsi="Times New Roman" w:cs="Times New Roman"/>
+          <w:lang w:val="en-IN"/>
+        </w:rPr>
+        <w:t>                    &lt;option value="2"&gt;2&lt;/option&gt;</w:t>
+      </w:r>
+    </w:p>
+    <w:p>
+      <w:pPr>
+        <w:rPr>
+          <w:rFonts w:ascii="Times New Roman" w:eastAsia="Times New Roman" w:hAnsi="Times New Roman" w:cs="Times New Roman"/>
+          <w:lang w:val="en-IN"/>
+        </w:rPr>
+      </w:pPr>
+      <w:r>
+        <w:rPr>
+          <w:rFonts w:ascii="Times New Roman" w:eastAsia="Times New Roman" w:hAnsi="Times New Roman" w:cs="Times New Roman"/>
+          <w:lang w:val="en-IN"/>
+        </w:rPr>
+        <w:t>                    &lt;option value="3"&gt;3&lt;/option&gt;</w:t>
+      </w:r>
+    </w:p>
+    <w:p>
+      <w:pPr>
+        <w:rPr>
+          <w:rFonts w:ascii="Times New Roman" w:eastAsia="Times New Roman" w:hAnsi="Times New Roman" w:cs="Times New Roman"/>
+          <w:lang w:val="en-IN"/>
+        </w:rPr>
+      </w:pPr>
+      <w:r>
+        <w:rPr>
+          <w:rFonts w:ascii="Times New Roman" w:eastAsia="Times New Roman" w:hAnsi="Times New Roman" w:cs="Times New Roman"/>
+          <w:lang w:val="en-IN"/>
+        </w:rPr>
+        <w:t>                    &lt;option value="4"&gt;4&lt;/option&gt;</w:t>
+      </w:r>
+    </w:p>
+    <w:p>
+      <w:pPr>
+        <w:rPr>
+          <w:rFonts w:ascii="Times New Roman" w:eastAsia="Times New Roman" w:hAnsi="Times New Roman" w:cs="Times New Roman"/>
+          <w:lang w:val="en-IN"/>
+        </w:rPr>
+      </w:pPr>
+      <w:r>
+        <w:rPr>
+          <w:rFonts w:ascii="Times New Roman" w:eastAsia="Times New Roman" w:hAnsi="Times New Roman" w:cs="Times New Roman"/>
+          <w:lang w:val="en-IN"/>
+        </w:rPr>
+        <w:t>                    &lt;option value="5"&gt;5&lt;/option&gt;</w:t>
+      </w:r>
+    </w:p>
+    <w:p>
+      <w:pPr>
+        <w:rPr>
+          <w:rFonts w:ascii="Times New Roman" w:eastAsia="Times New Roman" w:hAnsi="Times New Roman" w:cs="Times New Roman"/>
+          <w:lang w:val="en-IN"/>
+        </w:rPr>
+      </w:pPr>
+      <w:r>
+        <w:rPr>
+          <w:rFonts w:ascii="Times New Roman" w:eastAsia="Times New Roman" w:hAnsi="Times New Roman" w:cs="Times New Roman"/>
+          <w:lang w:val="en-IN"/>
+        </w:rPr>
+        <w:t>                &lt;/select&gt;</w:t>
+      </w:r>
+    </w:p>
+    <w:p>
+      <w:pPr>
+        <w:rPr>
+          <w:rFonts w:ascii="Times New Roman" w:eastAsia="Times New Roman" w:hAnsi="Times New Roman" w:cs="Times New Roman"/>
+          <w:lang w:val="en-IN"/>
+        </w:rPr>
+      </w:pPr>
+      <w:r>
+        <w:rPr>
+          <w:rFonts w:ascii="Times New Roman" w:eastAsia="Times New Roman" w:hAnsi="Times New Roman" w:cs="Times New Roman"/>
+          <w:lang w:val="en-IN"/>
+        </w:rPr>
+        <w:t>            &lt;/div&gt;</w:t>
+      </w:r>
+    </w:p>
+    <w:p>
+      <w:pPr>
+        <w:rPr>
+          <w:rFonts w:ascii="Times New Roman" w:eastAsia="Times New Roman" w:hAnsi="Times New Roman" w:cs="Times New Roman"/>
+          <w:lang w:val="en-IN"/>
+        </w:rPr>
+      </w:pPr>
+      <w:r>
+        <w:rPr>
+          <w:rFonts w:ascii="Times New Roman" w:eastAsia="Times New Roman" w:hAnsi="Times New Roman" w:cs="Times New Roman"/>
+          <w:lang w:val="en-IN"/>
+        </w:rPr>
+        <w:t>        &lt;/div&gt;</w:t>
+      </w:r>
+    </w:p>
+    <w:p>
+      <w:pPr>
+        <w:rPr>
+          <w:rFonts w:ascii="Times New Roman" w:eastAsia="Times New Roman" w:hAnsi="Times New Roman" w:cs="Times New Roman"/>
+          <w:lang w:val="en-IN"/>
+        </w:rPr>
+      </w:pPr>
+      <w:r>
+        <w:rPr>
+          <w:rFonts w:ascii="Times New Roman" w:eastAsia="Times New Roman" w:hAnsi="Times New Roman" w:cs="Times New Roman"/>
+          <w:lang w:val="en-IN"/>
+        </w:rPr>
+        <w:lastRenderedPageBreak/>
+        <w:t>        &lt;div class="roti"&gt;</w:t>
+      </w:r>
+    </w:p>
+    <w:p>
+      <w:pPr>
+        <w:rPr>
+          <w:rFonts w:ascii="Times New Roman" w:eastAsia="Times New Roman" w:hAnsi="Times New Roman" w:cs="Times New Roman"/>
+          <w:lang w:val="en-IN"/>
+        </w:rPr>
+      </w:pPr>
+      <w:r>
+        <w:rPr>
+          <w:rFonts w:ascii="Times New Roman" w:eastAsia="Times New Roman" w:hAnsi="Times New Roman" w:cs="Times New Roman"/>
+          <w:lang w:val="en-IN"/>
+        </w:rPr>
+        <w:t>            &lt;h3&gt;Roti&lt;/h3&gt;</w:t>
+      </w:r>
+    </w:p>
+    <w:p>
+      <w:pPr>
+        <w:rPr>
+          <w:rFonts w:ascii="Times New Roman" w:eastAsia="Times New Roman" w:hAnsi="Times New Roman" w:cs="Times New Roman"/>
+          <w:lang w:val="en-IN"/>
+        </w:rPr>
+      </w:pPr>
+      <w:r>
+        <w:rPr>
+          <w:rFonts w:ascii="Times New Roman" w:eastAsia="Times New Roman" w:hAnsi="Times New Roman" w:cs="Times New Roman"/>
+          <w:lang w:val="en-IN"/>
+        </w:rPr>
+        <w:t>            &lt;div class="item_1"&gt;</w:t>
+      </w:r>
+    </w:p>
+    <w:p>
+      <w:pPr>
+        <w:rPr>
+          <w:rFonts w:ascii="Times New Roman" w:eastAsia="Times New Roman" w:hAnsi="Times New Roman" w:cs="Times New Roman"/>
+          <w:lang w:val="en-IN"/>
+        </w:rPr>
+      </w:pPr>
+      <w:r>
+        <w:rPr>
+          <w:rFonts w:ascii="Times New Roman" w:eastAsia="Times New Roman" w:hAnsi="Times New Roman" w:cs="Times New Roman"/>
+          <w:lang w:val="en-IN"/>
+        </w:rPr>
+        <w:t>                &lt;h4&gt;Nan&lt;/h4&gt;</w:t>
+      </w:r>
+    </w:p>
+    <w:p>
+      <w:pPr>
+        <w:rPr>
+          <w:rFonts w:ascii="Times New Roman" w:eastAsia="Times New Roman" w:hAnsi="Times New Roman" w:cs="Times New Roman"/>
+          <w:lang w:val="en-IN"/>
+        </w:rPr>
+      </w:pPr>
+      <w:r>
+        <w:rPr>
+          <w:rFonts w:ascii="Times New Roman" w:eastAsia="Times New Roman" w:hAnsi="Times New Roman" w:cs="Times New Roman"/>
+          <w:lang w:val="en-IN"/>
+        </w:rPr>
+        <w:t>                &lt;p&gt;120&lt;/p&gt;</w:t>
+      </w:r>
+    </w:p>
+    <w:p>
+      <w:pPr>
+        <w:rPr>
+          <w:rFonts w:ascii="Times New Roman" w:eastAsia="Times New Roman" w:hAnsi="Times New Roman" w:cs="Times New Roman"/>
+          <w:lang w:val="en-IN"/>
+        </w:rPr>
+      </w:pPr>
+      <w:r>
+        <w:rPr>
+          <w:rFonts w:ascii="Times New Roman" w:eastAsia="Times New Roman" w:hAnsi="Times New Roman" w:cs="Times New Roman"/>
+          <w:lang w:val="en-IN"/>
+        </w:rPr>
+        <w:t>                &lt;select&gt;</w:t>
+      </w:r>
+    </w:p>
+    <w:p>
+      <w:pPr>
+        <w:rPr>
+          <w:rFonts w:ascii="Times New Roman" w:eastAsia="Times New Roman" w:hAnsi="Times New Roman" w:cs="Times New Roman"/>
+          <w:lang w:val="en-IN"/>
+        </w:rPr>
+      </w:pPr>
+      <w:r>
+        <w:rPr>
+          <w:rFonts w:ascii="Times New Roman" w:eastAsia="Times New Roman" w:hAnsi="Times New Roman" w:cs="Times New Roman"/>
+          <w:lang w:val="en-IN"/>
+        </w:rPr>
+        <w:t>                    &lt;option value="0"&gt;0&lt;/option&gt;</w:t>
+      </w:r>
+    </w:p>
+    <w:p>
+      <w:pPr>
+        <w:rPr>
+          <w:rFonts w:ascii="Times New Roman" w:eastAsia="Times New Roman" w:hAnsi="Times New Roman" w:cs="Times New Roman"/>
+          <w:lang w:val="en-IN"/>
+        </w:rPr>
+      </w:pPr>
+      <w:r>
+        <w:rPr>
+          <w:rFonts w:ascii="Times New Roman" w:eastAsia="Times New Roman" w:hAnsi="Times New Roman" w:cs="Times New Roman"/>
+          <w:lang w:val="en-IN"/>
+        </w:rPr>
+        <w:t>                    &lt;option value="1"&gt;1&lt;/option&gt;</w:t>
+      </w:r>
+    </w:p>
+    <w:p>
+      <w:pPr>
+        <w:rPr>
+          <w:rFonts w:ascii="Times New Roman" w:eastAsia="Times New Roman" w:hAnsi="Times New Roman" w:cs="Times New Roman"/>
+          <w:lang w:val="en-IN"/>
+        </w:rPr>
+      </w:pPr>
+      <w:r>
+        <w:rPr>
+          <w:rFonts w:ascii="Times New Roman" w:eastAsia="Times New Roman" w:hAnsi="Times New Roman" w:cs="Times New Roman"/>
+          <w:lang w:val="en-IN"/>
+        </w:rPr>
+        <w:t>                    &lt;option value="2"&gt;2&lt;/option&gt;</w:t>
+      </w:r>
+    </w:p>
+    <w:p>
+      <w:pPr>
+        <w:rPr>
+          <w:rFonts w:ascii="Times New Roman" w:eastAsia="Times New Roman" w:hAnsi="Times New Roman" w:cs="Times New Roman"/>
+          <w:lang w:val="en-IN"/>
+        </w:rPr>
+      </w:pPr>
+      <w:r>
+        <w:rPr>
+          <w:rFonts w:ascii="Times New Roman" w:eastAsia="Times New Roman" w:hAnsi="Times New Roman" w:cs="Times New Roman"/>
+          <w:lang w:val="en-IN"/>
+        </w:rPr>
+        <w:t>                    &lt;option value="3"&gt;3&lt;/option&gt;</w:t>
+      </w:r>
+    </w:p>
+    <w:p>
+      <w:pPr>
+        <w:rPr>
+          <w:rFonts w:ascii="Times New Roman" w:eastAsia="Times New Roman" w:hAnsi="Times New Roman" w:cs="Times New Roman"/>
+          <w:lang w:val="en-IN"/>
+        </w:rPr>
+      </w:pPr>
+      <w:r>
+        <w:rPr>
+          <w:rFonts w:ascii="Times New Roman" w:eastAsia="Times New Roman" w:hAnsi="Times New Roman" w:cs="Times New Roman"/>
+          <w:lang w:val="en-IN"/>
+        </w:rPr>
+        <w:t>                    &lt;option value="4"&gt;4&lt;/option&gt;</w:t>
+      </w:r>
+    </w:p>
+    <w:p>
+      <w:pPr>
+        <w:rPr>
+          <w:rFonts w:ascii="Times New Roman" w:eastAsia="Times New Roman" w:hAnsi="Times New Roman" w:cs="Times New Roman"/>
+          <w:lang w:val="en-IN"/>
+        </w:rPr>
+      </w:pPr>
+      <w:r>
+        <w:rPr>
+          <w:rFonts w:ascii="Times New Roman" w:eastAsia="Times New Roman" w:hAnsi="Times New Roman" w:cs="Times New Roman"/>
+          <w:lang w:val="en-IN"/>
+        </w:rPr>
+        <w:t>                    &lt;option value="5"&gt;5&lt;/option&gt;</w:t>
+      </w:r>
+    </w:p>
+    <w:p>
+      <w:pPr>
+        <w:rPr>
+          <w:rFonts w:ascii="Times New Roman" w:eastAsia="Times New Roman" w:hAnsi="Times New Roman" w:cs="Times New Roman"/>
+          <w:lang w:val="en-IN"/>
+        </w:rPr>
+      </w:pPr>
+      <w:r>
+        <w:rPr>
+          <w:rFonts w:ascii="Times New Roman" w:eastAsia="Times New Roman" w:hAnsi="Times New Roman" w:cs="Times New Roman"/>
+          <w:lang w:val="en-IN"/>
+        </w:rPr>
+        <w:t>                &lt;/select&gt;</w:t>
+      </w:r>
+    </w:p>
+    <w:p>
+      <w:pPr>
+        <w:rPr>
+          <w:rFonts w:ascii="Times New Roman" w:eastAsia="Times New Roman" w:hAnsi="Times New Roman" w:cs="Times New Roman"/>
+          <w:lang w:val="en-IN"/>
+        </w:rPr>
+      </w:pPr>
+      <w:r>
+        <w:rPr>
+          <w:rFonts w:ascii="Times New Roman" w:eastAsia="Times New Roman" w:hAnsi="Times New Roman" w:cs="Times New Roman"/>
+          <w:lang w:val="en-IN"/>
+        </w:rPr>
+        <w:t>            &lt;/div&gt;</w:t>
+      </w:r>
+    </w:p>
+    <w:p>
+      <w:pPr>
+        <w:rPr>
+          <w:rFonts w:ascii="Times New Roman" w:eastAsia="Times New Roman" w:hAnsi="Times New Roman" w:cs="Times New Roman"/>
+          <w:lang w:val="en-IN"/>
+        </w:rPr>
+      </w:pPr>
+      <w:r>
+        <w:rPr>
+          <w:rFonts w:ascii="Times New Roman" w:eastAsia="Times New Roman" w:hAnsi="Times New Roman" w:cs="Times New Roman"/>
+          <w:lang w:val="en-IN"/>
+        </w:rPr>
+        <w:t>        &lt;/div&gt;</w:t>
+      </w:r>
+    </w:p>
+    <w:p>
+      <w:pPr>
+        <w:rPr>
+          <w:rFonts w:ascii="Times New Roman" w:eastAsia="Times New Roman" w:hAnsi="Times New Roman" w:cs="Times New Roman"/>
+          <w:lang w:val="en-IN"/>
+        </w:rPr>
+      </w:pPr>
+      <w:r>
+        <w:rPr>
+          <w:rFonts w:ascii="Times New Roman" w:eastAsia="Times New Roman" w:hAnsi="Times New Roman" w:cs="Times New Roman"/>
+          <w:lang w:val="en-IN"/>
+        </w:rPr>
+        <w:t>        &lt;div class="vegetable"&gt;</w:t>
+      </w:r>
+    </w:p>
+    <w:p>
+      <w:pPr>
+        <w:rPr>
+          <w:rFonts w:ascii="Times New Roman" w:eastAsia="Times New Roman" w:hAnsi="Times New Roman" w:cs="Times New Roman"/>
+          <w:lang w:val="en-IN"/>
+        </w:rPr>
+      </w:pPr>
+      <w:r>
+        <w:rPr>
+          <w:rFonts w:ascii="Times New Roman" w:eastAsia="Times New Roman" w:hAnsi="Times New Roman" w:cs="Times New Roman"/>
+          <w:lang w:val="en-IN"/>
+        </w:rPr>
+        <w:t>            &lt;h3&gt;Vegetable&lt;/h3&gt;</w:t>
+      </w:r>
+    </w:p>
+    <w:p>
+      <w:pPr>
+        <w:rPr>
+          <w:rFonts w:ascii="Times New Roman" w:eastAsia="Times New Roman" w:hAnsi="Times New Roman" w:cs="Times New Roman"/>
+          <w:lang w:val="en-IN"/>
+        </w:rPr>
+      </w:pPr>
+      <w:r>
+        <w:rPr>
+          <w:rFonts w:ascii="Times New Roman" w:eastAsia="Times New Roman" w:hAnsi="Times New Roman" w:cs="Times New Roman"/>
+          <w:lang w:val="en-IN"/>
+        </w:rPr>
+        <w:t>            &lt;div class="item_1"&gt;</w:t>
+      </w:r>
+    </w:p>
+    <w:p>
+      <w:pPr>
+        <w:rPr>
+          <w:rFonts w:ascii="Times New Roman" w:eastAsia="Times New Roman" w:hAnsi="Times New Roman" w:cs="Times New Roman"/>
+          <w:lang w:val="en-IN"/>
+        </w:rPr>
+      </w:pPr>
+      <w:r>
+        <w:rPr>
+          <w:rFonts w:ascii="Times New Roman" w:eastAsia="Times New Roman" w:hAnsi="Times New Roman" w:cs="Times New Roman"/>
+          <w:lang w:val="en-IN"/>
+        </w:rPr>
+        <w:t>                &lt;h4&gt;</w:t>
+      </w:r>
+      <w:proofErr w:type="spellStart"/>
+      <w:r>
+        <w:rPr>
+          <w:rFonts w:ascii="Times New Roman" w:eastAsia="Times New Roman" w:hAnsi="Times New Roman" w:cs="Times New Roman"/>
+          <w:lang w:val="en-IN"/>
+        </w:rPr>
+        <w:t>Kolhapuri</w:t>
+      </w:r>
+      <w:proofErr w:type="spellEnd"/>
+      <w:r>
+        <w:rPr>
+          <w:rFonts w:ascii="Times New Roman" w:eastAsia="Times New Roman" w:hAnsi="Times New Roman" w:cs="Times New Roman"/>
+          <w:lang w:val="en-IN"/>
+        </w:rPr>
+        <w:t>&lt;/h4&gt;</w:t>
+      </w:r>
+    </w:p>
+    <w:p>
+      <w:pPr>
+        <w:rPr>
+          <w:rFonts w:ascii="Times New Roman" w:eastAsia="Times New Roman" w:hAnsi="Times New Roman" w:cs="Times New Roman"/>
+          <w:lang w:val="en-IN"/>
+        </w:rPr>
+      </w:pPr>
+      <w:r>
+        <w:rPr>
+          <w:rFonts w:ascii="Times New Roman" w:eastAsia="Times New Roman" w:hAnsi="Times New Roman" w:cs="Times New Roman"/>
+          <w:lang w:val="en-IN"/>
+        </w:rPr>
+        <w:t>                &lt;p&gt;300&lt;/p&gt;</w:t>
+      </w:r>
+    </w:p>
+    <w:p>
+      <w:pPr>
+        <w:rPr>
+          <w:rFonts w:ascii="Times New Roman" w:eastAsia="Times New Roman" w:hAnsi="Times New Roman" w:cs="Times New Roman"/>
+          <w:lang w:val="en-IN"/>
+        </w:rPr>
+      </w:pPr>
+      <w:r>
+        <w:rPr>
+          <w:rFonts w:ascii="Times New Roman" w:eastAsia="Times New Roman" w:hAnsi="Times New Roman" w:cs="Times New Roman"/>
+          <w:lang w:val="en-IN"/>
+        </w:rPr>
+        <w:t>                &lt;select&gt;</w:t>
+      </w:r>
+    </w:p>
+    <w:p>
+      <w:pPr>
+        <w:rPr>
+          <w:rFonts w:ascii="Times New Roman" w:eastAsia="Times New Roman" w:hAnsi="Times New Roman" w:cs="Times New Roman"/>
+          <w:lang w:val="en-IN"/>
+        </w:rPr>
+      </w:pPr>
+      <w:r>
+        <w:rPr>
+          <w:rFonts w:ascii="Times New Roman" w:eastAsia="Times New Roman" w:hAnsi="Times New Roman" w:cs="Times New Roman"/>
+          <w:lang w:val="en-IN"/>
+        </w:rPr>
+        <w:t>                    &lt;option value="0"&gt;0&lt;/option&gt;</w:t>
+      </w:r>
+    </w:p>
+    <w:p>
+      <w:pPr>
+        <w:rPr>
+          <w:rFonts w:ascii="Times New Roman" w:eastAsia="Times New Roman" w:hAnsi="Times New Roman" w:cs="Times New Roman"/>
+          <w:lang w:val="en-IN"/>
+        </w:rPr>
+      </w:pPr>
+      <w:r>
+        <w:rPr>
+          <w:rFonts w:ascii="Times New Roman" w:eastAsia="Times New Roman" w:hAnsi="Times New Roman" w:cs="Times New Roman"/>
+          <w:lang w:val="en-IN"/>
+        </w:rPr>
+        <w:t>                    &lt;option value="1"&gt;1&lt;/option&gt;</w:t>
+      </w:r>
+    </w:p>
+    <w:p>
+      <w:pPr>
+        <w:rPr>
+          <w:rFonts w:ascii="Times New Roman" w:eastAsia="Times New Roman" w:hAnsi="Times New Roman" w:cs="Times New Roman"/>
+          <w:lang w:val="en-IN"/>
+        </w:rPr>
+      </w:pPr>
+      <w:r>
+        <w:rPr>
+          <w:rFonts w:ascii="Times New Roman" w:eastAsia="Times New Roman" w:hAnsi="Times New Roman" w:cs="Times New Roman"/>
+          <w:lang w:val="en-IN"/>
+        </w:rPr>
+        <w:t>                    &lt;option value="2"&gt;2&lt;/option&gt;</w:t>
+      </w:r>
+    </w:p>
+    <w:p>
+      <w:pPr>
+        <w:rPr>
+          <w:rFonts w:ascii="Times New Roman" w:eastAsia="Times New Roman" w:hAnsi="Times New Roman" w:cs="Times New Roman"/>
+          <w:lang w:val="en-IN"/>
+        </w:rPr>
+      </w:pPr>
+      <w:r>
+        <w:rPr>
+          <w:rFonts w:ascii="Times New Roman" w:eastAsia="Times New Roman" w:hAnsi="Times New Roman" w:cs="Times New Roman"/>
+          <w:lang w:val="en-IN"/>
+        </w:rPr>
+        <w:t>                    &lt;option value="3"&gt;3&lt;/option&gt;</w:t>
+      </w:r>
+    </w:p>
+    <w:p>
+      <w:pPr>
+        <w:rPr>
+          <w:rFonts w:ascii="Times New Roman" w:eastAsia="Times New Roman" w:hAnsi="Times New Roman" w:cs="Times New Roman"/>
+          <w:lang w:val="en-IN"/>
+        </w:rPr>
+      </w:pPr>
+      <w:r>
+        <w:rPr>
+          <w:rFonts w:ascii="Times New Roman" w:eastAsia="Times New Roman" w:hAnsi="Times New Roman" w:cs="Times New Roman"/>
+          <w:lang w:val="en-IN"/>
+        </w:rPr>
+        <w:t>                    &lt;option value="4"&gt;4&lt;/option&gt;</w:t>
+      </w:r>
+    </w:p>
+    <w:p>
+      <w:pPr>
+        <w:rPr>
+          <w:rFonts w:ascii="Times New Roman" w:eastAsia="Times New Roman" w:hAnsi="Times New Roman" w:cs="Times New Roman"/>
+          <w:lang w:val="en-IN"/>
+        </w:rPr>
+      </w:pPr>
+      <w:r>
+        <w:rPr>
+          <w:rFonts w:ascii="Times New Roman" w:eastAsia="Times New Roman" w:hAnsi="Times New Roman" w:cs="Times New Roman"/>
+          <w:lang w:val="en-IN"/>
+        </w:rPr>
+        <w:t>                    &lt;option value="5"&gt;5&lt;/option&gt;</w:t>
+      </w:r>
+    </w:p>
+    <w:p>
+      <w:pPr>
+        <w:rPr>
+          <w:rFonts w:ascii="Times New Roman" w:eastAsia="Times New Roman" w:hAnsi="Times New Roman" w:cs="Times New Roman"/>
+          <w:lang w:val="en-IN"/>
+        </w:rPr>
+      </w:pPr>
+      <w:r>
+        <w:rPr>
+          <w:rFonts w:ascii="Times New Roman" w:eastAsia="Times New Roman" w:hAnsi="Times New Roman" w:cs="Times New Roman"/>
+          <w:lang w:val="en-IN"/>
+        </w:rPr>
+        <w:t>                &lt;/select&gt;</w:t>
+      </w:r>
+    </w:p>
+    <w:p>
+      <w:pPr>
+        <w:rPr>
+          <w:rFonts w:ascii="Times New Roman" w:eastAsia="Times New Roman" w:hAnsi="Times New Roman" w:cs="Times New Roman"/>
+          <w:lang w:val="en-IN"/>
+        </w:rPr>
+      </w:pPr>
+      <w:r>
+        <w:rPr>
+          <w:rFonts w:ascii="Times New Roman" w:eastAsia="Times New Roman" w:hAnsi="Times New Roman" w:cs="Times New Roman"/>
+          <w:lang w:val="en-IN"/>
+        </w:rPr>
+        <w:t>            &lt;/div&gt;</w:t>
+      </w:r>
+    </w:p>
+    <w:p>
+      <w:pPr>
+        <w:rPr>
+          <w:rFonts w:ascii="Times New Roman" w:eastAsia="Times New Roman" w:hAnsi="Times New Roman" w:cs="Times New Roman"/>
+          <w:lang w:val="en-IN"/>
+        </w:rPr>
+      </w:pPr>
+      <w:r>
+        <w:rPr>
+          <w:rFonts w:ascii="Times New Roman" w:eastAsia="Times New Roman" w:hAnsi="Times New Roman" w:cs="Times New Roman"/>
+          <w:lang w:val="en-IN"/>
+        </w:rPr>
+        <w:t>        &lt;/div&gt;</w:t>
+      </w:r>
+    </w:p>
+    <w:p>
+      <w:pPr>
+        <w:rPr>
+          <w:rFonts w:ascii="Times New Roman" w:eastAsia="Times New Roman" w:hAnsi="Times New Roman" w:cs="Times New Roman"/>
+          <w:lang w:val="en-IN"/>
+        </w:rPr>
+      </w:pPr>
+      <w:r>
+        <w:rPr>
+          <w:rFonts w:ascii="Times New Roman" w:eastAsia="Times New Roman" w:hAnsi="Times New Roman" w:cs="Times New Roman"/>
+          <w:lang w:val="en-IN"/>
+        </w:rPr>
+        <w:t>        &lt;div class="rice"&gt;</w:t>
+      </w:r>
+    </w:p>
+    <w:p>
+      <w:pPr>
+        <w:rPr>
+          <w:rFonts w:ascii="Times New Roman" w:eastAsia="Times New Roman" w:hAnsi="Times New Roman" w:cs="Times New Roman"/>
+          <w:lang w:val="en-IN"/>
+        </w:rPr>
+      </w:pPr>
+      <w:r>
+        <w:rPr>
+          <w:rFonts w:ascii="Times New Roman" w:eastAsia="Times New Roman" w:hAnsi="Times New Roman" w:cs="Times New Roman"/>
+          <w:lang w:val="en-IN"/>
+        </w:rPr>
+        <w:t>            &lt;h3&gt;Rice&lt;/h3&gt;</w:t>
+      </w:r>
+    </w:p>
+    <w:p>
+      <w:pPr>
+        <w:rPr>
+          <w:rFonts w:ascii="Times New Roman" w:eastAsia="Times New Roman" w:hAnsi="Times New Roman" w:cs="Times New Roman"/>
+          <w:lang w:val="en-IN"/>
+        </w:rPr>
+      </w:pPr>
+      <w:r>
+        <w:rPr>
+          <w:rFonts w:ascii="Times New Roman" w:eastAsia="Times New Roman" w:hAnsi="Times New Roman" w:cs="Times New Roman"/>
+          <w:lang w:val="en-IN"/>
+        </w:rPr>
+        <w:t>            &lt;div class="item_1"&gt;</w:t>
+      </w:r>
+    </w:p>
+    <w:p>
+      <w:pPr>
+        <w:rPr>
+          <w:rFonts w:ascii="Times New Roman" w:eastAsia="Times New Roman" w:hAnsi="Times New Roman" w:cs="Times New Roman"/>
+          <w:lang w:val="en-IN"/>
+        </w:rPr>
+      </w:pPr>
+      <w:r>
+        <w:rPr>
+          <w:rFonts w:ascii="Times New Roman" w:eastAsia="Times New Roman" w:hAnsi="Times New Roman" w:cs="Times New Roman"/>
+          <w:lang w:val="en-IN"/>
+        </w:rPr>
+        <w:t>                &lt;h4&gt;Jeera Rice&lt;/h4&gt;</w:t>
+      </w:r>
+    </w:p>
+    <w:p>
+      <w:pPr>
+        <w:rPr>
+          <w:rFonts w:ascii="Times New Roman" w:eastAsia="Times New Roman" w:hAnsi="Times New Roman" w:cs="Times New Roman"/>
+          <w:lang w:val="en-IN"/>
+        </w:rPr>
+      </w:pPr>
+      <w:r>
+        <w:rPr>
+          <w:rFonts w:ascii="Times New Roman" w:eastAsia="Times New Roman" w:hAnsi="Times New Roman" w:cs="Times New Roman"/>
+          <w:lang w:val="en-IN"/>
+        </w:rPr>
+        <w:t>                &lt;p&gt;200&lt;/p&gt;</w:t>
+      </w:r>
+    </w:p>
+    <w:p>
+      <w:pPr>
+        <w:rPr>
+          <w:rFonts w:ascii="Times New Roman" w:eastAsia="Times New Roman" w:hAnsi="Times New Roman" w:cs="Times New Roman"/>
+          <w:lang w:val="en-IN"/>
+        </w:rPr>
+      </w:pPr>
+      <w:r>
+        <w:rPr>
+          <w:rFonts w:ascii="Times New Roman" w:eastAsia="Times New Roman" w:hAnsi="Times New Roman" w:cs="Times New Roman"/>
+          <w:lang w:val="en-IN"/>
+        </w:rPr>
+        <w:t>                &lt;select&gt;</w:t>
+      </w:r>
+    </w:p>
+    <w:p>
+      <w:pPr>
+        <w:rPr>
+          <w:rFonts w:ascii="Times New Roman" w:eastAsia="Times New Roman" w:hAnsi="Times New Roman" w:cs="Times New Roman"/>
+          <w:lang w:val="en-IN"/>
+        </w:rPr>
+      </w:pPr>
+      <w:r>
+        <w:rPr>
+          <w:rFonts w:ascii="Times New Roman" w:eastAsia="Times New Roman" w:hAnsi="Times New Roman" w:cs="Times New Roman"/>
+          <w:lang w:val="en-IN"/>
+        </w:rPr>
+        <w:t>                    &lt;option value="0"&gt;0&lt;/option&gt;</w:t>
+      </w:r>
+    </w:p>
+    <w:p>
+      <w:pPr>
+        <w:rPr>
+          <w:rFonts w:ascii="Times New Roman" w:eastAsia="Times New Roman" w:hAnsi="Times New Roman" w:cs="Times New Roman"/>
+          <w:lang w:val="en-IN"/>
+        </w:rPr>
+      </w:pPr>
+      <w:r>
+        <w:rPr>
+          <w:rFonts w:ascii="Times New Roman" w:eastAsia="Times New Roman" w:hAnsi="Times New Roman" w:cs="Times New Roman"/>
+          <w:lang w:val="en-IN"/>
+        </w:rPr>
+        <w:t>                    &lt;option value="1"&gt;1&lt;/option&gt;</w:t>
+      </w:r>
+    </w:p>
+    <w:p>
+      <w:pPr>
+        <w:rPr>
+          <w:rFonts w:ascii="Times New Roman" w:eastAsia="Times New Roman" w:hAnsi="Times New Roman" w:cs="Times New Roman"/>
+          <w:lang w:val="en-IN"/>
+        </w:rPr>
+      </w:pPr>
+      <w:r>
+        <w:rPr>
+          <w:rFonts w:ascii="Times New Roman" w:eastAsia="Times New Roman" w:hAnsi="Times New Roman" w:cs="Times New Roman"/>
+          <w:lang w:val="en-IN"/>
+        </w:rPr>
+        <w:t>                    &lt;option value="2"&gt;2&lt;/option&gt;</w:t>
+      </w:r>
+    </w:p>
+    <w:p>
+      <w:pPr>
+        <w:rPr>
+          <w:rFonts w:ascii="Times New Roman" w:eastAsia="Times New Roman" w:hAnsi="Times New Roman" w:cs="Times New Roman"/>
+          <w:lang w:val="en-IN"/>
+        </w:rPr>
+      </w:pPr>
+      <w:r>
+        <w:rPr>
+          <w:rFonts w:ascii="Times New Roman" w:eastAsia="Times New Roman" w:hAnsi="Times New Roman" w:cs="Times New Roman"/>
+          <w:lang w:val="en-IN"/>
+        </w:rPr>
+        <w:t>                    &lt;option value="3"&gt;3&lt;/option&gt;</w:t>
+      </w:r>
+    </w:p>
+    <w:p>
+      <w:pPr>
+        <w:rPr>
+          <w:rFonts w:ascii="Times New Roman" w:eastAsia="Times New Roman" w:hAnsi="Times New Roman" w:cs="Times New Roman"/>
+          <w:lang w:val="en-IN"/>
+        </w:rPr>
+      </w:pPr>
+      <w:r>
+        <w:rPr>
+          <w:rFonts w:ascii="Times New Roman" w:eastAsia="Times New Roman" w:hAnsi="Times New Roman" w:cs="Times New Roman"/>
+          <w:lang w:val="en-IN"/>
+        </w:rPr>
+        <w:t>                    &lt;option value="4"&gt;4&lt;/option&gt;</w:t>
+      </w:r>
+    </w:p>
+    <w:p>
+      <w:pPr>
+        <w:rPr>
+          <w:rFonts w:ascii="Times New Roman" w:eastAsia="Times New Roman" w:hAnsi="Times New Roman" w:cs="Times New Roman"/>
+          <w:lang w:val="en-IN"/>
+        </w:rPr>
+      </w:pPr>
+      <w:r>
+        <w:rPr>
+          <w:rFonts w:ascii="Times New Roman" w:eastAsia="Times New Roman" w:hAnsi="Times New Roman" w:cs="Times New Roman"/>
+          <w:lang w:val="en-IN"/>
+        </w:rPr>
+        <w:t>                    &lt;option value="5"&gt;5&lt;/option&gt;</w:t>
+      </w:r>
+    </w:p>
+    <w:p>
+      <w:pPr>
+        <w:rPr>
+          <w:rFonts w:ascii="Times New Roman" w:eastAsia="Times New Roman" w:hAnsi="Times New Roman" w:cs="Times New Roman"/>
+          <w:lang w:val="en-IN"/>
+        </w:rPr>
+      </w:pPr>
+      <w:r>
+        <w:rPr>
+          <w:rFonts w:ascii="Times New Roman" w:eastAsia="Times New Roman" w:hAnsi="Times New Roman" w:cs="Times New Roman"/>
+          <w:lang w:val="en-IN"/>
+        </w:rPr>
+        <w:t>                &lt;/select&gt;</w:t>
+      </w:r>
+    </w:p>
+    <w:p>
+      <w:pPr>
+        <w:rPr>
+          <w:rFonts w:ascii="Times New Roman" w:eastAsia="Times New Roman" w:hAnsi="Times New Roman" w:cs="Times New Roman"/>
+          <w:lang w:val="en-IN"/>
+        </w:rPr>
+      </w:pPr>
+      <w:r>
+        <w:rPr>
+          <w:rFonts w:ascii="Times New Roman" w:eastAsia="Times New Roman" w:hAnsi="Times New Roman" w:cs="Times New Roman"/>
+          <w:lang w:val="en-IN"/>
+        </w:rPr>
+        <w:t>            &lt;/div&gt;</w:t>
+      </w:r>
+    </w:p>
+    <w:p>
+      <w:pPr>
+        <w:rPr>
+          <w:rFonts w:ascii="Times New Roman" w:eastAsia="Times New Roman" w:hAnsi="Times New Roman" w:cs="Times New Roman"/>
+          <w:lang w:val="en-IN"/>
+        </w:rPr>
+      </w:pPr>
+      <w:r>
+        <w:rPr>
+          <w:rFonts w:ascii="Times New Roman" w:eastAsia="Times New Roman" w:hAnsi="Times New Roman" w:cs="Times New Roman"/>
+          <w:lang w:val="en-IN"/>
+        </w:rPr>
+        <w:lastRenderedPageBreak/>
+        <w:t>        &lt;/div&gt;</w:t>
+      </w:r>
+    </w:p>
+    <w:p>
+      <w:pPr>
+        <w:rPr>
+          <w:rFonts w:ascii="Times New Roman" w:eastAsia="Times New Roman" w:hAnsi="Times New Roman" w:cs="Times New Roman"/>
+          <w:lang w:val="en-IN"/>
+        </w:rPr>
+      </w:pPr>
+      <w:r>
+        <w:rPr>
+          <w:rFonts w:ascii="Times New Roman" w:eastAsia="Times New Roman" w:hAnsi="Times New Roman" w:cs="Times New Roman"/>
+          <w:lang w:val="en-IN"/>
+        </w:rPr>
+        <w:t>        &lt;div class="dal"&gt;</w:t>
+      </w:r>
+    </w:p>
+    <w:p>
+      <w:pPr>
+        <w:rPr>
+          <w:rFonts w:ascii="Times New Roman" w:eastAsia="Times New Roman" w:hAnsi="Times New Roman" w:cs="Times New Roman"/>
+          <w:lang w:val="en-IN"/>
+        </w:rPr>
+      </w:pPr>
+      <w:r>
+        <w:rPr>
+          <w:rFonts w:ascii="Times New Roman" w:eastAsia="Times New Roman" w:hAnsi="Times New Roman" w:cs="Times New Roman"/>
+          <w:lang w:val="en-IN"/>
+        </w:rPr>
+        <w:t>            &lt;h3&gt;Dal&lt;/h3&gt;</w:t>
+      </w:r>
+    </w:p>
+    <w:p>
+      <w:pPr>
+        <w:rPr>
+          <w:rFonts w:ascii="Times New Roman" w:eastAsia="Times New Roman" w:hAnsi="Times New Roman" w:cs="Times New Roman"/>
+          <w:lang w:val="en-IN"/>
+        </w:rPr>
+      </w:pPr>
+      <w:r>
+        <w:rPr>
+          <w:rFonts w:ascii="Times New Roman" w:eastAsia="Times New Roman" w:hAnsi="Times New Roman" w:cs="Times New Roman"/>
+          <w:lang w:val="en-IN"/>
+        </w:rPr>
+        <w:t>            &lt;div class="item_1"&gt;</w:t>
+      </w:r>
+    </w:p>
+    <w:p>
+      <w:pPr>
+        <w:rPr>
+          <w:rFonts w:ascii="Times New Roman" w:eastAsia="Times New Roman" w:hAnsi="Times New Roman" w:cs="Times New Roman"/>
+          <w:lang w:val="en-IN"/>
+        </w:rPr>
+      </w:pPr>
+      <w:r>
+        <w:rPr>
+          <w:rFonts w:ascii="Times New Roman" w:eastAsia="Times New Roman" w:hAnsi="Times New Roman" w:cs="Times New Roman"/>
+          <w:lang w:val="en-IN"/>
+        </w:rPr>
+        <w:t>                &lt;h4&gt;Dal Fry&lt;/h4&gt;</w:t>
+      </w:r>
+    </w:p>
+    <w:p>
+      <w:pPr>
+        <w:rPr>
+          <w:rFonts w:ascii="Times New Roman" w:eastAsia="Times New Roman" w:hAnsi="Times New Roman" w:cs="Times New Roman"/>
+          <w:lang w:val="en-IN"/>
+        </w:rPr>
+      </w:pPr>
+      <w:r>
+        <w:rPr>
+          <w:rFonts w:ascii="Times New Roman" w:eastAsia="Times New Roman" w:hAnsi="Times New Roman" w:cs="Times New Roman"/>
+          <w:lang w:val="en-IN"/>
+        </w:rPr>
+        <w:t>                &lt;p&gt;200&lt;/p&gt;</w:t>
+      </w:r>
+    </w:p>
+    <w:p>
+      <w:pPr>
+        <w:rPr>
+          <w:rFonts w:ascii="Times New Roman" w:eastAsia="Times New Roman" w:hAnsi="Times New Roman" w:cs="Times New Roman"/>
+          <w:lang w:val="en-IN"/>
+        </w:rPr>
+      </w:pPr>
+      <w:r>
+        <w:rPr>
+          <w:rFonts w:ascii="Times New Roman" w:eastAsia="Times New Roman" w:hAnsi="Times New Roman" w:cs="Times New Roman"/>
+          <w:lang w:val="en-IN"/>
+        </w:rPr>
+        <w:t>                &lt;select&gt;</w:t>
+      </w:r>
+    </w:p>
+    <w:p>
+      <w:pPr>
+        <w:rPr>
+          <w:rFonts w:ascii="Times New Roman" w:eastAsia="Times New Roman" w:hAnsi="Times New Roman" w:cs="Times New Roman"/>
+          <w:lang w:val="en-IN"/>
+        </w:rPr>
+      </w:pPr>
+      <w:r>
+        <w:rPr>
+          <w:rFonts w:ascii="Times New Roman" w:eastAsia="Times New Roman" w:hAnsi="Times New Roman" w:cs="Times New Roman"/>
+          <w:lang w:val="en-IN"/>
+        </w:rPr>
+        <w:t>                    &lt;option value="0"&gt;0&lt;/option&gt;</w:t>
+      </w:r>
+    </w:p>
+    <w:p>
+      <w:pPr>
+        <w:rPr>
+          <w:rFonts w:ascii="Times New Roman" w:eastAsia="Times New Roman" w:hAnsi="Times New Roman" w:cs="Times New Roman"/>
+          <w:lang w:val="en-IN"/>
+        </w:rPr>
+      </w:pPr>
+      <w:r>
+        <w:rPr>
+          <w:rFonts w:ascii="Times New Roman" w:eastAsia="Times New Roman" w:hAnsi="Times New Roman" w:cs="Times New Roman"/>
+          <w:lang w:val="en-IN"/>
+        </w:rPr>
+        <w:t>                    &lt;option value="1"&gt;1&lt;/option&gt;</w:t>
+      </w:r>
+    </w:p>
+    <w:p>
+      <w:pPr>
+        <w:rPr>
+          <w:rFonts w:ascii="Times New Roman" w:eastAsia="Times New Roman" w:hAnsi="Times New Roman" w:cs="Times New Roman"/>
+          <w:lang w:val="en-IN"/>
+        </w:rPr>
+      </w:pPr>
+      <w:r>
+        <w:rPr>
+          <w:rFonts w:ascii="Times New Roman" w:eastAsia="Times New Roman" w:hAnsi="Times New Roman" w:cs="Times New Roman"/>
+          <w:lang w:val="en-IN"/>
+        </w:rPr>
+        <w:t>                    &lt;option value="2"&gt;2&lt;/option&gt;</w:t>
+      </w:r>
+    </w:p>
+    <w:p>
+      <w:pPr>
+        <w:rPr>
+          <w:rFonts w:ascii="Times New Roman" w:eastAsia="Times New Roman" w:hAnsi="Times New Roman" w:cs="Times New Roman"/>
+          <w:lang w:val="en-IN"/>
+        </w:rPr>
+      </w:pPr>
+      <w:r>
+        <w:rPr>
+          <w:rFonts w:ascii="Times New Roman" w:eastAsia="Times New Roman" w:hAnsi="Times New Roman" w:cs="Times New Roman"/>
+          <w:lang w:val="en-IN"/>
+        </w:rPr>
+        <w:t>                    &lt;option value="3"&gt;3&lt;/option&gt;</w:t>
+      </w:r>
+    </w:p>
+    <w:p>
+      <w:pPr>
+        <w:rPr>
+          <w:rFonts w:ascii="Times New Roman" w:eastAsia="Times New Roman" w:hAnsi="Times New Roman" w:cs="Times New Roman"/>
+          <w:lang w:val="en-IN"/>
+        </w:rPr>
+      </w:pPr>
+      <w:r>
+        <w:rPr>
+          <w:rFonts w:ascii="Times New Roman" w:eastAsia="Times New Roman" w:hAnsi="Times New Roman" w:cs="Times New Roman"/>
+          <w:lang w:val="en-IN"/>
+        </w:rPr>
+        <w:t>                    &lt;option value="4"&gt;4&lt;/option&gt;</w:t>
+      </w:r>
+    </w:p>
+    <w:p>
+      <w:pPr>
+        <w:rPr>
+          <w:rFonts w:ascii="Times New Roman" w:eastAsia="Times New Roman" w:hAnsi="Times New Roman" w:cs="Times New Roman"/>
+          <w:lang w:val="en-IN"/>
+        </w:rPr>
+      </w:pPr>
+      <w:r>
+        <w:rPr>
+          <w:rFonts w:ascii="Times New Roman" w:eastAsia="Times New Roman" w:hAnsi="Times New Roman" w:cs="Times New Roman"/>
+          <w:lang w:val="en-IN"/>
+        </w:rPr>
+        <w:t>                    &lt;option value="5"&gt;5&lt;/option&gt;</w:t>
+      </w:r>
+    </w:p>
+    <w:p>
+      <w:pPr>
+        <w:rPr>
+          <w:rFonts w:ascii="Times New Roman" w:eastAsia="Times New Roman" w:hAnsi="Times New Roman" w:cs="Times New Roman"/>
+          <w:lang w:val="en-IN"/>
+        </w:rPr>
+      </w:pPr>
+      <w:r>
+        <w:rPr>
+          <w:rFonts w:ascii="Times New Roman" w:eastAsia="Times New Roman" w:hAnsi="Times New Roman" w:cs="Times New Roman"/>
+          <w:lang w:val="en-IN"/>
+        </w:rPr>
+        <w:t>                &lt;/select&gt;</w:t>
+      </w:r>
+    </w:p>
+    <w:p>
+      <w:pPr>
+        <w:rPr>
+          <w:rFonts w:ascii="Times New Roman" w:eastAsia="Times New Roman" w:hAnsi="Times New Roman" w:cs="Times New Roman"/>
+          <w:lang w:val="en-IN"/>
+        </w:rPr>
+      </w:pPr>
+      <w:r>
+        <w:rPr>
+          <w:rFonts w:ascii="Times New Roman" w:eastAsia="Times New Roman" w:hAnsi="Times New Roman" w:cs="Times New Roman"/>
+          <w:lang w:val="en-IN"/>
+        </w:rPr>
+        <w:t>            &lt;/div&gt;</w:t>
+      </w:r>
+    </w:p>
+    <w:p>
+      <w:pPr>
+        <w:rPr>
+          <w:rFonts w:ascii="Times New Roman" w:eastAsia="Times New Roman" w:hAnsi="Times New Roman" w:cs="Times New Roman"/>
+          <w:lang w:val="en-IN"/>
+        </w:rPr>
+      </w:pPr>
+      <w:r>
+        <w:rPr>
+          <w:rFonts w:ascii="Times New Roman" w:eastAsia="Times New Roman" w:hAnsi="Times New Roman" w:cs="Times New Roman"/>
+          <w:lang w:val="en-IN"/>
+        </w:rPr>
+        <w:t>        &lt;/div&gt;</w:t>
+      </w:r>
+    </w:p>
+    <w:p>
+      <w:pPr>
+        <w:rPr>
+          <w:rFonts w:ascii="Times New Roman" w:eastAsia="Times New Roman" w:hAnsi="Times New Roman" w:cs="Times New Roman"/>
+          <w:lang w:val="en-IN"/>
+        </w:rPr>
+      </w:pPr>
+      <w:r>
+        <w:rPr>
+          <w:rFonts w:ascii="Times New Roman" w:eastAsia="Times New Roman" w:hAnsi="Times New Roman" w:cs="Times New Roman"/>
+          <w:lang w:val="en-IN"/>
+        </w:rPr>
+        <w:t>    &lt;/div&gt;</w:t>
+      </w:r>
+    </w:p>
+    <w:p>
+      <w:pPr>
+        <w:rPr>
+          <w:rFonts w:ascii="Times New Roman" w:eastAsia="Times New Roman" w:hAnsi="Times New Roman" w:cs="Times New Roman"/>
+          <w:lang w:val="en-IN"/>
+        </w:rPr>
+      </w:pPr>
+      <w:r>
+        <w:rPr>
+          <w:rFonts w:ascii="Times New Roman" w:eastAsia="Times New Roman" w:hAnsi="Times New Roman" w:cs="Times New Roman"/>
+          <w:lang w:val="en-IN"/>
+        </w:rPr>
+        <w:t>    &lt;button id="submit"&gt;Submit Order&lt;/button&gt;</w:t>
+      </w:r>
+    </w:p>
+    <w:p>
+      <w:pPr>
+        <w:rPr>
+          <w:rFonts w:ascii="Times New Roman" w:eastAsia="Times New Roman" w:hAnsi="Times New Roman" w:cs="Times New Roman"/>
+          <w:lang w:val="en-IN"/>
+        </w:rPr>
+      </w:pPr>
+      <w:r>
+        <w:rPr>
+          <w:rFonts w:ascii="Times New Roman" w:eastAsia="Times New Roman" w:hAnsi="Times New Roman" w:cs="Times New Roman"/>
+          <w:lang w:val="en-IN"/>
+        </w:rPr>
+        <w:t>    &lt;div id="receipt"&gt;&lt;/div&gt;</w:t>
+      </w:r>
+    </w:p>
+    <w:p>
+      <w:pPr>
+        <w:rPr>
+          <w:rFonts w:ascii="Times New Roman" w:eastAsia="Times New Roman" w:hAnsi="Times New Roman" w:cs="Times New Roman"/>
+          <w:lang w:val="en-IN"/>
+        </w:rPr>
+      </w:pPr>
+      <w:r>
+        <w:rPr>
+          <w:rFonts w:ascii="Times New Roman" w:eastAsia="Times New Roman" w:hAnsi="Times New Roman" w:cs="Times New Roman"/>
+          <w:lang w:val="en-IN"/>
+        </w:rPr>
+        <w:t>&lt;/body&gt;</w:t>
+      </w:r>
+    </w:p>
+    <w:p>
+      <w:pPr>
+        <w:rPr>
+          <w:rFonts w:ascii="Times New Roman" w:eastAsia="Times New Roman" w:hAnsi="Times New Roman" w:cs="Times New Roman"/>
+          <w:lang w:val="en-IN"/>
+        </w:rPr>
+      </w:pPr>
+      <w:r>
+        <w:rPr>
+          <w:rFonts w:ascii="Times New Roman" w:eastAsia="Times New Roman" w:hAnsi="Times New Roman" w:cs="Times New Roman"/>
+          <w:lang w:val="en-IN"/>
+        </w:rPr>
+        <w:t>&lt;script&gt;</w:t>
+      </w:r>
+    </w:p>
+    <w:p>
+      <w:pPr>
+        <w:rPr>
+          <w:rFonts w:ascii="Times New Roman" w:eastAsia="Times New Roman" w:hAnsi="Times New Roman" w:cs="Times New Roman"/>
+          <w:lang w:val="en-IN"/>
+        </w:rPr>
+      </w:pPr>
+      <w:r>
+        <w:rPr>
+          <w:rFonts w:ascii="Times New Roman" w:eastAsia="Times New Roman" w:hAnsi="Times New Roman" w:cs="Times New Roman"/>
+          <w:lang w:val="en-IN"/>
+        </w:rPr>
+        <w:t xml:space="preserve">        var </w:t>
+      </w:r>
+      <w:proofErr w:type="spellStart"/>
+      <w:r>
+        <w:rPr>
+          <w:rFonts w:ascii="Times New Roman" w:eastAsia="Times New Roman" w:hAnsi="Times New Roman" w:cs="Times New Roman"/>
+          <w:lang w:val="en-IN"/>
+        </w:rPr>
+        <w:t>customerDetails</w:t>
+      </w:r>
+      <w:proofErr w:type="spellEnd"/>
+      <w:r>
+        <w:rPr>
+          <w:rFonts w:ascii="Times New Roman" w:eastAsia="Times New Roman" w:hAnsi="Times New Roman" w:cs="Times New Roman"/>
+          <w:lang w:val="en-IN"/>
+        </w:rPr>
+        <w:t xml:space="preserve"> = </w:t>
+      </w:r>
+      <w:proofErr w:type="spellStart"/>
+      <w:proofErr w:type="gramStart"/>
+      <w:r>
+        <w:rPr>
+          <w:rFonts w:ascii="Times New Roman" w:eastAsia="Times New Roman" w:hAnsi="Times New Roman" w:cs="Times New Roman"/>
+          <w:lang w:val="en-IN"/>
+        </w:rPr>
+        <w:t>document.getElementsByClassName</w:t>
+      </w:r>
+      <w:proofErr w:type="spellEnd"/>
+      <w:proofErr w:type="gramEnd"/>
+      <w:r>
+        <w:rPr>
+          <w:rFonts w:ascii="Times New Roman" w:eastAsia="Times New Roman" w:hAnsi="Times New Roman" w:cs="Times New Roman"/>
+          <w:lang w:val="en-IN"/>
+        </w:rPr>
+        <w:t>("name");</w:t>
+      </w:r>
+    </w:p>
+    <w:p>
+      <w:pPr>
+        <w:rPr>
+          <w:rFonts w:ascii="Times New Roman" w:eastAsia="Times New Roman" w:hAnsi="Times New Roman" w:cs="Times New Roman"/>
+          <w:lang w:val="en-IN"/>
+        </w:rPr>
+      </w:pPr>
+      <w:r>
+        <w:rPr>
+          <w:rFonts w:ascii="Times New Roman" w:eastAsia="Times New Roman" w:hAnsi="Times New Roman" w:cs="Times New Roman"/>
+          <w:lang w:val="en-IN"/>
+        </w:rPr>
+        <w:t xml:space="preserve">        var </w:t>
+      </w:r>
+      <w:proofErr w:type="spellStart"/>
+      <w:r>
+        <w:rPr>
+          <w:rFonts w:ascii="Times New Roman" w:eastAsia="Times New Roman" w:hAnsi="Times New Roman" w:cs="Times New Roman"/>
+          <w:lang w:val="en-IN"/>
+        </w:rPr>
+        <w:t>menuItems</w:t>
+      </w:r>
+      <w:proofErr w:type="spellEnd"/>
+      <w:r>
+        <w:rPr>
+          <w:rFonts w:ascii="Times New Roman" w:eastAsia="Times New Roman" w:hAnsi="Times New Roman" w:cs="Times New Roman"/>
+          <w:lang w:val="en-IN"/>
+        </w:rPr>
+        <w:t xml:space="preserve"> = </w:t>
+      </w:r>
+      <w:proofErr w:type="spellStart"/>
+      <w:proofErr w:type="gramStart"/>
+      <w:r>
+        <w:rPr>
+          <w:rFonts w:ascii="Times New Roman" w:eastAsia="Times New Roman" w:hAnsi="Times New Roman" w:cs="Times New Roman"/>
+          <w:lang w:val="en-IN"/>
+        </w:rPr>
+        <w:t>document.getElementsByClassName</w:t>
+      </w:r>
+      <w:proofErr w:type="spellEnd"/>
+      <w:proofErr w:type="gramEnd"/>
+      <w:r>
+        <w:rPr>
+          <w:rFonts w:ascii="Times New Roman" w:eastAsia="Times New Roman" w:hAnsi="Times New Roman" w:cs="Times New Roman"/>
+          <w:lang w:val="en-IN"/>
+        </w:rPr>
+        <w:t>("item_1");</w:t>
+      </w:r>
+    </w:p>
+    <w:p>
+      <w:pPr>
+        <w:rPr>
+          <w:rFonts w:ascii="Times New Roman" w:eastAsia="Times New Roman" w:hAnsi="Times New Roman" w:cs="Times New Roman"/>
+          <w:lang w:val="en-IN"/>
+        </w:rPr>
+      </w:pPr>
+      <w:r>
+        <w:rPr>
+          <w:rFonts w:ascii="Times New Roman" w:eastAsia="Times New Roman" w:hAnsi="Times New Roman" w:cs="Times New Roman"/>
+          <w:lang w:val="en-IN"/>
+        </w:rPr>
+        <w:t xml:space="preserve">        var </w:t>
+      </w:r>
+      <w:proofErr w:type="spellStart"/>
+      <w:r>
+        <w:rPr>
+          <w:rFonts w:ascii="Times New Roman" w:eastAsia="Times New Roman" w:hAnsi="Times New Roman" w:cs="Times New Roman"/>
+          <w:lang w:val="en-IN"/>
+        </w:rPr>
+        <w:t>submitButton</w:t>
+      </w:r>
+      <w:proofErr w:type="spellEnd"/>
+      <w:r>
+        <w:rPr>
+          <w:rFonts w:ascii="Times New Roman" w:eastAsia="Times New Roman" w:hAnsi="Times New Roman" w:cs="Times New Roman"/>
+          <w:lang w:val="en-IN"/>
+        </w:rPr>
+        <w:t xml:space="preserve"> = </w:t>
+      </w:r>
+      <w:proofErr w:type="spellStart"/>
+      <w:proofErr w:type="gramStart"/>
+      <w:r>
+        <w:rPr>
+          <w:rFonts w:ascii="Times New Roman" w:eastAsia="Times New Roman" w:hAnsi="Times New Roman" w:cs="Times New Roman"/>
+          <w:lang w:val="en-IN"/>
+        </w:rPr>
+        <w:t>document.getElementById</w:t>
+      </w:r>
+      <w:proofErr w:type="spellEnd"/>
+      <w:proofErr w:type="gramEnd"/>
+      <w:r>
+        <w:rPr>
+          <w:rFonts w:ascii="Times New Roman" w:eastAsia="Times New Roman" w:hAnsi="Times New Roman" w:cs="Times New Roman"/>
+          <w:lang w:val="en-IN"/>
+        </w:rPr>
+        <w:t>("submit");</w:t>
+      </w:r>
+    </w:p>
+    <w:p>
+      <w:pPr>
+        <w:rPr>
+          <w:rFonts w:ascii="Times New Roman" w:eastAsia="Times New Roman" w:hAnsi="Times New Roman" w:cs="Times New Roman"/>
+          <w:lang w:val="en-IN"/>
+        </w:rPr>
+      </w:pPr>
+      <w:r>
+        <w:rPr>
+          <w:rFonts w:ascii="Times New Roman" w:eastAsia="Times New Roman" w:hAnsi="Times New Roman" w:cs="Times New Roman"/>
+          <w:lang w:val="en-IN"/>
+        </w:rPr>
+        <w:t xml:space="preserve">        var receipt = </w:t>
+      </w:r>
+      <w:proofErr w:type="spellStart"/>
+      <w:proofErr w:type="gramStart"/>
+      <w:r>
+        <w:rPr>
+          <w:rFonts w:ascii="Times New Roman" w:eastAsia="Times New Roman" w:hAnsi="Times New Roman" w:cs="Times New Roman"/>
+          <w:lang w:val="en-IN"/>
+        </w:rPr>
+        <w:t>document.getElementById</w:t>
+      </w:r>
+      <w:proofErr w:type="spellEnd"/>
+      <w:proofErr w:type="gramEnd"/>
+      <w:r>
+        <w:rPr>
+          <w:rFonts w:ascii="Times New Roman" w:eastAsia="Times New Roman" w:hAnsi="Times New Roman" w:cs="Times New Roman"/>
+          <w:lang w:val="en-IN"/>
+        </w:rPr>
+        <w:t>("receipt");</w:t>
+      </w:r>
+    </w:p>
+    <w:p>
+      <w:pPr>
+        <w:rPr>
+          <w:rFonts w:ascii="Times New Roman" w:eastAsia="Times New Roman" w:hAnsi="Times New Roman" w:cs="Times New Roman"/>
+          <w:lang w:val="en-IN"/>
+        </w:rPr>
+      </w:pPr>
+      <w:r>
+        <w:rPr>
+          <w:rFonts w:ascii="Times New Roman" w:eastAsia="Times New Roman" w:hAnsi="Times New Roman" w:cs="Times New Roman"/>
+          <w:lang w:val="en-IN"/>
+        </w:rPr>
+        <w:t xml:space="preserve">        </w:t>
+      </w:r>
+      <w:proofErr w:type="spellStart"/>
+      <w:r>
+        <w:rPr>
+          <w:rFonts w:ascii="Times New Roman" w:eastAsia="Times New Roman" w:hAnsi="Times New Roman" w:cs="Times New Roman"/>
+          <w:lang w:val="en-IN"/>
+        </w:rPr>
+        <w:t>submitButton.addEventListener</w:t>
+      </w:r>
+      <w:proofErr w:type="spellEnd"/>
+      <w:r>
+        <w:rPr>
+          <w:rFonts w:ascii="Times New Roman" w:eastAsia="Times New Roman" w:hAnsi="Times New Roman" w:cs="Times New Roman"/>
+          <w:lang w:val="en-IN"/>
+        </w:rPr>
+        <w:t>("click", function () {</w:t>
+      </w:r>
+    </w:p>
+    <w:p>
+      <w:pPr>
+        <w:rPr>
+          <w:rFonts w:ascii="Times New Roman" w:eastAsia="Times New Roman" w:hAnsi="Times New Roman" w:cs="Times New Roman"/>
+          <w:lang w:val="en-IN"/>
+        </w:rPr>
+      </w:pPr>
+      <w:r>
+        <w:rPr>
+          <w:rFonts w:ascii="Times New Roman" w:eastAsia="Times New Roman" w:hAnsi="Times New Roman" w:cs="Times New Roman"/>
+          <w:lang w:val="en-IN"/>
+        </w:rPr>
+        <w:t xml:space="preserve">            var name = </w:t>
+      </w:r>
+      <w:proofErr w:type="spellStart"/>
+      <w:proofErr w:type="gramStart"/>
+      <w:r>
+        <w:rPr>
+          <w:rFonts w:ascii="Times New Roman" w:eastAsia="Times New Roman" w:hAnsi="Times New Roman" w:cs="Times New Roman"/>
+          <w:lang w:val="en-IN"/>
+        </w:rPr>
+        <w:t>customerDetails</w:t>
+      </w:r>
+      <w:proofErr w:type="spellEnd"/>
+      <w:r>
+        <w:rPr>
+          <w:rFonts w:ascii="Times New Roman" w:eastAsia="Times New Roman" w:hAnsi="Times New Roman" w:cs="Times New Roman"/>
+          <w:lang w:val="en-IN"/>
+        </w:rPr>
+        <w:t>[</w:t>
+      </w:r>
+      <w:proofErr w:type="gramEnd"/>
+      <w:r>
+        <w:rPr>
+          <w:rFonts w:ascii="Times New Roman" w:eastAsia="Times New Roman" w:hAnsi="Times New Roman" w:cs="Times New Roman"/>
+          <w:lang w:val="en-IN"/>
+        </w:rPr>
+        <w:t>0].value;</w:t>
+      </w:r>
+    </w:p>
+    <w:p>
+      <w:pPr>
+        <w:rPr>
+          <w:rFonts w:ascii="Times New Roman" w:eastAsia="Times New Roman" w:hAnsi="Times New Roman" w:cs="Times New Roman"/>
+          <w:lang w:val="en-IN"/>
+        </w:rPr>
+      </w:pPr>
+      <w:r>
+        <w:rPr>
+          <w:rFonts w:ascii="Times New Roman" w:eastAsia="Times New Roman" w:hAnsi="Times New Roman" w:cs="Times New Roman"/>
+          <w:lang w:val="en-IN"/>
+        </w:rPr>
+        <w:t xml:space="preserve">            var email = </w:t>
+      </w:r>
+      <w:proofErr w:type="spellStart"/>
+      <w:proofErr w:type="gramStart"/>
+      <w:r>
+        <w:rPr>
+          <w:rFonts w:ascii="Times New Roman" w:eastAsia="Times New Roman" w:hAnsi="Times New Roman" w:cs="Times New Roman"/>
+          <w:lang w:val="en-IN"/>
+        </w:rPr>
+        <w:t>customerDetails</w:t>
+      </w:r>
+      <w:proofErr w:type="spellEnd"/>
+      <w:r>
+        <w:rPr>
+          <w:rFonts w:ascii="Times New Roman" w:eastAsia="Times New Roman" w:hAnsi="Times New Roman" w:cs="Times New Roman"/>
+          <w:lang w:val="en-IN"/>
+        </w:rPr>
+        <w:t>[</w:t>
+      </w:r>
+      <w:proofErr w:type="gramEnd"/>
+      <w:r>
+        <w:rPr>
+          <w:rFonts w:ascii="Times New Roman" w:eastAsia="Times New Roman" w:hAnsi="Times New Roman" w:cs="Times New Roman"/>
+          <w:lang w:val="en-IN"/>
+        </w:rPr>
+        <w:t>1].value;</w:t>
+      </w:r>
+    </w:p>
+    <w:p>
+      <w:pPr>
+        <w:rPr>
+          <w:rFonts w:ascii="Times New Roman" w:eastAsia="Times New Roman" w:hAnsi="Times New Roman" w:cs="Times New Roman"/>
+          <w:lang w:val="en-IN"/>
+        </w:rPr>
+      </w:pPr>
+      <w:r>
+        <w:rPr>
+          <w:rFonts w:ascii="Times New Roman" w:eastAsia="Times New Roman" w:hAnsi="Times New Roman" w:cs="Times New Roman"/>
+          <w:lang w:val="en-IN"/>
+        </w:rPr>
+        <w:t xml:space="preserve">            var phone = </w:t>
+      </w:r>
+      <w:proofErr w:type="spellStart"/>
+      <w:proofErr w:type="gramStart"/>
+      <w:r>
+        <w:rPr>
+          <w:rFonts w:ascii="Times New Roman" w:eastAsia="Times New Roman" w:hAnsi="Times New Roman" w:cs="Times New Roman"/>
+          <w:lang w:val="en-IN"/>
+        </w:rPr>
+        <w:t>customerDetails</w:t>
+      </w:r>
+      <w:proofErr w:type="spellEnd"/>
+      <w:r>
+        <w:rPr>
+          <w:rFonts w:ascii="Times New Roman" w:eastAsia="Times New Roman" w:hAnsi="Times New Roman" w:cs="Times New Roman"/>
+          <w:lang w:val="en-IN"/>
+        </w:rPr>
+        <w:t>[</w:t>
+      </w:r>
+      <w:proofErr w:type="gramEnd"/>
+      <w:r>
+        <w:rPr>
+          <w:rFonts w:ascii="Times New Roman" w:eastAsia="Times New Roman" w:hAnsi="Times New Roman" w:cs="Times New Roman"/>
+          <w:lang w:val="en-IN"/>
+        </w:rPr>
+        <w:t>2].value;</w:t>
+      </w:r>
+    </w:p>
+    <w:p>
+      <w:pPr>
+        <w:rPr>
+          <w:rFonts w:ascii="Times New Roman" w:eastAsia="Times New Roman" w:hAnsi="Times New Roman" w:cs="Times New Roman"/>
+          <w:lang w:val="en-IN"/>
+        </w:rPr>
+      </w:pPr>
+      <w:r>
+        <w:rPr>
+          <w:rFonts w:ascii="Times New Roman" w:eastAsia="Times New Roman" w:hAnsi="Times New Roman" w:cs="Times New Roman"/>
+          <w:lang w:val="en-IN"/>
+        </w:rPr>
+        <w:t xml:space="preserve">            </w:t>
+      </w:r>
+      <w:proofErr w:type="spellStart"/>
+      <w:proofErr w:type="gramStart"/>
+      <w:r>
+        <w:rPr>
+          <w:rFonts w:ascii="Times New Roman" w:eastAsia="Times New Roman" w:hAnsi="Times New Roman" w:cs="Times New Roman"/>
+          <w:lang w:val="en-IN"/>
+        </w:rPr>
+        <w:t>receipt.innerHTML</w:t>
+      </w:r>
+      <w:proofErr w:type="spellEnd"/>
+      <w:proofErr w:type="gramEnd"/>
+      <w:r>
+        <w:rPr>
+          <w:rFonts w:ascii="Times New Roman" w:eastAsia="Times New Roman" w:hAnsi="Times New Roman" w:cs="Times New Roman"/>
+          <w:lang w:val="en-IN"/>
+        </w:rPr>
+        <w:t xml:space="preserve"> = "";</w:t>
+      </w:r>
+    </w:p>
+    <w:p>
+      <w:pPr>
+        <w:rPr>
+          <w:rFonts w:ascii="Times New Roman" w:eastAsia="Times New Roman" w:hAnsi="Times New Roman" w:cs="Times New Roman"/>
+          <w:lang w:val="en-IN"/>
+        </w:rPr>
+      </w:pPr>
+      <w:r>
+        <w:rPr>
+          <w:rFonts w:ascii="Times New Roman" w:eastAsia="Times New Roman" w:hAnsi="Times New Roman" w:cs="Times New Roman"/>
+          <w:lang w:val="en-IN"/>
+        </w:rPr>
+        <w:t xml:space="preserve">            var heading = </w:t>
+      </w:r>
+      <w:proofErr w:type="spellStart"/>
+      <w:proofErr w:type="gramStart"/>
+      <w:r>
+        <w:rPr>
+          <w:rFonts w:ascii="Times New Roman" w:eastAsia="Times New Roman" w:hAnsi="Times New Roman" w:cs="Times New Roman"/>
+          <w:lang w:val="en-IN"/>
+        </w:rPr>
+        <w:t>document.createElement</w:t>
+      </w:r>
+      <w:proofErr w:type="spellEnd"/>
+      <w:proofErr w:type="gramEnd"/>
+      <w:r>
+        <w:rPr>
+          <w:rFonts w:ascii="Times New Roman" w:eastAsia="Times New Roman" w:hAnsi="Times New Roman" w:cs="Times New Roman"/>
+          <w:lang w:val="en-IN"/>
+        </w:rPr>
+        <w:t>("h2");</w:t>
+      </w:r>
+    </w:p>
+    <w:p>
+      <w:pPr>
+        <w:rPr>
+          <w:rFonts w:ascii="Times New Roman" w:eastAsia="Times New Roman" w:hAnsi="Times New Roman" w:cs="Times New Roman"/>
+          <w:lang w:val="en-IN"/>
+        </w:rPr>
+      </w:pPr>
+      <w:r>
+        <w:rPr>
+          <w:rFonts w:ascii="Times New Roman" w:eastAsia="Times New Roman" w:hAnsi="Times New Roman" w:cs="Times New Roman"/>
+          <w:lang w:val="en-IN"/>
+        </w:rPr>
+        <w:t xml:space="preserve">            </w:t>
+      </w:r>
+      <w:proofErr w:type="spellStart"/>
+      <w:proofErr w:type="gramStart"/>
+      <w:r>
+        <w:rPr>
+          <w:rFonts w:ascii="Times New Roman" w:eastAsia="Times New Roman" w:hAnsi="Times New Roman" w:cs="Times New Roman"/>
+          <w:lang w:val="en-IN"/>
+        </w:rPr>
+        <w:t>heading.innerText</w:t>
+      </w:r>
+      <w:proofErr w:type="spellEnd"/>
+      <w:proofErr w:type="gramEnd"/>
+      <w:r>
+        <w:rPr>
+          <w:rFonts w:ascii="Times New Roman" w:eastAsia="Times New Roman" w:hAnsi="Times New Roman" w:cs="Times New Roman"/>
+          <w:lang w:val="en-IN"/>
+        </w:rPr>
+        <w:t xml:space="preserve"> = "RESTAURANT RECEIPT";</w:t>
+      </w:r>
+    </w:p>
+    <w:p>
+      <w:pPr>
+        <w:rPr>
+          <w:rFonts w:ascii="Times New Roman" w:eastAsia="Times New Roman" w:hAnsi="Times New Roman" w:cs="Times New Roman"/>
+          <w:lang w:val="en-IN"/>
+        </w:rPr>
+      </w:pPr>
+      <w:r>
+        <w:rPr>
+          <w:rFonts w:ascii="Times New Roman" w:eastAsia="Times New Roman" w:hAnsi="Times New Roman" w:cs="Times New Roman"/>
+          <w:lang w:val="en-IN"/>
+        </w:rPr>
+        <w:t xml:space="preserve">            </w:t>
+      </w:r>
+      <w:proofErr w:type="spellStart"/>
+      <w:proofErr w:type="gramStart"/>
+      <w:r>
+        <w:rPr>
+          <w:rFonts w:ascii="Times New Roman" w:eastAsia="Times New Roman" w:hAnsi="Times New Roman" w:cs="Times New Roman"/>
+          <w:lang w:val="en-IN"/>
+        </w:rPr>
+        <w:t>receipt.appendChild</w:t>
+      </w:r>
+      <w:proofErr w:type="spellEnd"/>
+      <w:proofErr w:type="gramEnd"/>
+      <w:r>
+        <w:rPr>
+          <w:rFonts w:ascii="Times New Roman" w:eastAsia="Times New Roman" w:hAnsi="Times New Roman" w:cs="Times New Roman"/>
+          <w:lang w:val="en-IN"/>
+        </w:rPr>
+        <w:t>(heading);</w:t>
+      </w:r>
+    </w:p>
+    <w:p>
+      <w:pPr>
+        <w:rPr>
+          <w:rFonts w:ascii="Times New Roman" w:eastAsia="Times New Roman" w:hAnsi="Times New Roman" w:cs="Times New Roman"/>
+          <w:lang w:val="en-IN"/>
+        </w:rPr>
+      </w:pPr>
+      <w:r>
+        <w:rPr>
+          <w:rFonts w:ascii="Times New Roman" w:eastAsia="Times New Roman" w:hAnsi="Times New Roman" w:cs="Times New Roman"/>
+          <w:lang w:val="en-IN"/>
+        </w:rPr>
+        <w:t xml:space="preserve">            var </w:t>
+      </w:r>
+      <w:proofErr w:type="spellStart"/>
+      <w:r>
+        <w:rPr>
+          <w:rFonts w:ascii="Times New Roman" w:eastAsia="Times New Roman" w:hAnsi="Times New Roman" w:cs="Times New Roman"/>
+          <w:lang w:val="en-IN"/>
+        </w:rPr>
+        <w:t>customerName</w:t>
+      </w:r>
+      <w:proofErr w:type="spellEnd"/>
+      <w:r>
+        <w:rPr>
+          <w:rFonts w:ascii="Times New Roman" w:eastAsia="Times New Roman" w:hAnsi="Times New Roman" w:cs="Times New Roman"/>
+          <w:lang w:val="en-IN"/>
+        </w:rPr>
+        <w:t xml:space="preserve"> = </w:t>
+      </w:r>
+      <w:proofErr w:type="spellStart"/>
+      <w:proofErr w:type="gramStart"/>
+      <w:r>
+        <w:rPr>
+          <w:rFonts w:ascii="Times New Roman" w:eastAsia="Times New Roman" w:hAnsi="Times New Roman" w:cs="Times New Roman"/>
+          <w:lang w:val="en-IN"/>
+        </w:rPr>
+        <w:t>document.createElement</w:t>
+      </w:r>
+      <w:proofErr w:type="spellEnd"/>
+      <w:proofErr w:type="gramEnd"/>
+      <w:r>
+        <w:rPr>
+          <w:rFonts w:ascii="Times New Roman" w:eastAsia="Times New Roman" w:hAnsi="Times New Roman" w:cs="Times New Roman"/>
+          <w:lang w:val="en-IN"/>
+        </w:rPr>
+        <w:t>("p");</w:t>
+      </w:r>
+    </w:p>
+    <w:p>
+      <w:pPr>
+        <w:rPr>
+          <w:rFonts w:ascii="Times New Roman" w:eastAsia="Times New Roman" w:hAnsi="Times New Roman" w:cs="Times New Roman"/>
+          <w:lang w:val="en-IN"/>
+        </w:rPr>
+      </w:pPr>
+      <w:r>
+        <w:rPr>
+          <w:rFonts w:ascii="Times New Roman" w:eastAsia="Times New Roman" w:hAnsi="Times New Roman" w:cs="Times New Roman"/>
+          <w:lang w:val="en-IN"/>
+        </w:rPr>
+        <w:t xml:space="preserve">            </w:t>
+      </w:r>
+      <w:proofErr w:type="spellStart"/>
+      <w:r>
+        <w:rPr>
+          <w:rFonts w:ascii="Times New Roman" w:eastAsia="Times New Roman" w:hAnsi="Times New Roman" w:cs="Times New Roman"/>
+          <w:lang w:val="en-IN"/>
+        </w:rPr>
+        <w:t>customerName.innerText</w:t>
+      </w:r>
+      <w:proofErr w:type="spellEnd"/>
+      <w:r>
+        <w:rPr>
+          <w:rFonts w:ascii="Times New Roman" w:eastAsia="Times New Roman" w:hAnsi="Times New Roman" w:cs="Times New Roman"/>
+          <w:lang w:val="en-IN"/>
+        </w:rPr>
+        <w:t xml:space="preserve"> = "Name: " + name;</w:t>
+      </w:r>
+    </w:p>
+    <w:p>
+      <w:pPr>
+        <w:rPr>
+          <w:rFonts w:ascii="Times New Roman" w:eastAsia="Times New Roman" w:hAnsi="Times New Roman" w:cs="Times New Roman"/>
+          <w:lang w:val="en-IN"/>
+        </w:rPr>
+      </w:pPr>
+      <w:r>
+        <w:rPr>
+          <w:rFonts w:ascii="Times New Roman" w:eastAsia="Times New Roman" w:hAnsi="Times New Roman" w:cs="Times New Roman"/>
+          <w:lang w:val="en-IN"/>
+        </w:rPr>
+        <w:t xml:space="preserve">            </w:t>
+      </w:r>
+      <w:proofErr w:type="spellStart"/>
+      <w:proofErr w:type="gramStart"/>
+      <w:r>
+        <w:rPr>
+          <w:rFonts w:ascii="Times New Roman" w:eastAsia="Times New Roman" w:hAnsi="Times New Roman" w:cs="Times New Roman"/>
+          <w:lang w:val="en-IN"/>
+        </w:rPr>
+        <w:t>receipt.appendChild</w:t>
+      </w:r>
+      <w:proofErr w:type="spellEnd"/>
+      <w:proofErr w:type="gramEnd"/>
+      <w:r>
+        <w:rPr>
+          <w:rFonts w:ascii="Times New Roman" w:eastAsia="Times New Roman" w:hAnsi="Times New Roman" w:cs="Times New Roman"/>
+          <w:lang w:val="en-IN"/>
+        </w:rPr>
+        <w:t>(</w:t>
+      </w:r>
+      <w:proofErr w:type="spellStart"/>
+      <w:r>
+        <w:rPr>
+          <w:rFonts w:ascii="Times New Roman" w:eastAsia="Times New Roman" w:hAnsi="Times New Roman" w:cs="Times New Roman"/>
+          <w:lang w:val="en-IN"/>
+        </w:rPr>
+        <w:t>customerName</w:t>
+      </w:r>
+      <w:proofErr w:type="spellEnd"/>
+      <w:r>
+        <w:rPr>
+          <w:rFonts w:ascii="Times New Roman" w:eastAsia="Times New Roman" w:hAnsi="Times New Roman" w:cs="Times New Roman"/>
+          <w:lang w:val="en-IN"/>
+        </w:rPr>
+        <w:t>);</w:t>
+      </w:r>
+    </w:p>
+    <w:p>
+      <w:pPr>
+        <w:rPr>
+          <w:rFonts w:ascii="Times New Roman" w:eastAsia="Times New Roman" w:hAnsi="Times New Roman" w:cs="Times New Roman"/>
+          <w:lang w:val="en-IN"/>
+        </w:rPr>
+      </w:pPr>
+      <w:r>
+        <w:rPr>
+          <w:rFonts w:ascii="Times New Roman" w:eastAsia="Times New Roman" w:hAnsi="Times New Roman" w:cs="Times New Roman"/>
+          <w:lang w:val="en-IN"/>
+        </w:rPr>
+        <w:t xml:space="preserve">            var </w:t>
+      </w:r>
+      <w:proofErr w:type="spellStart"/>
+      <w:r>
+        <w:rPr>
+          <w:rFonts w:ascii="Times New Roman" w:eastAsia="Times New Roman" w:hAnsi="Times New Roman" w:cs="Times New Roman"/>
+          <w:lang w:val="en-IN"/>
+        </w:rPr>
+        <w:t>customerEmail</w:t>
+      </w:r>
+      <w:proofErr w:type="spellEnd"/>
+      <w:r>
+        <w:rPr>
+          <w:rFonts w:ascii="Times New Roman" w:eastAsia="Times New Roman" w:hAnsi="Times New Roman" w:cs="Times New Roman"/>
+          <w:lang w:val="en-IN"/>
+        </w:rPr>
+        <w:t xml:space="preserve"> = </w:t>
+      </w:r>
+      <w:proofErr w:type="spellStart"/>
+      <w:proofErr w:type="gramStart"/>
+      <w:r>
+        <w:rPr>
+          <w:rFonts w:ascii="Times New Roman" w:eastAsia="Times New Roman" w:hAnsi="Times New Roman" w:cs="Times New Roman"/>
+          <w:lang w:val="en-IN"/>
+        </w:rPr>
+        <w:t>document.createElement</w:t>
+      </w:r>
+      <w:proofErr w:type="spellEnd"/>
+      <w:proofErr w:type="gramEnd"/>
+      <w:r>
+        <w:rPr>
+          <w:rFonts w:ascii="Times New Roman" w:eastAsia="Times New Roman" w:hAnsi="Times New Roman" w:cs="Times New Roman"/>
+          <w:lang w:val="en-IN"/>
+        </w:rPr>
+        <w:t>("p");</w:t>
+      </w:r>
+    </w:p>
+    <w:p>
+      <w:pPr>
+        <w:rPr>
+          <w:rFonts w:ascii="Times New Roman" w:eastAsia="Times New Roman" w:hAnsi="Times New Roman" w:cs="Times New Roman"/>
+          <w:lang w:val="en-IN"/>
+        </w:rPr>
+      </w:pPr>
+      <w:r>
+        <w:rPr>
+          <w:rFonts w:ascii="Times New Roman" w:eastAsia="Times New Roman" w:hAnsi="Times New Roman" w:cs="Times New Roman"/>
+          <w:lang w:val="en-IN"/>
+        </w:rPr>
+        <w:t xml:space="preserve">            </w:t>
+      </w:r>
+      <w:proofErr w:type="spellStart"/>
+      <w:r>
+        <w:rPr>
+          <w:rFonts w:ascii="Times New Roman" w:eastAsia="Times New Roman" w:hAnsi="Times New Roman" w:cs="Times New Roman"/>
+          <w:lang w:val="en-IN"/>
+        </w:rPr>
+        <w:t>customerEmail.innerText</w:t>
+      </w:r>
+      <w:proofErr w:type="spellEnd"/>
+      <w:r>
+        <w:rPr>
+          <w:rFonts w:ascii="Times New Roman" w:eastAsia="Times New Roman" w:hAnsi="Times New Roman" w:cs="Times New Roman"/>
+          <w:lang w:val="en-IN"/>
+        </w:rPr>
+        <w:t xml:space="preserve"> = "Email: " + email;</w:t>
+      </w:r>
+    </w:p>
+    <w:p>
+      <w:pPr>
+        <w:rPr>
+          <w:rFonts w:ascii="Times New Roman" w:eastAsia="Times New Roman" w:hAnsi="Times New Roman" w:cs="Times New Roman"/>
+          <w:lang w:val="en-IN"/>
+        </w:rPr>
+      </w:pPr>
+      <w:r>
+        <w:rPr>
+          <w:rFonts w:ascii="Times New Roman" w:eastAsia="Times New Roman" w:hAnsi="Times New Roman" w:cs="Times New Roman"/>
+          <w:lang w:val="en-IN"/>
+        </w:rPr>
+        <w:t xml:space="preserve">            </w:t>
+      </w:r>
+      <w:proofErr w:type="spellStart"/>
+      <w:proofErr w:type="gramStart"/>
+      <w:r>
+        <w:rPr>
+          <w:rFonts w:ascii="Times New Roman" w:eastAsia="Times New Roman" w:hAnsi="Times New Roman" w:cs="Times New Roman"/>
+          <w:lang w:val="en-IN"/>
+        </w:rPr>
+        <w:t>receipt.appendChild</w:t>
+      </w:r>
+      <w:proofErr w:type="spellEnd"/>
+      <w:proofErr w:type="gramEnd"/>
+      <w:r>
+        <w:rPr>
+          <w:rFonts w:ascii="Times New Roman" w:eastAsia="Times New Roman" w:hAnsi="Times New Roman" w:cs="Times New Roman"/>
+          <w:lang w:val="en-IN"/>
+        </w:rPr>
+        <w:t>(</w:t>
+      </w:r>
+      <w:proofErr w:type="spellStart"/>
+      <w:r>
+        <w:rPr>
+          <w:rFonts w:ascii="Times New Roman" w:eastAsia="Times New Roman" w:hAnsi="Times New Roman" w:cs="Times New Roman"/>
+          <w:lang w:val="en-IN"/>
+        </w:rPr>
+        <w:t>customerEmail</w:t>
+      </w:r>
+      <w:proofErr w:type="spellEnd"/>
+      <w:r>
+        <w:rPr>
+          <w:rFonts w:ascii="Times New Roman" w:eastAsia="Times New Roman" w:hAnsi="Times New Roman" w:cs="Times New Roman"/>
+          <w:lang w:val="en-IN"/>
+        </w:rPr>
+        <w:t>);</w:t>
+      </w:r>
+    </w:p>
+    <w:p>
+      <w:pPr>
+        <w:rPr>
+          <w:rFonts w:ascii="Times New Roman" w:eastAsia="Times New Roman" w:hAnsi="Times New Roman" w:cs="Times New Roman"/>
+          <w:lang w:val="en-IN"/>
+        </w:rPr>
+      </w:pPr>
+      <w:r>
+        <w:rPr>
+          <w:rFonts w:ascii="Times New Roman" w:eastAsia="Times New Roman" w:hAnsi="Times New Roman" w:cs="Times New Roman"/>
+          <w:lang w:val="en-IN"/>
+        </w:rPr>
+        <w:t xml:space="preserve">            var </w:t>
+      </w:r>
+      <w:proofErr w:type="spellStart"/>
+      <w:r>
+        <w:rPr>
+          <w:rFonts w:ascii="Times New Roman" w:eastAsia="Times New Roman" w:hAnsi="Times New Roman" w:cs="Times New Roman"/>
+          <w:lang w:val="en-IN"/>
+        </w:rPr>
+        <w:t>customerPhone</w:t>
+      </w:r>
+      <w:proofErr w:type="spellEnd"/>
+      <w:r>
+        <w:rPr>
+          <w:rFonts w:ascii="Times New Roman" w:eastAsia="Times New Roman" w:hAnsi="Times New Roman" w:cs="Times New Roman"/>
+          <w:lang w:val="en-IN"/>
+        </w:rPr>
+        <w:t xml:space="preserve"> = </w:t>
+      </w:r>
+      <w:proofErr w:type="spellStart"/>
+      <w:proofErr w:type="gramStart"/>
+      <w:r>
+        <w:rPr>
+          <w:rFonts w:ascii="Times New Roman" w:eastAsia="Times New Roman" w:hAnsi="Times New Roman" w:cs="Times New Roman"/>
+          <w:lang w:val="en-IN"/>
+        </w:rPr>
+        <w:t>document.createElement</w:t>
+      </w:r>
+      <w:proofErr w:type="spellEnd"/>
+      <w:proofErr w:type="gramEnd"/>
+      <w:r>
+        <w:rPr>
+          <w:rFonts w:ascii="Times New Roman" w:eastAsia="Times New Roman" w:hAnsi="Times New Roman" w:cs="Times New Roman"/>
+          <w:lang w:val="en-IN"/>
+        </w:rPr>
+        <w:t>("p");</w:t>
+      </w:r>
+    </w:p>
+    <w:p>
+      <w:pPr>
+        <w:rPr>
+          <w:rFonts w:ascii="Times New Roman" w:eastAsia="Times New Roman" w:hAnsi="Times New Roman" w:cs="Times New Roman"/>
+          <w:lang w:val="en-IN"/>
+        </w:rPr>
+      </w:pPr>
+      <w:r>
+        <w:rPr>
+          <w:rFonts w:ascii="Times New Roman" w:eastAsia="Times New Roman" w:hAnsi="Times New Roman" w:cs="Times New Roman"/>
+          <w:lang w:val="en-IN"/>
+        </w:rPr>
+        <w:t xml:space="preserve">            </w:t>
+      </w:r>
+      <w:proofErr w:type="spellStart"/>
+      <w:r>
+        <w:rPr>
+          <w:rFonts w:ascii="Times New Roman" w:eastAsia="Times New Roman" w:hAnsi="Times New Roman" w:cs="Times New Roman"/>
+          <w:lang w:val="en-IN"/>
+        </w:rPr>
+        <w:t>customerPhone.innerText</w:t>
+      </w:r>
+      <w:proofErr w:type="spellEnd"/>
+      <w:r>
+        <w:rPr>
+          <w:rFonts w:ascii="Times New Roman" w:eastAsia="Times New Roman" w:hAnsi="Times New Roman" w:cs="Times New Roman"/>
+          <w:lang w:val="en-IN"/>
+        </w:rPr>
+        <w:t xml:space="preserve"> = "Phone: " + phone;</w:t>
+      </w:r>
+    </w:p>
+    <w:p>
+      <w:pPr>
+        <w:rPr>
+          <w:rFonts w:ascii="Times New Roman" w:eastAsia="Times New Roman" w:hAnsi="Times New Roman" w:cs="Times New Roman"/>
+          <w:lang w:val="en-IN"/>
+        </w:rPr>
+      </w:pPr>
+      <w:r>
+        <w:rPr>
+          <w:rFonts w:ascii="Times New Roman" w:eastAsia="Times New Roman" w:hAnsi="Times New Roman" w:cs="Times New Roman"/>
+          <w:lang w:val="en-IN"/>
+        </w:rPr>
+        <w:t xml:space="preserve">            </w:t>
+      </w:r>
+      <w:proofErr w:type="spellStart"/>
+      <w:proofErr w:type="gramStart"/>
+      <w:r>
+        <w:rPr>
+          <w:rFonts w:ascii="Times New Roman" w:eastAsia="Times New Roman" w:hAnsi="Times New Roman" w:cs="Times New Roman"/>
+          <w:lang w:val="en-IN"/>
+        </w:rPr>
+        <w:t>receipt.appendChild</w:t>
+      </w:r>
+      <w:proofErr w:type="spellEnd"/>
+      <w:proofErr w:type="gramEnd"/>
+      <w:r>
+        <w:rPr>
+          <w:rFonts w:ascii="Times New Roman" w:eastAsia="Times New Roman" w:hAnsi="Times New Roman" w:cs="Times New Roman"/>
+          <w:lang w:val="en-IN"/>
+        </w:rPr>
+        <w:t>(</w:t>
+      </w:r>
+      <w:proofErr w:type="spellStart"/>
+      <w:r>
+        <w:rPr>
+          <w:rFonts w:ascii="Times New Roman" w:eastAsia="Times New Roman" w:hAnsi="Times New Roman" w:cs="Times New Roman"/>
+          <w:lang w:val="en-IN"/>
+        </w:rPr>
+        <w:t>customerPhone</w:t>
+      </w:r>
+      <w:proofErr w:type="spellEnd"/>
+      <w:r>
+        <w:rPr>
+          <w:rFonts w:ascii="Times New Roman" w:eastAsia="Times New Roman" w:hAnsi="Times New Roman" w:cs="Times New Roman"/>
+          <w:lang w:val="en-IN"/>
+        </w:rPr>
+        <w:t>);</w:t>
+      </w:r>
+    </w:p>
+    <w:p>
+      <w:pPr>
+        <w:rPr>
+          <w:rFonts w:ascii="Times New Roman" w:eastAsia="Times New Roman" w:hAnsi="Times New Roman" w:cs="Times New Roman"/>
+          <w:lang w:val="en-IN"/>
+        </w:rPr>
+      </w:pPr>
+      <w:r>
+        <w:rPr>
+          <w:rFonts w:ascii="Times New Roman" w:eastAsia="Times New Roman" w:hAnsi="Times New Roman" w:cs="Times New Roman"/>
+          <w:lang w:val="en-IN"/>
+        </w:rPr>
+        <w:t xml:space="preserve">            var line = </w:t>
+      </w:r>
+      <w:proofErr w:type="spellStart"/>
+      <w:proofErr w:type="gramStart"/>
+      <w:r>
+        <w:rPr>
+          <w:rFonts w:ascii="Times New Roman" w:eastAsia="Times New Roman" w:hAnsi="Times New Roman" w:cs="Times New Roman"/>
+          <w:lang w:val="en-IN"/>
+        </w:rPr>
+        <w:t>document.createElement</w:t>
+      </w:r>
+      <w:proofErr w:type="spellEnd"/>
+      <w:proofErr w:type="gramEnd"/>
+      <w:r>
+        <w:rPr>
+          <w:rFonts w:ascii="Times New Roman" w:eastAsia="Times New Roman" w:hAnsi="Times New Roman" w:cs="Times New Roman"/>
+          <w:lang w:val="en-IN"/>
+        </w:rPr>
+        <w:t>("hr");</w:t>
+      </w:r>
+    </w:p>
+    <w:p>
+      <w:pPr>
+        <w:rPr>
+          <w:rFonts w:ascii="Times New Roman" w:eastAsia="Times New Roman" w:hAnsi="Times New Roman" w:cs="Times New Roman"/>
+          <w:lang w:val="en-IN"/>
+        </w:rPr>
+      </w:pPr>
+      <w:r>
+        <w:rPr>
+          <w:rFonts w:ascii="Times New Roman" w:eastAsia="Times New Roman" w:hAnsi="Times New Roman" w:cs="Times New Roman"/>
+          <w:lang w:val="en-IN"/>
+        </w:rPr>
+        <w:t xml:space="preserve">            </w:t>
+      </w:r>
+      <w:proofErr w:type="spellStart"/>
+      <w:proofErr w:type="gramStart"/>
+      <w:r>
+        <w:rPr>
+          <w:rFonts w:ascii="Times New Roman" w:eastAsia="Times New Roman" w:hAnsi="Times New Roman" w:cs="Times New Roman"/>
+          <w:lang w:val="en-IN"/>
+        </w:rPr>
+        <w:t>receipt.appendChild</w:t>
+      </w:r>
+      <w:proofErr w:type="spellEnd"/>
+      <w:proofErr w:type="gramEnd"/>
+      <w:r>
+        <w:rPr>
+          <w:rFonts w:ascii="Times New Roman" w:eastAsia="Times New Roman" w:hAnsi="Times New Roman" w:cs="Times New Roman"/>
+          <w:lang w:val="en-IN"/>
+        </w:rPr>
+        <w:t>(line);</w:t>
+      </w:r>
+    </w:p>
+    <w:p>
+      <w:pPr>
+        <w:rPr>
+          <w:rFonts w:ascii="Times New Roman" w:eastAsia="Times New Roman" w:hAnsi="Times New Roman" w:cs="Times New Roman"/>
+          <w:lang w:val="en-IN"/>
+        </w:rPr>
+      </w:pPr>
+      <w:r>
+        <w:rPr>
+          <w:rFonts w:ascii="Times New Roman" w:eastAsia="Times New Roman" w:hAnsi="Times New Roman" w:cs="Times New Roman"/>
+          <w:lang w:val="en-IN"/>
+        </w:rPr>
+        <w:lastRenderedPageBreak/>
+        <w:t xml:space="preserve">            var table = </w:t>
+      </w:r>
+      <w:proofErr w:type="spellStart"/>
+      <w:proofErr w:type="gramStart"/>
+      <w:r>
+        <w:rPr>
+          <w:rFonts w:ascii="Times New Roman" w:eastAsia="Times New Roman" w:hAnsi="Times New Roman" w:cs="Times New Roman"/>
+          <w:lang w:val="en-IN"/>
+        </w:rPr>
+        <w:t>document.createElement</w:t>
+      </w:r>
+      <w:proofErr w:type="spellEnd"/>
+      <w:proofErr w:type="gramEnd"/>
+      <w:r>
+        <w:rPr>
+          <w:rFonts w:ascii="Times New Roman" w:eastAsia="Times New Roman" w:hAnsi="Times New Roman" w:cs="Times New Roman"/>
+          <w:lang w:val="en-IN"/>
+        </w:rPr>
+        <w:t>("table");</w:t>
+      </w:r>
+    </w:p>
+    <w:p>
+      <w:pPr>
+        <w:rPr>
+          <w:rFonts w:ascii="Times New Roman" w:eastAsia="Times New Roman" w:hAnsi="Times New Roman" w:cs="Times New Roman"/>
+          <w:lang w:val="en-IN"/>
+        </w:rPr>
+      </w:pPr>
+      <w:r>
+        <w:rPr>
+          <w:rFonts w:ascii="Times New Roman" w:eastAsia="Times New Roman" w:hAnsi="Times New Roman" w:cs="Times New Roman"/>
+          <w:lang w:val="en-IN"/>
+        </w:rPr>
+        <w:t xml:space="preserve">            </w:t>
+      </w:r>
+      <w:proofErr w:type="spellStart"/>
+      <w:proofErr w:type="gramStart"/>
+      <w:r>
+        <w:rPr>
+          <w:rFonts w:ascii="Times New Roman" w:eastAsia="Times New Roman" w:hAnsi="Times New Roman" w:cs="Times New Roman"/>
+          <w:lang w:val="en-IN"/>
+        </w:rPr>
+        <w:t>table.setAttribute</w:t>
+      </w:r>
+      <w:proofErr w:type="spellEnd"/>
+      <w:proofErr w:type="gramEnd"/>
+      <w:r>
+        <w:rPr>
+          <w:rFonts w:ascii="Times New Roman" w:eastAsia="Times New Roman" w:hAnsi="Times New Roman" w:cs="Times New Roman"/>
+          <w:lang w:val="en-IN"/>
+        </w:rPr>
+        <w:t>("border", "1");</w:t>
+      </w:r>
+    </w:p>
+    <w:p>
+      <w:pPr>
+        <w:rPr>
+          <w:rFonts w:ascii="Times New Roman" w:eastAsia="Times New Roman" w:hAnsi="Times New Roman" w:cs="Times New Roman"/>
+          <w:lang w:val="en-IN"/>
+        </w:rPr>
+      </w:pPr>
+      <w:r>
+        <w:rPr>
+          <w:rFonts w:ascii="Times New Roman" w:eastAsia="Times New Roman" w:hAnsi="Times New Roman" w:cs="Times New Roman"/>
+          <w:lang w:val="en-IN"/>
+        </w:rPr>
+        <w:t xml:space="preserve">            </w:t>
+      </w:r>
+      <w:proofErr w:type="spellStart"/>
+      <w:proofErr w:type="gramStart"/>
+      <w:r>
+        <w:rPr>
+          <w:rFonts w:ascii="Times New Roman" w:eastAsia="Times New Roman" w:hAnsi="Times New Roman" w:cs="Times New Roman"/>
+          <w:lang w:val="en-IN"/>
+        </w:rPr>
+        <w:t>table.setAttribute</w:t>
+      </w:r>
+      <w:proofErr w:type="spellEnd"/>
+      <w:proofErr w:type="gramEnd"/>
+      <w:r>
+        <w:rPr>
+          <w:rFonts w:ascii="Times New Roman" w:eastAsia="Times New Roman" w:hAnsi="Times New Roman" w:cs="Times New Roman"/>
+          <w:lang w:val="en-IN"/>
+        </w:rPr>
+        <w:t>("width", "100%");</w:t>
+      </w:r>
+    </w:p>
+    <w:p>
+      <w:pPr>
+        <w:rPr>
+          <w:rFonts w:ascii="Times New Roman" w:eastAsia="Times New Roman" w:hAnsi="Times New Roman" w:cs="Times New Roman"/>
+          <w:lang w:val="en-IN"/>
+        </w:rPr>
+      </w:pPr>
+      <w:r>
+        <w:rPr>
+          <w:rFonts w:ascii="Times New Roman" w:eastAsia="Times New Roman" w:hAnsi="Times New Roman" w:cs="Times New Roman"/>
+          <w:lang w:val="en-IN"/>
+        </w:rPr>
+        <w:t xml:space="preserve">            var </w:t>
+      </w:r>
+      <w:proofErr w:type="spellStart"/>
+      <w:r>
+        <w:rPr>
+          <w:rFonts w:ascii="Times New Roman" w:eastAsia="Times New Roman" w:hAnsi="Times New Roman" w:cs="Times New Roman"/>
+          <w:lang w:val="en-IN"/>
+        </w:rPr>
+        <w:t>headingRow</w:t>
+      </w:r>
+      <w:proofErr w:type="spellEnd"/>
+      <w:r>
+        <w:rPr>
+          <w:rFonts w:ascii="Times New Roman" w:eastAsia="Times New Roman" w:hAnsi="Times New Roman" w:cs="Times New Roman"/>
+          <w:lang w:val="en-IN"/>
+        </w:rPr>
+        <w:t xml:space="preserve"> = </w:t>
+      </w:r>
+      <w:proofErr w:type="spellStart"/>
+      <w:proofErr w:type="gramStart"/>
+      <w:r>
+        <w:rPr>
+          <w:rFonts w:ascii="Times New Roman" w:eastAsia="Times New Roman" w:hAnsi="Times New Roman" w:cs="Times New Roman"/>
+          <w:lang w:val="en-IN"/>
+        </w:rPr>
+        <w:t>document.createElement</w:t>
+      </w:r>
+      <w:proofErr w:type="spellEnd"/>
+      <w:proofErr w:type="gramEnd"/>
+      <w:r>
+        <w:rPr>
+          <w:rFonts w:ascii="Times New Roman" w:eastAsia="Times New Roman" w:hAnsi="Times New Roman" w:cs="Times New Roman"/>
+          <w:lang w:val="en-IN"/>
+        </w:rPr>
+        <w:t>("tr");</w:t>
+      </w:r>
+    </w:p>
+    <w:p>
+      <w:pPr>
+        <w:rPr>
+          <w:rFonts w:ascii="Times New Roman" w:eastAsia="Times New Roman" w:hAnsi="Times New Roman" w:cs="Times New Roman"/>
+          <w:lang w:val="en-IN"/>
+        </w:rPr>
+      </w:pPr>
+      <w:r>
+        <w:rPr>
+          <w:rFonts w:ascii="Times New Roman" w:eastAsia="Times New Roman" w:hAnsi="Times New Roman" w:cs="Times New Roman"/>
+          <w:lang w:val="en-IN"/>
+        </w:rPr>
+        <w:t xml:space="preserve">            var </w:t>
+      </w:r>
+      <w:proofErr w:type="spellStart"/>
+      <w:r>
+        <w:rPr>
+          <w:rFonts w:ascii="Times New Roman" w:eastAsia="Times New Roman" w:hAnsi="Times New Roman" w:cs="Times New Roman"/>
+          <w:lang w:val="en-IN"/>
+        </w:rPr>
+        <w:t>itemHeading</w:t>
+      </w:r>
+      <w:proofErr w:type="spellEnd"/>
+      <w:r>
+        <w:rPr>
+          <w:rFonts w:ascii="Times New Roman" w:eastAsia="Times New Roman" w:hAnsi="Times New Roman" w:cs="Times New Roman"/>
+          <w:lang w:val="en-IN"/>
+        </w:rPr>
+        <w:t xml:space="preserve"> = </w:t>
+      </w:r>
+      <w:proofErr w:type="spellStart"/>
+      <w:proofErr w:type="gramStart"/>
+      <w:r>
+        <w:rPr>
+          <w:rFonts w:ascii="Times New Roman" w:eastAsia="Times New Roman" w:hAnsi="Times New Roman" w:cs="Times New Roman"/>
+          <w:lang w:val="en-IN"/>
+        </w:rPr>
+        <w:t>document.createElement</w:t>
+      </w:r>
+      <w:proofErr w:type="spellEnd"/>
+      <w:proofErr w:type="gramEnd"/>
+      <w:r>
+        <w:rPr>
+          <w:rFonts w:ascii="Times New Roman" w:eastAsia="Times New Roman" w:hAnsi="Times New Roman" w:cs="Times New Roman"/>
+          <w:lang w:val="en-IN"/>
+        </w:rPr>
+        <w:t>("</w:t>
+      </w:r>
+      <w:proofErr w:type="spellStart"/>
+      <w:r>
+        <w:rPr>
+          <w:rFonts w:ascii="Times New Roman" w:eastAsia="Times New Roman" w:hAnsi="Times New Roman" w:cs="Times New Roman"/>
+          <w:lang w:val="en-IN"/>
+        </w:rPr>
+        <w:t>th</w:t>
+      </w:r>
+      <w:proofErr w:type="spellEnd"/>
+      <w:r>
+        <w:rPr>
+          <w:rFonts w:ascii="Times New Roman" w:eastAsia="Times New Roman" w:hAnsi="Times New Roman" w:cs="Times New Roman"/>
+          <w:lang w:val="en-IN"/>
+        </w:rPr>
+        <w:t>");</w:t>
+      </w:r>
+    </w:p>
+    <w:p>
+      <w:pPr>
+        <w:rPr>
+          <w:rFonts w:ascii="Times New Roman" w:eastAsia="Times New Roman" w:hAnsi="Times New Roman" w:cs="Times New Roman"/>
+          <w:lang w:val="en-IN"/>
+        </w:rPr>
+      </w:pPr>
+      <w:r>
+        <w:rPr>
+          <w:rFonts w:ascii="Times New Roman" w:eastAsia="Times New Roman" w:hAnsi="Times New Roman" w:cs="Times New Roman"/>
+          <w:lang w:val="en-IN"/>
+        </w:rPr>
+        <w:t xml:space="preserve">            </w:t>
+      </w:r>
+      <w:proofErr w:type="spellStart"/>
+      <w:r>
+        <w:rPr>
+          <w:rFonts w:ascii="Times New Roman" w:eastAsia="Times New Roman" w:hAnsi="Times New Roman" w:cs="Times New Roman"/>
+          <w:lang w:val="en-IN"/>
+        </w:rPr>
+        <w:t>itemHeading.innerText</w:t>
+      </w:r>
+      <w:proofErr w:type="spellEnd"/>
+      <w:r>
+        <w:rPr>
+          <w:rFonts w:ascii="Times New Roman" w:eastAsia="Times New Roman" w:hAnsi="Times New Roman" w:cs="Times New Roman"/>
+          <w:lang w:val="en-IN"/>
+        </w:rPr>
+        <w:t xml:space="preserve"> = "Item";</w:t>
+      </w:r>
+    </w:p>
+    <w:p>
+      <w:pPr>
+        <w:rPr>
+          <w:rFonts w:ascii="Times New Roman" w:eastAsia="Times New Roman" w:hAnsi="Times New Roman" w:cs="Times New Roman"/>
+          <w:lang w:val="en-IN"/>
+        </w:rPr>
+      </w:pPr>
+      <w:r>
+        <w:rPr>
+          <w:rFonts w:ascii="Times New Roman" w:eastAsia="Times New Roman" w:hAnsi="Times New Roman" w:cs="Times New Roman"/>
+          <w:lang w:val="en-IN"/>
+        </w:rPr>
+        <w:t xml:space="preserve">            var </w:t>
+      </w:r>
+      <w:proofErr w:type="spellStart"/>
+      <w:r>
+        <w:rPr>
+          <w:rFonts w:ascii="Times New Roman" w:eastAsia="Times New Roman" w:hAnsi="Times New Roman" w:cs="Times New Roman"/>
+          <w:lang w:val="en-IN"/>
+        </w:rPr>
+        <w:t>priceHeading</w:t>
+      </w:r>
+      <w:proofErr w:type="spellEnd"/>
+      <w:r>
+        <w:rPr>
+          <w:rFonts w:ascii="Times New Roman" w:eastAsia="Times New Roman" w:hAnsi="Times New Roman" w:cs="Times New Roman"/>
+          <w:lang w:val="en-IN"/>
+        </w:rPr>
+        <w:t xml:space="preserve"> = </w:t>
+      </w:r>
+      <w:proofErr w:type="spellStart"/>
+      <w:proofErr w:type="gramStart"/>
+      <w:r>
+        <w:rPr>
+          <w:rFonts w:ascii="Times New Roman" w:eastAsia="Times New Roman" w:hAnsi="Times New Roman" w:cs="Times New Roman"/>
+          <w:lang w:val="en-IN"/>
+        </w:rPr>
+        <w:t>document.createElement</w:t>
+      </w:r>
+      <w:proofErr w:type="spellEnd"/>
+      <w:proofErr w:type="gramEnd"/>
+      <w:r>
+        <w:rPr>
+          <w:rFonts w:ascii="Times New Roman" w:eastAsia="Times New Roman" w:hAnsi="Times New Roman" w:cs="Times New Roman"/>
+          <w:lang w:val="en-IN"/>
+        </w:rPr>
+        <w:t>("</w:t>
+      </w:r>
+      <w:proofErr w:type="spellStart"/>
+      <w:r>
+        <w:rPr>
+          <w:rFonts w:ascii="Times New Roman" w:eastAsia="Times New Roman" w:hAnsi="Times New Roman" w:cs="Times New Roman"/>
+          <w:lang w:val="en-IN"/>
+        </w:rPr>
+        <w:t>th</w:t>
+      </w:r>
+      <w:proofErr w:type="spellEnd"/>
+      <w:r>
+        <w:rPr>
+          <w:rFonts w:ascii="Times New Roman" w:eastAsia="Times New Roman" w:hAnsi="Times New Roman" w:cs="Times New Roman"/>
+          <w:lang w:val="en-IN"/>
+        </w:rPr>
+        <w:t>");</w:t>
+      </w:r>
+    </w:p>
+    <w:p>
+      <w:pPr>
+        <w:rPr>
+          <w:rFonts w:ascii="Times New Roman" w:eastAsia="Times New Roman" w:hAnsi="Times New Roman" w:cs="Times New Roman"/>
+          <w:lang w:val="en-IN"/>
+        </w:rPr>
+      </w:pPr>
+      <w:r>
+        <w:rPr>
+          <w:rFonts w:ascii="Times New Roman" w:eastAsia="Times New Roman" w:hAnsi="Times New Roman" w:cs="Times New Roman"/>
+          <w:lang w:val="en-IN"/>
+        </w:rPr>
+        <w:t xml:space="preserve">            </w:t>
+      </w:r>
+      <w:proofErr w:type="spellStart"/>
+      <w:r>
+        <w:rPr>
+          <w:rFonts w:ascii="Times New Roman" w:eastAsia="Times New Roman" w:hAnsi="Times New Roman" w:cs="Times New Roman"/>
+          <w:lang w:val="en-IN"/>
+        </w:rPr>
+        <w:t>priceHeading.innerText</w:t>
+      </w:r>
+      <w:proofErr w:type="spellEnd"/>
+      <w:r>
+        <w:rPr>
+          <w:rFonts w:ascii="Times New Roman" w:eastAsia="Times New Roman" w:hAnsi="Times New Roman" w:cs="Times New Roman"/>
+          <w:lang w:val="en-IN"/>
+        </w:rPr>
+        <w:t xml:space="preserve"> = "Price";</w:t>
+      </w:r>
+    </w:p>
+    <w:p>
+      <w:pPr>
+        <w:rPr>
+          <w:rFonts w:ascii="Times New Roman" w:eastAsia="Times New Roman" w:hAnsi="Times New Roman" w:cs="Times New Roman"/>
+          <w:lang w:val="en-IN"/>
+        </w:rPr>
+      </w:pPr>
+      <w:r>
+        <w:rPr>
+          <w:rFonts w:ascii="Times New Roman" w:eastAsia="Times New Roman" w:hAnsi="Times New Roman" w:cs="Times New Roman"/>
+          <w:lang w:val="en-IN"/>
+        </w:rPr>
+        <w:t xml:space="preserve">            var </w:t>
+      </w:r>
+      <w:proofErr w:type="spellStart"/>
+      <w:r>
+        <w:rPr>
+          <w:rFonts w:ascii="Times New Roman" w:eastAsia="Times New Roman" w:hAnsi="Times New Roman" w:cs="Times New Roman"/>
+          <w:lang w:val="en-IN"/>
+        </w:rPr>
+        <w:t>quantityHeading</w:t>
+      </w:r>
+      <w:proofErr w:type="spellEnd"/>
+      <w:r>
+        <w:rPr>
+          <w:rFonts w:ascii="Times New Roman" w:eastAsia="Times New Roman" w:hAnsi="Times New Roman" w:cs="Times New Roman"/>
+          <w:lang w:val="en-IN"/>
+        </w:rPr>
+        <w:t xml:space="preserve"> = </w:t>
+      </w:r>
+      <w:proofErr w:type="spellStart"/>
+      <w:proofErr w:type="gramStart"/>
+      <w:r>
+        <w:rPr>
+          <w:rFonts w:ascii="Times New Roman" w:eastAsia="Times New Roman" w:hAnsi="Times New Roman" w:cs="Times New Roman"/>
+          <w:lang w:val="en-IN"/>
+        </w:rPr>
+        <w:t>document.createElement</w:t>
+      </w:r>
+      <w:proofErr w:type="spellEnd"/>
+      <w:proofErr w:type="gramEnd"/>
+      <w:r>
+        <w:rPr>
+          <w:rFonts w:ascii="Times New Roman" w:eastAsia="Times New Roman" w:hAnsi="Times New Roman" w:cs="Times New Roman"/>
+          <w:lang w:val="en-IN"/>
+        </w:rPr>
+        <w:t>("</w:t>
+      </w:r>
+      <w:proofErr w:type="spellStart"/>
+      <w:r>
+        <w:rPr>
+          <w:rFonts w:ascii="Times New Roman" w:eastAsia="Times New Roman" w:hAnsi="Times New Roman" w:cs="Times New Roman"/>
+          <w:lang w:val="en-IN"/>
+        </w:rPr>
+        <w:t>th</w:t>
+      </w:r>
+      <w:proofErr w:type="spellEnd"/>
+      <w:r>
+        <w:rPr>
+          <w:rFonts w:ascii="Times New Roman" w:eastAsia="Times New Roman" w:hAnsi="Times New Roman" w:cs="Times New Roman"/>
+          <w:lang w:val="en-IN"/>
+        </w:rPr>
+        <w:t>");</w:t>
+      </w:r>
+    </w:p>
+    <w:p>
+      <w:pPr>
+        <w:rPr>
+          <w:rFonts w:ascii="Times New Roman" w:eastAsia="Times New Roman" w:hAnsi="Times New Roman" w:cs="Times New Roman"/>
+          <w:lang w:val="en-IN"/>
+        </w:rPr>
+      </w:pPr>
+      <w:r>
+        <w:rPr>
+          <w:rFonts w:ascii="Times New Roman" w:eastAsia="Times New Roman" w:hAnsi="Times New Roman" w:cs="Times New Roman"/>
+          <w:lang w:val="en-IN"/>
+        </w:rPr>
+        <w:t xml:space="preserve">            </w:t>
+      </w:r>
+      <w:proofErr w:type="spellStart"/>
+      <w:r>
+        <w:rPr>
+          <w:rFonts w:ascii="Times New Roman" w:eastAsia="Times New Roman" w:hAnsi="Times New Roman" w:cs="Times New Roman"/>
+          <w:lang w:val="en-IN"/>
+        </w:rPr>
+        <w:t>quantityHeading.innerText</w:t>
+      </w:r>
+      <w:proofErr w:type="spellEnd"/>
+      <w:r>
+        <w:rPr>
+          <w:rFonts w:ascii="Times New Roman" w:eastAsia="Times New Roman" w:hAnsi="Times New Roman" w:cs="Times New Roman"/>
+          <w:lang w:val="en-IN"/>
+        </w:rPr>
+        <w:t xml:space="preserve"> = "Quantity";</w:t>
+      </w:r>
+    </w:p>
+    <w:p>
+      <w:pPr>
+        <w:rPr>
+          <w:rFonts w:ascii="Times New Roman" w:eastAsia="Times New Roman" w:hAnsi="Times New Roman" w:cs="Times New Roman"/>
+          <w:lang w:val="en-IN"/>
+        </w:rPr>
+      </w:pPr>
+      <w:r>
+        <w:rPr>
+          <w:rFonts w:ascii="Times New Roman" w:eastAsia="Times New Roman" w:hAnsi="Times New Roman" w:cs="Times New Roman"/>
+          <w:lang w:val="en-IN"/>
+        </w:rPr>
+        <w:t xml:space="preserve">            var </w:t>
+      </w:r>
+      <w:proofErr w:type="spellStart"/>
+      <w:r>
+        <w:rPr>
+          <w:rFonts w:ascii="Times New Roman" w:eastAsia="Times New Roman" w:hAnsi="Times New Roman" w:cs="Times New Roman"/>
+          <w:lang w:val="en-IN"/>
+        </w:rPr>
+        <w:t>totalHeading</w:t>
+      </w:r>
+      <w:proofErr w:type="spellEnd"/>
+      <w:r>
+        <w:rPr>
+          <w:rFonts w:ascii="Times New Roman" w:eastAsia="Times New Roman" w:hAnsi="Times New Roman" w:cs="Times New Roman"/>
+          <w:lang w:val="en-IN"/>
+        </w:rPr>
+        <w:t xml:space="preserve"> = </w:t>
+      </w:r>
+      <w:proofErr w:type="spellStart"/>
+      <w:proofErr w:type="gramStart"/>
+      <w:r>
+        <w:rPr>
+          <w:rFonts w:ascii="Times New Roman" w:eastAsia="Times New Roman" w:hAnsi="Times New Roman" w:cs="Times New Roman"/>
+          <w:lang w:val="en-IN"/>
+        </w:rPr>
+        <w:t>document.createElement</w:t>
+      </w:r>
+      <w:proofErr w:type="spellEnd"/>
+      <w:proofErr w:type="gramEnd"/>
+      <w:r>
+        <w:rPr>
+          <w:rFonts w:ascii="Times New Roman" w:eastAsia="Times New Roman" w:hAnsi="Times New Roman" w:cs="Times New Roman"/>
+          <w:lang w:val="en-IN"/>
+        </w:rPr>
+        <w:t>("</w:t>
+      </w:r>
+      <w:proofErr w:type="spellStart"/>
+      <w:r>
+        <w:rPr>
+          <w:rFonts w:ascii="Times New Roman" w:eastAsia="Times New Roman" w:hAnsi="Times New Roman" w:cs="Times New Roman"/>
+          <w:lang w:val="en-IN"/>
+        </w:rPr>
+        <w:t>th</w:t>
+      </w:r>
+      <w:proofErr w:type="spellEnd"/>
+      <w:r>
+        <w:rPr>
+          <w:rFonts w:ascii="Times New Roman" w:eastAsia="Times New Roman" w:hAnsi="Times New Roman" w:cs="Times New Roman"/>
+          <w:lang w:val="en-IN"/>
+        </w:rPr>
+        <w:t>");</w:t>
+      </w:r>
+    </w:p>
+    <w:p>
+      <w:pPr>
+        <w:rPr>
+          <w:rFonts w:ascii="Times New Roman" w:eastAsia="Times New Roman" w:hAnsi="Times New Roman" w:cs="Times New Roman"/>
+          <w:lang w:val="en-IN"/>
+        </w:rPr>
+      </w:pPr>
+      <w:r>
+        <w:rPr>
+          <w:rFonts w:ascii="Times New Roman" w:eastAsia="Times New Roman" w:hAnsi="Times New Roman" w:cs="Times New Roman"/>
+          <w:lang w:val="en-IN"/>
+        </w:rPr>
+        <w:t xml:space="preserve">            </w:t>
+      </w:r>
+      <w:proofErr w:type="spellStart"/>
+      <w:r>
+        <w:rPr>
+          <w:rFonts w:ascii="Times New Roman" w:eastAsia="Times New Roman" w:hAnsi="Times New Roman" w:cs="Times New Roman"/>
+          <w:lang w:val="en-IN"/>
+        </w:rPr>
+        <w:t>totalHeading.innerText</w:t>
+      </w:r>
+      <w:proofErr w:type="spellEnd"/>
+      <w:r>
+        <w:rPr>
+          <w:rFonts w:ascii="Times New Roman" w:eastAsia="Times New Roman" w:hAnsi="Times New Roman" w:cs="Times New Roman"/>
+          <w:lang w:val="en-IN"/>
+        </w:rPr>
+        <w:t xml:space="preserve"> = "Total";</w:t>
+      </w:r>
+    </w:p>
+    <w:p>
+      <w:pPr>
+        <w:rPr>
+          <w:rFonts w:ascii="Times New Roman" w:eastAsia="Times New Roman" w:hAnsi="Times New Roman" w:cs="Times New Roman"/>
+          <w:lang w:val="en-IN"/>
+        </w:rPr>
+      </w:pPr>
+      <w:r>
+        <w:rPr>
+          <w:rFonts w:ascii="Times New Roman" w:eastAsia="Times New Roman" w:hAnsi="Times New Roman" w:cs="Times New Roman"/>
+          <w:lang w:val="en-IN"/>
+        </w:rPr>
+        <w:t xml:space="preserve">            </w:t>
+      </w:r>
+      <w:proofErr w:type="spellStart"/>
+      <w:r>
+        <w:rPr>
+          <w:rFonts w:ascii="Times New Roman" w:eastAsia="Times New Roman" w:hAnsi="Times New Roman" w:cs="Times New Roman"/>
+          <w:lang w:val="en-IN"/>
+        </w:rPr>
+        <w:t>headingRow.appendChild</w:t>
+      </w:r>
+      <w:proofErr w:type="spellEnd"/>
+      <w:r>
+        <w:rPr>
+          <w:rFonts w:ascii="Times New Roman" w:eastAsia="Times New Roman" w:hAnsi="Times New Roman" w:cs="Times New Roman"/>
+          <w:lang w:val="en-IN"/>
+        </w:rPr>
+        <w:t>(</w:t>
+      </w:r>
+      <w:proofErr w:type="spellStart"/>
+      <w:r>
+        <w:rPr>
+          <w:rFonts w:ascii="Times New Roman" w:eastAsia="Times New Roman" w:hAnsi="Times New Roman" w:cs="Times New Roman"/>
+          <w:lang w:val="en-IN"/>
+        </w:rPr>
+        <w:t>itemHeading</w:t>
+      </w:r>
+      <w:proofErr w:type="spellEnd"/>
+      <w:r>
+        <w:rPr>
+          <w:rFonts w:ascii="Times New Roman" w:eastAsia="Times New Roman" w:hAnsi="Times New Roman" w:cs="Times New Roman"/>
+          <w:lang w:val="en-IN"/>
+        </w:rPr>
+        <w:t>);</w:t>
+      </w:r>
+    </w:p>
+    <w:p>
+      <w:pPr>
+        <w:rPr>
+          <w:rFonts w:ascii="Times New Roman" w:eastAsia="Times New Roman" w:hAnsi="Times New Roman" w:cs="Times New Roman"/>
+          <w:lang w:val="en-IN"/>
+        </w:rPr>
+      </w:pPr>
+      <w:r>
+        <w:rPr>
+          <w:rFonts w:ascii="Times New Roman" w:eastAsia="Times New Roman" w:hAnsi="Times New Roman" w:cs="Times New Roman"/>
+          <w:lang w:val="en-IN"/>
+        </w:rPr>
+        <w:t xml:space="preserve">            </w:t>
+      </w:r>
+      <w:proofErr w:type="spellStart"/>
+      <w:r>
+        <w:rPr>
+          <w:rFonts w:ascii="Times New Roman" w:eastAsia="Times New Roman" w:hAnsi="Times New Roman" w:cs="Times New Roman"/>
+          <w:lang w:val="en-IN"/>
+        </w:rPr>
+        <w:t>headingRow.appendChild</w:t>
+      </w:r>
+      <w:proofErr w:type="spellEnd"/>
+      <w:r>
+        <w:rPr>
+          <w:rFonts w:ascii="Times New Roman" w:eastAsia="Times New Roman" w:hAnsi="Times New Roman" w:cs="Times New Roman"/>
+          <w:lang w:val="en-IN"/>
+        </w:rPr>
+        <w:t>(</w:t>
+      </w:r>
+      <w:proofErr w:type="spellStart"/>
+      <w:r>
+        <w:rPr>
+          <w:rFonts w:ascii="Times New Roman" w:eastAsia="Times New Roman" w:hAnsi="Times New Roman" w:cs="Times New Roman"/>
+          <w:lang w:val="en-IN"/>
+        </w:rPr>
+        <w:t>priceHeading</w:t>
+      </w:r>
+      <w:proofErr w:type="spellEnd"/>
+      <w:r>
+        <w:rPr>
+          <w:rFonts w:ascii="Times New Roman" w:eastAsia="Times New Roman" w:hAnsi="Times New Roman" w:cs="Times New Roman"/>
+          <w:lang w:val="en-IN"/>
+        </w:rPr>
+        <w:t>);</w:t>
+      </w:r>
+    </w:p>
+    <w:p>
+      <w:pPr>
+        <w:rPr>
+          <w:rFonts w:ascii="Times New Roman" w:eastAsia="Times New Roman" w:hAnsi="Times New Roman" w:cs="Times New Roman"/>
+          <w:lang w:val="en-IN"/>
+        </w:rPr>
+      </w:pPr>
+      <w:r>
+        <w:rPr>
+          <w:rFonts w:ascii="Times New Roman" w:eastAsia="Times New Roman" w:hAnsi="Times New Roman" w:cs="Times New Roman"/>
+          <w:lang w:val="en-IN"/>
+        </w:rPr>
+        <w:t xml:space="preserve">            </w:t>
+      </w:r>
+      <w:proofErr w:type="spellStart"/>
+      <w:r>
+        <w:rPr>
+          <w:rFonts w:ascii="Times New Roman" w:eastAsia="Times New Roman" w:hAnsi="Times New Roman" w:cs="Times New Roman"/>
+          <w:lang w:val="en-IN"/>
+        </w:rPr>
+        <w:t>headingRow.appendChild</w:t>
+      </w:r>
+      <w:proofErr w:type="spellEnd"/>
+      <w:r>
+        <w:rPr>
+          <w:rFonts w:ascii="Times New Roman" w:eastAsia="Times New Roman" w:hAnsi="Times New Roman" w:cs="Times New Roman"/>
+          <w:lang w:val="en-IN"/>
+        </w:rPr>
+        <w:t>(</w:t>
+      </w:r>
+      <w:proofErr w:type="spellStart"/>
+      <w:r>
+        <w:rPr>
+          <w:rFonts w:ascii="Times New Roman" w:eastAsia="Times New Roman" w:hAnsi="Times New Roman" w:cs="Times New Roman"/>
+          <w:lang w:val="en-IN"/>
+        </w:rPr>
+        <w:t>quantityHeading</w:t>
+      </w:r>
+      <w:proofErr w:type="spellEnd"/>
+      <w:r>
+        <w:rPr>
+          <w:rFonts w:ascii="Times New Roman" w:eastAsia="Times New Roman" w:hAnsi="Times New Roman" w:cs="Times New Roman"/>
+          <w:lang w:val="en-IN"/>
+        </w:rPr>
+        <w:t>);</w:t>
+      </w:r>
+    </w:p>
+    <w:p>
+      <w:pPr>
+        <w:rPr>
+          <w:rFonts w:ascii="Times New Roman" w:eastAsia="Times New Roman" w:hAnsi="Times New Roman" w:cs="Times New Roman"/>
+          <w:lang w:val="en-IN"/>
+        </w:rPr>
+      </w:pPr>
+      <w:r>
+        <w:rPr>
+          <w:rFonts w:ascii="Times New Roman" w:eastAsia="Times New Roman" w:hAnsi="Times New Roman" w:cs="Times New Roman"/>
+          <w:lang w:val="en-IN"/>
+        </w:rPr>
+        <w:t xml:space="preserve">            </w:t>
+      </w:r>
+      <w:proofErr w:type="spellStart"/>
+      <w:r>
+        <w:rPr>
+          <w:rFonts w:ascii="Times New Roman" w:eastAsia="Times New Roman" w:hAnsi="Times New Roman" w:cs="Times New Roman"/>
+          <w:lang w:val="en-IN"/>
+        </w:rPr>
+        <w:t>headingRow.appendChild</w:t>
+      </w:r>
+      <w:proofErr w:type="spellEnd"/>
+      <w:r>
+        <w:rPr>
+          <w:rFonts w:ascii="Times New Roman" w:eastAsia="Times New Roman" w:hAnsi="Times New Roman" w:cs="Times New Roman"/>
+          <w:lang w:val="en-IN"/>
+        </w:rPr>
+        <w:t>(</w:t>
+      </w:r>
+      <w:proofErr w:type="spellStart"/>
+      <w:r>
+        <w:rPr>
+          <w:rFonts w:ascii="Times New Roman" w:eastAsia="Times New Roman" w:hAnsi="Times New Roman" w:cs="Times New Roman"/>
+          <w:lang w:val="en-IN"/>
+        </w:rPr>
+        <w:t>totalHeading</w:t>
+      </w:r>
+      <w:proofErr w:type="spellEnd"/>
+      <w:r>
+        <w:rPr>
+          <w:rFonts w:ascii="Times New Roman" w:eastAsia="Times New Roman" w:hAnsi="Times New Roman" w:cs="Times New Roman"/>
+          <w:lang w:val="en-IN"/>
+        </w:rPr>
+        <w:t>);</w:t>
+      </w:r>
+    </w:p>
+    <w:p>
+      <w:pPr>
+        <w:rPr>
+          <w:rFonts w:ascii="Times New Roman" w:eastAsia="Times New Roman" w:hAnsi="Times New Roman" w:cs="Times New Roman"/>
+          <w:lang w:val="en-IN"/>
+        </w:rPr>
+      </w:pPr>
+      <w:r>
+        <w:rPr>
+          <w:rFonts w:ascii="Times New Roman" w:eastAsia="Times New Roman" w:hAnsi="Times New Roman" w:cs="Times New Roman"/>
+          <w:lang w:val="en-IN"/>
+        </w:rPr>
+        <w:t xml:space="preserve">            </w:t>
+      </w:r>
+      <w:proofErr w:type="spellStart"/>
+      <w:proofErr w:type="gramStart"/>
+      <w:r>
+        <w:rPr>
+          <w:rFonts w:ascii="Times New Roman" w:eastAsia="Times New Roman" w:hAnsi="Times New Roman" w:cs="Times New Roman"/>
+          <w:lang w:val="en-IN"/>
+        </w:rPr>
+        <w:t>table.appendChild</w:t>
+      </w:r>
+      <w:proofErr w:type="spellEnd"/>
+      <w:proofErr w:type="gramEnd"/>
+      <w:r>
+        <w:rPr>
+          <w:rFonts w:ascii="Times New Roman" w:eastAsia="Times New Roman" w:hAnsi="Times New Roman" w:cs="Times New Roman"/>
+          <w:lang w:val="en-IN"/>
+        </w:rPr>
+        <w:t>(</w:t>
+      </w:r>
+      <w:proofErr w:type="spellStart"/>
+      <w:r>
+        <w:rPr>
+          <w:rFonts w:ascii="Times New Roman" w:eastAsia="Times New Roman" w:hAnsi="Times New Roman" w:cs="Times New Roman"/>
+          <w:lang w:val="en-IN"/>
+        </w:rPr>
+        <w:t>headingRow</w:t>
+      </w:r>
+      <w:proofErr w:type="spellEnd"/>
+      <w:r>
+        <w:rPr>
+          <w:rFonts w:ascii="Times New Roman" w:eastAsia="Times New Roman" w:hAnsi="Times New Roman" w:cs="Times New Roman"/>
+          <w:lang w:val="en-IN"/>
+        </w:rPr>
+        <w:t>);</w:t>
+      </w:r>
+    </w:p>
+    <w:p>
+      <w:pPr>
+        <w:rPr>
+          <w:rFonts w:ascii="Times New Roman" w:eastAsia="Times New Roman" w:hAnsi="Times New Roman" w:cs="Times New Roman"/>
+          <w:lang w:val="en-IN"/>
+        </w:rPr>
+      </w:pPr>
+      <w:r>
+        <w:rPr>
+          <w:rFonts w:ascii="Times New Roman" w:eastAsia="Times New Roman" w:hAnsi="Times New Roman" w:cs="Times New Roman"/>
+          <w:lang w:val="en-IN"/>
+        </w:rPr>
+        <w:t xml:space="preserve">            var </w:t>
+      </w:r>
+      <w:proofErr w:type="spellStart"/>
+      <w:r>
+        <w:rPr>
+          <w:rFonts w:ascii="Times New Roman" w:eastAsia="Times New Roman" w:hAnsi="Times New Roman" w:cs="Times New Roman"/>
+          <w:lang w:val="en-IN"/>
+        </w:rPr>
+        <w:t>finalAmount</w:t>
+      </w:r>
+      <w:proofErr w:type="spellEnd"/>
+      <w:r>
+        <w:rPr>
+          <w:rFonts w:ascii="Times New Roman" w:eastAsia="Times New Roman" w:hAnsi="Times New Roman" w:cs="Times New Roman"/>
+          <w:lang w:val="en-IN"/>
+        </w:rPr>
+        <w:t xml:space="preserve"> = 0;</w:t>
+      </w:r>
+    </w:p>
+    <w:p>
+      <w:pPr>
+        <w:rPr>
+          <w:rFonts w:ascii="Times New Roman" w:eastAsia="Times New Roman" w:hAnsi="Times New Roman" w:cs="Times New Roman"/>
+          <w:lang w:val="en-IN"/>
+        </w:rPr>
+      </w:pPr>
+      <w:r>
+        <w:rPr>
+          <w:rFonts w:ascii="Times New Roman" w:eastAsia="Times New Roman" w:hAnsi="Times New Roman" w:cs="Times New Roman"/>
+          <w:lang w:val="en-IN"/>
+        </w:rPr>
+        <w:t xml:space="preserve">            for (var </w:t>
+      </w:r>
+      <w:proofErr w:type="spellStart"/>
+      <w:r>
+        <w:rPr>
+          <w:rFonts w:ascii="Times New Roman" w:eastAsia="Times New Roman" w:hAnsi="Times New Roman" w:cs="Times New Roman"/>
+          <w:lang w:val="en-IN"/>
+        </w:rPr>
+        <w:t>i</w:t>
+      </w:r>
+      <w:proofErr w:type="spellEnd"/>
+      <w:r>
+        <w:rPr>
+          <w:rFonts w:ascii="Times New Roman" w:eastAsia="Times New Roman" w:hAnsi="Times New Roman" w:cs="Times New Roman"/>
+          <w:lang w:val="en-IN"/>
+        </w:rPr>
+        <w:t xml:space="preserve"> = 0; </w:t>
+      </w:r>
+      <w:proofErr w:type="spellStart"/>
+      <w:r>
+        <w:rPr>
+          <w:rFonts w:ascii="Times New Roman" w:eastAsia="Times New Roman" w:hAnsi="Times New Roman" w:cs="Times New Roman"/>
+          <w:lang w:val="en-IN"/>
+        </w:rPr>
+        <w:t>i</w:t>
+      </w:r>
+      <w:proofErr w:type="spellEnd"/>
+      <w:r>
+        <w:rPr>
+          <w:rFonts w:ascii="Times New Roman" w:eastAsia="Times New Roman" w:hAnsi="Times New Roman" w:cs="Times New Roman"/>
+          <w:lang w:val="en-IN"/>
+        </w:rPr>
+        <w:t xml:space="preserve"> &lt; </w:t>
+      </w:r>
+      <w:proofErr w:type="spellStart"/>
+      <w:r>
+        <w:rPr>
+          <w:rFonts w:ascii="Times New Roman" w:eastAsia="Times New Roman" w:hAnsi="Times New Roman" w:cs="Times New Roman"/>
+          <w:lang w:val="en-IN"/>
+        </w:rPr>
+        <w:t>menuItems.length</w:t>
+      </w:r>
+      <w:proofErr w:type="spellEnd"/>
+      <w:r>
+        <w:rPr>
+          <w:rFonts w:ascii="Times New Roman" w:eastAsia="Times New Roman" w:hAnsi="Times New Roman" w:cs="Times New Roman"/>
+          <w:lang w:val="en-IN"/>
+        </w:rPr>
+        <w:t xml:space="preserve">; </w:t>
+      </w:r>
+      <w:proofErr w:type="spellStart"/>
+      <w:r>
+        <w:rPr>
+          <w:rFonts w:ascii="Times New Roman" w:eastAsia="Times New Roman" w:hAnsi="Times New Roman" w:cs="Times New Roman"/>
+          <w:lang w:val="en-IN"/>
+        </w:rPr>
+        <w:t>i</w:t>
+      </w:r>
+      <w:proofErr w:type="spellEnd"/>
+      <w:r>
+        <w:rPr>
+          <w:rFonts w:ascii="Times New Roman" w:eastAsia="Times New Roman" w:hAnsi="Times New Roman" w:cs="Times New Roman"/>
+          <w:lang w:val="en-IN"/>
+        </w:rPr>
+        <w:t>++) {</w:t>
+      </w:r>
+    </w:p>
+    <w:p>
+      <w:pPr>
+        <w:rPr>
+          <w:rFonts w:ascii="Times New Roman" w:eastAsia="Times New Roman" w:hAnsi="Times New Roman" w:cs="Times New Roman"/>
+          <w:lang w:val="en-IN"/>
+        </w:rPr>
+      </w:pPr>
+      <w:r>
+        <w:rPr>
+          <w:rFonts w:ascii="Times New Roman" w:eastAsia="Times New Roman" w:hAnsi="Times New Roman" w:cs="Times New Roman"/>
+          <w:lang w:val="en-IN"/>
+        </w:rPr>
+        <w:t xml:space="preserve">                var </w:t>
+      </w:r>
+      <w:proofErr w:type="spellStart"/>
+      <w:r>
+        <w:rPr>
+          <w:rFonts w:ascii="Times New Roman" w:eastAsia="Times New Roman" w:hAnsi="Times New Roman" w:cs="Times New Roman"/>
+          <w:lang w:val="en-IN"/>
+        </w:rPr>
+        <w:t>itemName</w:t>
+      </w:r>
+      <w:proofErr w:type="spellEnd"/>
+      <w:r>
+        <w:rPr>
+          <w:rFonts w:ascii="Times New Roman" w:eastAsia="Times New Roman" w:hAnsi="Times New Roman" w:cs="Times New Roman"/>
+          <w:lang w:val="en-IN"/>
+        </w:rPr>
+        <w:t xml:space="preserve"> = </w:t>
+      </w:r>
+      <w:proofErr w:type="spellStart"/>
+      <w:r>
+        <w:rPr>
+          <w:rFonts w:ascii="Times New Roman" w:eastAsia="Times New Roman" w:hAnsi="Times New Roman" w:cs="Times New Roman"/>
+          <w:lang w:val="en-IN"/>
+        </w:rPr>
+        <w:t>menuItems</w:t>
+      </w:r>
+      <w:proofErr w:type="spellEnd"/>
+      <w:r>
+        <w:rPr>
+          <w:rFonts w:ascii="Times New Roman" w:eastAsia="Times New Roman" w:hAnsi="Times New Roman" w:cs="Times New Roman"/>
+          <w:lang w:val="en-IN"/>
+        </w:rPr>
+        <w:t>[</w:t>
+      </w:r>
+      <w:proofErr w:type="spellStart"/>
+      <w:r>
+        <w:rPr>
+          <w:rFonts w:ascii="Times New Roman" w:eastAsia="Times New Roman" w:hAnsi="Times New Roman" w:cs="Times New Roman"/>
+          <w:lang w:val="en-IN"/>
+        </w:rPr>
+        <w:t>i</w:t>
+      </w:r>
+      <w:proofErr w:type="spellEnd"/>
+      <w:r>
+        <w:rPr>
+          <w:rFonts w:ascii="Times New Roman" w:eastAsia="Times New Roman" w:hAnsi="Times New Roman" w:cs="Times New Roman"/>
+          <w:lang w:val="en-IN"/>
+        </w:rPr>
+        <w:t>]</w:t>
+      </w:r>
+    </w:p>
+    <w:p>
+      <w:pPr>
+        <w:rPr>
+          <w:rFonts w:ascii="Times New Roman" w:eastAsia="Times New Roman" w:hAnsi="Times New Roman" w:cs="Times New Roman"/>
+          <w:lang w:val="en-IN"/>
+        </w:rPr>
+      </w:pPr>
+      <w:r>
+        <w:rPr>
+          <w:rFonts w:ascii="Times New Roman" w:eastAsia="Times New Roman" w:hAnsi="Times New Roman" w:cs="Times New Roman"/>
+          <w:lang w:val="en-IN"/>
+        </w:rPr>
+        <w:t xml:space="preserve">                    </w:t>
+      </w:r>
+      <w:proofErr w:type="gramStart"/>
+      <w:r>
+        <w:rPr>
+          <w:rFonts w:ascii="Times New Roman" w:eastAsia="Times New Roman" w:hAnsi="Times New Roman" w:cs="Times New Roman"/>
+          <w:lang w:val="en-IN"/>
+        </w:rPr>
+        <w:t>.</w:t>
+      </w:r>
+      <w:proofErr w:type="spellStart"/>
+      <w:r>
+        <w:rPr>
+          <w:rFonts w:ascii="Times New Roman" w:eastAsia="Times New Roman" w:hAnsi="Times New Roman" w:cs="Times New Roman"/>
+          <w:lang w:val="en-IN"/>
+        </w:rPr>
+        <w:t>getElementsByTagName</w:t>
+      </w:r>
+      <w:proofErr w:type="spellEnd"/>
+      <w:proofErr w:type="gramEnd"/>
+      <w:r>
+        <w:rPr>
+          <w:rFonts w:ascii="Times New Roman" w:eastAsia="Times New Roman" w:hAnsi="Times New Roman" w:cs="Times New Roman"/>
+          <w:lang w:val="en-IN"/>
+        </w:rPr>
+        <w:t>("h4</w:t>
+      </w:r>
+      <w:proofErr w:type="gramStart"/>
+      <w:r>
+        <w:rPr>
+          <w:rFonts w:ascii="Times New Roman" w:eastAsia="Times New Roman" w:hAnsi="Times New Roman" w:cs="Times New Roman"/>
+          <w:lang w:val="en-IN"/>
+        </w:rPr>
+        <w:t>")[</w:t>
+      </w:r>
+      <w:proofErr w:type="gramEnd"/>
+      <w:r>
+        <w:rPr>
+          <w:rFonts w:ascii="Times New Roman" w:eastAsia="Times New Roman" w:hAnsi="Times New Roman" w:cs="Times New Roman"/>
+          <w:lang w:val="en-IN"/>
+        </w:rPr>
+        <w:t>0]</w:t>
+      </w:r>
+    </w:p>
+    <w:p>
+      <w:pPr>
+        <w:rPr>
+          <w:rFonts w:ascii="Times New Roman" w:eastAsia="Times New Roman" w:hAnsi="Times New Roman" w:cs="Times New Roman"/>
+          <w:lang w:val="en-IN"/>
+        </w:rPr>
+      </w:pPr>
+      <w:r>
+        <w:rPr>
+          <w:rFonts w:ascii="Times New Roman" w:eastAsia="Times New Roman" w:hAnsi="Times New Roman" w:cs="Times New Roman"/>
+          <w:lang w:val="en-IN"/>
+        </w:rPr>
+        <w:t xml:space="preserve">                    </w:t>
+      </w:r>
+      <w:proofErr w:type="gramStart"/>
+      <w:r>
+        <w:rPr>
+          <w:rFonts w:ascii="Times New Roman" w:eastAsia="Times New Roman" w:hAnsi="Times New Roman" w:cs="Times New Roman"/>
+          <w:lang w:val="en-IN"/>
+        </w:rPr>
+        <w:t>.</w:t>
+      </w:r>
+      <w:proofErr w:type="spellStart"/>
+      <w:r>
+        <w:rPr>
+          <w:rFonts w:ascii="Times New Roman" w:eastAsia="Times New Roman" w:hAnsi="Times New Roman" w:cs="Times New Roman"/>
+          <w:lang w:val="en-IN"/>
+        </w:rPr>
+        <w:t>innerText</w:t>
+      </w:r>
+      <w:proofErr w:type="spellEnd"/>
+      <w:proofErr w:type="gramEnd"/>
+      <w:r>
+        <w:rPr>
+          <w:rFonts w:ascii="Times New Roman" w:eastAsia="Times New Roman" w:hAnsi="Times New Roman" w:cs="Times New Roman"/>
+          <w:lang w:val="en-IN"/>
+        </w:rPr>
+        <w:t>;</w:t>
+      </w:r>
+    </w:p>
+    <w:p>
+      <w:pPr>
+        <w:rPr>
+          <w:rFonts w:ascii="Times New Roman" w:eastAsia="Times New Roman" w:hAnsi="Times New Roman" w:cs="Times New Roman"/>
+          <w:lang w:val="en-IN"/>
+        </w:rPr>
+      </w:pPr>
+      <w:r>
+        <w:rPr>
+          <w:rFonts w:ascii="Times New Roman" w:eastAsia="Times New Roman" w:hAnsi="Times New Roman" w:cs="Times New Roman"/>
+          <w:lang w:val="en-IN"/>
+        </w:rPr>
+        <w:t xml:space="preserve">                var price = </w:t>
+      </w:r>
+      <w:proofErr w:type="spellStart"/>
+      <w:proofErr w:type="gramStart"/>
+      <w:r>
+        <w:rPr>
+          <w:rFonts w:ascii="Times New Roman" w:eastAsia="Times New Roman" w:hAnsi="Times New Roman" w:cs="Times New Roman"/>
+          <w:lang w:val="en-IN"/>
+        </w:rPr>
+        <w:t>parseInt</w:t>
+      </w:r>
+      <w:proofErr w:type="spellEnd"/>
+      <w:r>
+        <w:rPr>
+          <w:rFonts w:ascii="Times New Roman" w:eastAsia="Times New Roman" w:hAnsi="Times New Roman" w:cs="Times New Roman"/>
+          <w:lang w:val="en-IN"/>
+        </w:rPr>
+        <w:t>(</w:t>
+      </w:r>
+      <w:proofErr w:type="gramEnd"/>
+    </w:p>
+    <w:p>
+      <w:pPr>
+        <w:rPr>
+          <w:rFonts w:ascii="Times New Roman" w:eastAsia="Times New Roman" w:hAnsi="Times New Roman" w:cs="Times New Roman"/>
+          <w:lang w:val="en-IN"/>
+        </w:rPr>
+      </w:pPr>
+      <w:r>
+        <w:rPr>
+          <w:rFonts w:ascii="Times New Roman" w:eastAsia="Times New Roman" w:hAnsi="Times New Roman" w:cs="Times New Roman"/>
+          <w:lang w:val="en-IN"/>
+        </w:rPr>
+        <w:t xml:space="preserve">                    </w:t>
+      </w:r>
+      <w:proofErr w:type="spellStart"/>
+      <w:r>
+        <w:rPr>
+          <w:rFonts w:ascii="Times New Roman" w:eastAsia="Times New Roman" w:hAnsi="Times New Roman" w:cs="Times New Roman"/>
+          <w:lang w:val="en-IN"/>
+        </w:rPr>
+        <w:t>menuItems</w:t>
+      </w:r>
+      <w:proofErr w:type="spellEnd"/>
+      <w:r>
+        <w:rPr>
+          <w:rFonts w:ascii="Times New Roman" w:eastAsia="Times New Roman" w:hAnsi="Times New Roman" w:cs="Times New Roman"/>
+          <w:lang w:val="en-IN"/>
+        </w:rPr>
+        <w:t>[</w:t>
+      </w:r>
+      <w:proofErr w:type="spellStart"/>
+      <w:r>
+        <w:rPr>
+          <w:rFonts w:ascii="Times New Roman" w:eastAsia="Times New Roman" w:hAnsi="Times New Roman" w:cs="Times New Roman"/>
+          <w:lang w:val="en-IN"/>
+        </w:rPr>
+        <w:t>i</w:t>
+      </w:r>
+      <w:proofErr w:type="spellEnd"/>
+      <w:r>
+        <w:rPr>
+          <w:rFonts w:ascii="Times New Roman" w:eastAsia="Times New Roman" w:hAnsi="Times New Roman" w:cs="Times New Roman"/>
+          <w:lang w:val="en-IN"/>
+        </w:rPr>
+        <w:t>]</w:t>
+      </w:r>
+    </w:p>
+    <w:p>
+      <w:pPr>
+        <w:rPr>
+          <w:rFonts w:ascii="Times New Roman" w:eastAsia="Times New Roman" w:hAnsi="Times New Roman" w:cs="Times New Roman"/>
+          <w:lang w:val="en-IN"/>
+        </w:rPr>
+      </w:pPr>
+      <w:r>
+        <w:rPr>
+          <w:rFonts w:ascii="Times New Roman" w:eastAsia="Times New Roman" w:hAnsi="Times New Roman" w:cs="Times New Roman"/>
+          <w:lang w:val="en-IN"/>
+        </w:rPr>
+        <w:t xml:space="preserve">                    </w:t>
+      </w:r>
+      <w:proofErr w:type="gramStart"/>
+      <w:r>
+        <w:rPr>
+          <w:rFonts w:ascii="Times New Roman" w:eastAsia="Times New Roman" w:hAnsi="Times New Roman" w:cs="Times New Roman"/>
+          <w:lang w:val="en-IN"/>
+        </w:rPr>
+        <w:t>.</w:t>
+      </w:r>
+      <w:proofErr w:type="spellStart"/>
+      <w:r>
+        <w:rPr>
+          <w:rFonts w:ascii="Times New Roman" w:eastAsia="Times New Roman" w:hAnsi="Times New Roman" w:cs="Times New Roman"/>
+          <w:lang w:val="en-IN"/>
+        </w:rPr>
+        <w:t>getElementsByTagName</w:t>
+      </w:r>
+      <w:proofErr w:type="spellEnd"/>
+      <w:proofErr w:type="gramEnd"/>
+      <w:r>
+        <w:rPr>
+          <w:rFonts w:ascii="Times New Roman" w:eastAsia="Times New Roman" w:hAnsi="Times New Roman" w:cs="Times New Roman"/>
+          <w:lang w:val="en-IN"/>
+        </w:rPr>
+        <w:t>("p</w:t>
+      </w:r>
+      <w:proofErr w:type="gramStart"/>
+      <w:r>
+        <w:rPr>
+          <w:rFonts w:ascii="Times New Roman" w:eastAsia="Times New Roman" w:hAnsi="Times New Roman" w:cs="Times New Roman"/>
+          <w:lang w:val="en-IN"/>
+        </w:rPr>
+        <w:t>")[</w:t>
+      </w:r>
+      <w:proofErr w:type="gramEnd"/>
+      <w:r>
+        <w:rPr>
+          <w:rFonts w:ascii="Times New Roman" w:eastAsia="Times New Roman" w:hAnsi="Times New Roman" w:cs="Times New Roman"/>
+          <w:lang w:val="en-IN"/>
+        </w:rPr>
+        <w:t>0]</w:t>
+      </w:r>
+    </w:p>
+    <w:p>
+      <w:pPr>
+        <w:rPr>
+          <w:rFonts w:ascii="Times New Roman" w:eastAsia="Times New Roman" w:hAnsi="Times New Roman" w:cs="Times New Roman"/>
+          <w:lang w:val="en-IN"/>
+        </w:rPr>
+      </w:pPr>
+      <w:r>
+        <w:rPr>
+          <w:rFonts w:ascii="Times New Roman" w:eastAsia="Times New Roman" w:hAnsi="Times New Roman" w:cs="Times New Roman"/>
+          <w:lang w:val="en-IN"/>
+        </w:rPr>
+        <w:t xml:space="preserve">                    </w:t>
+      </w:r>
+      <w:proofErr w:type="gramStart"/>
+      <w:r>
+        <w:rPr>
+          <w:rFonts w:ascii="Times New Roman" w:eastAsia="Times New Roman" w:hAnsi="Times New Roman" w:cs="Times New Roman"/>
+          <w:lang w:val="en-IN"/>
+        </w:rPr>
+        <w:t>.</w:t>
+      </w:r>
+      <w:proofErr w:type="spellStart"/>
+      <w:r>
+        <w:rPr>
+          <w:rFonts w:ascii="Times New Roman" w:eastAsia="Times New Roman" w:hAnsi="Times New Roman" w:cs="Times New Roman"/>
+          <w:lang w:val="en-IN"/>
+        </w:rPr>
+        <w:t>innerText</w:t>
+      </w:r>
+      <w:proofErr w:type="spellEnd"/>
+      <w:proofErr w:type="gramEnd"/>
+    </w:p>
+    <w:p>
+      <w:pPr>
+        <w:rPr>
+          <w:rFonts w:ascii="Times New Roman" w:eastAsia="Times New Roman" w:hAnsi="Times New Roman" w:cs="Times New Roman"/>
+          <w:lang w:val="en-IN"/>
+        </w:rPr>
+      </w:pPr>
+      <w:r>
+        <w:rPr>
+          <w:rFonts w:ascii="Times New Roman" w:eastAsia="Times New Roman" w:hAnsi="Times New Roman" w:cs="Times New Roman"/>
+          <w:lang w:val="en-IN"/>
+        </w:rPr>
+        <w:t>                );</w:t>
+      </w:r>
+    </w:p>
+    <w:p>
+      <w:pPr>
+        <w:rPr>
+          <w:rFonts w:ascii="Times New Roman" w:eastAsia="Times New Roman" w:hAnsi="Times New Roman" w:cs="Times New Roman"/>
+          <w:lang w:val="en-IN"/>
+        </w:rPr>
+      </w:pPr>
+      <w:r>
+        <w:rPr>
+          <w:rFonts w:ascii="Times New Roman" w:eastAsia="Times New Roman" w:hAnsi="Times New Roman" w:cs="Times New Roman"/>
+          <w:lang w:val="en-IN"/>
+        </w:rPr>
+        <w:t xml:space="preserve">                var quantity = </w:t>
+      </w:r>
+      <w:proofErr w:type="spellStart"/>
+      <w:proofErr w:type="gramStart"/>
+      <w:r>
+        <w:rPr>
+          <w:rFonts w:ascii="Times New Roman" w:eastAsia="Times New Roman" w:hAnsi="Times New Roman" w:cs="Times New Roman"/>
+          <w:lang w:val="en-IN"/>
+        </w:rPr>
+        <w:t>parseInt</w:t>
+      </w:r>
+      <w:proofErr w:type="spellEnd"/>
+      <w:r>
+        <w:rPr>
+          <w:rFonts w:ascii="Times New Roman" w:eastAsia="Times New Roman" w:hAnsi="Times New Roman" w:cs="Times New Roman"/>
+          <w:lang w:val="en-IN"/>
+        </w:rPr>
+        <w:t>(</w:t>
+      </w:r>
+      <w:proofErr w:type="gramEnd"/>
+    </w:p>
+    <w:p>
+      <w:pPr>
+        <w:rPr>
+          <w:rFonts w:ascii="Times New Roman" w:eastAsia="Times New Roman" w:hAnsi="Times New Roman" w:cs="Times New Roman"/>
+          <w:lang w:val="en-IN"/>
+        </w:rPr>
+      </w:pPr>
+      <w:r>
+        <w:rPr>
+          <w:rFonts w:ascii="Times New Roman" w:eastAsia="Times New Roman" w:hAnsi="Times New Roman" w:cs="Times New Roman"/>
+          <w:lang w:val="en-IN"/>
+        </w:rPr>
+        <w:t xml:space="preserve">                    </w:t>
+      </w:r>
+      <w:proofErr w:type="spellStart"/>
+      <w:r>
+        <w:rPr>
+          <w:rFonts w:ascii="Times New Roman" w:eastAsia="Times New Roman" w:hAnsi="Times New Roman" w:cs="Times New Roman"/>
+          <w:lang w:val="en-IN"/>
+        </w:rPr>
+        <w:t>menuItems</w:t>
+      </w:r>
+      <w:proofErr w:type="spellEnd"/>
+      <w:r>
+        <w:rPr>
+          <w:rFonts w:ascii="Times New Roman" w:eastAsia="Times New Roman" w:hAnsi="Times New Roman" w:cs="Times New Roman"/>
+          <w:lang w:val="en-IN"/>
+        </w:rPr>
+        <w:t>[</w:t>
+      </w:r>
+      <w:proofErr w:type="spellStart"/>
+      <w:r>
+        <w:rPr>
+          <w:rFonts w:ascii="Times New Roman" w:eastAsia="Times New Roman" w:hAnsi="Times New Roman" w:cs="Times New Roman"/>
+          <w:lang w:val="en-IN"/>
+        </w:rPr>
+        <w:t>i</w:t>
+      </w:r>
+      <w:proofErr w:type="spellEnd"/>
+      <w:r>
+        <w:rPr>
+          <w:rFonts w:ascii="Times New Roman" w:eastAsia="Times New Roman" w:hAnsi="Times New Roman" w:cs="Times New Roman"/>
+          <w:lang w:val="en-IN"/>
+        </w:rPr>
+        <w:t>]</w:t>
+      </w:r>
+    </w:p>
+    <w:p>
+      <w:pPr>
+        <w:rPr>
+          <w:rFonts w:ascii="Times New Roman" w:eastAsia="Times New Roman" w:hAnsi="Times New Roman" w:cs="Times New Roman"/>
+          <w:lang w:val="en-IN"/>
+        </w:rPr>
+      </w:pPr>
+      <w:r>
+        <w:rPr>
+          <w:rFonts w:ascii="Times New Roman" w:eastAsia="Times New Roman" w:hAnsi="Times New Roman" w:cs="Times New Roman"/>
+          <w:lang w:val="en-IN"/>
+        </w:rPr>
+        <w:t xml:space="preserve">                    </w:t>
+      </w:r>
+      <w:proofErr w:type="gramStart"/>
+      <w:r>
+        <w:rPr>
+          <w:rFonts w:ascii="Times New Roman" w:eastAsia="Times New Roman" w:hAnsi="Times New Roman" w:cs="Times New Roman"/>
+          <w:lang w:val="en-IN"/>
+        </w:rPr>
+        <w:t>.</w:t>
+      </w:r>
+      <w:proofErr w:type="spellStart"/>
+      <w:r>
+        <w:rPr>
+          <w:rFonts w:ascii="Times New Roman" w:eastAsia="Times New Roman" w:hAnsi="Times New Roman" w:cs="Times New Roman"/>
+          <w:lang w:val="en-IN"/>
+        </w:rPr>
+        <w:t>getElementsByTagName</w:t>
+      </w:r>
+      <w:proofErr w:type="spellEnd"/>
+      <w:proofErr w:type="gramEnd"/>
+      <w:r>
+        <w:rPr>
+          <w:rFonts w:ascii="Times New Roman" w:eastAsia="Times New Roman" w:hAnsi="Times New Roman" w:cs="Times New Roman"/>
+          <w:lang w:val="en-IN"/>
+        </w:rPr>
+        <w:t>("select</w:t>
+      </w:r>
+      <w:proofErr w:type="gramStart"/>
+      <w:r>
+        <w:rPr>
+          <w:rFonts w:ascii="Times New Roman" w:eastAsia="Times New Roman" w:hAnsi="Times New Roman" w:cs="Times New Roman"/>
+          <w:lang w:val="en-IN"/>
+        </w:rPr>
+        <w:t>")[</w:t>
+      </w:r>
+      <w:proofErr w:type="gramEnd"/>
+      <w:r>
+        <w:rPr>
+          <w:rFonts w:ascii="Times New Roman" w:eastAsia="Times New Roman" w:hAnsi="Times New Roman" w:cs="Times New Roman"/>
+          <w:lang w:val="en-IN"/>
+        </w:rPr>
+        <w:t>0]</w:t>
+      </w:r>
+    </w:p>
+    <w:p>
+      <w:pPr>
+        <w:rPr>
+          <w:rFonts w:ascii="Times New Roman" w:eastAsia="Times New Roman" w:hAnsi="Times New Roman" w:cs="Times New Roman"/>
+          <w:lang w:val="en-IN"/>
+        </w:rPr>
+      </w:pPr>
+      <w:r>
+        <w:rPr>
+          <w:rFonts w:ascii="Times New Roman" w:eastAsia="Times New Roman" w:hAnsi="Times New Roman" w:cs="Times New Roman"/>
+          <w:lang w:val="en-IN"/>
+        </w:rPr>
+        <w:t>                    .value</w:t>
+      </w:r>
+    </w:p>
+    <w:p>
+      <w:pPr>
+        <w:rPr>
+          <w:rFonts w:ascii="Times New Roman" w:eastAsia="Times New Roman" w:hAnsi="Times New Roman" w:cs="Times New Roman"/>
+          <w:lang w:val="en-IN"/>
+        </w:rPr>
+      </w:pPr>
+      <w:r>
+        <w:rPr>
+          <w:rFonts w:ascii="Times New Roman" w:eastAsia="Times New Roman" w:hAnsi="Times New Roman" w:cs="Times New Roman"/>
+          <w:lang w:val="en-IN"/>
+        </w:rPr>
+        <w:t>                );</w:t>
+      </w:r>
+    </w:p>
+    <w:p>
+      <w:pPr>
+        <w:rPr>
+          <w:rFonts w:ascii="Times New Roman" w:eastAsia="Times New Roman" w:hAnsi="Times New Roman" w:cs="Times New Roman"/>
+          <w:lang w:val="en-IN"/>
+        </w:rPr>
+      </w:pPr>
+      <w:r>
+        <w:rPr>
+          <w:rFonts w:ascii="Times New Roman" w:eastAsia="Times New Roman" w:hAnsi="Times New Roman" w:cs="Times New Roman"/>
+          <w:lang w:val="en-IN"/>
+        </w:rPr>
+        <w:t>                if (quantity &gt; 0) {</w:t>
+      </w:r>
+    </w:p>
+    <w:p>
+      <w:pPr>
+        <w:rPr>
+          <w:rFonts w:ascii="Times New Roman" w:eastAsia="Times New Roman" w:hAnsi="Times New Roman" w:cs="Times New Roman"/>
+          <w:lang w:val="en-IN"/>
+        </w:rPr>
+      </w:pPr>
+      <w:r>
+        <w:rPr>
+          <w:rFonts w:ascii="Times New Roman" w:eastAsia="Times New Roman" w:hAnsi="Times New Roman" w:cs="Times New Roman"/>
+          <w:lang w:val="en-IN"/>
+        </w:rPr>
+        <w:t xml:space="preserve">                    var </w:t>
+      </w:r>
+      <w:proofErr w:type="spellStart"/>
+      <w:r>
+        <w:rPr>
+          <w:rFonts w:ascii="Times New Roman" w:eastAsia="Times New Roman" w:hAnsi="Times New Roman" w:cs="Times New Roman"/>
+          <w:lang w:val="en-IN"/>
+        </w:rPr>
+        <w:t>itemTotal</w:t>
+      </w:r>
+      <w:proofErr w:type="spellEnd"/>
+      <w:r>
+        <w:rPr>
+          <w:rFonts w:ascii="Times New Roman" w:eastAsia="Times New Roman" w:hAnsi="Times New Roman" w:cs="Times New Roman"/>
+          <w:lang w:val="en-IN"/>
+        </w:rPr>
+        <w:t xml:space="preserve"> = price * quantity;</w:t>
+      </w:r>
+    </w:p>
+    <w:p>
+      <w:pPr>
+        <w:rPr>
+          <w:rFonts w:ascii="Times New Roman" w:eastAsia="Times New Roman" w:hAnsi="Times New Roman" w:cs="Times New Roman"/>
+          <w:lang w:val="en-IN"/>
+        </w:rPr>
+      </w:pPr>
+      <w:r>
+        <w:rPr>
+          <w:rFonts w:ascii="Times New Roman" w:eastAsia="Times New Roman" w:hAnsi="Times New Roman" w:cs="Times New Roman"/>
+          <w:lang w:val="en-IN"/>
+        </w:rPr>
+        <w:t xml:space="preserve">                    </w:t>
+      </w:r>
+      <w:proofErr w:type="spellStart"/>
+      <w:r>
+        <w:rPr>
+          <w:rFonts w:ascii="Times New Roman" w:eastAsia="Times New Roman" w:hAnsi="Times New Roman" w:cs="Times New Roman"/>
+          <w:lang w:val="en-IN"/>
+        </w:rPr>
+        <w:t>finalAmount</w:t>
+      </w:r>
+      <w:proofErr w:type="spellEnd"/>
+      <w:r>
+        <w:rPr>
+          <w:rFonts w:ascii="Times New Roman" w:eastAsia="Times New Roman" w:hAnsi="Times New Roman" w:cs="Times New Roman"/>
+          <w:lang w:val="en-IN"/>
+        </w:rPr>
+        <w:t xml:space="preserve"> = </w:t>
+      </w:r>
+      <w:proofErr w:type="spellStart"/>
+      <w:r>
+        <w:rPr>
+          <w:rFonts w:ascii="Times New Roman" w:eastAsia="Times New Roman" w:hAnsi="Times New Roman" w:cs="Times New Roman"/>
+          <w:lang w:val="en-IN"/>
+        </w:rPr>
+        <w:t>finalAmount</w:t>
+      </w:r>
+      <w:proofErr w:type="spellEnd"/>
+      <w:r>
+        <w:rPr>
+          <w:rFonts w:ascii="Times New Roman" w:eastAsia="Times New Roman" w:hAnsi="Times New Roman" w:cs="Times New Roman"/>
+          <w:lang w:val="en-IN"/>
+        </w:rPr>
+        <w:t xml:space="preserve"> + </w:t>
+      </w:r>
+      <w:proofErr w:type="spellStart"/>
+      <w:r>
+        <w:rPr>
+          <w:rFonts w:ascii="Times New Roman" w:eastAsia="Times New Roman" w:hAnsi="Times New Roman" w:cs="Times New Roman"/>
+          <w:lang w:val="en-IN"/>
+        </w:rPr>
+        <w:t>itemTotal</w:t>
+      </w:r>
+      <w:proofErr w:type="spellEnd"/>
+      <w:r>
+        <w:rPr>
+          <w:rFonts w:ascii="Times New Roman" w:eastAsia="Times New Roman" w:hAnsi="Times New Roman" w:cs="Times New Roman"/>
+          <w:lang w:val="en-IN"/>
+        </w:rPr>
+        <w:t>;</w:t>
+      </w:r>
+    </w:p>
+    <w:p>
+      <w:pPr>
+        <w:rPr>
+          <w:rFonts w:ascii="Times New Roman" w:eastAsia="Times New Roman" w:hAnsi="Times New Roman" w:cs="Times New Roman"/>
+          <w:lang w:val="en-IN"/>
+        </w:rPr>
+      </w:pPr>
+      <w:r>
+        <w:rPr>
+          <w:rFonts w:ascii="Times New Roman" w:eastAsia="Times New Roman" w:hAnsi="Times New Roman" w:cs="Times New Roman"/>
+          <w:lang w:val="en-IN"/>
+        </w:rPr>
+        <w:t xml:space="preserve">                    var row = </w:t>
+      </w:r>
+      <w:proofErr w:type="spellStart"/>
+      <w:proofErr w:type="gramStart"/>
+      <w:r>
+        <w:rPr>
+          <w:rFonts w:ascii="Times New Roman" w:eastAsia="Times New Roman" w:hAnsi="Times New Roman" w:cs="Times New Roman"/>
+          <w:lang w:val="en-IN"/>
+        </w:rPr>
+        <w:t>document.createElement</w:t>
+      </w:r>
+      <w:proofErr w:type="spellEnd"/>
+      <w:proofErr w:type="gramEnd"/>
+      <w:r>
+        <w:rPr>
+          <w:rFonts w:ascii="Times New Roman" w:eastAsia="Times New Roman" w:hAnsi="Times New Roman" w:cs="Times New Roman"/>
+          <w:lang w:val="en-IN"/>
+        </w:rPr>
+        <w:t>("tr");</w:t>
+      </w:r>
+    </w:p>
+    <w:p>
+      <w:pPr>
+        <w:rPr>
+          <w:rFonts w:ascii="Times New Roman" w:eastAsia="Times New Roman" w:hAnsi="Times New Roman" w:cs="Times New Roman"/>
+          <w:lang w:val="en-IN"/>
+        </w:rPr>
+      </w:pPr>
+      <w:r>
+        <w:rPr>
+          <w:rFonts w:ascii="Times New Roman" w:eastAsia="Times New Roman" w:hAnsi="Times New Roman" w:cs="Times New Roman"/>
+          <w:lang w:val="en-IN"/>
+        </w:rPr>
+        <w:t xml:space="preserve">                    var </w:t>
+      </w:r>
+      <w:proofErr w:type="spellStart"/>
+      <w:r>
+        <w:rPr>
+          <w:rFonts w:ascii="Times New Roman" w:eastAsia="Times New Roman" w:hAnsi="Times New Roman" w:cs="Times New Roman"/>
+          <w:lang w:val="en-IN"/>
+        </w:rPr>
+        <w:t>nameCell</w:t>
+      </w:r>
+      <w:proofErr w:type="spellEnd"/>
+      <w:r>
+        <w:rPr>
+          <w:rFonts w:ascii="Times New Roman" w:eastAsia="Times New Roman" w:hAnsi="Times New Roman" w:cs="Times New Roman"/>
+          <w:lang w:val="en-IN"/>
+        </w:rPr>
+        <w:t xml:space="preserve"> = </w:t>
+      </w:r>
+      <w:proofErr w:type="spellStart"/>
+      <w:proofErr w:type="gramStart"/>
+      <w:r>
+        <w:rPr>
+          <w:rFonts w:ascii="Times New Roman" w:eastAsia="Times New Roman" w:hAnsi="Times New Roman" w:cs="Times New Roman"/>
+          <w:lang w:val="en-IN"/>
+        </w:rPr>
+        <w:t>document.createElement</w:t>
+      </w:r>
+      <w:proofErr w:type="spellEnd"/>
+      <w:proofErr w:type="gramEnd"/>
+      <w:r>
+        <w:rPr>
+          <w:rFonts w:ascii="Times New Roman" w:eastAsia="Times New Roman" w:hAnsi="Times New Roman" w:cs="Times New Roman"/>
+          <w:lang w:val="en-IN"/>
+        </w:rPr>
+        <w:t>("td");</w:t>
+      </w:r>
+    </w:p>
+    <w:p>
+      <w:pPr>
+        <w:rPr>
+          <w:rFonts w:ascii="Times New Roman" w:eastAsia="Times New Roman" w:hAnsi="Times New Roman" w:cs="Times New Roman"/>
+          <w:lang w:val="en-IN"/>
+        </w:rPr>
+      </w:pPr>
+      <w:r>
+        <w:rPr>
+          <w:rFonts w:ascii="Times New Roman" w:eastAsia="Times New Roman" w:hAnsi="Times New Roman" w:cs="Times New Roman"/>
+          <w:lang w:val="en-IN"/>
+        </w:rPr>
+        <w:t xml:space="preserve">                    </w:t>
+      </w:r>
+      <w:proofErr w:type="spellStart"/>
+      <w:r>
+        <w:rPr>
+          <w:rFonts w:ascii="Times New Roman" w:eastAsia="Times New Roman" w:hAnsi="Times New Roman" w:cs="Times New Roman"/>
+          <w:lang w:val="en-IN"/>
+        </w:rPr>
+        <w:t>nameCell.innerText</w:t>
+      </w:r>
+      <w:proofErr w:type="spellEnd"/>
+      <w:r>
+        <w:rPr>
+          <w:rFonts w:ascii="Times New Roman" w:eastAsia="Times New Roman" w:hAnsi="Times New Roman" w:cs="Times New Roman"/>
+          <w:lang w:val="en-IN"/>
+        </w:rPr>
+        <w:t xml:space="preserve"> = </w:t>
+      </w:r>
+      <w:proofErr w:type="spellStart"/>
+      <w:r>
+        <w:rPr>
+          <w:rFonts w:ascii="Times New Roman" w:eastAsia="Times New Roman" w:hAnsi="Times New Roman" w:cs="Times New Roman"/>
+          <w:lang w:val="en-IN"/>
+        </w:rPr>
+        <w:t>itemName</w:t>
+      </w:r>
+      <w:proofErr w:type="spellEnd"/>
+      <w:r>
+        <w:rPr>
+          <w:rFonts w:ascii="Times New Roman" w:eastAsia="Times New Roman" w:hAnsi="Times New Roman" w:cs="Times New Roman"/>
+          <w:lang w:val="en-IN"/>
+        </w:rPr>
+        <w:t>;</w:t>
+      </w:r>
+    </w:p>
+    <w:p>
+      <w:pPr>
+        <w:rPr>
+          <w:rFonts w:ascii="Times New Roman" w:eastAsia="Times New Roman" w:hAnsi="Times New Roman" w:cs="Times New Roman"/>
+          <w:lang w:val="en-IN"/>
+        </w:rPr>
+      </w:pPr>
+      <w:r>
+        <w:rPr>
+          <w:rFonts w:ascii="Times New Roman" w:eastAsia="Times New Roman" w:hAnsi="Times New Roman" w:cs="Times New Roman"/>
+          <w:lang w:val="en-IN"/>
+        </w:rPr>
+        <w:t xml:space="preserve">                    var </w:t>
+      </w:r>
+      <w:proofErr w:type="spellStart"/>
+      <w:r>
+        <w:rPr>
+          <w:rFonts w:ascii="Times New Roman" w:eastAsia="Times New Roman" w:hAnsi="Times New Roman" w:cs="Times New Roman"/>
+          <w:lang w:val="en-IN"/>
+        </w:rPr>
+        <w:t>priceCell</w:t>
+      </w:r>
+      <w:proofErr w:type="spellEnd"/>
+      <w:r>
+        <w:rPr>
+          <w:rFonts w:ascii="Times New Roman" w:eastAsia="Times New Roman" w:hAnsi="Times New Roman" w:cs="Times New Roman"/>
+          <w:lang w:val="en-IN"/>
+        </w:rPr>
+        <w:t xml:space="preserve"> = </w:t>
+      </w:r>
+      <w:proofErr w:type="spellStart"/>
+      <w:proofErr w:type="gramStart"/>
+      <w:r>
+        <w:rPr>
+          <w:rFonts w:ascii="Times New Roman" w:eastAsia="Times New Roman" w:hAnsi="Times New Roman" w:cs="Times New Roman"/>
+          <w:lang w:val="en-IN"/>
+        </w:rPr>
+        <w:t>document.createElement</w:t>
+      </w:r>
+      <w:proofErr w:type="spellEnd"/>
+      <w:proofErr w:type="gramEnd"/>
+      <w:r>
+        <w:rPr>
+          <w:rFonts w:ascii="Times New Roman" w:eastAsia="Times New Roman" w:hAnsi="Times New Roman" w:cs="Times New Roman"/>
+          <w:lang w:val="en-IN"/>
+        </w:rPr>
+        <w:t>("td");</w:t>
+      </w:r>
+    </w:p>
+    <w:p>
+      <w:pPr>
+        <w:rPr>
+          <w:rFonts w:ascii="Times New Roman" w:eastAsia="Times New Roman" w:hAnsi="Times New Roman" w:cs="Times New Roman"/>
+          <w:lang w:val="en-IN"/>
+        </w:rPr>
+      </w:pPr>
+      <w:r>
+        <w:rPr>
+          <w:rFonts w:ascii="Times New Roman" w:eastAsia="Times New Roman" w:hAnsi="Times New Roman" w:cs="Times New Roman"/>
+          <w:lang w:val="en-IN"/>
+        </w:rPr>
+        <w:t xml:space="preserve">                    </w:t>
+      </w:r>
+      <w:proofErr w:type="spellStart"/>
+      <w:r>
+        <w:rPr>
+          <w:rFonts w:ascii="Times New Roman" w:eastAsia="Times New Roman" w:hAnsi="Times New Roman" w:cs="Times New Roman"/>
+          <w:lang w:val="en-IN"/>
+        </w:rPr>
+        <w:t>priceCell.innerText</w:t>
+      </w:r>
+      <w:proofErr w:type="spellEnd"/>
+      <w:r>
+        <w:rPr>
+          <w:rFonts w:ascii="Times New Roman" w:eastAsia="Times New Roman" w:hAnsi="Times New Roman" w:cs="Times New Roman"/>
+          <w:lang w:val="en-IN"/>
+        </w:rPr>
+        <w:t xml:space="preserve"> = "Rs. " + price;</w:t>
+      </w:r>
+    </w:p>
+    <w:p>
+      <w:pPr>
+        <w:rPr>
+          <w:rFonts w:ascii="Times New Roman" w:eastAsia="Times New Roman" w:hAnsi="Times New Roman" w:cs="Times New Roman"/>
+          <w:lang w:val="en-IN"/>
+        </w:rPr>
+      </w:pPr>
+      <w:r>
+        <w:rPr>
+          <w:rFonts w:ascii="Times New Roman" w:eastAsia="Times New Roman" w:hAnsi="Times New Roman" w:cs="Times New Roman"/>
+          <w:lang w:val="en-IN"/>
+        </w:rPr>
+        <w:t xml:space="preserve">                    var </w:t>
+      </w:r>
+      <w:proofErr w:type="spellStart"/>
+      <w:r>
+        <w:rPr>
+          <w:rFonts w:ascii="Times New Roman" w:eastAsia="Times New Roman" w:hAnsi="Times New Roman" w:cs="Times New Roman"/>
+          <w:lang w:val="en-IN"/>
+        </w:rPr>
+        <w:t>quantityCell</w:t>
+      </w:r>
+      <w:proofErr w:type="spellEnd"/>
+      <w:r>
+        <w:rPr>
+          <w:rFonts w:ascii="Times New Roman" w:eastAsia="Times New Roman" w:hAnsi="Times New Roman" w:cs="Times New Roman"/>
+          <w:lang w:val="en-IN"/>
+        </w:rPr>
+        <w:t xml:space="preserve"> = </w:t>
+      </w:r>
+      <w:proofErr w:type="spellStart"/>
+      <w:proofErr w:type="gramStart"/>
+      <w:r>
+        <w:rPr>
+          <w:rFonts w:ascii="Times New Roman" w:eastAsia="Times New Roman" w:hAnsi="Times New Roman" w:cs="Times New Roman"/>
+          <w:lang w:val="en-IN"/>
+        </w:rPr>
+        <w:t>document.createElement</w:t>
+      </w:r>
+      <w:proofErr w:type="spellEnd"/>
+      <w:proofErr w:type="gramEnd"/>
+      <w:r>
+        <w:rPr>
+          <w:rFonts w:ascii="Times New Roman" w:eastAsia="Times New Roman" w:hAnsi="Times New Roman" w:cs="Times New Roman"/>
+          <w:lang w:val="en-IN"/>
+        </w:rPr>
+        <w:t>("td");</w:t>
+      </w:r>
+    </w:p>
+    <w:p>
+      <w:pPr>
+        <w:rPr>
+          <w:rFonts w:ascii="Times New Roman" w:eastAsia="Times New Roman" w:hAnsi="Times New Roman" w:cs="Times New Roman"/>
+          <w:lang w:val="en-IN"/>
+        </w:rPr>
+      </w:pPr>
+      <w:r>
+        <w:rPr>
+          <w:rFonts w:ascii="Times New Roman" w:eastAsia="Times New Roman" w:hAnsi="Times New Roman" w:cs="Times New Roman"/>
+          <w:lang w:val="en-IN"/>
+        </w:rPr>
+        <w:t xml:space="preserve">                    </w:t>
+      </w:r>
+      <w:proofErr w:type="spellStart"/>
+      <w:r>
+        <w:rPr>
+          <w:rFonts w:ascii="Times New Roman" w:eastAsia="Times New Roman" w:hAnsi="Times New Roman" w:cs="Times New Roman"/>
+          <w:lang w:val="en-IN"/>
+        </w:rPr>
+        <w:t>quantityCell.innerText</w:t>
+      </w:r>
+      <w:proofErr w:type="spellEnd"/>
+      <w:r>
+        <w:rPr>
+          <w:rFonts w:ascii="Times New Roman" w:eastAsia="Times New Roman" w:hAnsi="Times New Roman" w:cs="Times New Roman"/>
+          <w:lang w:val="en-IN"/>
+        </w:rPr>
+        <w:t xml:space="preserve"> = quantity;</w:t>
+      </w:r>
+    </w:p>
+    <w:p>
+      <w:pPr>
+        <w:rPr>
+          <w:rFonts w:ascii="Times New Roman" w:eastAsia="Times New Roman" w:hAnsi="Times New Roman" w:cs="Times New Roman"/>
+          <w:lang w:val="en-IN"/>
+        </w:rPr>
+      </w:pPr>
+      <w:r>
+        <w:rPr>
+          <w:rFonts w:ascii="Times New Roman" w:eastAsia="Times New Roman" w:hAnsi="Times New Roman" w:cs="Times New Roman"/>
+          <w:lang w:val="en-IN"/>
+        </w:rPr>
+        <w:t xml:space="preserve">                    var </w:t>
+      </w:r>
+      <w:proofErr w:type="spellStart"/>
+      <w:r>
+        <w:rPr>
+          <w:rFonts w:ascii="Times New Roman" w:eastAsia="Times New Roman" w:hAnsi="Times New Roman" w:cs="Times New Roman"/>
+          <w:lang w:val="en-IN"/>
+        </w:rPr>
+        <w:t>totalCell</w:t>
+      </w:r>
+      <w:proofErr w:type="spellEnd"/>
+      <w:r>
+        <w:rPr>
+          <w:rFonts w:ascii="Times New Roman" w:eastAsia="Times New Roman" w:hAnsi="Times New Roman" w:cs="Times New Roman"/>
+          <w:lang w:val="en-IN"/>
+        </w:rPr>
+        <w:t xml:space="preserve"> = </w:t>
+      </w:r>
+      <w:proofErr w:type="spellStart"/>
+      <w:proofErr w:type="gramStart"/>
+      <w:r>
+        <w:rPr>
+          <w:rFonts w:ascii="Times New Roman" w:eastAsia="Times New Roman" w:hAnsi="Times New Roman" w:cs="Times New Roman"/>
+          <w:lang w:val="en-IN"/>
+        </w:rPr>
+        <w:t>document.createElement</w:t>
+      </w:r>
+      <w:proofErr w:type="spellEnd"/>
+      <w:proofErr w:type="gramEnd"/>
+      <w:r>
+        <w:rPr>
+          <w:rFonts w:ascii="Times New Roman" w:eastAsia="Times New Roman" w:hAnsi="Times New Roman" w:cs="Times New Roman"/>
+          <w:lang w:val="en-IN"/>
+        </w:rPr>
+        <w:t>("td");</w:t>
+      </w:r>
+    </w:p>
+    <w:p>
+      <w:pPr>
+        <w:rPr>
+          <w:rFonts w:ascii="Times New Roman" w:eastAsia="Times New Roman" w:hAnsi="Times New Roman" w:cs="Times New Roman"/>
+          <w:lang w:val="en-IN"/>
+        </w:rPr>
+      </w:pPr>
+      <w:r>
+        <w:rPr>
+          <w:rFonts w:ascii="Times New Roman" w:eastAsia="Times New Roman" w:hAnsi="Times New Roman" w:cs="Times New Roman"/>
+          <w:lang w:val="en-IN"/>
+        </w:rPr>
+        <w:t xml:space="preserve">                    </w:t>
+      </w:r>
+      <w:proofErr w:type="spellStart"/>
+      <w:r>
+        <w:rPr>
+          <w:rFonts w:ascii="Times New Roman" w:eastAsia="Times New Roman" w:hAnsi="Times New Roman" w:cs="Times New Roman"/>
+          <w:lang w:val="en-IN"/>
+        </w:rPr>
+        <w:t>totalCell.innerText</w:t>
+      </w:r>
+      <w:proofErr w:type="spellEnd"/>
+      <w:r>
+        <w:rPr>
+          <w:rFonts w:ascii="Times New Roman" w:eastAsia="Times New Roman" w:hAnsi="Times New Roman" w:cs="Times New Roman"/>
+          <w:lang w:val="en-IN"/>
+        </w:rPr>
+        <w:t xml:space="preserve"> = "Rs. " + </w:t>
+      </w:r>
+      <w:proofErr w:type="spellStart"/>
+      <w:r>
+        <w:rPr>
+          <w:rFonts w:ascii="Times New Roman" w:eastAsia="Times New Roman" w:hAnsi="Times New Roman" w:cs="Times New Roman"/>
+          <w:lang w:val="en-IN"/>
+        </w:rPr>
+        <w:t>itemTotal</w:t>
+      </w:r>
+      <w:proofErr w:type="spellEnd"/>
+      <w:r>
+        <w:rPr>
+          <w:rFonts w:ascii="Times New Roman" w:eastAsia="Times New Roman" w:hAnsi="Times New Roman" w:cs="Times New Roman"/>
+          <w:lang w:val="en-IN"/>
+        </w:rPr>
+        <w:t>;</w:t>
+      </w:r>
+    </w:p>
+    <w:p>
+      <w:pPr>
+        <w:rPr>
+          <w:rFonts w:ascii="Times New Roman" w:eastAsia="Times New Roman" w:hAnsi="Times New Roman" w:cs="Times New Roman"/>
+          <w:lang w:val="en-IN"/>
+        </w:rPr>
+      </w:pPr>
+      <w:r>
+        <w:rPr>
+          <w:rFonts w:ascii="Times New Roman" w:eastAsia="Times New Roman" w:hAnsi="Times New Roman" w:cs="Times New Roman"/>
+          <w:lang w:val="en-IN"/>
+        </w:rPr>
+        <w:lastRenderedPageBreak/>
+        <w:t xml:space="preserve">                    </w:t>
+      </w:r>
+      <w:proofErr w:type="spellStart"/>
+      <w:proofErr w:type="gramStart"/>
+      <w:r>
+        <w:rPr>
+          <w:rFonts w:ascii="Times New Roman" w:eastAsia="Times New Roman" w:hAnsi="Times New Roman" w:cs="Times New Roman"/>
+          <w:lang w:val="en-IN"/>
+        </w:rPr>
+        <w:t>row.appendChild</w:t>
+      </w:r>
+      <w:proofErr w:type="spellEnd"/>
+      <w:proofErr w:type="gramEnd"/>
+      <w:r>
+        <w:rPr>
+          <w:rFonts w:ascii="Times New Roman" w:eastAsia="Times New Roman" w:hAnsi="Times New Roman" w:cs="Times New Roman"/>
+          <w:lang w:val="en-IN"/>
+        </w:rPr>
+        <w:t>(</w:t>
+      </w:r>
+      <w:proofErr w:type="spellStart"/>
+      <w:r>
+        <w:rPr>
+          <w:rFonts w:ascii="Times New Roman" w:eastAsia="Times New Roman" w:hAnsi="Times New Roman" w:cs="Times New Roman"/>
+          <w:lang w:val="en-IN"/>
+        </w:rPr>
+        <w:t>nameCell</w:t>
+      </w:r>
+      <w:proofErr w:type="spellEnd"/>
+      <w:r>
+        <w:rPr>
+          <w:rFonts w:ascii="Times New Roman" w:eastAsia="Times New Roman" w:hAnsi="Times New Roman" w:cs="Times New Roman"/>
+          <w:lang w:val="en-IN"/>
+        </w:rPr>
+        <w:t>);</w:t>
+      </w:r>
+    </w:p>
+    <w:p>
+      <w:pPr>
+        <w:rPr>
+          <w:rFonts w:ascii="Times New Roman" w:eastAsia="Times New Roman" w:hAnsi="Times New Roman" w:cs="Times New Roman"/>
+          <w:lang w:val="en-IN"/>
+        </w:rPr>
+      </w:pPr>
+      <w:r>
+        <w:rPr>
+          <w:rFonts w:ascii="Times New Roman" w:eastAsia="Times New Roman" w:hAnsi="Times New Roman" w:cs="Times New Roman"/>
+          <w:lang w:val="en-IN"/>
+        </w:rPr>
+        <w:t xml:space="preserve">                    </w:t>
+      </w:r>
+      <w:proofErr w:type="spellStart"/>
+      <w:proofErr w:type="gramStart"/>
+      <w:r>
+        <w:rPr>
+          <w:rFonts w:ascii="Times New Roman" w:eastAsia="Times New Roman" w:hAnsi="Times New Roman" w:cs="Times New Roman"/>
+          <w:lang w:val="en-IN"/>
+        </w:rPr>
+        <w:t>row.appendChild</w:t>
+      </w:r>
+      <w:proofErr w:type="spellEnd"/>
+      <w:proofErr w:type="gramEnd"/>
+      <w:r>
+        <w:rPr>
+          <w:rFonts w:ascii="Times New Roman" w:eastAsia="Times New Roman" w:hAnsi="Times New Roman" w:cs="Times New Roman"/>
+          <w:lang w:val="en-IN"/>
+        </w:rPr>
+        <w:t>(</w:t>
+      </w:r>
+      <w:proofErr w:type="spellStart"/>
+      <w:r>
+        <w:rPr>
+          <w:rFonts w:ascii="Times New Roman" w:eastAsia="Times New Roman" w:hAnsi="Times New Roman" w:cs="Times New Roman"/>
+          <w:lang w:val="en-IN"/>
+        </w:rPr>
+        <w:t>priceCell</w:t>
+      </w:r>
+      <w:proofErr w:type="spellEnd"/>
+      <w:r>
+        <w:rPr>
+          <w:rFonts w:ascii="Times New Roman" w:eastAsia="Times New Roman" w:hAnsi="Times New Roman" w:cs="Times New Roman"/>
+          <w:lang w:val="en-IN"/>
+        </w:rPr>
+        <w:t>);</w:t>
+      </w:r>
+    </w:p>
+    <w:p>
+      <w:pPr>
+        <w:rPr>
+          <w:rFonts w:ascii="Times New Roman" w:eastAsia="Times New Roman" w:hAnsi="Times New Roman" w:cs="Times New Roman"/>
+          <w:lang w:val="en-IN"/>
+        </w:rPr>
+      </w:pPr>
+      <w:r>
+        <w:rPr>
+          <w:rFonts w:ascii="Times New Roman" w:eastAsia="Times New Roman" w:hAnsi="Times New Roman" w:cs="Times New Roman"/>
+          <w:lang w:val="en-IN"/>
+        </w:rPr>
+        <w:t xml:space="preserve">                    </w:t>
+      </w:r>
+      <w:proofErr w:type="spellStart"/>
+      <w:proofErr w:type="gramStart"/>
+      <w:r>
+        <w:rPr>
+          <w:rFonts w:ascii="Times New Roman" w:eastAsia="Times New Roman" w:hAnsi="Times New Roman" w:cs="Times New Roman"/>
+          <w:lang w:val="en-IN"/>
+        </w:rPr>
+        <w:t>row.appendChild</w:t>
+      </w:r>
+      <w:proofErr w:type="spellEnd"/>
+      <w:proofErr w:type="gramEnd"/>
+      <w:r>
+        <w:rPr>
+          <w:rFonts w:ascii="Times New Roman" w:eastAsia="Times New Roman" w:hAnsi="Times New Roman" w:cs="Times New Roman"/>
+          <w:lang w:val="en-IN"/>
+        </w:rPr>
+        <w:t>(</w:t>
+      </w:r>
+      <w:proofErr w:type="spellStart"/>
+      <w:r>
+        <w:rPr>
+          <w:rFonts w:ascii="Times New Roman" w:eastAsia="Times New Roman" w:hAnsi="Times New Roman" w:cs="Times New Roman"/>
+          <w:lang w:val="en-IN"/>
+        </w:rPr>
+        <w:t>quantityCell</w:t>
+      </w:r>
+      <w:proofErr w:type="spellEnd"/>
+      <w:r>
+        <w:rPr>
+          <w:rFonts w:ascii="Times New Roman" w:eastAsia="Times New Roman" w:hAnsi="Times New Roman" w:cs="Times New Roman"/>
+          <w:lang w:val="en-IN"/>
+        </w:rPr>
+        <w:t>);</w:t>
+      </w:r>
+    </w:p>
+    <w:p>
+      <w:pPr>
+        <w:rPr>
+          <w:rFonts w:ascii="Times New Roman" w:eastAsia="Times New Roman" w:hAnsi="Times New Roman" w:cs="Times New Roman"/>
+          <w:lang w:val="en-IN"/>
+        </w:rPr>
+      </w:pPr>
+      <w:r>
+        <w:rPr>
+          <w:rFonts w:ascii="Times New Roman" w:eastAsia="Times New Roman" w:hAnsi="Times New Roman" w:cs="Times New Roman"/>
+          <w:lang w:val="en-IN"/>
+        </w:rPr>
+        <w:t xml:space="preserve">                    </w:t>
+      </w:r>
+      <w:proofErr w:type="spellStart"/>
+      <w:proofErr w:type="gramStart"/>
+      <w:r>
+        <w:rPr>
+          <w:rFonts w:ascii="Times New Roman" w:eastAsia="Times New Roman" w:hAnsi="Times New Roman" w:cs="Times New Roman"/>
+          <w:lang w:val="en-IN"/>
+        </w:rPr>
+        <w:t>row.appendChild</w:t>
+      </w:r>
+      <w:proofErr w:type="spellEnd"/>
+      <w:proofErr w:type="gramEnd"/>
+      <w:r>
+        <w:rPr>
+          <w:rFonts w:ascii="Times New Roman" w:eastAsia="Times New Roman" w:hAnsi="Times New Roman" w:cs="Times New Roman"/>
+          <w:lang w:val="en-IN"/>
+        </w:rPr>
+        <w:t>(</w:t>
+      </w:r>
+      <w:proofErr w:type="spellStart"/>
+      <w:r>
+        <w:rPr>
+          <w:rFonts w:ascii="Times New Roman" w:eastAsia="Times New Roman" w:hAnsi="Times New Roman" w:cs="Times New Roman"/>
+          <w:lang w:val="en-IN"/>
+        </w:rPr>
+        <w:t>totalCell</w:t>
+      </w:r>
+      <w:proofErr w:type="spellEnd"/>
+      <w:r>
+        <w:rPr>
+          <w:rFonts w:ascii="Times New Roman" w:eastAsia="Times New Roman" w:hAnsi="Times New Roman" w:cs="Times New Roman"/>
+          <w:lang w:val="en-IN"/>
+        </w:rPr>
+        <w:t>);</w:t>
+      </w:r>
+    </w:p>
+    <w:p>
+      <w:pPr>
+        <w:rPr>
+          <w:rFonts w:ascii="Times New Roman" w:eastAsia="Times New Roman" w:hAnsi="Times New Roman" w:cs="Times New Roman"/>
+          <w:lang w:val="en-IN"/>
+        </w:rPr>
+      </w:pPr>
+      <w:r>
+        <w:rPr>
+          <w:rFonts w:ascii="Times New Roman" w:eastAsia="Times New Roman" w:hAnsi="Times New Roman" w:cs="Times New Roman"/>
+          <w:lang w:val="en-IN"/>
+        </w:rPr>
+        <w:t>               </w:t>
+      </w:r>
+      <w:proofErr w:type="spellStart"/>
+      <w:proofErr w:type="gramStart"/>
+      <w:r>
+        <w:rPr>
+          <w:rFonts w:ascii="Times New Roman" w:eastAsia="Times New Roman" w:hAnsi="Times New Roman" w:cs="Times New Roman"/>
+          <w:lang w:val="en-IN"/>
+        </w:rPr>
+        <w:t>table.appendChild</w:t>
+      </w:r>
+      <w:proofErr w:type="spellEnd"/>
+      <w:proofErr w:type="gramEnd"/>
+      <w:r>
+        <w:rPr>
+          <w:rFonts w:ascii="Times New Roman" w:eastAsia="Times New Roman" w:hAnsi="Times New Roman" w:cs="Times New Roman"/>
+          <w:lang w:val="en-IN"/>
+        </w:rPr>
+        <w:t>(row);</w:t>
+      </w:r>
+    </w:p>
+    <w:p>
+      <w:pPr>
+        <w:rPr>
+          <w:rFonts w:ascii="Times New Roman" w:eastAsia="Times New Roman" w:hAnsi="Times New Roman" w:cs="Times New Roman"/>
+          <w:lang w:val="en-IN"/>
+        </w:rPr>
+      </w:pPr>
+      <w:r>
+        <w:rPr>
+          <w:rFonts w:ascii="Times New Roman" w:eastAsia="Times New Roman" w:hAnsi="Times New Roman" w:cs="Times New Roman"/>
+          <w:lang w:val="en-IN"/>
+        </w:rPr>
+        <w:t>                }</w:t>
+      </w:r>
+    </w:p>
+    <w:p>
+      <w:pPr>
+        <w:rPr>
+          <w:rFonts w:ascii="Times New Roman" w:eastAsia="Times New Roman" w:hAnsi="Times New Roman" w:cs="Times New Roman"/>
+          <w:lang w:val="en-IN"/>
+        </w:rPr>
+      </w:pPr>
+      <w:r>
+        <w:rPr>
+          <w:rFonts w:ascii="Times New Roman" w:eastAsia="Times New Roman" w:hAnsi="Times New Roman" w:cs="Times New Roman"/>
+          <w:lang w:val="en-IN"/>
+        </w:rPr>
+        <w:t>            }</w:t>
+      </w:r>
+    </w:p>
+    <w:p>
+      <w:pPr>
+        <w:rPr>
+          <w:rFonts w:ascii="Times New Roman" w:eastAsia="Times New Roman" w:hAnsi="Times New Roman" w:cs="Times New Roman"/>
+          <w:lang w:val="en-IN"/>
+        </w:rPr>
+      </w:pPr>
+      <w:r>
+        <w:rPr>
+          <w:rFonts w:ascii="Times New Roman" w:eastAsia="Times New Roman" w:hAnsi="Times New Roman" w:cs="Times New Roman"/>
+          <w:lang w:val="en-IN"/>
+        </w:rPr>
+        <w:t xml:space="preserve">            </w:t>
+      </w:r>
+      <w:proofErr w:type="spellStart"/>
+      <w:proofErr w:type="gramStart"/>
+      <w:r>
+        <w:rPr>
+          <w:rFonts w:ascii="Times New Roman" w:eastAsia="Times New Roman" w:hAnsi="Times New Roman" w:cs="Times New Roman"/>
+          <w:lang w:val="en-IN"/>
+        </w:rPr>
+        <w:t>receipt.appendChild</w:t>
+      </w:r>
+      <w:proofErr w:type="spellEnd"/>
+      <w:proofErr w:type="gramEnd"/>
+      <w:r>
+        <w:rPr>
+          <w:rFonts w:ascii="Times New Roman" w:eastAsia="Times New Roman" w:hAnsi="Times New Roman" w:cs="Times New Roman"/>
+          <w:lang w:val="en-IN"/>
+        </w:rPr>
+        <w:t>(table);</w:t>
+      </w:r>
+    </w:p>
+    <w:p>
+      <w:pPr>
+        <w:rPr>
+          <w:rFonts w:ascii="Times New Roman" w:eastAsia="Times New Roman" w:hAnsi="Times New Roman" w:cs="Times New Roman"/>
+          <w:lang w:val="en-IN"/>
+        </w:rPr>
+      </w:pPr>
+      <w:r>
+        <w:rPr>
+          <w:rFonts w:ascii="Times New Roman" w:eastAsia="Times New Roman" w:hAnsi="Times New Roman" w:cs="Times New Roman"/>
+          <w:lang w:val="en-IN"/>
+        </w:rPr>
+        <w:t xml:space="preserve">            var </w:t>
+      </w:r>
+      <w:proofErr w:type="spellStart"/>
+      <w:r>
+        <w:rPr>
+          <w:rFonts w:ascii="Times New Roman" w:eastAsia="Times New Roman" w:hAnsi="Times New Roman" w:cs="Times New Roman"/>
+          <w:lang w:val="en-IN"/>
+        </w:rPr>
+        <w:t>finalLine</w:t>
+      </w:r>
+      <w:proofErr w:type="spellEnd"/>
+      <w:r>
+        <w:rPr>
+          <w:rFonts w:ascii="Times New Roman" w:eastAsia="Times New Roman" w:hAnsi="Times New Roman" w:cs="Times New Roman"/>
+          <w:lang w:val="en-IN"/>
+        </w:rPr>
+        <w:t xml:space="preserve"> = </w:t>
+      </w:r>
+      <w:proofErr w:type="spellStart"/>
+      <w:proofErr w:type="gramStart"/>
+      <w:r>
+        <w:rPr>
+          <w:rFonts w:ascii="Times New Roman" w:eastAsia="Times New Roman" w:hAnsi="Times New Roman" w:cs="Times New Roman"/>
+          <w:lang w:val="en-IN"/>
+        </w:rPr>
+        <w:t>document.createElement</w:t>
+      </w:r>
+      <w:proofErr w:type="spellEnd"/>
+      <w:proofErr w:type="gramEnd"/>
+      <w:r>
+        <w:rPr>
+          <w:rFonts w:ascii="Times New Roman" w:eastAsia="Times New Roman" w:hAnsi="Times New Roman" w:cs="Times New Roman"/>
+          <w:lang w:val="en-IN"/>
+        </w:rPr>
+        <w:t>("hr");</w:t>
+      </w:r>
+    </w:p>
+    <w:p>
+      <w:pPr>
+        <w:rPr>
+          <w:rFonts w:ascii="Times New Roman" w:eastAsia="Times New Roman" w:hAnsi="Times New Roman" w:cs="Times New Roman"/>
+          <w:lang w:val="en-IN"/>
+        </w:rPr>
+      </w:pPr>
+      <w:r>
+        <w:rPr>
+          <w:rFonts w:ascii="Times New Roman" w:eastAsia="Times New Roman" w:hAnsi="Times New Roman" w:cs="Times New Roman"/>
+          <w:lang w:val="en-IN"/>
+        </w:rPr>
+        <w:t xml:space="preserve">            </w:t>
+      </w:r>
+      <w:proofErr w:type="spellStart"/>
+      <w:proofErr w:type="gramStart"/>
+      <w:r>
+        <w:rPr>
+          <w:rFonts w:ascii="Times New Roman" w:eastAsia="Times New Roman" w:hAnsi="Times New Roman" w:cs="Times New Roman"/>
+          <w:lang w:val="en-IN"/>
+        </w:rPr>
+        <w:t>receipt.appendChild</w:t>
+      </w:r>
+      <w:proofErr w:type="spellEnd"/>
+      <w:proofErr w:type="gramEnd"/>
+      <w:r>
+        <w:rPr>
+          <w:rFonts w:ascii="Times New Roman" w:eastAsia="Times New Roman" w:hAnsi="Times New Roman" w:cs="Times New Roman"/>
+          <w:lang w:val="en-IN"/>
+        </w:rPr>
+        <w:t>(</w:t>
+      </w:r>
+      <w:proofErr w:type="spellStart"/>
+      <w:r>
+        <w:rPr>
+          <w:rFonts w:ascii="Times New Roman" w:eastAsia="Times New Roman" w:hAnsi="Times New Roman" w:cs="Times New Roman"/>
+          <w:lang w:val="en-IN"/>
+        </w:rPr>
+        <w:t>finalLine</w:t>
+      </w:r>
+      <w:proofErr w:type="spellEnd"/>
+      <w:r>
+        <w:rPr>
+          <w:rFonts w:ascii="Times New Roman" w:eastAsia="Times New Roman" w:hAnsi="Times New Roman" w:cs="Times New Roman"/>
+          <w:lang w:val="en-IN"/>
+        </w:rPr>
+        <w:t>);</w:t>
+      </w:r>
+    </w:p>
+    <w:p>
+      <w:pPr>
+        <w:rPr>
+          <w:rFonts w:ascii="Times New Roman" w:eastAsia="Times New Roman" w:hAnsi="Times New Roman" w:cs="Times New Roman"/>
+          <w:lang w:val="en-IN"/>
+        </w:rPr>
+      </w:pPr>
+      <w:r>
+        <w:rPr>
+          <w:rFonts w:ascii="Times New Roman" w:eastAsia="Times New Roman" w:hAnsi="Times New Roman" w:cs="Times New Roman"/>
+          <w:lang w:val="en-IN"/>
+        </w:rPr>
+        <w:t xml:space="preserve">            var </w:t>
+      </w:r>
+      <w:proofErr w:type="spellStart"/>
+      <w:r>
+        <w:rPr>
+          <w:rFonts w:ascii="Times New Roman" w:eastAsia="Times New Roman" w:hAnsi="Times New Roman" w:cs="Times New Roman"/>
+          <w:lang w:val="en-IN"/>
+        </w:rPr>
+        <w:t>finalBill</w:t>
+      </w:r>
+      <w:proofErr w:type="spellEnd"/>
+      <w:r>
+        <w:rPr>
+          <w:rFonts w:ascii="Times New Roman" w:eastAsia="Times New Roman" w:hAnsi="Times New Roman" w:cs="Times New Roman"/>
+          <w:lang w:val="en-IN"/>
+        </w:rPr>
+        <w:t xml:space="preserve"> = </w:t>
+      </w:r>
+      <w:proofErr w:type="spellStart"/>
+      <w:proofErr w:type="gramStart"/>
+      <w:r>
+        <w:rPr>
+          <w:rFonts w:ascii="Times New Roman" w:eastAsia="Times New Roman" w:hAnsi="Times New Roman" w:cs="Times New Roman"/>
+          <w:lang w:val="en-IN"/>
+        </w:rPr>
+        <w:t>document.createElement</w:t>
+      </w:r>
+      <w:proofErr w:type="spellEnd"/>
+      <w:proofErr w:type="gramEnd"/>
+      <w:r>
+        <w:rPr>
+          <w:rFonts w:ascii="Times New Roman" w:eastAsia="Times New Roman" w:hAnsi="Times New Roman" w:cs="Times New Roman"/>
+          <w:lang w:val="en-IN"/>
+        </w:rPr>
+        <w:t>("h3");</w:t>
+      </w:r>
+    </w:p>
+    <w:p>
+      <w:pPr>
+        <w:rPr>
+          <w:rFonts w:ascii="Times New Roman" w:eastAsia="Times New Roman" w:hAnsi="Times New Roman" w:cs="Times New Roman"/>
+          <w:lang w:val="en-IN"/>
+        </w:rPr>
+      </w:pPr>
+      <w:r>
+        <w:rPr>
+          <w:rFonts w:ascii="Times New Roman" w:eastAsia="Times New Roman" w:hAnsi="Times New Roman" w:cs="Times New Roman"/>
+          <w:lang w:val="en-IN"/>
+        </w:rPr>
+        <w:t xml:space="preserve">            </w:t>
+      </w:r>
+      <w:proofErr w:type="spellStart"/>
+      <w:r>
+        <w:rPr>
+          <w:rFonts w:ascii="Times New Roman" w:eastAsia="Times New Roman" w:hAnsi="Times New Roman" w:cs="Times New Roman"/>
+          <w:lang w:val="en-IN"/>
+        </w:rPr>
+        <w:t>finalBill.innerText</w:t>
+      </w:r>
+      <w:proofErr w:type="spellEnd"/>
+      <w:r>
+        <w:rPr>
+          <w:rFonts w:ascii="Times New Roman" w:eastAsia="Times New Roman" w:hAnsi="Times New Roman" w:cs="Times New Roman"/>
+          <w:lang w:val="en-IN"/>
+        </w:rPr>
+        <w:t xml:space="preserve"> =</w:t>
+      </w:r>
+    </w:p>
+    <w:p>
+      <w:pPr>
+        <w:rPr>
+          <w:rFonts w:ascii="Times New Roman" w:eastAsia="Times New Roman" w:hAnsi="Times New Roman" w:cs="Times New Roman"/>
+          <w:lang w:val="en-IN"/>
+        </w:rPr>
+      </w:pPr>
+      <w:r>
+        <w:rPr>
+          <w:rFonts w:ascii="Times New Roman" w:eastAsia="Times New Roman" w:hAnsi="Times New Roman" w:cs="Times New Roman"/>
+          <w:lang w:val="en-IN"/>
+        </w:rPr>
+        <w:t xml:space="preserve">                "Final Bill Amount: Rs. " + </w:t>
+      </w:r>
+      <w:proofErr w:type="spellStart"/>
+      <w:r>
+        <w:rPr>
+          <w:rFonts w:ascii="Times New Roman" w:eastAsia="Times New Roman" w:hAnsi="Times New Roman" w:cs="Times New Roman"/>
+          <w:lang w:val="en-IN"/>
+        </w:rPr>
+        <w:t>finalAmount</w:t>
+      </w:r>
+      <w:proofErr w:type="spellEnd"/>
+      <w:r>
+        <w:rPr>
+          <w:rFonts w:ascii="Times New Roman" w:eastAsia="Times New Roman" w:hAnsi="Times New Roman" w:cs="Times New Roman"/>
+          <w:lang w:val="en-IN"/>
+        </w:rPr>
+        <w:t>;</w:t>
+      </w:r>
+    </w:p>
+    <w:p>
+      <w:pPr>
+        <w:rPr>
+          <w:rFonts w:ascii="Times New Roman" w:eastAsia="Times New Roman" w:hAnsi="Times New Roman" w:cs="Times New Roman"/>
+          <w:lang w:val="en-IN"/>
+        </w:rPr>
+      </w:pPr>
+      <w:r>
+        <w:rPr>
+          <w:rFonts w:ascii="Times New Roman" w:eastAsia="Times New Roman" w:hAnsi="Times New Roman" w:cs="Times New Roman"/>
+          <w:lang w:val="en-IN"/>
+        </w:rPr>
+        <w:t xml:space="preserve">            </w:t>
+      </w:r>
+      <w:proofErr w:type="spellStart"/>
+      <w:proofErr w:type="gramStart"/>
+      <w:r>
+        <w:rPr>
+          <w:rFonts w:ascii="Times New Roman" w:eastAsia="Times New Roman" w:hAnsi="Times New Roman" w:cs="Times New Roman"/>
+          <w:lang w:val="en-IN"/>
+        </w:rPr>
+        <w:t>receipt.appendChild</w:t>
+      </w:r>
+      <w:proofErr w:type="spellEnd"/>
+      <w:proofErr w:type="gramEnd"/>
+      <w:r>
+        <w:rPr>
+          <w:rFonts w:ascii="Times New Roman" w:eastAsia="Times New Roman" w:hAnsi="Times New Roman" w:cs="Times New Roman"/>
+          <w:lang w:val="en-IN"/>
+        </w:rPr>
+        <w:t>(</w:t>
+      </w:r>
+      <w:proofErr w:type="spellStart"/>
+      <w:r>
+        <w:rPr>
+          <w:rFonts w:ascii="Times New Roman" w:eastAsia="Times New Roman" w:hAnsi="Times New Roman" w:cs="Times New Roman"/>
+          <w:lang w:val="en-IN"/>
+        </w:rPr>
+        <w:t>finalBill</w:t>
+      </w:r>
+      <w:proofErr w:type="spellEnd"/>
+      <w:r>
+        <w:rPr>
+          <w:rFonts w:ascii="Times New Roman" w:eastAsia="Times New Roman" w:hAnsi="Times New Roman" w:cs="Times New Roman"/>
+          <w:lang w:val="en-IN"/>
+        </w:rPr>
+        <w:t>);</w:t>
+      </w:r>
+    </w:p>
+    <w:p>
+      <w:pPr>
+        <w:rPr>
+          <w:rFonts w:ascii="Times New Roman" w:eastAsia="Times New Roman" w:hAnsi="Times New Roman" w:cs="Times New Roman"/>
+          <w:lang w:val="en-IN"/>
+        </w:rPr>
+      </w:pPr>
+      <w:r>
+        <w:rPr>
+          <w:rFonts w:ascii="Times New Roman" w:eastAsia="Times New Roman" w:hAnsi="Times New Roman" w:cs="Times New Roman"/>
+          <w:lang w:val="en-IN"/>
+        </w:rPr>
+        <w:t>        });</w:t>
+      </w:r>
+    </w:p>
+    <w:p>
+      <w:pPr>
+        <w:rPr>
+          <w:rFonts w:ascii="Times New Roman" w:eastAsia="Times New Roman" w:hAnsi="Times New Roman" w:cs="Times New Roman"/>
+          <w:lang w:val="en-IN"/>
+        </w:rPr>
+      </w:pPr>
+      <w:r>
+        <w:rPr>
+          <w:rFonts w:ascii="Times New Roman" w:eastAsia="Times New Roman" w:hAnsi="Times New Roman" w:cs="Times New Roman"/>
+          <w:lang w:val="en-IN"/>
+        </w:rPr>
+        <w:t>    &lt;/script&gt;</w:t>
+      </w:r>
+    </w:p>
+    <w:p>
+      <w:pPr>
+        <w:rPr>
+          <w:rFonts w:ascii="Times New Roman" w:eastAsia="Times New Roman" w:hAnsi="Times New Roman" w:cs="Times New Roman"/>
+          <w:lang w:val="en-IN"/>
+        </w:rPr>
+      </w:pPr>
+      <w:r>
+        <w:rPr>
+          <w:rFonts w:ascii="Times New Roman" w:eastAsia="Times New Roman" w:hAnsi="Times New Roman" w:cs="Times New Roman"/>
+          <w:lang w:val="en-IN"/>
+        </w:rPr>
+        <w:t>&lt;/html&gt;</w:t>
+      </w:r>
+    </w:p>
+    <w:p>
+      <w:pPr>
+        <w:rPr>
+          <w:rFonts w:ascii="Times New Roman" w:eastAsia="Times New Roman" w:hAnsi="Times New Roman" w:cs="Times New Roman"/>
+          <w:b/>
+          <w:bCs/>
+          <w:sz w:val="26"/>
+          <w:szCs w:val="26"/>
+          <w:lang w:val="en-US"/>
+        </w:rPr>
+      </w:pPr>
+      <w:r>
+        <w:rPr>
+          <w:rFonts w:ascii="Times New Roman" w:eastAsia="Times New Roman" w:hAnsi="Times New Roman" w:cs="Times New Roman"/>
+          <w:b/>
+          <w:bCs/>
+          <w:sz w:val="26"/>
+          <w:szCs w:val="26"/>
+          <w:lang w:val="en-US"/>
+        </w:rPr>
+        <w:br w:type="page"/>
+      </w:r>
+    </w:p>
+    <w:p>
+      <w:pPr>
         <w:rPr>
           <w:rFonts w:ascii="Times New Roman" w:eastAsia="Times New Roman" w:hAnsi="Times New Roman" w:cs="Times New Roman"/>
           <w:b/>
@@ -40488,9 +48343,11 @@
           <w:lang w:val="en-US"/>
         </w:rPr>
         <w:lastRenderedPageBreak/>
-        <w:t>10.</w:t>
-      </w:r>
-      <w:r>
+        <w:t>Event Handling:</w:t>
+      </w:r>
+    </w:p>
+    <w:p>
+      <w:pPr>
         <w:rPr>
           <w:rFonts w:ascii="Times New Roman" w:eastAsia="Times New Roman" w:hAnsi="Times New Roman" w:cs="Times New Roman"/>
           <w:b/>
@@ -40499,6 +48356,27 @@
           <w:szCs w:val="26"/>
           <w:lang w:val="en-US"/>
         </w:rPr>
+      </w:pPr>
+      <w:r>
+        <w:rPr>
+          <w:rFonts w:ascii="Times New Roman" w:eastAsia="Times New Roman" w:hAnsi="Times New Roman" w:cs="Times New Roman"/>
+          <w:b/>
+          <w:bCs/>
+          <w:sz w:val="26"/>
+          <w:szCs w:val="26"/>
+          <w:lang w:val="en-US"/>
+        </w:rPr>
+        <w:t>1.</w:t>
+      </w:r>
+      <w:r>
+        <w:rPr>
+          <w:rFonts w:ascii="Times New Roman" w:eastAsia="Times New Roman" w:hAnsi="Times New Roman" w:cs="Times New Roman"/>
+          <w:b/>
+          <w:bCs/>
+          <w:sz w:val="26"/>
+          <w:szCs w:val="26"/>
+          <w:lang w:val="en-US"/>
+        </w:rPr>
         <w:t xml:space="preserve"> Event Handling </w:t>
       </w:r>
       <w:proofErr w:type="gramStart"/>
@@ -40871,19 +48749,62 @@
           <w:szCs w:val="24"/>
           <w:lang w:val="en-IN"/>
         </w:rPr>
-        <w:t xml:space="preserve"> </w:t>
-      </w:r>
-      <w:proofErr w:type="spellStart"/>
-      <w:r>
-        <w:rPr>
-          <w:rFonts w:ascii="Times New Roman" w:eastAsia="Times New Roman" w:hAnsi="Times New Roman" w:cs="Times New Roman"/>
-          <w:sz w:val="24"/>
-          <w:szCs w:val="24"/>
-          <w:lang w:val="en-IN"/>
-        </w:rPr>
-        <w:t>btn</w:t>
-      </w:r>
-      <w:proofErr w:type="spellEnd"/>
+        <w:t xml:space="preserve"> btn = </w:t>
+      </w:r>
+      <w:proofErr w:type="spellStart"/>
+      <w:proofErr w:type="gramStart"/>
+      <w:r>
+        <w:rPr>
+          <w:rFonts w:ascii="Times New Roman" w:eastAsia="Times New Roman" w:hAnsi="Times New Roman" w:cs="Times New Roman"/>
+          <w:sz w:val="24"/>
+          <w:szCs w:val="24"/>
+          <w:lang w:val="en-IN"/>
+        </w:rPr>
+        <w:t>document.getElementById</w:t>
+      </w:r>
+      <w:proofErr w:type="spellEnd"/>
+      <w:proofErr w:type="gramEnd"/>
+      <w:r>
+        <w:rPr>
+          <w:rFonts w:ascii="Times New Roman" w:eastAsia="Times New Roman" w:hAnsi="Times New Roman" w:cs="Times New Roman"/>
+          <w:sz w:val="24"/>
+          <w:szCs w:val="24"/>
+          <w:lang w:val="en-IN"/>
+        </w:rPr>
+        <w:t>("login1")</w:t>
+      </w:r>
+    </w:p>
+    <w:p>
+      <w:pPr>
+        <w:rPr>
+          <w:rFonts w:ascii="Times New Roman" w:eastAsia="Times New Roman" w:hAnsi="Times New Roman" w:cs="Times New Roman"/>
+          <w:sz w:val="24"/>
+          <w:szCs w:val="24"/>
+          <w:lang w:val="en-IN"/>
+        </w:rPr>
+      </w:pPr>
+      <w:r>
+        <w:rPr>
+          <w:rFonts w:ascii="Times New Roman" w:eastAsia="Times New Roman" w:hAnsi="Times New Roman" w:cs="Times New Roman"/>
+          <w:sz w:val="24"/>
+          <w:szCs w:val="24"/>
+          <w:lang w:val="en-IN"/>
+        </w:rPr>
+        <w:t xml:space="preserve">        </w:t>
+      </w:r>
+      <w:proofErr w:type="spellStart"/>
+      <w:proofErr w:type="gramStart"/>
+      <w:r>
+        <w:rPr>
+          <w:rFonts w:ascii="Times New Roman" w:eastAsia="Times New Roman" w:hAnsi="Times New Roman" w:cs="Times New Roman"/>
+          <w:sz w:val="24"/>
+          <w:szCs w:val="24"/>
+          <w:lang w:val="en-IN"/>
+        </w:rPr>
+        <w:t>btn.onclick</w:t>
+      </w:r>
+      <w:proofErr w:type="spellEnd"/>
+      <w:proofErr w:type="gramEnd"/>
       <w:r>
         <w:rPr>
           <w:rFonts w:ascii="Times New Roman" w:eastAsia="Times New Roman" w:hAnsi="Times New Roman" w:cs="Times New Roman"/>
@@ -40902,9 +48823,18 @@
           <w:szCs w:val="24"/>
           <w:lang w:val="en-IN"/>
         </w:rPr>
-        <w:t>document.getElementById</w:t>
-      </w:r>
-      <w:proofErr w:type="spellEnd"/>
+        <w:t>checkMsg</w:t>
+      </w:r>
+      <w:proofErr w:type="spellEnd"/>
+      <w:r>
+        <w:rPr>
+          <w:rFonts w:ascii="Times New Roman" w:eastAsia="Times New Roman" w:hAnsi="Times New Roman" w:cs="Times New Roman"/>
+          <w:sz w:val="24"/>
+          <w:szCs w:val="24"/>
+          <w:lang w:val="en-IN"/>
+        </w:rPr>
+        <w:t>(</w:t>
+      </w:r>
       <w:proofErr w:type="gramEnd"/>
       <w:r>
         <w:rPr>
@@ -40913,7 +48843,255 @@
           <w:szCs w:val="24"/>
           <w:lang w:val="en-IN"/>
         </w:rPr>
-        <w:t>("login1")</w:t>
+        <w:t>);</w:t>
+      </w:r>
+    </w:p>
+    <w:p>
+      <w:pPr>
+        <w:rPr>
+          <w:rFonts w:ascii="Times New Roman" w:eastAsia="Times New Roman" w:hAnsi="Times New Roman" w:cs="Times New Roman"/>
+          <w:sz w:val="24"/>
+          <w:szCs w:val="24"/>
+          <w:lang w:val="en-IN"/>
+        </w:rPr>
+      </w:pPr>
+      <w:r>
+        <w:rPr>
+          <w:rFonts w:ascii="Times New Roman" w:eastAsia="Times New Roman" w:hAnsi="Times New Roman" w:cs="Times New Roman"/>
+          <w:sz w:val="24"/>
+          <w:szCs w:val="24"/>
+          <w:lang w:val="en-IN"/>
+        </w:rPr>
+        <w:t xml:space="preserve">        function </w:t>
+      </w:r>
+      <w:proofErr w:type="spellStart"/>
+      <w:proofErr w:type="gramStart"/>
+      <w:r>
+        <w:rPr>
+          <w:rFonts w:ascii="Times New Roman" w:eastAsia="Times New Roman" w:hAnsi="Times New Roman" w:cs="Times New Roman"/>
+          <w:sz w:val="24"/>
+          <w:szCs w:val="24"/>
+          <w:lang w:val="en-IN"/>
+        </w:rPr>
+        <w:t>checkMsg</w:t>
+      </w:r>
+      <w:proofErr w:type="spellEnd"/>
+      <w:r>
+        <w:rPr>
+          <w:rFonts w:ascii="Times New Roman" w:eastAsia="Times New Roman" w:hAnsi="Times New Roman" w:cs="Times New Roman"/>
+          <w:sz w:val="24"/>
+          <w:szCs w:val="24"/>
+          <w:lang w:val="en-IN"/>
+        </w:rPr>
+        <w:t>(){</w:t>
+      </w:r>
+      <w:proofErr w:type="gramEnd"/>
+    </w:p>
+    <w:p>
+      <w:pPr>
+        <w:rPr>
+          <w:rFonts w:ascii="Times New Roman" w:eastAsia="Times New Roman" w:hAnsi="Times New Roman" w:cs="Times New Roman"/>
+          <w:sz w:val="24"/>
+          <w:szCs w:val="24"/>
+          <w:lang w:val="en-IN"/>
+        </w:rPr>
+      </w:pPr>
+      <w:r>
+        <w:rPr>
+          <w:rFonts w:ascii="Times New Roman" w:eastAsia="Times New Roman" w:hAnsi="Times New Roman" w:cs="Times New Roman"/>
+          <w:sz w:val="24"/>
+          <w:szCs w:val="24"/>
+          <w:lang w:val="en-IN"/>
+        </w:rPr>
+        <w:t xml:space="preserve">            </w:t>
+      </w:r>
+      <w:proofErr w:type="gramStart"/>
+      <w:r>
+        <w:rPr>
+          <w:rFonts w:ascii="Times New Roman" w:eastAsia="Times New Roman" w:hAnsi="Times New Roman" w:cs="Times New Roman"/>
+          <w:sz w:val="24"/>
+          <w:szCs w:val="24"/>
+          <w:lang w:val="en-IN"/>
+        </w:rPr>
+        <w:t>alert(</w:t>
+      </w:r>
+      <w:proofErr w:type="gramEnd"/>
+      <w:r>
+        <w:rPr>
+          <w:rFonts w:ascii="Times New Roman" w:eastAsia="Times New Roman" w:hAnsi="Times New Roman" w:cs="Times New Roman"/>
+          <w:sz w:val="24"/>
+          <w:szCs w:val="24"/>
+          <w:lang w:val="en-IN"/>
+        </w:rPr>
+        <w:t xml:space="preserve">"Handling Event </w:t>
+      </w:r>
+      <w:proofErr w:type="gramStart"/>
+      <w:r>
+        <w:rPr>
+          <w:rFonts w:ascii="Times New Roman" w:eastAsia="Times New Roman" w:hAnsi="Times New Roman" w:cs="Times New Roman"/>
+          <w:sz w:val="24"/>
+          <w:szCs w:val="24"/>
+          <w:lang w:val="en-IN"/>
+        </w:rPr>
+        <w:t>On</w:t>
+      </w:r>
+      <w:proofErr w:type="gramEnd"/>
+      <w:r>
+        <w:rPr>
+          <w:rFonts w:ascii="Times New Roman" w:eastAsia="Times New Roman" w:hAnsi="Times New Roman" w:cs="Times New Roman"/>
+          <w:sz w:val="24"/>
+          <w:szCs w:val="24"/>
+          <w:lang w:val="en-IN"/>
+        </w:rPr>
+        <w:t xml:space="preserve"> DOM Object");</w:t>
+      </w:r>
+    </w:p>
+    <w:p>
+      <w:pPr>
+        <w:rPr>
+          <w:rFonts w:ascii="Times New Roman" w:eastAsia="Times New Roman" w:hAnsi="Times New Roman" w:cs="Times New Roman"/>
+          <w:sz w:val="24"/>
+          <w:szCs w:val="24"/>
+          <w:lang w:val="en-IN"/>
+        </w:rPr>
+      </w:pPr>
+      <w:r>
+        <w:rPr>
+          <w:rFonts w:ascii="Times New Roman" w:eastAsia="Times New Roman" w:hAnsi="Times New Roman" w:cs="Times New Roman"/>
+          <w:sz w:val="24"/>
+          <w:szCs w:val="24"/>
+          <w:lang w:val="en-IN"/>
+        </w:rPr>
+        <w:t xml:space="preserve">            </w:t>
+      </w:r>
+      <w:proofErr w:type="gramStart"/>
+      <w:r>
+        <w:rPr>
+          <w:rFonts w:ascii="Times New Roman" w:eastAsia="Times New Roman" w:hAnsi="Times New Roman" w:cs="Times New Roman"/>
+          <w:sz w:val="24"/>
+          <w:szCs w:val="24"/>
+          <w:lang w:val="en-IN"/>
+        </w:rPr>
+        <w:t>console.log(</w:t>
+      </w:r>
+      <w:proofErr w:type="gramEnd"/>
+      <w:r>
+        <w:rPr>
+          <w:rFonts w:ascii="Times New Roman" w:eastAsia="Times New Roman" w:hAnsi="Times New Roman" w:cs="Times New Roman"/>
+          <w:sz w:val="24"/>
+          <w:szCs w:val="24"/>
+          <w:lang w:val="en-IN"/>
+        </w:rPr>
+        <w:t xml:space="preserve">"Handling Event </w:t>
+      </w:r>
+      <w:proofErr w:type="gramStart"/>
+      <w:r>
+        <w:rPr>
+          <w:rFonts w:ascii="Times New Roman" w:eastAsia="Times New Roman" w:hAnsi="Times New Roman" w:cs="Times New Roman"/>
+          <w:sz w:val="24"/>
+          <w:szCs w:val="24"/>
+          <w:lang w:val="en-IN"/>
+        </w:rPr>
+        <w:t>On</w:t>
+      </w:r>
+      <w:proofErr w:type="gramEnd"/>
+      <w:r>
+        <w:rPr>
+          <w:rFonts w:ascii="Times New Roman" w:eastAsia="Times New Roman" w:hAnsi="Times New Roman" w:cs="Times New Roman"/>
+          <w:sz w:val="24"/>
+          <w:szCs w:val="24"/>
+          <w:lang w:val="en-IN"/>
+        </w:rPr>
+        <w:t xml:space="preserve"> DOM Object");</w:t>
+      </w:r>
+    </w:p>
+    <w:p>
+      <w:pPr>
+        <w:rPr>
+          <w:rFonts w:ascii="Times New Roman" w:eastAsia="Times New Roman" w:hAnsi="Times New Roman" w:cs="Times New Roman"/>
+          <w:sz w:val="24"/>
+          <w:szCs w:val="24"/>
+          <w:lang w:val="en-IN"/>
+        </w:rPr>
+      </w:pPr>
+      <w:r>
+        <w:rPr>
+          <w:rFonts w:ascii="Times New Roman" w:eastAsia="Times New Roman" w:hAnsi="Times New Roman" w:cs="Times New Roman"/>
+          <w:sz w:val="24"/>
+          <w:szCs w:val="24"/>
+          <w:lang w:val="en-IN"/>
+        </w:rPr>
+        <w:t>        }</w:t>
+      </w:r>
+    </w:p>
+    <w:p>
+      <w:pPr>
+        <w:rPr>
+          <w:rFonts w:ascii="Times New Roman" w:eastAsia="Times New Roman" w:hAnsi="Times New Roman" w:cs="Times New Roman"/>
+          <w:sz w:val="24"/>
+          <w:szCs w:val="24"/>
+          <w:lang w:val="en-IN"/>
+        </w:rPr>
+      </w:pPr>
+      <w:r>
+        <w:rPr>
+          <w:rFonts w:ascii="Times New Roman" w:eastAsia="Times New Roman" w:hAnsi="Times New Roman" w:cs="Times New Roman"/>
+          <w:sz w:val="24"/>
+          <w:szCs w:val="24"/>
+          <w:lang w:val="en-IN"/>
+        </w:rPr>
+        <w:t xml:space="preserve">        function </w:t>
+      </w:r>
+      <w:proofErr w:type="spellStart"/>
+      <w:proofErr w:type="gramStart"/>
+      <w:r>
+        <w:rPr>
+          <w:rFonts w:ascii="Times New Roman" w:eastAsia="Times New Roman" w:hAnsi="Times New Roman" w:cs="Times New Roman"/>
+          <w:sz w:val="24"/>
+          <w:szCs w:val="24"/>
+          <w:lang w:val="en-IN"/>
+        </w:rPr>
+        <w:t>handleClick</w:t>
+      </w:r>
+      <w:proofErr w:type="spellEnd"/>
+      <w:r>
+        <w:rPr>
+          <w:rFonts w:ascii="Times New Roman" w:eastAsia="Times New Roman" w:hAnsi="Times New Roman" w:cs="Times New Roman"/>
+          <w:sz w:val="24"/>
+          <w:szCs w:val="24"/>
+          <w:lang w:val="en-IN"/>
+        </w:rPr>
+        <w:t>(){alert(</w:t>
+      </w:r>
+      <w:proofErr w:type="gramEnd"/>
+      <w:r>
+        <w:rPr>
+          <w:rFonts w:ascii="Times New Roman" w:eastAsia="Times New Roman" w:hAnsi="Times New Roman" w:cs="Times New Roman"/>
+          <w:sz w:val="24"/>
+          <w:szCs w:val="24"/>
+          <w:lang w:val="en-IN"/>
+        </w:rPr>
+        <w:t>"</w:t>
+      </w:r>
+      <w:proofErr w:type="spellStart"/>
+      <w:r>
+        <w:rPr>
+          <w:rFonts w:ascii="Times New Roman" w:eastAsia="Times New Roman" w:hAnsi="Times New Roman" w:cs="Times New Roman"/>
+          <w:sz w:val="24"/>
+          <w:szCs w:val="24"/>
+          <w:lang w:val="en-IN"/>
+        </w:rPr>
+        <w:t>Listner</w:t>
+      </w:r>
+      <w:proofErr w:type="spellEnd"/>
+      <w:r>
+        <w:rPr>
+          <w:rFonts w:ascii="Times New Roman" w:eastAsia="Times New Roman" w:hAnsi="Times New Roman" w:cs="Times New Roman"/>
+          <w:sz w:val="24"/>
+          <w:szCs w:val="24"/>
+          <w:lang w:val="en-IN"/>
+        </w:rPr>
+        <w:t xml:space="preserve"> Called Another User Defined Function")}</w:t>
       </w:r>
     </w:p>
     <w:p>
@@ -40943,7 +49121,7 @@
           <w:szCs w:val="24"/>
           <w:lang w:val="en-IN"/>
         </w:rPr>
-        <w:t>btn.onclick</w:t>
+        <w:t>btn.addEventListener</w:t>
       </w:r>
       <w:proofErr w:type="spellEnd"/>
       <w:proofErr w:type="gramEnd"/>
@@ -40954,9 +49132,8 @@
           <w:szCs w:val="24"/>
           <w:lang w:val="en-IN"/>
         </w:rPr>
-        <w:t xml:space="preserve"> = </w:t>
-      </w:r>
-      <w:proofErr w:type="spellStart"/>
+        <w:t>("click</w:t>
+      </w:r>
       <w:proofErr w:type="gramStart"/>
       <w:r>
         <w:rPr>
@@ -40965,18 +49142,19 @@
           <w:szCs w:val="24"/>
           <w:lang w:val="en-IN"/>
         </w:rPr>
-        <w:t>checkMsg</w:t>
-      </w:r>
-      <w:proofErr w:type="spellEnd"/>
-      <w:r>
-        <w:rPr>
-          <w:rFonts w:ascii="Times New Roman" w:eastAsia="Times New Roman" w:hAnsi="Times New Roman" w:cs="Times New Roman"/>
-          <w:sz w:val="24"/>
-          <w:szCs w:val="24"/>
-          <w:lang w:val="en-IN"/>
-        </w:rPr>
-        <w:t>(</w:t>
-      </w:r>
+        <w:t>",</w:t>
+      </w:r>
+      <w:proofErr w:type="spellStart"/>
+      <w:r>
+        <w:rPr>
+          <w:rFonts w:ascii="Times New Roman" w:eastAsia="Times New Roman" w:hAnsi="Times New Roman" w:cs="Times New Roman"/>
+          <w:sz w:val="24"/>
+          <w:szCs w:val="24"/>
+          <w:lang w:val="en-IN"/>
+        </w:rPr>
+        <w:t>handleClick</w:t>
+      </w:r>
+      <w:proofErr w:type="spellEnd"/>
       <w:proofErr w:type="gramEnd"/>
       <w:r>
         <w:rPr>
@@ -41004,7 +49182,7 @@
           <w:szCs w:val="24"/>
           <w:lang w:val="en-IN"/>
         </w:rPr>
-        <w:t xml:space="preserve">        function </w:t>
+        <w:t xml:space="preserve">        </w:t>
       </w:r>
       <w:proofErr w:type="spellStart"/>
       <w:proofErr w:type="gramStart"/>
@@ -41015,37 +49193,18 @@
           <w:szCs w:val="24"/>
           <w:lang w:val="en-IN"/>
         </w:rPr>
-        <w:t>checkMsg</w:t>
-      </w:r>
-      <w:proofErr w:type="spellEnd"/>
-      <w:r>
-        <w:rPr>
-          <w:rFonts w:ascii="Times New Roman" w:eastAsia="Times New Roman" w:hAnsi="Times New Roman" w:cs="Times New Roman"/>
-          <w:sz w:val="24"/>
-          <w:szCs w:val="24"/>
-          <w:lang w:val="en-IN"/>
-        </w:rPr>
-        <w:t>(){</w:t>
-      </w:r>
+        <w:t>btn.addEventListener</w:t>
+      </w:r>
+      <w:proofErr w:type="spellEnd"/>
       <w:proofErr w:type="gramEnd"/>
-    </w:p>
-    <w:p>
-      <w:pPr>
-        <w:rPr>
-          <w:rFonts w:ascii="Times New Roman" w:eastAsia="Times New Roman" w:hAnsi="Times New Roman" w:cs="Times New Roman"/>
-          <w:sz w:val="24"/>
-          <w:szCs w:val="24"/>
-          <w:lang w:val="en-IN"/>
-        </w:rPr>
-      </w:pPr>
-      <w:r>
-        <w:rPr>
-          <w:rFonts w:ascii="Times New Roman" w:eastAsia="Times New Roman" w:hAnsi="Times New Roman" w:cs="Times New Roman"/>
-          <w:sz w:val="24"/>
-          <w:szCs w:val="24"/>
-          <w:lang w:val="en-IN"/>
-        </w:rPr>
-        <w:t xml:space="preserve">            </w:t>
+      <w:r>
+        <w:rPr>
+          <w:rFonts w:ascii="Times New Roman" w:eastAsia="Times New Roman" w:hAnsi="Times New Roman" w:cs="Times New Roman"/>
+          <w:sz w:val="24"/>
+          <w:szCs w:val="24"/>
+          <w:lang w:val="en-IN"/>
+        </w:rPr>
+        <w:t>("click</w:t>
       </w:r>
       <w:proofErr w:type="gramStart"/>
       <w:r>
@@ -41055,7 +49214,7 @@
           <w:szCs w:val="24"/>
           <w:lang w:val="en-IN"/>
         </w:rPr>
-        <w:t>alert(</w:t>
+        <w:t>",(</w:t>
       </w:r>
       <w:proofErr w:type="gramEnd"/>
       <w:r>
@@ -41065,7 +49224,7 @@
           <w:szCs w:val="24"/>
           <w:lang w:val="en-IN"/>
         </w:rPr>
-        <w:t xml:space="preserve">"Handling Event </w:t>
+        <w:t>e)=</w:t>
       </w:r>
       <w:proofErr w:type="gramStart"/>
       <w:r>
@@ -41075,7 +49234,7 @@
           <w:szCs w:val="24"/>
           <w:lang w:val="en-IN"/>
         </w:rPr>
-        <w:t>On</w:t>
+        <w:t>&gt;{alert(</w:t>
       </w:r>
       <w:proofErr w:type="gramEnd"/>
       <w:r>
@@ -41085,27 +49244,48 @@
           <w:szCs w:val="24"/>
           <w:lang w:val="en-IN"/>
         </w:rPr>
-        <w:t xml:space="preserve"> DOM Object");</w:t>
-      </w:r>
-    </w:p>
-    <w:p>
-      <w:pPr>
-        <w:rPr>
-          <w:rFonts w:ascii="Times New Roman" w:eastAsia="Times New Roman" w:hAnsi="Times New Roman" w:cs="Times New Roman"/>
-          <w:sz w:val="24"/>
-          <w:szCs w:val="24"/>
-          <w:lang w:val="en-IN"/>
-        </w:rPr>
-      </w:pPr>
-      <w:r>
-        <w:rPr>
-          <w:rFonts w:ascii="Times New Roman" w:eastAsia="Times New Roman" w:hAnsi="Times New Roman" w:cs="Times New Roman"/>
-          <w:sz w:val="24"/>
-          <w:szCs w:val="24"/>
-          <w:lang w:val="en-IN"/>
-        </w:rPr>
-        <w:t xml:space="preserve">            </w:t>
-      </w:r>
+        <w:t xml:space="preserve">"handling Event Through </w:t>
+      </w:r>
+      <w:proofErr w:type="spellStart"/>
+      <w:r>
+        <w:rPr>
+          <w:rFonts w:ascii="Times New Roman" w:eastAsia="Times New Roman" w:hAnsi="Times New Roman" w:cs="Times New Roman"/>
+          <w:sz w:val="24"/>
+          <w:szCs w:val="24"/>
+          <w:lang w:val="en-IN"/>
+        </w:rPr>
+        <w:t>addEventListner</w:t>
+      </w:r>
+      <w:proofErr w:type="spellEnd"/>
+      <w:r>
+        <w:rPr>
+          <w:rFonts w:ascii="Times New Roman" w:eastAsia="Times New Roman" w:hAnsi="Times New Roman" w:cs="Times New Roman"/>
+          <w:sz w:val="24"/>
+          <w:szCs w:val="24"/>
+          <w:lang w:val="en-IN"/>
+        </w:rPr>
+        <w:t xml:space="preserve"> 1st Time")});</w:t>
+      </w:r>
+    </w:p>
+    <w:p>
+      <w:pPr>
+        <w:rPr>
+          <w:rFonts w:ascii="Times New Roman" w:eastAsia="Times New Roman" w:hAnsi="Times New Roman" w:cs="Times New Roman"/>
+          <w:sz w:val="24"/>
+          <w:szCs w:val="24"/>
+          <w:lang w:val="en-IN"/>
+        </w:rPr>
+      </w:pPr>
+      <w:r>
+        <w:rPr>
+          <w:rFonts w:ascii="Times New Roman" w:eastAsia="Times New Roman" w:hAnsi="Times New Roman" w:cs="Times New Roman"/>
+          <w:sz w:val="24"/>
+          <w:szCs w:val="24"/>
+          <w:lang w:val="en-IN"/>
+        </w:rPr>
+        <w:t xml:space="preserve">        </w:t>
+      </w:r>
+      <w:proofErr w:type="spellStart"/>
       <w:proofErr w:type="gramStart"/>
       <w:r>
         <w:rPr>
@@ -41114,8 +49294,9 @@
           <w:szCs w:val="24"/>
           <w:lang w:val="en-IN"/>
         </w:rPr>
-        <w:t>console.log(</w:t>
-      </w:r>
+        <w:t>btn.removeEventListener</w:t>
+      </w:r>
+      <w:proofErr w:type="spellEnd"/>
       <w:proofErr w:type="gramEnd"/>
       <w:r>
         <w:rPr>
@@ -41124,7 +49305,7 @@
           <w:szCs w:val="24"/>
           <w:lang w:val="en-IN"/>
         </w:rPr>
-        <w:t xml:space="preserve">"Handling Event </w:t>
+        <w:t>("click</w:t>
       </w:r>
       <w:proofErr w:type="gramStart"/>
       <w:r>
@@ -41134,8 +49315,19 @@
           <w:szCs w:val="24"/>
           <w:lang w:val="en-IN"/>
         </w:rPr>
-        <w:t>On</w:t>
-      </w:r>
+        <w:t>",</w:t>
+      </w:r>
+      <w:proofErr w:type="spellStart"/>
+      <w:r>
+        <w:rPr>
+          <w:rFonts w:ascii="Times New Roman" w:eastAsia="Times New Roman" w:hAnsi="Times New Roman" w:cs="Times New Roman"/>
+          <w:sz w:val="24"/>
+          <w:szCs w:val="24"/>
+          <w:lang w:val="en-IN"/>
+        </w:rPr>
+        <w:t>handleClick</w:t>
+      </w:r>
+      <w:proofErr w:type="spellEnd"/>
       <w:proofErr w:type="gramEnd"/>
       <w:r>
         <w:rPr>
@@ -41144,167 +49336,6 @@
           <w:szCs w:val="24"/>
           <w:lang w:val="en-IN"/>
         </w:rPr>
-        <w:t xml:space="preserve"> DOM Object");</w:t>
-      </w:r>
-    </w:p>
-    <w:p>
-      <w:pPr>
-        <w:rPr>
-          <w:rFonts w:ascii="Times New Roman" w:eastAsia="Times New Roman" w:hAnsi="Times New Roman" w:cs="Times New Roman"/>
-          <w:sz w:val="24"/>
-          <w:szCs w:val="24"/>
-          <w:lang w:val="en-IN"/>
-        </w:rPr>
-      </w:pPr>
-      <w:r>
-        <w:rPr>
-          <w:rFonts w:ascii="Times New Roman" w:eastAsia="Times New Roman" w:hAnsi="Times New Roman" w:cs="Times New Roman"/>
-          <w:sz w:val="24"/>
-          <w:szCs w:val="24"/>
-          <w:lang w:val="en-IN"/>
-        </w:rPr>
-        <w:t>        }</w:t>
-      </w:r>
-    </w:p>
-    <w:p>
-      <w:pPr>
-        <w:rPr>
-          <w:rFonts w:ascii="Times New Roman" w:eastAsia="Times New Roman" w:hAnsi="Times New Roman" w:cs="Times New Roman"/>
-          <w:sz w:val="24"/>
-          <w:szCs w:val="24"/>
-          <w:lang w:val="en-IN"/>
-        </w:rPr>
-      </w:pPr>
-      <w:r>
-        <w:rPr>
-          <w:rFonts w:ascii="Times New Roman" w:eastAsia="Times New Roman" w:hAnsi="Times New Roman" w:cs="Times New Roman"/>
-          <w:sz w:val="24"/>
-          <w:szCs w:val="24"/>
-          <w:lang w:val="en-IN"/>
-        </w:rPr>
-        <w:t xml:space="preserve">        function </w:t>
-      </w:r>
-      <w:proofErr w:type="spellStart"/>
-      <w:proofErr w:type="gramStart"/>
-      <w:r>
-        <w:rPr>
-          <w:rFonts w:ascii="Times New Roman" w:eastAsia="Times New Roman" w:hAnsi="Times New Roman" w:cs="Times New Roman"/>
-          <w:sz w:val="24"/>
-          <w:szCs w:val="24"/>
-          <w:lang w:val="en-IN"/>
-        </w:rPr>
-        <w:t>handleClick</w:t>
-      </w:r>
-      <w:proofErr w:type="spellEnd"/>
-      <w:r>
-        <w:rPr>
-          <w:rFonts w:ascii="Times New Roman" w:eastAsia="Times New Roman" w:hAnsi="Times New Roman" w:cs="Times New Roman"/>
-          <w:sz w:val="24"/>
-          <w:szCs w:val="24"/>
-          <w:lang w:val="en-IN"/>
-        </w:rPr>
-        <w:t>(){alert(</w:t>
-      </w:r>
-      <w:proofErr w:type="gramEnd"/>
-      <w:r>
-        <w:rPr>
-          <w:rFonts w:ascii="Times New Roman" w:eastAsia="Times New Roman" w:hAnsi="Times New Roman" w:cs="Times New Roman"/>
-          <w:sz w:val="24"/>
-          <w:szCs w:val="24"/>
-          <w:lang w:val="en-IN"/>
-        </w:rPr>
-        <w:t>"</w:t>
-      </w:r>
-      <w:proofErr w:type="spellStart"/>
-      <w:r>
-        <w:rPr>
-          <w:rFonts w:ascii="Times New Roman" w:eastAsia="Times New Roman" w:hAnsi="Times New Roman" w:cs="Times New Roman"/>
-          <w:sz w:val="24"/>
-          <w:szCs w:val="24"/>
-          <w:lang w:val="en-IN"/>
-        </w:rPr>
-        <w:t>Listner</w:t>
-      </w:r>
-      <w:proofErr w:type="spellEnd"/>
-      <w:r>
-        <w:rPr>
-          <w:rFonts w:ascii="Times New Roman" w:eastAsia="Times New Roman" w:hAnsi="Times New Roman" w:cs="Times New Roman"/>
-          <w:sz w:val="24"/>
-          <w:szCs w:val="24"/>
-          <w:lang w:val="en-IN"/>
-        </w:rPr>
-        <w:t xml:space="preserve"> Called Another User Defined Function")}</w:t>
-      </w:r>
-    </w:p>
-    <w:p>
-      <w:pPr>
-        <w:rPr>
-          <w:rFonts w:ascii="Times New Roman" w:eastAsia="Times New Roman" w:hAnsi="Times New Roman" w:cs="Times New Roman"/>
-          <w:sz w:val="24"/>
-          <w:szCs w:val="24"/>
-          <w:lang w:val="en-IN"/>
-        </w:rPr>
-      </w:pPr>
-      <w:r>
-        <w:rPr>
-          <w:rFonts w:ascii="Times New Roman" w:eastAsia="Times New Roman" w:hAnsi="Times New Roman" w:cs="Times New Roman"/>
-          <w:sz w:val="24"/>
-          <w:szCs w:val="24"/>
-          <w:lang w:val="en-IN"/>
-        </w:rPr>
-        <w:t xml:space="preserve">        </w:t>
-      </w:r>
-      <w:proofErr w:type="spellStart"/>
-      <w:proofErr w:type="gramStart"/>
-      <w:r>
-        <w:rPr>
-          <w:rFonts w:ascii="Times New Roman" w:eastAsia="Times New Roman" w:hAnsi="Times New Roman" w:cs="Times New Roman"/>
-          <w:sz w:val="24"/>
-          <w:szCs w:val="24"/>
-          <w:lang w:val="en-IN"/>
-        </w:rPr>
-        <w:t>btn.addEventListener</w:t>
-      </w:r>
-      <w:proofErr w:type="spellEnd"/>
-      <w:proofErr w:type="gramEnd"/>
-      <w:r>
-        <w:rPr>
-          <w:rFonts w:ascii="Times New Roman" w:eastAsia="Times New Roman" w:hAnsi="Times New Roman" w:cs="Times New Roman"/>
-          <w:sz w:val="24"/>
-          <w:szCs w:val="24"/>
-          <w:lang w:val="en-IN"/>
-        </w:rPr>
-        <w:t>("click</w:t>
-      </w:r>
-      <w:proofErr w:type="gramStart"/>
-      <w:r>
-        <w:rPr>
-          <w:rFonts w:ascii="Times New Roman" w:eastAsia="Times New Roman" w:hAnsi="Times New Roman" w:cs="Times New Roman"/>
-          <w:sz w:val="24"/>
-          <w:szCs w:val="24"/>
-          <w:lang w:val="en-IN"/>
-        </w:rPr>
-        <w:t>",</w:t>
-      </w:r>
-      <w:proofErr w:type="spellStart"/>
-      <w:r>
-        <w:rPr>
-          <w:rFonts w:ascii="Times New Roman" w:eastAsia="Times New Roman" w:hAnsi="Times New Roman" w:cs="Times New Roman"/>
-          <w:sz w:val="24"/>
-          <w:szCs w:val="24"/>
-          <w:lang w:val="en-IN"/>
-        </w:rPr>
-        <w:t>handleClick</w:t>
-      </w:r>
-      <w:proofErr w:type="spellEnd"/>
-      <w:proofErr w:type="gramEnd"/>
-      <w:r>
-        <w:rPr>
-          <w:rFonts w:ascii="Times New Roman" w:eastAsia="Times New Roman" w:hAnsi="Times New Roman" w:cs="Times New Roman"/>
-          <w:sz w:val="24"/>
-          <w:szCs w:val="24"/>
-          <w:lang w:val="en-IN"/>
-        </w:rPr>
         <w:t>);</w:t>
       </w:r>
     </w:p>
@@ -41324,179 +49355,6 @@
           <w:szCs w:val="24"/>
           <w:lang w:val="en-IN"/>
         </w:rPr>
-        <w:t xml:space="preserve">        </w:t>
-      </w:r>
-      <w:proofErr w:type="spellStart"/>
-      <w:proofErr w:type="gramStart"/>
-      <w:r>
-        <w:rPr>
-          <w:rFonts w:ascii="Times New Roman" w:eastAsia="Times New Roman" w:hAnsi="Times New Roman" w:cs="Times New Roman"/>
-          <w:sz w:val="24"/>
-          <w:szCs w:val="24"/>
-          <w:lang w:val="en-IN"/>
-        </w:rPr>
-        <w:t>btn.addEventListener</w:t>
-      </w:r>
-      <w:proofErr w:type="spellEnd"/>
-      <w:proofErr w:type="gramEnd"/>
-      <w:r>
-        <w:rPr>
-          <w:rFonts w:ascii="Times New Roman" w:eastAsia="Times New Roman" w:hAnsi="Times New Roman" w:cs="Times New Roman"/>
-          <w:sz w:val="24"/>
-          <w:szCs w:val="24"/>
-          <w:lang w:val="en-IN"/>
-        </w:rPr>
-        <w:t>("click</w:t>
-      </w:r>
-      <w:proofErr w:type="gramStart"/>
-      <w:r>
-        <w:rPr>
-          <w:rFonts w:ascii="Times New Roman" w:eastAsia="Times New Roman" w:hAnsi="Times New Roman" w:cs="Times New Roman"/>
-          <w:sz w:val="24"/>
-          <w:szCs w:val="24"/>
-          <w:lang w:val="en-IN"/>
-        </w:rPr>
-        <w:t>",(</w:t>
-      </w:r>
-      <w:proofErr w:type="gramEnd"/>
-      <w:r>
-        <w:rPr>
-          <w:rFonts w:ascii="Times New Roman" w:eastAsia="Times New Roman" w:hAnsi="Times New Roman" w:cs="Times New Roman"/>
-          <w:sz w:val="24"/>
-          <w:szCs w:val="24"/>
-          <w:lang w:val="en-IN"/>
-        </w:rPr>
-        <w:t>e)=</w:t>
-      </w:r>
-      <w:proofErr w:type="gramStart"/>
-      <w:r>
-        <w:rPr>
-          <w:rFonts w:ascii="Times New Roman" w:eastAsia="Times New Roman" w:hAnsi="Times New Roman" w:cs="Times New Roman"/>
-          <w:sz w:val="24"/>
-          <w:szCs w:val="24"/>
-          <w:lang w:val="en-IN"/>
-        </w:rPr>
-        <w:t>&gt;{alert(</w:t>
-      </w:r>
-      <w:proofErr w:type="gramEnd"/>
-      <w:r>
-        <w:rPr>
-          <w:rFonts w:ascii="Times New Roman" w:eastAsia="Times New Roman" w:hAnsi="Times New Roman" w:cs="Times New Roman"/>
-          <w:sz w:val="24"/>
-          <w:szCs w:val="24"/>
-          <w:lang w:val="en-IN"/>
-        </w:rPr>
-        <w:t xml:space="preserve">"handling Event Through </w:t>
-      </w:r>
-      <w:proofErr w:type="spellStart"/>
-      <w:r>
-        <w:rPr>
-          <w:rFonts w:ascii="Times New Roman" w:eastAsia="Times New Roman" w:hAnsi="Times New Roman" w:cs="Times New Roman"/>
-          <w:sz w:val="24"/>
-          <w:szCs w:val="24"/>
-          <w:lang w:val="en-IN"/>
-        </w:rPr>
-        <w:t>addEventListner</w:t>
-      </w:r>
-      <w:proofErr w:type="spellEnd"/>
-      <w:r>
-        <w:rPr>
-          <w:rFonts w:ascii="Times New Roman" w:eastAsia="Times New Roman" w:hAnsi="Times New Roman" w:cs="Times New Roman"/>
-          <w:sz w:val="24"/>
-          <w:szCs w:val="24"/>
-          <w:lang w:val="en-IN"/>
-        </w:rPr>
-        <w:t xml:space="preserve"> 1st Time")});</w:t>
-      </w:r>
-    </w:p>
-    <w:p>
-      <w:pPr>
-        <w:rPr>
-          <w:rFonts w:ascii="Times New Roman" w:eastAsia="Times New Roman" w:hAnsi="Times New Roman" w:cs="Times New Roman"/>
-          <w:sz w:val="24"/>
-          <w:szCs w:val="24"/>
-          <w:lang w:val="en-IN"/>
-        </w:rPr>
-      </w:pPr>
-      <w:r>
-        <w:rPr>
-          <w:rFonts w:ascii="Times New Roman" w:eastAsia="Times New Roman" w:hAnsi="Times New Roman" w:cs="Times New Roman"/>
-          <w:sz w:val="24"/>
-          <w:szCs w:val="24"/>
-          <w:lang w:val="en-IN"/>
-        </w:rPr>
-        <w:t xml:space="preserve">        </w:t>
-      </w:r>
-      <w:proofErr w:type="spellStart"/>
-      <w:proofErr w:type="gramStart"/>
-      <w:r>
-        <w:rPr>
-          <w:rFonts w:ascii="Times New Roman" w:eastAsia="Times New Roman" w:hAnsi="Times New Roman" w:cs="Times New Roman"/>
-          <w:sz w:val="24"/>
-          <w:szCs w:val="24"/>
-          <w:lang w:val="en-IN"/>
-        </w:rPr>
-        <w:t>btn.removeEventListener</w:t>
-      </w:r>
-      <w:proofErr w:type="spellEnd"/>
-      <w:proofErr w:type="gramEnd"/>
-      <w:r>
-        <w:rPr>
-          <w:rFonts w:ascii="Times New Roman" w:eastAsia="Times New Roman" w:hAnsi="Times New Roman" w:cs="Times New Roman"/>
-          <w:sz w:val="24"/>
-          <w:szCs w:val="24"/>
-          <w:lang w:val="en-IN"/>
-        </w:rPr>
-        <w:t>("click</w:t>
-      </w:r>
-      <w:proofErr w:type="gramStart"/>
-      <w:r>
-        <w:rPr>
-          <w:rFonts w:ascii="Times New Roman" w:eastAsia="Times New Roman" w:hAnsi="Times New Roman" w:cs="Times New Roman"/>
-          <w:sz w:val="24"/>
-          <w:szCs w:val="24"/>
-          <w:lang w:val="en-IN"/>
-        </w:rPr>
-        <w:t>",</w:t>
-      </w:r>
-      <w:proofErr w:type="spellStart"/>
-      <w:r>
-        <w:rPr>
-          <w:rFonts w:ascii="Times New Roman" w:eastAsia="Times New Roman" w:hAnsi="Times New Roman" w:cs="Times New Roman"/>
-          <w:sz w:val="24"/>
-          <w:szCs w:val="24"/>
-          <w:lang w:val="en-IN"/>
-        </w:rPr>
-        <w:t>handleClick</w:t>
-      </w:r>
-      <w:proofErr w:type="spellEnd"/>
-      <w:proofErr w:type="gramEnd"/>
-      <w:r>
-        <w:rPr>
-          <w:rFonts w:ascii="Times New Roman" w:eastAsia="Times New Roman" w:hAnsi="Times New Roman" w:cs="Times New Roman"/>
-          <w:sz w:val="24"/>
-          <w:szCs w:val="24"/>
-          <w:lang w:val="en-IN"/>
-        </w:rPr>
-        <w:t>);</w:t>
-      </w:r>
-    </w:p>
-    <w:p>
-      <w:pPr>
-        <w:rPr>
-          <w:rFonts w:ascii="Times New Roman" w:eastAsia="Times New Roman" w:hAnsi="Times New Roman" w:cs="Times New Roman"/>
-          <w:sz w:val="24"/>
-          <w:szCs w:val="24"/>
-          <w:lang w:val="en-IN"/>
-        </w:rPr>
-      </w:pPr>
-      <w:r>
-        <w:rPr>
-          <w:rFonts w:ascii="Times New Roman" w:eastAsia="Times New Roman" w:hAnsi="Times New Roman" w:cs="Times New Roman"/>
-          <w:sz w:val="24"/>
-          <w:szCs w:val="24"/>
-          <w:lang w:val="en-IN"/>
-        </w:rPr>
         <w:t>    &lt;/script&gt;</w:t>
       </w:r>
     </w:p>
@@ -41587,6 +49445,7 @@
           <w:rFonts w:ascii="Times New Roman" w:eastAsia="Times New Roman" w:hAnsi="Times New Roman" w:cs="Times New Roman"/>
           <w:b/>
           <w:bCs/>
+          <w:noProof/>
           <w:sz w:val="26"/>
           <w:szCs w:val="26"/>
           <w:lang w:val="en-US"/>
@@ -41735,6 +49594,7 @@
       <w:r>
         <w:rPr>
           <w:rFonts w:ascii="Times New Roman" w:eastAsia="Times New Roman" w:hAnsi="Times New Roman" w:cs="Times New Roman"/>
+          <w:noProof/>
           <w:sz w:val="26"/>
           <w:szCs w:val="26"/>
           <w:lang w:val="en-US"/>
@@ -41883,7 +49743,18 @@
           <w:szCs w:val="26"/>
           <w:lang w:val="en-US"/>
         </w:rPr>
-        <w:t>11. Custom Event</w:t>
+        <w:t>2</w:t>
+      </w:r>
+      <w:r>
+        <w:rPr>
+          <w:rFonts w:ascii="Times New Roman" w:eastAsia="Times New Roman" w:hAnsi="Times New Roman" w:cs="Times New Roman"/>
+          <w:b/>
+          <w:bCs/>
+          <w:sz w:val="26"/>
+          <w:szCs w:val="26"/>
+          <w:lang w:val="en-US"/>
+        </w:rPr>
+        <w:t>. Custom Event</w:t>
       </w:r>
     </w:p>
     <w:p>
@@ -42848,6 +50719,7 @@
           <w:rFonts w:ascii="Times New Roman" w:eastAsia="Times New Roman" w:hAnsi="Times New Roman" w:cs="Times New Roman"/>
           <w:b/>
           <w:bCs/>
+          <w:noProof/>
           <w:sz w:val="26"/>
           <w:szCs w:val="26"/>
           <w:lang w:val="en-US"/>
@@ -43943,6 +51815,20 @@
     <w:uiPriority w:val="99"/>
     <w:rsid w:val="00935A65"/>
   </w:style>
+  <w:style w:type="paragraph" w:customStyle="1" w:styleId="msonormal0">
+    <w:name w:val="msonormal"/>
+    <w:basedOn w:val="Normal"/>
+    <w:rsid w:val="00E64982"/>
+    <w:pPr>
+      <w:spacing w:before="100" w:beforeAutospacing="1" w:after="100" w:afterAutospacing="1" w:line="240" w:lineRule="auto"/>
+    </w:pPr>
+    <w:rPr>
+      <w:rFonts w:ascii="Times New Roman" w:eastAsia="Times New Roman" w:hAnsi="Times New Roman" w:cs="Times New Roman"/>
+      <w:sz w:val="24"/>
+      <w:szCs w:val="24"/>
+      <w:lang w:val="en-IN"/>
+    </w:rPr>
+  </w:style>
 </w:styles>
 </file>
 

--- a/Web_Development/Web Development Journal.docx
+++ b/Web_Development/Web Development Journal.docx
@@ -34560,7 +34560,27 @@
           <w:szCs w:val="24"/>
           <w:lang w:val="en-IN"/>
         </w:rPr>
-        <w:t>="Heading" +i;</w:t>
+        <w:t>="Heading" +</w:t>
+      </w:r>
+      <w:proofErr w:type="spellStart"/>
+      <w:r>
+        <w:rPr>
+          <w:rFonts w:ascii="Times New Roman" w:eastAsia="Times New Roman" w:hAnsi="Times New Roman" w:cs="Times New Roman"/>
+          <w:sz w:val="24"/>
+          <w:szCs w:val="24"/>
+          <w:lang w:val="en-IN"/>
+        </w:rPr>
+        <w:t>i</w:t>
+      </w:r>
+      <w:proofErr w:type="spellEnd"/>
+      <w:r>
+        <w:rPr>
+          <w:rFonts w:ascii="Times New Roman" w:eastAsia="Times New Roman" w:hAnsi="Times New Roman" w:cs="Times New Roman"/>
+          <w:sz w:val="24"/>
+          <w:szCs w:val="24"/>
+          <w:lang w:val="en-IN"/>
+        </w:rPr>
+        <w:t>;</w:t>
       </w:r>
     </w:p>
     <w:p>
@@ -50844,14 +50864,7309 @@
       <w:pPr>
         <w:rPr>
           <w:rFonts w:ascii="Times New Roman" w:eastAsia="Times New Roman" w:hAnsi="Times New Roman" w:cs="Times New Roman"/>
+          <w:b/>
+          <w:bCs/>
           <w:sz w:val="26"/>
           <w:szCs w:val="26"/>
           <w:lang w:val="en-US"/>
         </w:rPr>
       </w:pPr>
+      <w:r>
+        <w:rPr>
+          <w:rFonts w:ascii="Times New Roman" w:eastAsia="Times New Roman" w:hAnsi="Times New Roman" w:cs="Times New Roman"/>
+          <w:b/>
+          <w:bCs/>
+          <w:sz w:val="26"/>
+          <w:szCs w:val="26"/>
+          <w:lang w:val="en-US"/>
+        </w:rPr>
+        <w:lastRenderedPageBreak/>
+        <w:t>Class And Object</w:t>
+      </w:r>
+    </w:p>
+    <w:p>
+      <w:pPr>
+        <w:rPr>
+          <w:rFonts w:ascii="Times New Roman" w:eastAsia="Times New Roman" w:hAnsi="Times New Roman" w:cs="Times New Roman"/>
+          <w:lang w:val="en-IN"/>
+        </w:rPr>
+      </w:pPr>
+      <w:r>
+        <w:rPr>
+          <w:rFonts w:ascii="Times New Roman" w:eastAsia="Times New Roman" w:hAnsi="Times New Roman" w:cs="Times New Roman"/>
+          <w:lang w:val="en-IN"/>
+        </w:rPr>
+        <w:t>&lt;!DOCTYPE html&gt;</w:t>
+      </w:r>
+    </w:p>
+    <w:p>
+      <w:pPr>
+        <w:rPr>
+          <w:rFonts w:ascii="Times New Roman" w:eastAsia="Times New Roman" w:hAnsi="Times New Roman" w:cs="Times New Roman"/>
+          <w:lang w:val="en-IN"/>
+        </w:rPr>
+      </w:pPr>
+      <w:r>
+        <w:rPr>
+          <w:rFonts w:ascii="Times New Roman" w:eastAsia="Times New Roman" w:hAnsi="Times New Roman" w:cs="Times New Roman"/>
+          <w:lang w:val="en-IN"/>
+        </w:rPr>
+        <w:t>&lt;html lang="</w:t>
+      </w:r>
+      <w:proofErr w:type="spellStart"/>
+      <w:r>
+        <w:rPr>
+          <w:rFonts w:ascii="Times New Roman" w:eastAsia="Times New Roman" w:hAnsi="Times New Roman" w:cs="Times New Roman"/>
+          <w:lang w:val="en-IN"/>
+        </w:rPr>
+        <w:t>en</w:t>
+      </w:r>
+      <w:proofErr w:type="spellEnd"/>
+      <w:r>
+        <w:rPr>
+          <w:rFonts w:ascii="Times New Roman" w:eastAsia="Times New Roman" w:hAnsi="Times New Roman" w:cs="Times New Roman"/>
+          <w:lang w:val="en-IN"/>
+        </w:rPr>
+        <w:t>"&gt;</w:t>
+      </w:r>
+    </w:p>
+    <w:p>
+      <w:pPr>
+        <w:rPr>
+          <w:rFonts w:ascii="Times New Roman" w:eastAsia="Times New Roman" w:hAnsi="Times New Roman" w:cs="Times New Roman"/>
+          <w:lang w:val="en-IN"/>
+        </w:rPr>
+      </w:pPr>
+      <w:r>
+        <w:rPr>
+          <w:rFonts w:ascii="Times New Roman" w:eastAsia="Times New Roman" w:hAnsi="Times New Roman" w:cs="Times New Roman"/>
+          <w:lang w:val="en-IN"/>
+        </w:rPr>
+        <w:t>&lt;head&gt;</w:t>
+      </w:r>
+    </w:p>
+    <w:p>
+      <w:pPr>
+        <w:rPr>
+          <w:rFonts w:ascii="Times New Roman" w:eastAsia="Times New Roman" w:hAnsi="Times New Roman" w:cs="Times New Roman"/>
+          <w:lang w:val="en-IN"/>
+        </w:rPr>
+      </w:pPr>
+      <w:r>
+        <w:rPr>
+          <w:rFonts w:ascii="Times New Roman" w:eastAsia="Times New Roman" w:hAnsi="Times New Roman" w:cs="Times New Roman"/>
+          <w:lang w:val="en-IN"/>
+        </w:rPr>
+        <w:t>    &lt;script&gt;</w:t>
+      </w:r>
+    </w:p>
+    <w:p>
+      <w:pPr>
+        <w:rPr>
+          <w:rFonts w:ascii="Times New Roman" w:eastAsia="Times New Roman" w:hAnsi="Times New Roman" w:cs="Times New Roman"/>
+          <w:lang w:val="en-IN"/>
+        </w:rPr>
+      </w:pPr>
+      <w:r>
+        <w:rPr>
+          <w:rFonts w:ascii="Times New Roman" w:eastAsia="Times New Roman" w:hAnsi="Times New Roman" w:cs="Times New Roman"/>
+          <w:lang w:val="en-IN"/>
+        </w:rPr>
+        <w:t>        // Class And Object</w:t>
+      </w:r>
+    </w:p>
+    <w:p>
+      <w:pPr>
+        <w:rPr>
+          <w:rFonts w:ascii="Times New Roman" w:eastAsia="Times New Roman" w:hAnsi="Times New Roman" w:cs="Times New Roman"/>
+          <w:lang w:val="en-IN"/>
+        </w:rPr>
+      </w:pPr>
+      <w:r>
+        <w:rPr>
+          <w:rFonts w:ascii="Times New Roman" w:eastAsia="Times New Roman" w:hAnsi="Times New Roman" w:cs="Times New Roman"/>
+          <w:lang w:val="en-IN"/>
+        </w:rPr>
+        <w:t xml:space="preserve">        class </w:t>
+      </w:r>
+      <w:proofErr w:type="gramStart"/>
+      <w:r>
+        <w:rPr>
+          <w:rFonts w:ascii="Times New Roman" w:eastAsia="Times New Roman" w:hAnsi="Times New Roman" w:cs="Times New Roman"/>
+          <w:lang w:val="en-IN"/>
+        </w:rPr>
+        <w:t>Student{</w:t>
+      </w:r>
+      <w:proofErr w:type="gramEnd"/>
+    </w:p>
+    <w:p>
+      <w:pPr>
+        <w:rPr>
+          <w:rFonts w:ascii="Times New Roman" w:eastAsia="Times New Roman" w:hAnsi="Times New Roman" w:cs="Times New Roman"/>
+          <w:lang w:val="en-IN"/>
+        </w:rPr>
+      </w:pPr>
+      <w:r>
+        <w:rPr>
+          <w:rFonts w:ascii="Times New Roman" w:eastAsia="Times New Roman" w:hAnsi="Times New Roman" w:cs="Times New Roman"/>
+          <w:lang w:val="en-IN"/>
+        </w:rPr>
+        <w:t xml:space="preserve">            </w:t>
+      </w:r>
+      <w:proofErr w:type="gramStart"/>
+      <w:r>
+        <w:rPr>
+          <w:rFonts w:ascii="Times New Roman" w:eastAsia="Times New Roman" w:hAnsi="Times New Roman" w:cs="Times New Roman"/>
+          <w:lang w:val="en-IN"/>
+        </w:rPr>
+        <w:t>constructor(</w:t>
+      </w:r>
+      <w:proofErr w:type="spellStart"/>
+      <w:proofErr w:type="gramEnd"/>
+      <w:r>
+        <w:rPr>
+          <w:rFonts w:ascii="Times New Roman" w:eastAsia="Times New Roman" w:hAnsi="Times New Roman" w:cs="Times New Roman"/>
+          <w:lang w:val="en-IN"/>
+        </w:rPr>
+        <w:t>rollNo</w:t>
+      </w:r>
+      <w:proofErr w:type="spellEnd"/>
+      <w:r>
+        <w:rPr>
+          <w:rFonts w:ascii="Times New Roman" w:eastAsia="Times New Roman" w:hAnsi="Times New Roman" w:cs="Times New Roman"/>
+          <w:lang w:val="en-IN"/>
+        </w:rPr>
+        <w:t xml:space="preserve">, name, </w:t>
+      </w:r>
+      <w:proofErr w:type="gramStart"/>
+      <w:r>
+        <w:rPr>
+          <w:rFonts w:ascii="Times New Roman" w:eastAsia="Times New Roman" w:hAnsi="Times New Roman" w:cs="Times New Roman"/>
+          <w:lang w:val="en-IN"/>
+        </w:rPr>
+        <w:t>email){</w:t>
+      </w:r>
+      <w:proofErr w:type="gramEnd"/>
+    </w:p>
+    <w:p>
+      <w:pPr>
+        <w:rPr>
+          <w:rFonts w:ascii="Times New Roman" w:eastAsia="Times New Roman" w:hAnsi="Times New Roman" w:cs="Times New Roman"/>
+          <w:lang w:val="en-IN"/>
+        </w:rPr>
+      </w:pPr>
+      <w:r>
+        <w:rPr>
+          <w:rFonts w:ascii="Times New Roman" w:eastAsia="Times New Roman" w:hAnsi="Times New Roman" w:cs="Times New Roman"/>
+          <w:lang w:val="en-IN"/>
+        </w:rPr>
+        <w:t xml:space="preserve">                </w:t>
+      </w:r>
+      <w:proofErr w:type="spellStart"/>
+      <w:proofErr w:type="gramStart"/>
+      <w:r>
+        <w:rPr>
+          <w:rFonts w:ascii="Times New Roman" w:eastAsia="Times New Roman" w:hAnsi="Times New Roman" w:cs="Times New Roman"/>
+          <w:lang w:val="en-IN"/>
+        </w:rPr>
+        <w:t>this.rollNo</w:t>
+      </w:r>
+      <w:proofErr w:type="spellEnd"/>
+      <w:proofErr w:type="gramEnd"/>
+      <w:r>
+        <w:rPr>
+          <w:rFonts w:ascii="Times New Roman" w:eastAsia="Times New Roman" w:hAnsi="Times New Roman" w:cs="Times New Roman"/>
+          <w:lang w:val="en-IN"/>
+        </w:rPr>
+        <w:t xml:space="preserve"> = </w:t>
+      </w:r>
+      <w:proofErr w:type="spellStart"/>
+      <w:r>
+        <w:rPr>
+          <w:rFonts w:ascii="Times New Roman" w:eastAsia="Times New Roman" w:hAnsi="Times New Roman" w:cs="Times New Roman"/>
+          <w:lang w:val="en-IN"/>
+        </w:rPr>
+        <w:t>rollNo</w:t>
+      </w:r>
+      <w:proofErr w:type="spellEnd"/>
+      <w:r>
+        <w:rPr>
+          <w:rFonts w:ascii="Times New Roman" w:eastAsia="Times New Roman" w:hAnsi="Times New Roman" w:cs="Times New Roman"/>
+          <w:lang w:val="en-IN"/>
+        </w:rPr>
+        <w:t>;</w:t>
+      </w:r>
+    </w:p>
+    <w:p>
+      <w:pPr>
+        <w:rPr>
+          <w:rFonts w:ascii="Times New Roman" w:eastAsia="Times New Roman" w:hAnsi="Times New Roman" w:cs="Times New Roman"/>
+          <w:lang w:val="en-IN"/>
+        </w:rPr>
+      </w:pPr>
+      <w:r>
+        <w:rPr>
+          <w:rFonts w:ascii="Times New Roman" w:eastAsia="Times New Roman" w:hAnsi="Times New Roman" w:cs="Times New Roman"/>
+          <w:lang w:val="en-IN"/>
+        </w:rPr>
+        <w:t>                this.name = name;</w:t>
+      </w:r>
+    </w:p>
+    <w:p>
+      <w:pPr>
+        <w:rPr>
+          <w:rFonts w:ascii="Times New Roman" w:eastAsia="Times New Roman" w:hAnsi="Times New Roman" w:cs="Times New Roman"/>
+          <w:lang w:val="en-IN"/>
+        </w:rPr>
+      </w:pPr>
+      <w:r>
+        <w:rPr>
+          <w:rFonts w:ascii="Times New Roman" w:eastAsia="Times New Roman" w:hAnsi="Times New Roman" w:cs="Times New Roman"/>
+          <w:lang w:val="en-IN"/>
+        </w:rPr>
+        <w:t xml:space="preserve">                </w:t>
+      </w:r>
+      <w:proofErr w:type="spellStart"/>
+      <w:proofErr w:type="gramStart"/>
+      <w:r>
+        <w:rPr>
+          <w:rFonts w:ascii="Times New Roman" w:eastAsia="Times New Roman" w:hAnsi="Times New Roman" w:cs="Times New Roman"/>
+          <w:lang w:val="en-IN"/>
+        </w:rPr>
+        <w:t>this.email</w:t>
+      </w:r>
+      <w:proofErr w:type="spellEnd"/>
+      <w:proofErr w:type="gramEnd"/>
+      <w:r>
+        <w:rPr>
+          <w:rFonts w:ascii="Times New Roman" w:eastAsia="Times New Roman" w:hAnsi="Times New Roman" w:cs="Times New Roman"/>
+          <w:lang w:val="en-IN"/>
+        </w:rPr>
+        <w:t xml:space="preserve"> = email;</w:t>
+      </w:r>
+    </w:p>
+    <w:p>
+      <w:pPr>
+        <w:rPr>
+          <w:rFonts w:ascii="Times New Roman" w:eastAsia="Times New Roman" w:hAnsi="Times New Roman" w:cs="Times New Roman"/>
+          <w:lang w:val="en-IN"/>
+        </w:rPr>
+      </w:pPr>
+      <w:r>
+        <w:rPr>
+          <w:rFonts w:ascii="Times New Roman" w:eastAsia="Times New Roman" w:hAnsi="Times New Roman" w:cs="Times New Roman"/>
+          <w:lang w:val="en-IN"/>
+        </w:rPr>
+        <w:t>            }</w:t>
+      </w:r>
+    </w:p>
+    <w:p>
+      <w:pPr>
+        <w:rPr>
+          <w:rFonts w:ascii="Times New Roman" w:eastAsia="Times New Roman" w:hAnsi="Times New Roman" w:cs="Times New Roman"/>
+          <w:lang w:val="en-IN"/>
+        </w:rPr>
+      </w:pPr>
+      <w:r>
+        <w:rPr>
+          <w:rFonts w:ascii="Times New Roman" w:eastAsia="Times New Roman" w:hAnsi="Times New Roman" w:cs="Times New Roman"/>
+          <w:lang w:val="en-IN"/>
+        </w:rPr>
+        <w:t xml:space="preserve">            </w:t>
+      </w:r>
+      <w:proofErr w:type="spellStart"/>
+      <w:r>
+        <w:rPr>
+          <w:rFonts w:ascii="Times New Roman" w:eastAsia="Times New Roman" w:hAnsi="Times New Roman" w:cs="Times New Roman"/>
+          <w:lang w:val="en-IN"/>
+        </w:rPr>
+        <w:t>showInfo</w:t>
+      </w:r>
+      <w:proofErr w:type="spellEnd"/>
+      <w:r>
+        <w:rPr>
+          <w:rFonts w:ascii="Times New Roman" w:eastAsia="Times New Roman" w:hAnsi="Times New Roman" w:cs="Times New Roman"/>
+          <w:lang w:val="en-IN"/>
+        </w:rPr>
+        <w:t xml:space="preserve"> = </w:t>
+      </w:r>
+      <w:proofErr w:type="gramStart"/>
+      <w:r>
+        <w:rPr>
+          <w:rFonts w:ascii="Times New Roman" w:eastAsia="Times New Roman" w:hAnsi="Times New Roman" w:cs="Times New Roman"/>
+          <w:lang w:val="en-IN"/>
+        </w:rPr>
+        <w:t>function(){</w:t>
+      </w:r>
+      <w:proofErr w:type="gramEnd"/>
+    </w:p>
+    <w:p>
+      <w:pPr>
+        <w:rPr>
+          <w:rFonts w:ascii="Times New Roman" w:eastAsia="Times New Roman" w:hAnsi="Times New Roman" w:cs="Times New Roman"/>
+          <w:lang w:val="en-IN"/>
+        </w:rPr>
+      </w:pPr>
+      <w:r>
+        <w:rPr>
+          <w:rFonts w:ascii="Times New Roman" w:eastAsia="Times New Roman" w:hAnsi="Times New Roman" w:cs="Times New Roman"/>
+          <w:lang w:val="en-IN"/>
+        </w:rPr>
+        <w:t xml:space="preserve">                </w:t>
+      </w:r>
+      <w:proofErr w:type="gramStart"/>
+      <w:r>
+        <w:rPr>
+          <w:rFonts w:ascii="Times New Roman" w:eastAsia="Times New Roman" w:hAnsi="Times New Roman" w:cs="Times New Roman"/>
+          <w:lang w:val="en-IN"/>
+        </w:rPr>
+        <w:t>console.log(</w:t>
+      </w:r>
+      <w:proofErr w:type="gramEnd"/>
+      <w:r>
+        <w:rPr>
+          <w:rFonts w:ascii="Times New Roman" w:eastAsia="Times New Roman" w:hAnsi="Times New Roman" w:cs="Times New Roman"/>
+          <w:lang w:val="en-IN"/>
+        </w:rPr>
+        <w:t>"Roll No: "+</w:t>
+      </w:r>
+      <w:proofErr w:type="spellStart"/>
+      <w:proofErr w:type="gramStart"/>
+      <w:r>
+        <w:rPr>
+          <w:rFonts w:ascii="Times New Roman" w:eastAsia="Times New Roman" w:hAnsi="Times New Roman" w:cs="Times New Roman"/>
+          <w:lang w:val="en-IN"/>
+        </w:rPr>
+        <w:t>this.rollNo</w:t>
+      </w:r>
+      <w:proofErr w:type="spellEnd"/>
+      <w:proofErr w:type="gramEnd"/>
+      <w:r>
+        <w:rPr>
+          <w:rFonts w:ascii="Times New Roman" w:eastAsia="Times New Roman" w:hAnsi="Times New Roman" w:cs="Times New Roman"/>
+          <w:lang w:val="en-IN"/>
+        </w:rPr>
+        <w:t>);</w:t>
+      </w:r>
+    </w:p>
+    <w:p>
+      <w:pPr>
+        <w:rPr>
+          <w:rFonts w:ascii="Times New Roman" w:eastAsia="Times New Roman" w:hAnsi="Times New Roman" w:cs="Times New Roman"/>
+          <w:lang w:val="en-IN"/>
+        </w:rPr>
+      </w:pPr>
+      <w:r>
+        <w:rPr>
+          <w:rFonts w:ascii="Times New Roman" w:eastAsia="Times New Roman" w:hAnsi="Times New Roman" w:cs="Times New Roman"/>
+          <w:lang w:val="en-IN"/>
+        </w:rPr>
+        <w:t xml:space="preserve">                </w:t>
+      </w:r>
+      <w:proofErr w:type="gramStart"/>
+      <w:r>
+        <w:rPr>
+          <w:rFonts w:ascii="Times New Roman" w:eastAsia="Times New Roman" w:hAnsi="Times New Roman" w:cs="Times New Roman"/>
+          <w:lang w:val="en-IN"/>
+        </w:rPr>
+        <w:t>console.log(</w:t>
+      </w:r>
+      <w:proofErr w:type="gramEnd"/>
+      <w:r>
+        <w:rPr>
+          <w:rFonts w:ascii="Times New Roman" w:eastAsia="Times New Roman" w:hAnsi="Times New Roman" w:cs="Times New Roman"/>
+          <w:lang w:val="en-IN"/>
+        </w:rPr>
+        <w:t>"Name: "+this.name);</w:t>
+      </w:r>
+    </w:p>
+    <w:p>
+      <w:pPr>
+        <w:rPr>
+          <w:rFonts w:ascii="Times New Roman" w:eastAsia="Times New Roman" w:hAnsi="Times New Roman" w:cs="Times New Roman"/>
+          <w:lang w:val="en-IN"/>
+        </w:rPr>
+      </w:pPr>
+      <w:r>
+        <w:rPr>
+          <w:rFonts w:ascii="Times New Roman" w:eastAsia="Times New Roman" w:hAnsi="Times New Roman" w:cs="Times New Roman"/>
+          <w:lang w:val="en-IN"/>
+        </w:rPr>
+        <w:t xml:space="preserve">                </w:t>
+      </w:r>
+      <w:proofErr w:type="gramStart"/>
+      <w:r>
+        <w:rPr>
+          <w:rFonts w:ascii="Times New Roman" w:eastAsia="Times New Roman" w:hAnsi="Times New Roman" w:cs="Times New Roman"/>
+          <w:lang w:val="en-IN"/>
+        </w:rPr>
+        <w:t>console.log(</w:t>
+      </w:r>
+      <w:proofErr w:type="gramEnd"/>
+      <w:r>
+        <w:rPr>
+          <w:rFonts w:ascii="Times New Roman" w:eastAsia="Times New Roman" w:hAnsi="Times New Roman" w:cs="Times New Roman"/>
+          <w:lang w:val="en-IN"/>
+        </w:rPr>
+        <w:t>"Email: "+</w:t>
+      </w:r>
+      <w:proofErr w:type="spellStart"/>
+      <w:proofErr w:type="gramStart"/>
+      <w:r>
+        <w:rPr>
+          <w:rFonts w:ascii="Times New Roman" w:eastAsia="Times New Roman" w:hAnsi="Times New Roman" w:cs="Times New Roman"/>
+          <w:lang w:val="en-IN"/>
+        </w:rPr>
+        <w:t>this.email</w:t>
+      </w:r>
+      <w:proofErr w:type="spellEnd"/>
+      <w:proofErr w:type="gramEnd"/>
+      <w:r>
+        <w:rPr>
+          <w:rFonts w:ascii="Times New Roman" w:eastAsia="Times New Roman" w:hAnsi="Times New Roman" w:cs="Times New Roman"/>
+          <w:lang w:val="en-IN"/>
+        </w:rPr>
+        <w:t xml:space="preserve"> + "\n");</w:t>
+      </w:r>
+    </w:p>
+    <w:p>
+      <w:pPr>
+        <w:rPr>
+          <w:rFonts w:ascii="Times New Roman" w:eastAsia="Times New Roman" w:hAnsi="Times New Roman" w:cs="Times New Roman"/>
+          <w:lang w:val="en-IN"/>
+        </w:rPr>
+      </w:pPr>
+      <w:r>
+        <w:rPr>
+          <w:rFonts w:ascii="Times New Roman" w:eastAsia="Times New Roman" w:hAnsi="Times New Roman" w:cs="Times New Roman"/>
+          <w:lang w:val="en-IN"/>
+        </w:rPr>
+        <w:t>            }</w:t>
+      </w:r>
+    </w:p>
+    <w:p>
+      <w:pPr>
+        <w:rPr>
+          <w:rFonts w:ascii="Times New Roman" w:eastAsia="Times New Roman" w:hAnsi="Times New Roman" w:cs="Times New Roman"/>
+          <w:lang w:val="en-IN"/>
+        </w:rPr>
+      </w:pPr>
+      <w:r>
+        <w:rPr>
+          <w:rFonts w:ascii="Times New Roman" w:eastAsia="Times New Roman" w:hAnsi="Times New Roman" w:cs="Times New Roman"/>
+          <w:lang w:val="en-IN"/>
+        </w:rPr>
+        <w:t>        }</w:t>
+      </w:r>
+    </w:p>
+    <w:p>
+      <w:pPr>
+        <w:rPr>
+          <w:rFonts w:ascii="Times New Roman" w:eastAsia="Times New Roman" w:hAnsi="Times New Roman" w:cs="Times New Roman"/>
+          <w:lang w:val="en-IN"/>
+        </w:rPr>
+      </w:pPr>
+      <w:r>
+        <w:rPr>
+          <w:rFonts w:ascii="Times New Roman" w:eastAsia="Times New Roman" w:hAnsi="Times New Roman" w:cs="Times New Roman"/>
+          <w:lang w:val="en-IN"/>
+        </w:rPr>
+        <w:t xml:space="preserve">        </w:t>
+      </w:r>
+      <w:proofErr w:type="spellStart"/>
+      <w:r>
+        <w:rPr>
+          <w:rFonts w:ascii="Times New Roman" w:eastAsia="Times New Roman" w:hAnsi="Times New Roman" w:cs="Times New Roman"/>
+          <w:lang w:val="en-IN"/>
+        </w:rPr>
+        <w:t>const</w:t>
+      </w:r>
+      <w:proofErr w:type="spellEnd"/>
+      <w:r>
+        <w:rPr>
+          <w:rFonts w:ascii="Times New Roman" w:eastAsia="Times New Roman" w:hAnsi="Times New Roman" w:cs="Times New Roman"/>
+          <w:lang w:val="en-IN"/>
+        </w:rPr>
+        <w:t xml:space="preserve"> s1 = new Student(1,"Hello","hello@soaiya.edu");</w:t>
+      </w:r>
+    </w:p>
+    <w:p>
+      <w:pPr>
+        <w:rPr>
+          <w:rFonts w:ascii="Times New Roman" w:eastAsia="Times New Roman" w:hAnsi="Times New Roman" w:cs="Times New Roman"/>
+          <w:lang w:val="en-IN"/>
+        </w:rPr>
+      </w:pPr>
+      <w:r>
+        <w:rPr>
+          <w:rFonts w:ascii="Times New Roman" w:eastAsia="Times New Roman" w:hAnsi="Times New Roman" w:cs="Times New Roman"/>
+          <w:lang w:val="en-IN"/>
+        </w:rPr>
+        <w:t xml:space="preserve">        </w:t>
+      </w:r>
+      <w:proofErr w:type="spellStart"/>
+      <w:r>
+        <w:rPr>
+          <w:rFonts w:ascii="Times New Roman" w:eastAsia="Times New Roman" w:hAnsi="Times New Roman" w:cs="Times New Roman"/>
+          <w:lang w:val="en-IN"/>
+        </w:rPr>
+        <w:t>const</w:t>
+      </w:r>
+      <w:proofErr w:type="spellEnd"/>
+      <w:r>
+        <w:rPr>
+          <w:rFonts w:ascii="Times New Roman" w:eastAsia="Times New Roman" w:hAnsi="Times New Roman" w:cs="Times New Roman"/>
+          <w:lang w:val="en-IN"/>
+        </w:rPr>
+        <w:t xml:space="preserve"> s2 = new Student(2,"World","world@soaiya.edu");</w:t>
+      </w:r>
+    </w:p>
+    <w:p>
+      <w:pPr>
+        <w:rPr>
+          <w:rFonts w:ascii="Times New Roman" w:eastAsia="Times New Roman" w:hAnsi="Times New Roman" w:cs="Times New Roman"/>
+          <w:lang w:val="en-IN"/>
+        </w:rPr>
+      </w:pPr>
+      <w:r>
+        <w:rPr>
+          <w:rFonts w:ascii="Times New Roman" w:eastAsia="Times New Roman" w:hAnsi="Times New Roman" w:cs="Times New Roman"/>
+          <w:lang w:val="en-IN"/>
+        </w:rPr>
+        <w:t>        s</w:t>
+      </w:r>
+      <w:proofErr w:type="gramStart"/>
+      <w:r>
+        <w:rPr>
+          <w:rFonts w:ascii="Times New Roman" w:eastAsia="Times New Roman" w:hAnsi="Times New Roman" w:cs="Times New Roman"/>
+          <w:lang w:val="en-IN"/>
+        </w:rPr>
+        <w:t>1.showInfo</w:t>
+      </w:r>
+      <w:proofErr w:type="gramEnd"/>
+      <w:r>
+        <w:rPr>
+          <w:rFonts w:ascii="Times New Roman" w:eastAsia="Times New Roman" w:hAnsi="Times New Roman" w:cs="Times New Roman"/>
+          <w:lang w:val="en-IN"/>
+        </w:rPr>
+        <w:t>();</w:t>
+      </w:r>
+    </w:p>
+    <w:p>
+      <w:pPr>
+        <w:rPr>
+          <w:rFonts w:ascii="Times New Roman" w:eastAsia="Times New Roman" w:hAnsi="Times New Roman" w:cs="Times New Roman"/>
+          <w:lang w:val="en-IN"/>
+        </w:rPr>
+      </w:pPr>
+      <w:r>
+        <w:rPr>
+          <w:rFonts w:ascii="Times New Roman" w:eastAsia="Times New Roman" w:hAnsi="Times New Roman" w:cs="Times New Roman"/>
+          <w:lang w:val="en-IN"/>
+        </w:rPr>
+        <w:t>        s</w:t>
+      </w:r>
+      <w:proofErr w:type="gramStart"/>
+      <w:r>
+        <w:rPr>
+          <w:rFonts w:ascii="Times New Roman" w:eastAsia="Times New Roman" w:hAnsi="Times New Roman" w:cs="Times New Roman"/>
+          <w:lang w:val="en-IN"/>
+        </w:rPr>
+        <w:t>2.showInfo</w:t>
+      </w:r>
+      <w:proofErr w:type="gramEnd"/>
+      <w:r>
+        <w:rPr>
+          <w:rFonts w:ascii="Times New Roman" w:eastAsia="Times New Roman" w:hAnsi="Times New Roman" w:cs="Times New Roman"/>
+          <w:lang w:val="en-IN"/>
+        </w:rPr>
+        <w:t>();</w:t>
+      </w:r>
+    </w:p>
+    <w:p>
+      <w:pPr>
+        <w:rPr>
+          <w:rFonts w:ascii="Times New Roman" w:eastAsia="Times New Roman" w:hAnsi="Times New Roman" w:cs="Times New Roman"/>
+          <w:lang w:val="en-IN"/>
+        </w:rPr>
+      </w:pPr>
+      <w:r>
+        <w:rPr>
+          <w:rFonts w:ascii="Times New Roman" w:eastAsia="Times New Roman" w:hAnsi="Times New Roman" w:cs="Times New Roman"/>
+          <w:lang w:val="en-IN"/>
+        </w:rPr>
+        <w:t>    &lt;/script&gt;</w:t>
+      </w:r>
+    </w:p>
+    <w:p>
+      <w:pPr>
+        <w:rPr>
+          <w:rFonts w:ascii="Times New Roman" w:eastAsia="Times New Roman" w:hAnsi="Times New Roman" w:cs="Times New Roman"/>
+          <w:lang w:val="en-IN"/>
+        </w:rPr>
+      </w:pPr>
+      <w:r>
+        <w:rPr>
+          <w:rFonts w:ascii="Times New Roman" w:eastAsia="Times New Roman" w:hAnsi="Times New Roman" w:cs="Times New Roman"/>
+          <w:lang w:val="en-IN"/>
+        </w:rPr>
+        <w:t>&lt;/head&gt;</w:t>
+      </w:r>
+    </w:p>
+    <w:p>
+      <w:pPr>
+        <w:rPr>
+          <w:rFonts w:ascii="Times New Roman" w:eastAsia="Times New Roman" w:hAnsi="Times New Roman" w:cs="Times New Roman"/>
+          <w:lang w:val="en-IN"/>
+        </w:rPr>
+      </w:pPr>
+      <w:r>
+        <w:rPr>
+          <w:rFonts w:ascii="Times New Roman" w:eastAsia="Times New Roman" w:hAnsi="Times New Roman" w:cs="Times New Roman"/>
+          <w:lang w:val="en-IN"/>
+        </w:rPr>
+        <w:t>&lt;body&gt;</w:t>
+      </w:r>
+    </w:p>
+    <w:p>
+      <w:pPr>
+        <w:rPr>
+          <w:rFonts w:ascii="Times New Roman" w:eastAsia="Times New Roman" w:hAnsi="Times New Roman" w:cs="Times New Roman"/>
+          <w:lang w:val="en-IN"/>
+        </w:rPr>
+      </w:pPr>
+      <w:r>
+        <w:rPr>
+          <w:rFonts w:ascii="Times New Roman" w:eastAsia="Times New Roman" w:hAnsi="Times New Roman" w:cs="Times New Roman"/>
+          <w:lang w:val="en-IN"/>
+        </w:rPr>
+        <w:t>&lt;/body&gt;</w:t>
+      </w:r>
+    </w:p>
+    <w:p>
+      <w:pPr>
+        <w:rPr>
+          <w:rFonts w:ascii="Times New Roman" w:eastAsia="Times New Roman" w:hAnsi="Times New Roman" w:cs="Times New Roman"/>
+          <w:lang w:val="en-IN"/>
+        </w:rPr>
+      </w:pPr>
+      <w:r>
+        <w:rPr>
+          <w:rFonts w:ascii="Times New Roman" w:eastAsia="Times New Roman" w:hAnsi="Times New Roman" w:cs="Times New Roman"/>
+          <w:lang w:val="en-IN"/>
+        </w:rPr>
+        <w:t>&lt;/html&gt;</w:t>
+      </w:r>
+    </w:p>
+    <w:p>
+      <w:pPr>
+        <w:rPr>
+          <w:rFonts w:ascii="Times New Roman" w:eastAsia="Times New Roman" w:hAnsi="Times New Roman" w:cs="Times New Roman"/>
+          <w:lang w:val="en-US"/>
+        </w:rPr>
+      </w:pPr>
+    </w:p>
+    <w:p>
+      <w:pPr>
+        <w:rPr>
+          <w:rFonts w:ascii="Times New Roman" w:eastAsia="Times New Roman" w:hAnsi="Times New Roman" w:cs="Times New Roman"/>
+          <w:b/>
+          <w:bCs/>
+          <w:sz w:val="26"/>
+          <w:szCs w:val="26"/>
+          <w:lang w:val="en-US"/>
+        </w:rPr>
+      </w:pPr>
+      <w:r>
+        <w:rPr>
+          <w:rFonts w:ascii="Times New Roman" w:eastAsia="Times New Roman" w:hAnsi="Times New Roman" w:cs="Times New Roman"/>
+          <w:b/>
+          <w:bCs/>
+          <w:sz w:val="26"/>
+          <w:szCs w:val="26"/>
+          <w:lang w:val="en-US"/>
+        </w:rPr>
+        <w:t>Output:</w:t>
+      </w:r>
+      <w:r>
+        <w:rPr>
+          <w:rFonts w:ascii="Times New Roman" w:eastAsia="Times New Roman" w:hAnsi="Times New Roman" w:cs="Times New Roman"/>
+          <w:b/>
+          <w:bCs/>
+          <w:sz w:val="26"/>
+          <w:szCs w:val="26"/>
+          <w:lang w:val="en-US"/>
+        </w:rPr>
+        <w:drawing>
+          <wp:inline distT="0" distB="0" distL="0" distR="0" wp14:anchorId="39143056" wp14:editId="4F8C1660">
+            <wp:extent cx="6193155" cy="1673225"/>
+            <wp:effectExtent l="0" t="0" r="0" b="3175"/>
+            <wp:docPr id="11884339" name="Picture 1"/>
+            <wp:cNvGraphicFramePr>
+              <a:graphicFrameLocks xmlns:a="http://schemas.openxmlformats.org/drawingml/2006/main" noChangeAspect="1"/>
+            </wp:cNvGraphicFramePr>
+            <a:graphic xmlns:a="http://schemas.openxmlformats.org/drawingml/2006/main">
+              <a:graphicData uri="http://schemas.openxmlformats.org/drawingml/2006/picture">
+                <pic:pic xmlns:pic="http://schemas.openxmlformats.org/drawingml/2006/picture">
+                  <pic:nvPicPr>
+                    <pic:cNvPr id="11884339" name=""/>
+                    <pic:cNvPicPr/>
+                  </pic:nvPicPr>
+                  <pic:blipFill>
+                    <a:blip r:embed="rId75">
+                      <a:extLst>
+                        <a:ext uri="{28A0092B-C50C-407E-A947-70E740481C1C}">
+                          <a14:useLocalDpi xmlns:a14="http://schemas.microsoft.com/office/drawing/2010/main" val="0"/>
+                        </a:ext>
+                      </a:extLst>
+                    </a:blip>
+                    <a:stretch>
+                      <a:fillRect/>
+                    </a:stretch>
+                  </pic:blipFill>
+                  <pic:spPr>
+                    <a:xfrm>
+                      <a:off x="0" y="0"/>
+                      <a:ext cx="6193155" cy="1673225"/>
+                    </a:xfrm>
+                    <a:prstGeom prst="rect">
+                      <a:avLst/>
+                    </a:prstGeom>
+                  </pic:spPr>
+                </pic:pic>
+              </a:graphicData>
+            </a:graphic>
+          </wp:inline>
+        </w:drawing>
+      </w:r>
+    </w:p>
+    <w:p>
+      <w:pPr>
+        <w:rPr>
+          <w:rFonts w:ascii="Times New Roman" w:eastAsia="Times New Roman" w:hAnsi="Times New Roman" w:cs="Times New Roman"/>
+          <w:b/>
+          <w:bCs/>
+          <w:sz w:val="26"/>
+          <w:szCs w:val="26"/>
+          <w:lang w:val="en-US"/>
+        </w:rPr>
+      </w:pPr>
+      <w:r>
+        <w:rPr>
+          <w:rFonts w:ascii="Times New Roman" w:eastAsia="Times New Roman" w:hAnsi="Times New Roman" w:cs="Times New Roman"/>
+          <w:b/>
+          <w:bCs/>
+          <w:sz w:val="26"/>
+          <w:szCs w:val="26"/>
+          <w:lang w:val="en-US"/>
+        </w:rPr>
+        <w:br w:type="page"/>
+      </w:r>
+    </w:p>
+    <w:p>
+      <w:pPr>
+        <w:rPr>
+          <w:rFonts w:ascii="Times New Roman" w:eastAsia="Times New Roman" w:hAnsi="Times New Roman" w:cs="Times New Roman"/>
+          <w:b/>
+          <w:bCs/>
+          <w:sz w:val="26"/>
+          <w:szCs w:val="26"/>
+          <w:lang w:val="en-US"/>
+        </w:rPr>
+      </w:pPr>
+      <w:r>
+        <w:rPr>
+          <w:rFonts w:ascii="Times New Roman" w:eastAsia="Times New Roman" w:hAnsi="Times New Roman" w:cs="Times New Roman"/>
+          <w:b/>
+          <w:bCs/>
+          <w:sz w:val="26"/>
+          <w:szCs w:val="26"/>
+          <w:lang w:val="en-US"/>
+        </w:rPr>
+        <w:lastRenderedPageBreak/>
+        <w:t xml:space="preserve">Static Class </w:t>
+      </w:r>
+      <w:proofErr w:type="gramStart"/>
+      <w:r>
+        <w:rPr>
+          <w:rFonts w:ascii="Times New Roman" w:eastAsia="Times New Roman" w:hAnsi="Times New Roman" w:cs="Times New Roman"/>
+          <w:b/>
+          <w:bCs/>
+          <w:sz w:val="26"/>
+          <w:szCs w:val="26"/>
+          <w:lang w:val="en-US"/>
+        </w:rPr>
+        <w:t>And</w:t>
+      </w:r>
+      <w:proofErr w:type="gramEnd"/>
+      <w:r>
+        <w:rPr>
+          <w:rFonts w:ascii="Times New Roman" w:eastAsia="Times New Roman" w:hAnsi="Times New Roman" w:cs="Times New Roman"/>
+          <w:b/>
+          <w:bCs/>
+          <w:sz w:val="26"/>
+          <w:szCs w:val="26"/>
+          <w:lang w:val="en-US"/>
+        </w:rPr>
+        <w:t xml:space="preserve"> Object</w:t>
+      </w:r>
+    </w:p>
+    <w:p>
+      <w:pPr>
+        <w:rPr>
+          <w:rFonts w:ascii="Times New Roman" w:eastAsia="Times New Roman" w:hAnsi="Times New Roman" w:cs="Times New Roman"/>
+          <w:lang w:val="en-IN"/>
+        </w:rPr>
+      </w:pPr>
+      <w:r>
+        <w:rPr>
+          <w:rFonts w:ascii="Times New Roman" w:eastAsia="Times New Roman" w:hAnsi="Times New Roman" w:cs="Times New Roman"/>
+          <w:lang w:val="en-IN"/>
+        </w:rPr>
+        <w:t>&lt;!DOCTYPE html&gt;</w:t>
+      </w:r>
+    </w:p>
+    <w:p>
+      <w:pPr>
+        <w:rPr>
+          <w:rFonts w:ascii="Times New Roman" w:eastAsia="Times New Roman" w:hAnsi="Times New Roman" w:cs="Times New Roman"/>
+          <w:lang w:val="en-IN"/>
+        </w:rPr>
+      </w:pPr>
+      <w:r>
+        <w:rPr>
+          <w:rFonts w:ascii="Times New Roman" w:eastAsia="Times New Roman" w:hAnsi="Times New Roman" w:cs="Times New Roman"/>
+          <w:lang w:val="en-IN"/>
+        </w:rPr>
+        <w:t>&lt;html lang="</w:t>
+      </w:r>
+      <w:proofErr w:type="spellStart"/>
+      <w:r>
+        <w:rPr>
+          <w:rFonts w:ascii="Times New Roman" w:eastAsia="Times New Roman" w:hAnsi="Times New Roman" w:cs="Times New Roman"/>
+          <w:lang w:val="en-IN"/>
+        </w:rPr>
+        <w:t>en</w:t>
+      </w:r>
+      <w:proofErr w:type="spellEnd"/>
+      <w:r>
+        <w:rPr>
+          <w:rFonts w:ascii="Times New Roman" w:eastAsia="Times New Roman" w:hAnsi="Times New Roman" w:cs="Times New Roman"/>
+          <w:lang w:val="en-IN"/>
+        </w:rPr>
+        <w:t>"&gt;</w:t>
+      </w:r>
+    </w:p>
+    <w:p>
+      <w:pPr>
+        <w:rPr>
+          <w:rFonts w:ascii="Times New Roman" w:eastAsia="Times New Roman" w:hAnsi="Times New Roman" w:cs="Times New Roman"/>
+          <w:lang w:val="en-IN"/>
+        </w:rPr>
+      </w:pPr>
+      <w:r>
+        <w:rPr>
+          <w:rFonts w:ascii="Times New Roman" w:eastAsia="Times New Roman" w:hAnsi="Times New Roman" w:cs="Times New Roman"/>
+          <w:lang w:val="en-IN"/>
+        </w:rPr>
+        <w:t>&lt;head&gt;</w:t>
+      </w:r>
+    </w:p>
+    <w:p>
+      <w:pPr>
+        <w:rPr>
+          <w:rFonts w:ascii="Times New Roman" w:eastAsia="Times New Roman" w:hAnsi="Times New Roman" w:cs="Times New Roman"/>
+          <w:lang w:val="en-IN"/>
+        </w:rPr>
+      </w:pPr>
+      <w:r>
+        <w:rPr>
+          <w:rFonts w:ascii="Times New Roman" w:eastAsia="Times New Roman" w:hAnsi="Times New Roman" w:cs="Times New Roman"/>
+          <w:lang w:val="en-IN"/>
+        </w:rPr>
+        <w:t>    &lt;script&gt;</w:t>
+      </w:r>
+    </w:p>
+    <w:p>
+      <w:pPr>
+        <w:rPr>
+          <w:rFonts w:ascii="Times New Roman" w:eastAsia="Times New Roman" w:hAnsi="Times New Roman" w:cs="Times New Roman"/>
+          <w:lang w:val="en-IN"/>
+        </w:rPr>
+      </w:pPr>
+      <w:r>
+        <w:rPr>
+          <w:rFonts w:ascii="Times New Roman" w:eastAsia="Times New Roman" w:hAnsi="Times New Roman" w:cs="Times New Roman"/>
+          <w:lang w:val="en-IN"/>
+        </w:rPr>
+        <w:t>        // Class And Object</w:t>
+      </w:r>
+    </w:p>
+    <w:p>
+      <w:pPr>
+        <w:rPr>
+          <w:rFonts w:ascii="Times New Roman" w:eastAsia="Times New Roman" w:hAnsi="Times New Roman" w:cs="Times New Roman"/>
+          <w:lang w:val="en-IN"/>
+        </w:rPr>
+      </w:pPr>
+      <w:r>
+        <w:rPr>
+          <w:rFonts w:ascii="Times New Roman" w:eastAsia="Times New Roman" w:hAnsi="Times New Roman" w:cs="Times New Roman"/>
+          <w:lang w:val="en-IN"/>
+        </w:rPr>
+        <w:t xml:space="preserve">        class </w:t>
+      </w:r>
+      <w:proofErr w:type="gramStart"/>
+      <w:r>
+        <w:rPr>
+          <w:rFonts w:ascii="Times New Roman" w:eastAsia="Times New Roman" w:hAnsi="Times New Roman" w:cs="Times New Roman"/>
+          <w:lang w:val="en-IN"/>
+        </w:rPr>
+        <w:t>Student{</w:t>
+      </w:r>
+      <w:proofErr w:type="gramEnd"/>
+    </w:p>
+    <w:p>
+      <w:pPr>
+        <w:rPr>
+          <w:rFonts w:ascii="Times New Roman" w:eastAsia="Times New Roman" w:hAnsi="Times New Roman" w:cs="Times New Roman"/>
+          <w:lang w:val="en-IN"/>
+        </w:rPr>
+      </w:pPr>
+      <w:r>
+        <w:rPr>
+          <w:rFonts w:ascii="Times New Roman" w:eastAsia="Times New Roman" w:hAnsi="Times New Roman" w:cs="Times New Roman"/>
+          <w:lang w:val="en-IN"/>
+        </w:rPr>
+        <w:t xml:space="preserve">            static org = "KJ Somaiya Institute </w:t>
+      </w:r>
+      <w:proofErr w:type="gramStart"/>
+      <w:r>
+        <w:rPr>
+          <w:rFonts w:ascii="Times New Roman" w:eastAsia="Times New Roman" w:hAnsi="Times New Roman" w:cs="Times New Roman"/>
+          <w:lang w:val="en-IN"/>
+        </w:rPr>
+        <w:t>Of</w:t>
+      </w:r>
+      <w:proofErr w:type="gramEnd"/>
+      <w:r>
+        <w:rPr>
+          <w:rFonts w:ascii="Times New Roman" w:eastAsia="Times New Roman" w:hAnsi="Times New Roman" w:cs="Times New Roman"/>
+          <w:lang w:val="en-IN"/>
+        </w:rPr>
+        <w:t xml:space="preserve"> Management";</w:t>
+      </w:r>
+    </w:p>
+    <w:p>
+      <w:pPr>
+        <w:rPr>
+          <w:rFonts w:ascii="Times New Roman" w:eastAsia="Times New Roman" w:hAnsi="Times New Roman" w:cs="Times New Roman"/>
+          <w:lang w:val="en-IN"/>
+        </w:rPr>
+      </w:pPr>
+      <w:r>
+        <w:rPr>
+          <w:rFonts w:ascii="Times New Roman" w:eastAsia="Times New Roman" w:hAnsi="Times New Roman" w:cs="Times New Roman"/>
+          <w:lang w:val="en-IN"/>
+        </w:rPr>
+        <w:t xml:space="preserve">            </w:t>
+      </w:r>
+      <w:proofErr w:type="gramStart"/>
+      <w:r>
+        <w:rPr>
+          <w:rFonts w:ascii="Times New Roman" w:eastAsia="Times New Roman" w:hAnsi="Times New Roman" w:cs="Times New Roman"/>
+          <w:lang w:val="en-IN"/>
+        </w:rPr>
+        <w:t>constructor(</w:t>
+      </w:r>
+      <w:proofErr w:type="spellStart"/>
+      <w:proofErr w:type="gramEnd"/>
+      <w:r>
+        <w:rPr>
+          <w:rFonts w:ascii="Times New Roman" w:eastAsia="Times New Roman" w:hAnsi="Times New Roman" w:cs="Times New Roman"/>
+          <w:lang w:val="en-IN"/>
+        </w:rPr>
+        <w:t>rollNo</w:t>
+      </w:r>
+      <w:proofErr w:type="spellEnd"/>
+      <w:r>
+        <w:rPr>
+          <w:rFonts w:ascii="Times New Roman" w:eastAsia="Times New Roman" w:hAnsi="Times New Roman" w:cs="Times New Roman"/>
+          <w:lang w:val="en-IN"/>
+        </w:rPr>
+        <w:t xml:space="preserve">, name, </w:t>
+      </w:r>
+      <w:proofErr w:type="gramStart"/>
+      <w:r>
+        <w:rPr>
+          <w:rFonts w:ascii="Times New Roman" w:eastAsia="Times New Roman" w:hAnsi="Times New Roman" w:cs="Times New Roman"/>
+          <w:lang w:val="en-IN"/>
+        </w:rPr>
+        <w:t>email){</w:t>
+      </w:r>
+      <w:proofErr w:type="gramEnd"/>
+    </w:p>
+    <w:p>
+      <w:pPr>
+        <w:rPr>
+          <w:rFonts w:ascii="Times New Roman" w:eastAsia="Times New Roman" w:hAnsi="Times New Roman" w:cs="Times New Roman"/>
+          <w:lang w:val="en-IN"/>
+        </w:rPr>
+      </w:pPr>
+      <w:r>
+        <w:rPr>
+          <w:rFonts w:ascii="Times New Roman" w:eastAsia="Times New Roman" w:hAnsi="Times New Roman" w:cs="Times New Roman"/>
+          <w:lang w:val="en-IN"/>
+        </w:rPr>
+        <w:t xml:space="preserve">                </w:t>
+      </w:r>
+      <w:proofErr w:type="spellStart"/>
+      <w:proofErr w:type="gramStart"/>
+      <w:r>
+        <w:rPr>
+          <w:rFonts w:ascii="Times New Roman" w:eastAsia="Times New Roman" w:hAnsi="Times New Roman" w:cs="Times New Roman"/>
+          <w:lang w:val="en-IN"/>
+        </w:rPr>
+        <w:t>this.rollNo</w:t>
+      </w:r>
+      <w:proofErr w:type="spellEnd"/>
+      <w:proofErr w:type="gramEnd"/>
+      <w:r>
+        <w:rPr>
+          <w:rFonts w:ascii="Times New Roman" w:eastAsia="Times New Roman" w:hAnsi="Times New Roman" w:cs="Times New Roman"/>
+          <w:lang w:val="en-IN"/>
+        </w:rPr>
+        <w:t xml:space="preserve"> = </w:t>
+      </w:r>
+      <w:proofErr w:type="spellStart"/>
+      <w:r>
+        <w:rPr>
+          <w:rFonts w:ascii="Times New Roman" w:eastAsia="Times New Roman" w:hAnsi="Times New Roman" w:cs="Times New Roman"/>
+          <w:lang w:val="en-IN"/>
+        </w:rPr>
+        <w:t>rollNo</w:t>
+      </w:r>
+      <w:proofErr w:type="spellEnd"/>
+      <w:r>
+        <w:rPr>
+          <w:rFonts w:ascii="Times New Roman" w:eastAsia="Times New Roman" w:hAnsi="Times New Roman" w:cs="Times New Roman"/>
+          <w:lang w:val="en-IN"/>
+        </w:rPr>
+        <w:t>;</w:t>
+      </w:r>
+    </w:p>
+    <w:p>
+      <w:pPr>
+        <w:rPr>
+          <w:rFonts w:ascii="Times New Roman" w:eastAsia="Times New Roman" w:hAnsi="Times New Roman" w:cs="Times New Roman"/>
+          <w:lang w:val="en-IN"/>
+        </w:rPr>
+      </w:pPr>
+      <w:r>
+        <w:rPr>
+          <w:rFonts w:ascii="Times New Roman" w:eastAsia="Times New Roman" w:hAnsi="Times New Roman" w:cs="Times New Roman"/>
+          <w:lang w:val="en-IN"/>
+        </w:rPr>
+        <w:t>                this.name = name;</w:t>
+      </w:r>
+    </w:p>
+    <w:p>
+      <w:pPr>
+        <w:rPr>
+          <w:rFonts w:ascii="Times New Roman" w:eastAsia="Times New Roman" w:hAnsi="Times New Roman" w:cs="Times New Roman"/>
+          <w:lang w:val="en-IN"/>
+        </w:rPr>
+      </w:pPr>
+      <w:r>
+        <w:rPr>
+          <w:rFonts w:ascii="Times New Roman" w:eastAsia="Times New Roman" w:hAnsi="Times New Roman" w:cs="Times New Roman"/>
+          <w:lang w:val="en-IN"/>
+        </w:rPr>
+        <w:t xml:space="preserve">                </w:t>
+      </w:r>
+      <w:proofErr w:type="spellStart"/>
+      <w:proofErr w:type="gramStart"/>
+      <w:r>
+        <w:rPr>
+          <w:rFonts w:ascii="Times New Roman" w:eastAsia="Times New Roman" w:hAnsi="Times New Roman" w:cs="Times New Roman"/>
+          <w:lang w:val="en-IN"/>
+        </w:rPr>
+        <w:t>this.email</w:t>
+      </w:r>
+      <w:proofErr w:type="spellEnd"/>
+      <w:proofErr w:type="gramEnd"/>
+      <w:r>
+        <w:rPr>
+          <w:rFonts w:ascii="Times New Roman" w:eastAsia="Times New Roman" w:hAnsi="Times New Roman" w:cs="Times New Roman"/>
+          <w:lang w:val="en-IN"/>
+        </w:rPr>
+        <w:t xml:space="preserve"> = email;</w:t>
+      </w:r>
+    </w:p>
+    <w:p>
+      <w:pPr>
+        <w:rPr>
+          <w:rFonts w:ascii="Times New Roman" w:eastAsia="Times New Roman" w:hAnsi="Times New Roman" w:cs="Times New Roman"/>
+          <w:lang w:val="en-IN"/>
+        </w:rPr>
+      </w:pPr>
+      <w:r>
+        <w:rPr>
+          <w:rFonts w:ascii="Times New Roman" w:eastAsia="Times New Roman" w:hAnsi="Times New Roman" w:cs="Times New Roman"/>
+          <w:lang w:val="en-IN"/>
+        </w:rPr>
+        <w:t>            }</w:t>
+      </w:r>
+    </w:p>
+    <w:p>
+      <w:pPr>
+        <w:rPr>
+          <w:rFonts w:ascii="Times New Roman" w:eastAsia="Times New Roman" w:hAnsi="Times New Roman" w:cs="Times New Roman"/>
+          <w:lang w:val="en-IN"/>
+        </w:rPr>
+      </w:pPr>
+      <w:r>
+        <w:rPr>
+          <w:rFonts w:ascii="Times New Roman" w:eastAsia="Times New Roman" w:hAnsi="Times New Roman" w:cs="Times New Roman"/>
+          <w:lang w:val="en-IN"/>
+        </w:rPr>
+        <w:t xml:space="preserve">            </w:t>
+      </w:r>
+      <w:proofErr w:type="spellStart"/>
+      <w:r>
+        <w:rPr>
+          <w:rFonts w:ascii="Times New Roman" w:eastAsia="Times New Roman" w:hAnsi="Times New Roman" w:cs="Times New Roman"/>
+          <w:lang w:val="en-IN"/>
+        </w:rPr>
+        <w:t>showInfo</w:t>
+      </w:r>
+      <w:proofErr w:type="spellEnd"/>
+      <w:r>
+        <w:rPr>
+          <w:rFonts w:ascii="Times New Roman" w:eastAsia="Times New Roman" w:hAnsi="Times New Roman" w:cs="Times New Roman"/>
+          <w:lang w:val="en-IN"/>
+        </w:rPr>
+        <w:t xml:space="preserve"> = </w:t>
+      </w:r>
+      <w:proofErr w:type="gramStart"/>
+      <w:r>
+        <w:rPr>
+          <w:rFonts w:ascii="Times New Roman" w:eastAsia="Times New Roman" w:hAnsi="Times New Roman" w:cs="Times New Roman"/>
+          <w:lang w:val="en-IN"/>
+        </w:rPr>
+        <w:t>function(){</w:t>
+      </w:r>
+      <w:proofErr w:type="gramEnd"/>
+    </w:p>
+    <w:p>
+      <w:pPr>
+        <w:rPr>
+          <w:rFonts w:ascii="Times New Roman" w:eastAsia="Times New Roman" w:hAnsi="Times New Roman" w:cs="Times New Roman"/>
+          <w:lang w:val="en-IN"/>
+        </w:rPr>
+      </w:pPr>
+      <w:r>
+        <w:rPr>
+          <w:rFonts w:ascii="Times New Roman" w:eastAsia="Times New Roman" w:hAnsi="Times New Roman" w:cs="Times New Roman"/>
+          <w:lang w:val="en-IN"/>
+        </w:rPr>
+        <w:t xml:space="preserve">                </w:t>
+      </w:r>
+      <w:proofErr w:type="gramStart"/>
+      <w:r>
+        <w:rPr>
+          <w:rFonts w:ascii="Times New Roman" w:eastAsia="Times New Roman" w:hAnsi="Times New Roman" w:cs="Times New Roman"/>
+          <w:lang w:val="en-IN"/>
+        </w:rPr>
+        <w:t>console.log(</w:t>
+      </w:r>
+      <w:proofErr w:type="gramEnd"/>
+      <w:r>
+        <w:rPr>
+          <w:rFonts w:ascii="Times New Roman" w:eastAsia="Times New Roman" w:hAnsi="Times New Roman" w:cs="Times New Roman"/>
+          <w:lang w:val="en-IN"/>
+        </w:rPr>
+        <w:t>"Roll No: "+</w:t>
+      </w:r>
+      <w:proofErr w:type="spellStart"/>
+      <w:proofErr w:type="gramStart"/>
+      <w:r>
+        <w:rPr>
+          <w:rFonts w:ascii="Times New Roman" w:eastAsia="Times New Roman" w:hAnsi="Times New Roman" w:cs="Times New Roman"/>
+          <w:lang w:val="en-IN"/>
+        </w:rPr>
+        <w:t>this.rollNo</w:t>
+      </w:r>
+      <w:proofErr w:type="spellEnd"/>
+      <w:proofErr w:type="gramEnd"/>
+      <w:r>
+        <w:rPr>
+          <w:rFonts w:ascii="Times New Roman" w:eastAsia="Times New Roman" w:hAnsi="Times New Roman" w:cs="Times New Roman"/>
+          <w:lang w:val="en-IN"/>
+        </w:rPr>
+        <w:t>);</w:t>
+      </w:r>
+    </w:p>
+    <w:p>
+      <w:pPr>
+        <w:rPr>
+          <w:rFonts w:ascii="Times New Roman" w:eastAsia="Times New Roman" w:hAnsi="Times New Roman" w:cs="Times New Roman"/>
+          <w:lang w:val="en-IN"/>
+        </w:rPr>
+      </w:pPr>
+      <w:r>
+        <w:rPr>
+          <w:rFonts w:ascii="Times New Roman" w:eastAsia="Times New Roman" w:hAnsi="Times New Roman" w:cs="Times New Roman"/>
+          <w:lang w:val="en-IN"/>
+        </w:rPr>
+        <w:t xml:space="preserve">                </w:t>
+      </w:r>
+      <w:proofErr w:type="gramStart"/>
+      <w:r>
+        <w:rPr>
+          <w:rFonts w:ascii="Times New Roman" w:eastAsia="Times New Roman" w:hAnsi="Times New Roman" w:cs="Times New Roman"/>
+          <w:lang w:val="en-IN"/>
+        </w:rPr>
+        <w:t>console.log(</w:t>
+      </w:r>
+      <w:proofErr w:type="gramEnd"/>
+      <w:r>
+        <w:rPr>
+          <w:rFonts w:ascii="Times New Roman" w:eastAsia="Times New Roman" w:hAnsi="Times New Roman" w:cs="Times New Roman"/>
+          <w:lang w:val="en-IN"/>
+        </w:rPr>
+        <w:t>"Name: "+this.name);</w:t>
+      </w:r>
+    </w:p>
+    <w:p>
+      <w:pPr>
+        <w:rPr>
+          <w:rFonts w:ascii="Times New Roman" w:eastAsia="Times New Roman" w:hAnsi="Times New Roman" w:cs="Times New Roman"/>
+          <w:lang w:val="en-IN"/>
+        </w:rPr>
+      </w:pPr>
+      <w:r>
+        <w:rPr>
+          <w:rFonts w:ascii="Times New Roman" w:eastAsia="Times New Roman" w:hAnsi="Times New Roman" w:cs="Times New Roman"/>
+          <w:lang w:val="en-IN"/>
+        </w:rPr>
+        <w:t xml:space="preserve">                </w:t>
+      </w:r>
+      <w:proofErr w:type="gramStart"/>
+      <w:r>
+        <w:rPr>
+          <w:rFonts w:ascii="Times New Roman" w:eastAsia="Times New Roman" w:hAnsi="Times New Roman" w:cs="Times New Roman"/>
+          <w:lang w:val="en-IN"/>
+        </w:rPr>
+        <w:t>console.log(</w:t>
+      </w:r>
+      <w:proofErr w:type="gramEnd"/>
+      <w:r>
+        <w:rPr>
+          <w:rFonts w:ascii="Times New Roman" w:eastAsia="Times New Roman" w:hAnsi="Times New Roman" w:cs="Times New Roman"/>
+          <w:lang w:val="en-IN"/>
+        </w:rPr>
+        <w:t>"Email: "+</w:t>
+      </w:r>
+      <w:proofErr w:type="spellStart"/>
+      <w:proofErr w:type="gramStart"/>
+      <w:r>
+        <w:rPr>
+          <w:rFonts w:ascii="Times New Roman" w:eastAsia="Times New Roman" w:hAnsi="Times New Roman" w:cs="Times New Roman"/>
+          <w:lang w:val="en-IN"/>
+        </w:rPr>
+        <w:t>this.email</w:t>
+      </w:r>
+      <w:proofErr w:type="spellEnd"/>
+      <w:proofErr w:type="gramEnd"/>
+      <w:r>
+        <w:rPr>
+          <w:rFonts w:ascii="Times New Roman" w:eastAsia="Times New Roman" w:hAnsi="Times New Roman" w:cs="Times New Roman"/>
+          <w:lang w:val="en-IN"/>
+        </w:rPr>
+        <w:t xml:space="preserve"> + "\n");</w:t>
+      </w:r>
+    </w:p>
+    <w:p>
+      <w:pPr>
+        <w:rPr>
+          <w:rFonts w:ascii="Times New Roman" w:eastAsia="Times New Roman" w:hAnsi="Times New Roman" w:cs="Times New Roman"/>
+          <w:lang w:val="en-IN"/>
+        </w:rPr>
+      </w:pPr>
+      <w:r>
+        <w:rPr>
+          <w:rFonts w:ascii="Times New Roman" w:eastAsia="Times New Roman" w:hAnsi="Times New Roman" w:cs="Times New Roman"/>
+          <w:lang w:val="en-IN"/>
+        </w:rPr>
+        <w:t>            }</w:t>
+      </w:r>
+    </w:p>
+    <w:p>
+      <w:pPr>
+        <w:rPr>
+          <w:rFonts w:ascii="Times New Roman" w:eastAsia="Times New Roman" w:hAnsi="Times New Roman" w:cs="Times New Roman"/>
+          <w:lang w:val="en-IN"/>
+        </w:rPr>
+      </w:pPr>
+      <w:r>
+        <w:rPr>
+          <w:rFonts w:ascii="Times New Roman" w:eastAsia="Times New Roman" w:hAnsi="Times New Roman" w:cs="Times New Roman"/>
+          <w:lang w:val="en-IN"/>
+        </w:rPr>
+        <w:t xml:space="preserve">            static </w:t>
+      </w:r>
+      <w:proofErr w:type="spellStart"/>
+      <w:proofErr w:type="gramStart"/>
+      <w:r>
+        <w:rPr>
+          <w:rFonts w:ascii="Times New Roman" w:eastAsia="Times New Roman" w:hAnsi="Times New Roman" w:cs="Times New Roman"/>
+          <w:lang w:val="en-IN"/>
+        </w:rPr>
+        <w:t>studOrg</w:t>
+      </w:r>
+      <w:proofErr w:type="spellEnd"/>
+      <w:r>
+        <w:rPr>
+          <w:rFonts w:ascii="Times New Roman" w:eastAsia="Times New Roman" w:hAnsi="Times New Roman" w:cs="Times New Roman"/>
+          <w:lang w:val="en-IN"/>
+        </w:rPr>
+        <w:t>(){</w:t>
+      </w:r>
+      <w:proofErr w:type="gramEnd"/>
+    </w:p>
+    <w:p>
+      <w:pPr>
+        <w:rPr>
+          <w:rFonts w:ascii="Times New Roman" w:eastAsia="Times New Roman" w:hAnsi="Times New Roman" w:cs="Times New Roman"/>
+          <w:lang w:val="en-IN"/>
+        </w:rPr>
+      </w:pPr>
+      <w:r>
+        <w:rPr>
+          <w:rFonts w:ascii="Times New Roman" w:eastAsia="Times New Roman" w:hAnsi="Times New Roman" w:cs="Times New Roman"/>
+          <w:lang w:val="en-IN"/>
+        </w:rPr>
+        <w:t xml:space="preserve">                </w:t>
+      </w:r>
+      <w:proofErr w:type="gramStart"/>
+      <w:r>
+        <w:rPr>
+          <w:rFonts w:ascii="Times New Roman" w:eastAsia="Times New Roman" w:hAnsi="Times New Roman" w:cs="Times New Roman"/>
+          <w:lang w:val="en-IN"/>
+        </w:rPr>
+        <w:t>console.log(</w:t>
+      </w:r>
+      <w:proofErr w:type="gramEnd"/>
+      <w:r>
+        <w:rPr>
+          <w:rFonts w:ascii="Times New Roman" w:eastAsia="Times New Roman" w:hAnsi="Times New Roman" w:cs="Times New Roman"/>
+          <w:lang w:val="en-IN"/>
+        </w:rPr>
+        <w:t>"Organisation: "+this.org);</w:t>
+      </w:r>
+    </w:p>
+    <w:p>
+      <w:pPr>
+        <w:rPr>
+          <w:rFonts w:ascii="Times New Roman" w:eastAsia="Times New Roman" w:hAnsi="Times New Roman" w:cs="Times New Roman"/>
+          <w:lang w:val="en-IN"/>
+        </w:rPr>
+      </w:pPr>
+      <w:r>
+        <w:rPr>
+          <w:rFonts w:ascii="Times New Roman" w:eastAsia="Times New Roman" w:hAnsi="Times New Roman" w:cs="Times New Roman"/>
+          <w:lang w:val="en-IN"/>
+        </w:rPr>
+        <w:t>            }</w:t>
+      </w:r>
+    </w:p>
+    <w:p>
+      <w:pPr>
+        <w:rPr>
+          <w:rFonts w:ascii="Times New Roman" w:eastAsia="Times New Roman" w:hAnsi="Times New Roman" w:cs="Times New Roman"/>
+          <w:lang w:val="en-IN"/>
+        </w:rPr>
+      </w:pPr>
+      <w:r>
+        <w:rPr>
+          <w:rFonts w:ascii="Times New Roman" w:eastAsia="Times New Roman" w:hAnsi="Times New Roman" w:cs="Times New Roman"/>
+          <w:lang w:val="en-IN"/>
+        </w:rPr>
+        <w:t>        }</w:t>
+      </w:r>
+    </w:p>
+    <w:p>
+      <w:pPr>
+        <w:rPr>
+          <w:rFonts w:ascii="Times New Roman" w:eastAsia="Times New Roman" w:hAnsi="Times New Roman" w:cs="Times New Roman"/>
+          <w:lang w:val="en-IN"/>
+        </w:rPr>
+      </w:pPr>
+      <w:r>
+        <w:rPr>
+          <w:rFonts w:ascii="Times New Roman" w:eastAsia="Times New Roman" w:hAnsi="Times New Roman" w:cs="Times New Roman"/>
+          <w:lang w:val="en-IN"/>
+        </w:rPr>
+        <w:t xml:space="preserve">        </w:t>
+      </w:r>
+      <w:proofErr w:type="spellStart"/>
+      <w:r>
+        <w:rPr>
+          <w:rFonts w:ascii="Times New Roman" w:eastAsia="Times New Roman" w:hAnsi="Times New Roman" w:cs="Times New Roman"/>
+          <w:lang w:val="en-IN"/>
+        </w:rPr>
+        <w:t>const</w:t>
+      </w:r>
+      <w:proofErr w:type="spellEnd"/>
+      <w:r>
+        <w:rPr>
+          <w:rFonts w:ascii="Times New Roman" w:eastAsia="Times New Roman" w:hAnsi="Times New Roman" w:cs="Times New Roman"/>
+          <w:lang w:val="en-IN"/>
+        </w:rPr>
+        <w:t xml:space="preserve"> s1 = new Student(1,"Hello","hello@soaiya.edu");</w:t>
+      </w:r>
+    </w:p>
+    <w:p>
+      <w:pPr>
+        <w:rPr>
+          <w:rFonts w:ascii="Times New Roman" w:eastAsia="Times New Roman" w:hAnsi="Times New Roman" w:cs="Times New Roman"/>
+          <w:lang w:val="en-IN"/>
+        </w:rPr>
+      </w:pPr>
+      <w:r>
+        <w:rPr>
+          <w:rFonts w:ascii="Times New Roman" w:eastAsia="Times New Roman" w:hAnsi="Times New Roman" w:cs="Times New Roman"/>
+          <w:lang w:val="en-IN"/>
+        </w:rPr>
+        <w:t xml:space="preserve">        </w:t>
+      </w:r>
+      <w:proofErr w:type="spellStart"/>
+      <w:r>
+        <w:rPr>
+          <w:rFonts w:ascii="Times New Roman" w:eastAsia="Times New Roman" w:hAnsi="Times New Roman" w:cs="Times New Roman"/>
+          <w:lang w:val="en-IN"/>
+        </w:rPr>
+        <w:t>const</w:t>
+      </w:r>
+      <w:proofErr w:type="spellEnd"/>
+      <w:r>
+        <w:rPr>
+          <w:rFonts w:ascii="Times New Roman" w:eastAsia="Times New Roman" w:hAnsi="Times New Roman" w:cs="Times New Roman"/>
+          <w:lang w:val="en-IN"/>
+        </w:rPr>
+        <w:t xml:space="preserve"> s2 = new Student(2,"World","world@soaiya.edu");</w:t>
+      </w:r>
+    </w:p>
+    <w:p>
+      <w:pPr>
+        <w:rPr>
+          <w:rFonts w:ascii="Times New Roman" w:eastAsia="Times New Roman" w:hAnsi="Times New Roman" w:cs="Times New Roman"/>
+          <w:lang w:val="en-IN"/>
+        </w:rPr>
+      </w:pPr>
+      <w:r>
+        <w:rPr>
+          <w:rFonts w:ascii="Times New Roman" w:eastAsia="Times New Roman" w:hAnsi="Times New Roman" w:cs="Times New Roman"/>
+          <w:lang w:val="en-IN"/>
+        </w:rPr>
+        <w:t>        s</w:t>
+      </w:r>
+      <w:proofErr w:type="gramStart"/>
+      <w:r>
+        <w:rPr>
+          <w:rFonts w:ascii="Times New Roman" w:eastAsia="Times New Roman" w:hAnsi="Times New Roman" w:cs="Times New Roman"/>
+          <w:lang w:val="en-IN"/>
+        </w:rPr>
+        <w:t>1.showInfo</w:t>
+      </w:r>
+      <w:proofErr w:type="gramEnd"/>
+      <w:r>
+        <w:rPr>
+          <w:rFonts w:ascii="Times New Roman" w:eastAsia="Times New Roman" w:hAnsi="Times New Roman" w:cs="Times New Roman"/>
+          <w:lang w:val="en-IN"/>
+        </w:rPr>
+        <w:t>();</w:t>
+      </w:r>
+    </w:p>
+    <w:p>
+      <w:pPr>
+        <w:rPr>
+          <w:rFonts w:ascii="Times New Roman" w:eastAsia="Times New Roman" w:hAnsi="Times New Roman" w:cs="Times New Roman"/>
+          <w:lang w:val="en-IN"/>
+        </w:rPr>
+      </w:pPr>
+      <w:r>
+        <w:rPr>
+          <w:rFonts w:ascii="Times New Roman" w:eastAsia="Times New Roman" w:hAnsi="Times New Roman" w:cs="Times New Roman"/>
+          <w:lang w:val="en-IN"/>
+        </w:rPr>
+        <w:t>        s</w:t>
+      </w:r>
+      <w:proofErr w:type="gramStart"/>
+      <w:r>
+        <w:rPr>
+          <w:rFonts w:ascii="Times New Roman" w:eastAsia="Times New Roman" w:hAnsi="Times New Roman" w:cs="Times New Roman"/>
+          <w:lang w:val="en-IN"/>
+        </w:rPr>
+        <w:t>2.showInfo</w:t>
+      </w:r>
+      <w:proofErr w:type="gramEnd"/>
+      <w:r>
+        <w:rPr>
+          <w:rFonts w:ascii="Times New Roman" w:eastAsia="Times New Roman" w:hAnsi="Times New Roman" w:cs="Times New Roman"/>
+          <w:lang w:val="en-IN"/>
+        </w:rPr>
+        <w:t>();</w:t>
+      </w:r>
+    </w:p>
+    <w:p>
+      <w:pPr>
+        <w:rPr>
+          <w:rFonts w:ascii="Times New Roman" w:eastAsia="Times New Roman" w:hAnsi="Times New Roman" w:cs="Times New Roman"/>
+          <w:lang w:val="en-IN"/>
+        </w:rPr>
+      </w:pPr>
+      <w:r>
+        <w:rPr>
+          <w:rFonts w:ascii="Times New Roman" w:eastAsia="Times New Roman" w:hAnsi="Times New Roman" w:cs="Times New Roman"/>
+          <w:lang w:val="en-IN"/>
+        </w:rPr>
+        <w:t xml:space="preserve">        </w:t>
+      </w:r>
+      <w:proofErr w:type="gramStart"/>
+      <w:r>
+        <w:rPr>
+          <w:rFonts w:ascii="Times New Roman" w:eastAsia="Times New Roman" w:hAnsi="Times New Roman" w:cs="Times New Roman"/>
+          <w:lang w:val="en-IN"/>
+        </w:rPr>
+        <w:t>console.log(</w:t>
+      </w:r>
+      <w:proofErr w:type="gramEnd"/>
+      <w:r>
+        <w:rPr>
+          <w:rFonts w:ascii="Times New Roman" w:eastAsia="Times New Roman" w:hAnsi="Times New Roman" w:cs="Times New Roman"/>
+          <w:lang w:val="en-IN"/>
+        </w:rPr>
+        <w:t xml:space="preserve">"S1: </w:t>
+      </w:r>
+      <w:proofErr w:type="gramStart"/>
+      <w:r>
+        <w:rPr>
+          <w:rFonts w:ascii="Times New Roman" w:eastAsia="Times New Roman" w:hAnsi="Times New Roman" w:cs="Times New Roman"/>
+          <w:lang w:val="en-IN"/>
+        </w:rPr>
+        <w:t>",Student.org</w:t>
+      </w:r>
+      <w:proofErr w:type="gramEnd"/>
+      <w:r>
+        <w:rPr>
+          <w:rFonts w:ascii="Times New Roman" w:eastAsia="Times New Roman" w:hAnsi="Times New Roman" w:cs="Times New Roman"/>
+          <w:lang w:val="en-IN"/>
+        </w:rPr>
+        <w:t>);</w:t>
+      </w:r>
+    </w:p>
+    <w:p>
+      <w:pPr>
+        <w:rPr>
+          <w:rFonts w:ascii="Times New Roman" w:eastAsia="Times New Roman" w:hAnsi="Times New Roman" w:cs="Times New Roman"/>
+          <w:lang w:val="en-IN"/>
+        </w:rPr>
+      </w:pPr>
+      <w:r>
+        <w:rPr>
+          <w:rFonts w:ascii="Times New Roman" w:eastAsia="Times New Roman" w:hAnsi="Times New Roman" w:cs="Times New Roman"/>
+          <w:lang w:val="en-IN"/>
+        </w:rPr>
+        <w:t xml:space="preserve">        </w:t>
+      </w:r>
+      <w:proofErr w:type="spellStart"/>
+      <w:r>
+        <w:rPr>
+          <w:rFonts w:ascii="Times New Roman" w:eastAsia="Times New Roman" w:hAnsi="Times New Roman" w:cs="Times New Roman"/>
+          <w:lang w:val="en-IN"/>
+        </w:rPr>
+        <w:t>Student.studOrg</w:t>
+      </w:r>
+      <w:proofErr w:type="spellEnd"/>
+      <w:r>
+        <w:rPr>
+          <w:rFonts w:ascii="Times New Roman" w:eastAsia="Times New Roman" w:hAnsi="Times New Roman" w:cs="Times New Roman"/>
+          <w:lang w:val="en-IN"/>
+        </w:rPr>
+        <w:t>();</w:t>
+      </w:r>
+    </w:p>
+    <w:p>
+      <w:pPr>
+        <w:rPr>
+          <w:rFonts w:ascii="Times New Roman" w:eastAsia="Times New Roman" w:hAnsi="Times New Roman" w:cs="Times New Roman"/>
+          <w:lang w:val="en-IN"/>
+        </w:rPr>
+      </w:pPr>
+      <w:r>
+        <w:rPr>
+          <w:rFonts w:ascii="Times New Roman" w:eastAsia="Times New Roman" w:hAnsi="Times New Roman" w:cs="Times New Roman"/>
+          <w:lang w:val="en-IN"/>
+        </w:rPr>
+        <w:t>    &lt;/script&gt;</w:t>
+      </w:r>
+    </w:p>
+    <w:p>
+      <w:pPr>
+        <w:rPr>
+          <w:rFonts w:ascii="Times New Roman" w:eastAsia="Times New Roman" w:hAnsi="Times New Roman" w:cs="Times New Roman"/>
+          <w:lang w:val="en-IN"/>
+        </w:rPr>
+      </w:pPr>
+      <w:r>
+        <w:rPr>
+          <w:rFonts w:ascii="Times New Roman" w:eastAsia="Times New Roman" w:hAnsi="Times New Roman" w:cs="Times New Roman"/>
+          <w:lang w:val="en-IN"/>
+        </w:rPr>
+        <w:t>&lt;/head&gt;</w:t>
+      </w:r>
+    </w:p>
+    <w:p>
+      <w:pPr>
+        <w:rPr>
+          <w:rFonts w:ascii="Times New Roman" w:eastAsia="Times New Roman" w:hAnsi="Times New Roman" w:cs="Times New Roman"/>
+          <w:lang w:val="en-IN"/>
+        </w:rPr>
+      </w:pPr>
+      <w:r>
+        <w:rPr>
+          <w:rFonts w:ascii="Times New Roman" w:eastAsia="Times New Roman" w:hAnsi="Times New Roman" w:cs="Times New Roman"/>
+          <w:lang w:val="en-IN"/>
+        </w:rPr>
+        <w:t>&lt;body&gt;</w:t>
+      </w:r>
+    </w:p>
+    <w:p>
+      <w:pPr>
+        <w:rPr>
+          <w:rFonts w:ascii="Times New Roman" w:eastAsia="Times New Roman" w:hAnsi="Times New Roman" w:cs="Times New Roman"/>
+          <w:lang w:val="en-IN"/>
+        </w:rPr>
+      </w:pPr>
+      <w:r>
+        <w:rPr>
+          <w:rFonts w:ascii="Times New Roman" w:eastAsia="Times New Roman" w:hAnsi="Times New Roman" w:cs="Times New Roman"/>
+          <w:lang w:val="en-IN"/>
+        </w:rPr>
+        <w:t>&lt;/body&gt;</w:t>
+      </w:r>
+    </w:p>
+    <w:p>
+      <w:pPr>
+        <w:rPr>
+          <w:rFonts w:ascii="Times New Roman" w:eastAsia="Times New Roman" w:hAnsi="Times New Roman" w:cs="Times New Roman"/>
+          <w:lang w:val="en-IN"/>
+        </w:rPr>
+      </w:pPr>
+      <w:r>
+        <w:rPr>
+          <w:rFonts w:ascii="Times New Roman" w:eastAsia="Times New Roman" w:hAnsi="Times New Roman" w:cs="Times New Roman"/>
+          <w:lang w:val="en-IN"/>
+        </w:rPr>
+        <w:t>&lt;/html&gt;</w:t>
+      </w:r>
+    </w:p>
+    <w:p>
+      <w:pPr>
+        <w:rPr>
+          <w:rFonts w:ascii="Times New Roman" w:eastAsia="Times New Roman" w:hAnsi="Times New Roman" w:cs="Times New Roman"/>
+          <w:b/>
+          <w:bCs/>
+          <w:sz w:val="26"/>
+          <w:szCs w:val="26"/>
+          <w:lang w:val="en-US"/>
+        </w:rPr>
+      </w:pPr>
+      <w:r>
+        <w:rPr>
+          <w:rFonts w:ascii="Times New Roman" w:eastAsia="Times New Roman" w:hAnsi="Times New Roman" w:cs="Times New Roman"/>
+          <w:b/>
+          <w:bCs/>
+          <w:sz w:val="26"/>
+          <w:szCs w:val="26"/>
+          <w:lang w:val="en-US"/>
+        </w:rPr>
+        <w:lastRenderedPageBreak/>
+        <w:t>Output:</w:t>
+      </w:r>
+      <w:r>
+        <w:rPr>
+          <w:rFonts w:ascii="Times New Roman" w:eastAsia="Times New Roman" w:hAnsi="Times New Roman" w:cs="Times New Roman"/>
+          <w:b/>
+          <w:bCs/>
+          <w:sz w:val="26"/>
+          <w:szCs w:val="26"/>
+          <w:lang w:val="en-US"/>
+        </w:rPr>
+        <w:drawing>
+          <wp:inline distT="0" distB="0" distL="0" distR="0" wp14:anchorId="3D5D8EBC" wp14:editId="03C2E218">
+            <wp:extent cx="6167755" cy="1940560"/>
+            <wp:effectExtent l="0" t="0" r="4445" b="2540"/>
+            <wp:docPr id="1747990750" name="Picture 1"/>
+            <wp:cNvGraphicFramePr>
+              <a:graphicFrameLocks xmlns:a="http://schemas.openxmlformats.org/drawingml/2006/main" noChangeAspect="1"/>
+            </wp:cNvGraphicFramePr>
+            <a:graphic xmlns:a="http://schemas.openxmlformats.org/drawingml/2006/main">
+              <a:graphicData uri="http://schemas.openxmlformats.org/drawingml/2006/picture">
+                <pic:pic xmlns:pic="http://schemas.openxmlformats.org/drawingml/2006/picture">
+                  <pic:nvPicPr>
+                    <pic:cNvPr id="1747990750" name=""/>
+                    <pic:cNvPicPr/>
+                  </pic:nvPicPr>
+                  <pic:blipFill>
+                    <a:blip r:embed="rId76">
+                      <a:extLst>
+                        <a:ext uri="{28A0092B-C50C-407E-A947-70E740481C1C}">
+                          <a14:useLocalDpi xmlns:a14="http://schemas.microsoft.com/office/drawing/2010/main" val="0"/>
+                        </a:ext>
+                      </a:extLst>
+                    </a:blip>
+                    <a:stretch>
+                      <a:fillRect/>
+                    </a:stretch>
+                  </pic:blipFill>
+                  <pic:spPr>
+                    <a:xfrm>
+                      <a:off x="0" y="0"/>
+                      <a:ext cx="6167755" cy="1940560"/>
+                    </a:xfrm>
+                    <a:prstGeom prst="rect">
+                      <a:avLst/>
+                    </a:prstGeom>
+                  </pic:spPr>
+                </pic:pic>
+              </a:graphicData>
+            </a:graphic>
+          </wp:inline>
+        </w:drawing>
+      </w:r>
+    </w:p>
+    <w:p>
+      <w:pPr>
+        <w:rPr>
+          <w:rFonts w:ascii="Times New Roman" w:eastAsia="Times New Roman" w:hAnsi="Times New Roman" w:cs="Times New Roman"/>
+          <w:b/>
+          <w:bCs/>
+          <w:sz w:val="26"/>
+          <w:szCs w:val="26"/>
+          <w:lang w:val="en-US"/>
+        </w:rPr>
+      </w:pPr>
+    </w:p>
+    <w:p>
+      <w:pPr>
+        <w:rPr>
+          <w:rFonts w:ascii="Times New Roman" w:eastAsia="Times New Roman" w:hAnsi="Times New Roman" w:cs="Times New Roman"/>
+          <w:b/>
+          <w:bCs/>
+          <w:sz w:val="26"/>
+          <w:szCs w:val="26"/>
+          <w:lang w:val="en-US"/>
+        </w:rPr>
+      </w:pPr>
+      <w:r>
+        <w:rPr>
+          <w:rFonts w:ascii="Times New Roman" w:eastAsia="Times New Roman" w:hAnsi="Times New Roman" w:cs="Times New Roman"/>
+          <w:b/>
+          <w:bCs/>
+          <w:sz w:val="26"/>
+          <w:szCs w:val="26"/>
+          <w:lang w:val="en-US"/>
+        </w:rPr>
+        <w:t>Private Field</w:t>
+      </w:r>
+    </w:p>
+    <w:p>
+      <w:pPr>
+        <w:rPr>
+          <w:rFonts w:ascii="Times New Roman" w:eastAsia="Times New Roman" w:hAnsi="Times New Roman" w:cs="Times New Roman"/>
+          <w:sz w:val="20"/>
+          <w:szCs w:val="20"/>
+          <w:lang w:val="en-IN"/>
+        </w:rPr>
+      </w:pPr>
+      <w:r>
+        <w:rPr>
+          <w:rFonts w:ascii="Times New Roman" w:eastAsia="Times New Roman" w:hAnsi="Times New Roman" w:cs="Times New Roman"/>
+          <w:sz w:val="20"/>
+          <w:szCs w:val="20"/>
+          <w:lang w:val="en-IN"/>
+        </w:rPr>
+        <w:t>&lt;!DOCTYPE html&gt;</w:t>
+      </w:r>
+    </w:p>
+    <w:p>
+      <w:pPr>
+        <w:rPr>
+          <w:rFonts w:ascii="Times New Roman" w:eastAsia="Times New Roman" w:hAnsi="Times New Roman" w:cs="Times New Roman"/>
+          <w:sz w:val="20"/>
+          <w:szCs w:val="20"/>
+          <w:lang w:val="en-IN"/>
+        </w:rPr>
+      </w:pPr>
+      <w:r>
+        <w:rPr>
+          <w:rFonts w:ascii="Times New Roman" w:eastAsia="Times New Roman" w:hAnsi="Times New Roman" w:cs="Times New Roman"/>
+          <w:sz w:val="20"/>
+          <w:szCs w:val="20"/>
+          <w:lang w:val="en-IN"/>
+        </w:rPr>
+        <w:t>&lt;html lang="</w:t>
+      </w:r>
+      <w:proofErr w:type="spellStart"/>
+      <w:r>
+        <w:rPr>
+          <w:rFonts w:ascii="Times New Roman" w:eastAsia="Times New Roman" w:hAnsi="Times New Roman" w:cs="Times New Roman"/>
+          <w:sz w:val="20"/>
+          <w:szCs w:val="20"/>
+          <w:lang w:val="en-IN"/>
+        </w:rPr>
+        <w:t>en</w:t>
+      </w:r>
+      <w:proofErr w:type="spellEnd"/>
+      <w:r>
+        <w:rPr>
+          <w:rFonts w:ascii="Times New Roman" w:eastAsia="Times New Roman" w:hAnsi="Times New Roman" w:cs="Times New Roman"/>
+          <w:sz w:val="20"/>
+          <w:szCs w:val="20"/>
+          <w:lang w:val="en-IN"/>
+        </w:rPr>
+        <w:t>"&gt;</w:t>
+      </w:r>
+    </w:p>
+    <w:p>
+      <w:pPr>
+        <w:rPr>
+          <w:rFonts w:ascii="Times New Roman" w:eastAsia="Times New Roman" w:hAnsi="Times New Roman" w:cs="Times New Roman"/>
+          <w:sz w:val="20"/>
+          <w:szCs w:val="20"/>
+          <w:lang w:val="en-IN"/>
+        </w:rPr>
+      </w:pPr>
+      <w:r>
+        <w:rPr>
+          <w:rFonts w:ascii="Times New Roman" w:eastAsia="Times New Roman" w:hAnsi="Times New Roman" w:cs="Times New Roman"/>
+          <w:sz w:val="20"/>
+          <w:szCs w:val="20"/>
+          <w:lang w:val="en-IN"/>
+        </w:rPr>
+        <w:t>&lt;head&gt;</w:t>
+      </w:r>
+    </w:p>
+    <w:p>
+      <w:pPr>
+        <w:rPr>
+          <w:rFonts w:ascii="Times New Roman" w:eastAsia="Times New Roman" w:hAnsi="Times New Roman" w:cs="Times New Roman"/>
+          <w:sz w:val="20"/>
+          <w:szCs w:val="20"/>
+          <w:lang w:val="en-IN"/>
+        </w:rPr>
+      </w:pPr>
+      <w:r>
+        <w:rPr>
+          <w:rFonts w:ascii="Times New Roman" w:eastAsia="Times New Roman" w:hAnsi="Times New Roman" w:cs="Times New Roman"/>
+          <w:sz w:val="20"/>
+          <w:szCs w:val="20"/>
+          <w:lang w:val="en-IN"/>
+        </w:rPr>
+        <w:t>    &lt;script&gt;</w:t>
+      </w:r>
+    </w:p>
+    <w:p>
+      <w:pPr>
+        <w:rPr>
+          <w:rFonts w:ascii="Times New Roman" w:eastAsia="Times New Roman" w:hAnsi="Times New Roman" w:cs="Times New Roman"/>
+          <w:sz w:val="20"/>
+          <w:szCs w:val="20"/>
+          <w:lang w:val="en-IN"/>
+        </w:rPr>
+      </w:pPr>
+      <w:r>
+        <w:rPr>
+          <w:rFonts w:ascii="Times New Roman" w:eastAsia="Times New Roman" w:hAnsi="Times New Roman" w:cs="Times New Roman"/>
+          <w:sz w:val="20"/>
+          <w:szCs w:val="20"/>
+          <w:lang w:val="en-IN"/>
+        </w:rPr>
+        <w:t xml:space="preserve">        class </w:t>
+      </w:r>
+      <w:proofErr w:type="gramStart"/>
+      <w:r>
+        <w:rPr>
+          <w:rFonts w:ascii="Times New Roman" w:eastAsia="Times New Roman" w:hAnsi="Times New Roman" w:cs="Times New Roman"/>
+          <w:sz w:val="20"/>
+          <w:szCs w:val="20"/>
+          <w:lang w:val="en-IN"/>
+        </w:rPr>
+        <w:t>Account{</w:t>
+      </w:r>
+      <w:proofErr w:type="gramEnd"/>
+    </w:p>
+    <w:p>
+      <w:pPr>
+        <w:rPr>
+          <w:rFonts w:ascii="Times New Roman" w:eastAsia="Times New Roman" w:hAnsi="Times New Roman" w:cs="Times New Roman"/>
+          <w:sz w:val="20"/>
+          <w:szCs w:val="20"/>
+          <w:lang w:val="en-IN"/>
+        </w:rPr>
+      </w:pPr>
+      <w:r>
+        <w:rPr>
+          <w:rFonts w:ascii="Times New Roman" w:eastAsia="Times New Roman" w:hAnsi="Times New Roman" w:cs="Times New Roman"/>
+          <w:sz w:val="20"/>
+          <w:szCs w:val="20"/>
+          <w:lang w:val="en-IN"/>
+        </w:rPr>
+        <w:t>            #balance = 0;</w:t>
+      </w:r>
+    </w:p>
+    <w:p>
+      <w:pPr>
+        <w:rPr>
+          <w:rFonts w:ascii="Times New Roman" w:eastAsia="Times New Roman" w:hAnsi="Times New Roman" w:cs="Times New Roman"/>
+          <w:sz w:val="20"/>
+          <w:szCs w:val="20"/>
+          <w:lang w:val="en-IN"/>
+        </w:rPr>
+      </w:pPr>
+      <w:r>
+        <w:rPr>
+          <w:rFonts w:ascii="Times New Roman" w:eastAsia="Times New Roman" w:hAnsi="Times New Roman" w:cs="Times New Roman"/>
+          <w:sz w:val="20"/>
+          <w:szCs w:val="20"/>
+          <w:lang w:val="en-IN"/>
+        </w:rPr>
+        <w:t>            constructor(balance</w:t>
+      </w:r>
+      <w:proofErr w:type="gramStart"/>
+      <w:r>
+        <w:rPr>
+          <w:rFonts w:ascii="Times New Roman" w:eastAsia="Times New Roman" w:hAnsi="Times New Roman" w:cs="Times New Roman"/>
+          <w:sz w:val="20"/>
+          <w:szCs w:val="20"/>
+          <w:lang w:val="en-IN"/>
+        </w:rPr>
+        <w:t>){</w:t>
+      </w:r>
+      <w:proofErr w:type="gramEnd"/>
+    </w:p>
+    <w:p>
+      <w:pPr>
+        <w:rPr>
+          <w:rFonts w:ascii="Times New Roman" w:eastAsia="Times New Roman" w:hAnsi="Times New Roman" w:cs="Times New Roman"/>
+          <w:sz w:val="20"/>
+          <w:szCs w:val="20"/>
+          <w:lang w:val="en-IN"/>
+        </w:rPr>
+      </w:pPr>
+      <w:r>
+        <w:rPr>
+          <w:rFonts w:ascii="Times New Roman" w:eastAsia="Times New Roman" w:hAnsi="Times New Roman" w:cs="Times New Roman"/>
+          <w:sz w:val="20"/>
+          <w:szCs w:val="20"/>
+          <w:lang w:val="en-IN"/>
+        </w:rPr>
+        <w:t xml:space="preserve">                </w:t>
+      </w:r>
+      <w:proofErr w:type="spellStart"/>
+      <w:proofErr w:type="gramStart"/>
+      <w:r>
+        <w:rPr>
+          <w:rFonts w:ascii="Times New Roman" w:eastAsia="Times New Roman" w:hAnsi="Times New Roman" w:cs="Times New Roman"/>
+          <w:sz w:val="20"/>
+          <w:szCs w:val="20"/>
+          <w:lang w:val="en-IN"/>
+        </w:rPr>
+        <w:t>this.#</w:t>
+      </w:r>
+      <w:proofErr w:type="gramEnd"/>
+      <w:r>
+        <w:rPr>
+          <w:rFonts w:ascii="Times New Roman" w:eastAsia="Times New Roman" w:hAnsi="Times New Roman" w:cs="Times New Roman"/>
+          <w:sz w:val="20"/>
+          <w:szCs w:val="20"/>
+          <w:lang w:val="en-IN"/>
+        </w:rPr>
+        <w:t>balance</w:t>
+      </w:r>
+      <w:proofErr w:type="spellEnd"/>
+      <w:r>
+        <w:rPr>
+          <w:rFonts w:ascii="Times New Roman" w:eastAsia="Times New Roman" w:hAnsi="Times New Roman" w:cs="Times New Roman"/>
+          <w:sz w:val="20"/>
+          <w:szCs w:val="20"/>
+          <w:lang w:val="en-IN"/>
+        </w:rPr>
+        <w:t xml:space="preserve"> = balance;</w:t>
+      </w:r>
+    </w:p>
+    <w:p>
+      <w:pPr>
+        <w:rPr>
+          <w:rFonts w:ascii="Times New Roman" w:eastAsia="Times New Roman" w:hAnsi="Times New Roman" w:cs="Times New Roman"/>
+          <w:sz w:val="20"/>
+          <w:szCs w:val="20"/>
+          <w:lang w:val="en-IN"/>
+        </w:rPr>
+      </w:pPr>
+      <w:r>
+        <w:rPr>
+          <w:rFonts w:ascii="Times New Roman" w:eastAsia="Times New Roman" w:hAnsi="Times New Roman" w:cs="Times New Roman"/>
+          <w:sz w:val="20"/>
+          <w:szCs w:val="20"/>
+          <w:lang w:val="en-IN"/>
+        </w:rPr>
+        <w:t>            }</w:t>
+      </w:r>
+    </w:p>
+    <w:p>
+      <w:pPr>
+        <w:rPr>
+          <w:rFonts w:ascii="Times New Roman" w:eastAsia="Times New Roman" w:hAnsi="Times New Roman" w:cs="Times New Roman"/>
+          <w:sz w:val="20"/>
+          <w:szCs w:val="20"/>
+          <w:lang w:val="en-IN"/>
+        </w:rPr>
+      </w:pPr>
+      <w:r>
+        <w:rPr>
+          <w:rFonts w:ascii="Times New Roman" w:eastAsia="Times New Roman" w:hAnsi="Times New Roman" w:cs="Times New Roman"/>
+          <w:sz w:val="20"/>
+          <w:szCs w:val="20"/>
+          <w:lang w:val="en-IN"/>
+        </w:rPr>
+        <w:t xml:space="preserve">            </w:t>
+      </w:r>
+      <w:proofErr w:type="spellStart"/>
+      <w:r>
+        <w:rPr>
+          <w:rFonts w:ascii="Times New Roman" w:eastAsia="Times New Roman" w:hAnsi="Times New Roman" w:cs="Times New Roman"/>
+          <w:sz w:val="20"/>
+          <w:szCs w:val="20"/>
+          <w:lang w:val="en-IN"/>
+        </w:rPr>
+        <w:t>deposite</w:t>
+      </w:r>
+      <w:proofErr w:type="spellEnd"/>
+      <w:r>
+        <w:rPr>
+          <w:rFonts w:ascii="Times New Roman" w:eastAsia="Times New Roman" w:hAnsi="Times New Roman" w:cs="Times New Roman"/>
+          <w:sz w:val="20"/>
+          <w:szCs w:val="20"/>
+          <w:lang w:val="en-IN"/>
+        </w:rPr>
+        <w:t xml:space="preserve"> = function(amount</w:t>
+      </w:r>
+      <w:proofErr w:type="gramStart"/>
+      <w:r>
+        <w:rPr>
+          <w:rFonts w:ascii="Times New Roman" w:eastAsia="Times New Roman" w:hAnsi="Times New Roman" w:cs="Times New Roman"/>
+          <w:sz w:val="20"/>
+          <w:szCs w:val="20"/>
+          <w:lang w:val="en-IN"/>
+        </w:rPr>
+        <w:t>){</w:t>
+      </w:r>
+      <w:proofErr w:type="gramEnd"/>
+    </w:p>
+    <w:p>
+      <w:pPr>
+        <w:rPr>
+          <w:rFonts w:ascii="Times New Roman" w:eastAsia="Times New Roman" w:hAnsi="Times New Roman" w:cs="Times New Roman"/>
+          <w:sz w:val="20"/>
+          <w:szCs w:val="20"/>
+          <w:lang w:val="en-IN"/>
+        </w:rPr>
+      </w:pPr>
+      <w:r>
+        <w:rPr>
+          <w:rFonts w:ascii="Times New Roman" w:eastAsia="Times New Roman" w:hAnsi="Times New Roman" w:cs="Times New Roman"/>
+          <w:sz w:val="20"/>
+          <w:szCs w:val="20"/>
+          <w:lang w:val="en-IN"/>
+        </w:rPr>
+        <w:t xml:space="preserve">                </w:t>
+      </w:r>
+      <w:proofErr w:type="spellStart"/>
+      <w:proofErr w:type="gramStart"/>
+      <w:r>
+        <w:rPr>
+          <w:rFonts w:ascii="Times New Roman" w:eastAsia="Times New Roman" w:hAnsi="Times New Roman" w:cs="Times New Roman"/>
+          <w:sz w:val="20"/>
+          <w:szCs w:val="20"/>
+          <w:lang w:val="en-IN"/>
+        </w:rPr>
+        <w:t>this.#</w:t>
+      </w:r>
+      <w:proofErr w:type="gramEnd"/>
+      <w:r>
+        <w:rPr>
+          <w:rFonts w:ascii="Times New Roman" w:eastAsia="Times New Roman" w:hAnsi="Times New Roman" w:cs="Times New Roman"/>
+          <w:sz w:val="20"/>
+          <w:szCs w:val="20"/>
+          <w:lang w:val="en-IN"/>
+        </w:rPr>
+        <w:t>balance</w:t>
+      </w:r>
+      <w:proofErr w:type="spellEnd"/>
+      <w:r>
+        <w:rPr>
+          <w:rFonts w:ascii="Times New Roman" w:eastAsia="Times New Roman" w:hAnsi="Times New Roman" w:cs="Times New Roman"/>
+          <w:sz w:val="20"/>
+          <w:szCs w:val="20"/>
+          <w:lang w:val="en-IN"/>
+        </w:rPr>
+        <w:t xml:space="preserve"> += amount;</w:t>
+      </w:r>
+    </w:p>
+    <w:p>
+      <w:pPr>
+        <w:rPr>
+          <w:rFonts w:ascii="Times New Roman" w:eastAsia="Times New Roman" w:hAnsi="Times New Roman" w:cs="Times New Roman"/>
+          <w:sz w:val="20"/>
+          <w:szCs w:val="20"/>
+          <w:lang w:val="en-IN"/>
+        </w:rPr>
+      </w:pPr>
+      <w:r>
+        <w:rPr>
+          <w:rFonts w:ascii="Times New Roman" w:eastAsia="Times New Roman" w:hAnsi="Times New Roman" w:cs="Times New Roman"/>
+          <w:sz w:val="20"/>
+          <w:szCs w:val="20"/>
+          <w:lang w:val="en-IN"/>
+        </w:rPr>
+        <w:t xml:space="preserve">                </w:t>
+      </w:r>
+      <w:proofErr w:type="gramStart"/>
+      <w:r>
+        <w:rPr>
+          <w:rFonts w:ascii="Times New Roman" w:eastAsia="Times New Roman" w:hAnsi="Times New Roman" w:cs="Times New Roman"/>
+          <w:sz w:val="20"/>
+          <w:szCs w:val="20"/>
+          <w:lang w:val="en-IN"/>
+        </w:rPr>
+        <w:t>console.log(</w:t>
+      </w:r>
+      <w:proofErr w:type="gramEnd"/>
+      <w:r>
+        <w:rPr>
+          <w:rFonts w:ascii="Times New Roman" w:eastAsia="Times New Roman" w:hAnsi="Times New Roman" w:cs="Times New Roman"/>
+          <w:sz w:val="20"/>
+          <w:szCs w:val="20"/>
+          <w:lang w:val="en-IN"/>
+        </w:rPr>
+        <w:t>"Deposited: "+amount);</w:t>
+      </w:r>
+    </w:p>
+    <w:p>
+      <w:pPr>
+        <w:rPr>
+          <w:rFonts w:ascii="Times New Roman" w:eastAsia="Times New Roman" w:hAnsi="Times New Roman" w:cs="Times New Roman"/>
+          <w:sz w:val="20"/>
+          <w:szCs w:val="20"/>
+          <w:lang w:val="en-IN"/>
+        </w:rPr>
+      </w:pPr>
+      <w:r>
+        <w:rPr>
+          <w:rFonts w:ascii="Times New Roman" w:eastAsia="Times New Roman" w:hAnsi="Times New Roman" w:cs="Times New Roman"/>
+          <w:sz w:val="20"/>
+          <w:szCs w:val="20"/>
+          <w:lang w:val="en-IN"/>
+        </w:rPr>
+        <w:t xml:space="preserve">                </w:t>
+      </w:r>
+      <w:proofErr w:type="gramStart"/>
+      <w:r>
+        <w:rPr>
+          <w:rFonts w:ascii="Times New Roman" w:eastAsia="Times New Roman" w:hAnsi="Times New Roman" w:cs="Times New Roman"/>
+          <w:sz w:val="20"/>
+          <w:szCs w:val="20"/>
+          <w:lang w:val="en-IN"/>
+        </w:rPr>
+        <w:t>console.log(</w:t>
+      </w:r>
+      <w:proofErr w:type="gramEnd"/>
+      <w:r>
+        <w:rPr>
+          <w:rFonts w:ascii="Times New Roman" w:eastAsia="Times New Roman" w:hAnsi="Times New Roman" w:cs="Times New Roman"/>
+          <w:sz w:val="20"/>
+          <w:szCs w:val="20"/>
+          <w:lang w:val="en-IN"/>
+        </w:rPr>
+        <w:t>"Current Balance: "+</w:t>
+      </w:r>
+      <w:proofErr w:type="spellStart"/>
+      <w:proofErr w:type="gramStart"/>
+      <w:r>
+        <w:rPr>
+          <w:rFonts w:ascii="Times New Roman" w:eastAsia="Times New Roman" w:hAnsi="Times New Roman" w:cs="Times New Roman"/>
+          <w:sz w:val="20"/>
+          <w:szCs w:val="20"/>
+          <w:lang w:val="en-IN"/>
+        </w:rPr>
+        <w:t>this.#</w:t>
+      </w:r>
+      <w:proofErr w:type="gramEnd"/>
+      <w:r>
+        <w:rPr>
+          <w:rFonts w:ascii="Times New Roman" w:eastAsia="Times New Roman" w:hAnsi="Times New Roman" w:cs="Times New Roman"/>
+          <w:sz w:val="20"/>
+          <w:szCs w:val="20"/>
+          <w:lang w:val="en-IN"/>
+        </w:rPr>
+        <w:t>balance</w:t>
+      </w:r>
+      <w:proofErr w:type="spellEnd"/>
+      <w:r>
+        <w:rPr>
+          <w:rFonts w:ascii="Times New Roman" w:eastAsia="Times New Roman" w:hAnsi="Times New Roman" w:cs="Times New Roman"/>
+          <w:sz w:val="20"/>
+          <w:szCs w:val="20"/>
+          <w:lang w:val="en-IN"/>
+        </w:rPr>
+        <w:t>);</w:t>
+      </w:r>
+    </w:p>
+    <w:p>
+      <w:pPr>
+        <w:rPr>
+          <w:rFonts w:ascii="Times New Roman" w:eastAsia="Times New Roman" w:hAnsi="Times New Roman" w:cs="Times New Roman"/>
+          <w:sz w:val="20"/>
+          <w:szCs w:val="20"/>
+          <w:lang w:val="en-IN"/>
+        </w:rPr>
+      </w:pPr>
+      <w:r>
+        <w:rPr>
+          <w:rFonts w:ascii="Times New Roman" w:eastAsia="Times New Roman" w:hAnsi="Times New Roman" w:cs="Times New Roman"/>
+          <w:sz w:val="20"/>
+          <w:szCs w:val="20"/>
+          <w:lang w:val="en-IN"/>
+        </w:rPr>
+        <w:t>            }</w:t>
+      </w:r>
+    </w:p>
+    <w:p>
+      <w:pPr>
+        <w:rPr>
+          <w:rFonts w:ascii="Times New Roman" w:eastAsia="Times New Roman" w:hAnsi="Times New Roman" w:cs="Times New Roman"/>
+          <w:sz w:val="20"/>
+          <w:szCs w:val="20"/>
+          <w:lang w:val="en-IN"/>
+        </w:rPr>
+      </w:pPr>
+      <w:r>
+        <w:rPr>
+          <w:rFonts w:ascii="Times New Roman" w:eastAsia="Times New Roman" w:hAnsi="Times New Roman" w:cs="Times New Roman"/>
+          <w:sz w:val="20"/>
+          <w:szCs w:val="20"/>
+          <w:lang w:val="en-IN"/>
+        </w:rPr>
+        <w:t>            withdraw = function(amount</w:t>
+      </w:r>
+      <w:proofErr w:type="gramStart"/>
+      <w:r>
+        <w:rPr>
+          <w:rFonts w:ascii="Times New Roman" w:eastAsia="Times New Roman" w:hAnsi="Times New Roman" w:cs="Times New Roman"/>
+          <w:sz w:val="20"/>
+          <w:szCs w:val="20"/>
+          <w:lang w:val="en-IN"/>
+        </w:rPr>
+        <w:t>){</w:t>
+      </w:r>
+      <w:proofErr w:type="gramEnd"/>
+    </w:p>
+    <w:p>
+      <w:pPr>
+        <w:rPr>
+          <w:rFonts w:ascii="Times New Roman" w:eastAsia="Times New Roman" w:hAnsi="Times New Roman" w:cs="Times New Roman"/>
+          <w:sz w:val="20"/>
+          <w:szCs w:val="20"/>
+          <w:lang w:val="en-IN"/>
+        </w:rPr>
+      </w:pPr>
+      <w:r>
+        <w:rPr>
+          <w:rFonts w:ascii="Times New Roman" w:eastAsia="Times New Roman" w:hAnsi="Times New Roman" w:cs="Times New Roman"/>
+          <w:sz w:val="20"/>
+          <w:szCs w:val="20"/>
+          <w:lang w:val="en-IN"/>
+        </w:rPr>
+        <w:t xml:space="preserve">                </w:t>
+      </w:r>
+      <w:proofErr w:type="spellStart"/>
+      <w:proofErr w:type="gramStart"/>
+      <w:r>
+        <w:rPr>
+          <w:rFonts w:ascii="Times New Roman" w:eastAsia="Times New Roman" w:hAnsi="Times New Roman" w:cs="Times New Roman"/>
+          <w:sz w:val="20"/>
+          <w:szCs w:val="20"/>
+          <w:lang w:val="en-IN"/>
+        </w:rPr>
+        <w:t>this.#</w:t>
+      </w:r>
+      <w:proofErr w:type="gramEnd"/>
+      <w:r>
+        <w:rPr>
+          <w:rFonts w:ascii="Times New Roman" w:eastAsia="Times New Roman" w:hAnsi="Times New Roman" w:cs="Times New Roman"/>
+          <w:sz w:val="20"/>
+          <w:szCs w:val="20"/>
+          <w:lang w:val="en-IN"/>
+        </w:rPr>
+        <w:t>balance</w:t>
+      </w:r>
+      <w:proofErr w:type="spellEnd"/>
+      <w:r>
+        <w:rPr>
+          <w:rFonts w:ascii="Times New Roman" w:eastAsia="Times New Roman" w:hAnsi="Times New Roman" w:cs="Times New Roman"/>
+          <w:sz w:val="20"/>
+          <w:szCs w:val="20"/>
+          <w:lang w:val="en-IN"/>
+        </w:rPr>
+        <w:t xml:space="preserve"> -= amount;</w:t>
+      </w:r>
+    </w:p>
+    <w:p>
+      <w:pPr>
+        <w:rPr>
+          <w:rFonts w:ascii="Times New Roman" w:eastAsia="Times New Roman" w:hAnsi="Times New Roman" w:cs="Times New Roman"/>
+          <w:sz w:val="20"/>
+          <w:szCs w:val="20"/>
+          <w:lang w:val="en-IN"/>
+        </w:rPr>
+      </w:pPr>
+      <w:r>
+        <w:rPr>
+          <w:rFonts w:ascii="Times New Roman" w:eastAsia="Times New Roman" w:hAnsi="Times New Roman" w:cs="Times New Roman"/>
+          <w:sz w:val="20"/>
+          <w:szCs w:val="20"/>
+          <w:lang w:val="en-IN"/>
+        </w:rPr>
+        <w:t xml:space="preserve">                </w:t>
+      </w:r>
+      <w:proofErr w:type="gramStart"/>
+      <w:r>
+        <w:rPr>
+          <w:rFonts w:ascii="Times New Roman" w:eastAsia="Times New Roman" w:hAnsi="Times New Roman" w:cs="Times New Roman"/>
+          <w:sz w:val="20"/>
+          <w:szCs w:val="20"/>
+          <w:lang w:val="en-IN"/>
+        </w:rPr>
+        <w:t>console.log(</w:t>
+      </w:r>
+      <w:proofErr w:type="gramEnd"/>
+      <w:r>
+        <w:rPr>
+          <w:rFonts w:ascii="Times New Roman" w:eastAsia="Times New Roman" w:hAnsi="Times New Roman" w:cs="Times New Roman"/>
+          <w:sz w:val="20"/>
+          <w:szCs w:val="20"/>
+          <w:lang w:val="en-IN"/>
+        </w:rPr>
+        <w:t>"Withdrawn: "+amount);</w:t>
+      </w:r>
+    </w:p>
+    <w:p>
+      <w:pPr>
+        <w:rPr>
+          <w:rFonts w:ascii="Times New Roman" w:eastAsia="Times New Roman" w:hAnsi="Times New Roman" w:cs="Times New Roman"/>
+          <w:sz w:val="20"/>
+          <w:szCs w:val="20"/>
+          <w:lang w:val="en-IN"/>
+        </w:rPr>
+      </w:pPr>
+      <w:r>
+        <w:rPr>
+          <w:rFonts w:ascii="Times New Roman" w:eastAsia="Times New Roman" w:hAnsi="Times New Roman" w:cs="Times New Roman"/>
+          <w:sz w:val="20"/>
+          <w:szCs w:val="20"/>
+          <w:lang w:val="en-IN"/>
+        </w:rPr>
+        <w:t xml:space="preserve">                </w:t>
+      </w:r>
+      <w:proofErr w:type="gramStart"/>
+      <w:r>
+        <w:rPr>
+          <w:rFonts w:ascii="Times New Roman" w:eastAsia="Times New Roman" w:hAnsi="Times New Roman" w:cs="Times New Roman"/>
+          <w:sz w:val="20"/>
+          <w:szCs w:val="20"/>
+          <w:lang w:val="en-IN"/>
+        </w:rPr>
+        <w:t>console.log(</w:t>
+      </w:r>
+      <w:proofErr w:type="gramEnd"/>
+      <w:r>
+        <w:rPr>
+          <w:rFonts w:ascii="Times New Roman" w:eastAsia="Times New Roman" w:hAnsi="Times New Roman" w:cs="Times New Roman"/>
+          <w:sz w:val="20"/>
+          <w:szCs w:val="20"/>
+          <w:lang w:val="en-IN"/>
+        </w:rPr>
+        <w:t>"Current Balance: "+</w:t>
+      </w:r>
+      <w:proofErr w:type="spellStart"/>
+      <w:proofErr w:type="gramStart"/>
+      <w:r>
+        <w:rPr>
+          <w:rFonts w:ascii="Times New Roman" w:eastAsia="Times New Roman" w:hAnsi="Times New Roman" w:cs="Times New Roman"/>
+          <w:sz w:val="20"/>
+          <w:szCs w:val="20"/>
+          <w:lang w:val="en-IN"/>
+        </w:rPr>
+        <w:t>this.#</w:t>
+      </w:r>
+      <w:proofErr w:type="gramEnd"/>
+      <w:r>
+        <w:rPr>
+          <w:rFonts w:ascii="Times New Roman" w:eastAsia="Times New Roman" w:hAnsi="Times New Roman" w:cs="Times New Roman"/>
+          <w:sz w:val="20"/>
+          <w:szCs w:val="20"/>
+          <w:lang w:val="en-IN"/>
+        </w:rPr>
+        <w:t>balance</w:t>
+      </w:r>
+      <w:proofErr w:type="spellEnd"/>
+      <w:r>
+        <w:rPr>
+          <w:rFonts w:ascii="Times New Roman" w:eastAsia="Times New Roman" w:hAnsi="Times New Roman" w:cs="Times New Roman"/>
+          <w:sz w:val="20"/>
+          <w:szCs w:val="20"/>
+          <w:lang w:val="en-IN"/>
+        </w:rPr>
+        <w:t>);</w:t>
+      </w:r>
+    </w:p>
+    <w:p>
+      <w:pPr>
+        <w:rPr>
+          <w:rFonts w:ascii="Times New Roman" w:eastAsia="Times New Roman" w:hAnsi="Times New Roman" w:cs="Times New Roman"/>
+          <w:sz w:val="20"/>
+          <w:szCs w:val="20"/>
+          <w:lang w:val="en-IN"/>
+        </w:rPr>
+      </w:pPr>
+      <w:r>
+        <w:rPr>
+          <w:rFonts w:ascii="Times New Roman" w:eastAsia="Times New Roman" w:hAnsi="Times New Roman" w:cs="Times New Roman"/>
+          <w:sz w:val="20"/>
+          <w:szCs w:val="20"/>
+          <w:lang w:val="en-IN"/>
+        </w:rPr>
+        <w:t>            }</w:t>
+      </w:r>
+    </w:p>
+    <w:p>
+      <w:pPr>
+        <w:rPr>
+          <w:rFonts w:ascii="Times New Roman" w:eastAsia="Times New Roman" w:hAnsi="Times New Roman" w:cs="Times New Roman"/>
+          <w:sz w:val="20"/>
+          <w:szCs w:val="20"/>
+          <w:lang w:val="en-IN"/>
+        </w:rPr>
+      </w:pPr>
+      <w:r>
+        <w:rPr>
+          <w:rFonts w:ascii="Times New Roman" w:eastAsia="Times New Roman" w:hAnsi="Times New Roman" w:cs="Times New Roman"/>
+          <w:sz w:val="20"/>
+          <w:szCs w:val="20"/>
+          <w:lang w:val="en-IN"/>
+        </w:rPr>
+        <w:t xml:space="preserve">            </w:t>
+      </w:r>
+      <w:proofErr w:type="spellStart"/>
+      <w:r>
+        <w:rPr>
+          <w:rFonts w:ascii="Times New Roman" w:eastAsia="Times New Roman" w:hAnsi="Times New Roman" w:cs="Times New Roman"/>
+          <w:sz w:val="20"/>
+          <w:szCs w:val="20"/>
+          <w:lang w:val="en-IN"/>
+        </w:rPr>
+        <w:t>showBalance</w:t>
+      </w:r>
+      <w:proofErr w:type="spellEnd"/>
+      <w:r>
+        <w:rPr>
+          <w:rFonts w:ascii="Times New Roman" w:eastAsia="Times New Roman" w:hAnsi="Times New Roman" w:cs="Times New Roman"/>
+          <w:sz w:val="20"/>
+          <w:szCs w:val="20"/>
+          <w:lang w:val="en-IN"/>
+        </w:rPr>
+        <w:t xml:space="preserve"> = </w:t>
+      </w:r>
+      <w:proofErr w:type="gramStart"/>
+      <w:r>
+        <w:rPr>
+          <w:rFonts w:ascii="Times New Roman" w:eastAsia="Times New Roman" w:hAnsi="Times New Roman" w:cs="Times New Roman"/>
+          <w:sz w:val="20"/>
+          <w:szCs w:val="20"/>
+          <w:lang w:val="en-IN"/>
+        </w:rPr>
+        <w:t>function(){console.log(</w:t>
+      </w:r>
+      <w:proofErr w:type="gramEnd"/>
+      <w:r>
+        <w:rPr>
+          <w:rFonts w:ascii="Times New Roman" w:eastAsia="Times New Roman" w:hAnsi="Times New Roman" w:cs="Times New Roman"/>
+          <w:sz w:val="20"/>
+          <w:szCs w:val="20"/>
+          <w:lang w:val="en-IN"/>
+        </w:rPr>
+        <w:t>"Current Balance: "+</w:t>
+      </w:r>
+      <w:proofErr w:type="spellStart"/>
+      <w:proofErr w:type="gramStart"/>
+      <w:r>
+        <w:rPr>
+          <w:rFonts w:ascii="Times New Roman" w:eastAsia="Times New Roman" w:hAnsi="Times New Roman" w:cs="Times New Roman"/>
+          <w:sz w:val="20"/>
+          <w:szCs w:val="20"/>
+          <w:lang w:val="en-IN"/>
+        </w:rPr>
+        <w:t>this.#</w:t>
+      </w:r>
+      <w:proofErr w:type="gramEnd"/>
+      <w:r>
+        <w:rPr>
+          <w:rFonts w:ascii="Times New Roman" w:eastAsia="Times New Roman" w:hAnsi="Times New Roman" w:cs="Times New Roman"/>
+          <w:sz w:val="20"/>
+          <w:szCs w:val="20"/>
+          <w:lang w:val="en-IN"/>
+        </w:rPr>
+        <w:t>balance</w:t>
+      </w:r>
+      <w:proofErr w:type="spellEnd"/>
+      <w:r>
+        <w:rPr>
+          <w:rFonts w:ascii="Times New Roman" w:eastAsia="Times New Roman" w:hAnsi="Times New Roman" w:cs="Times New Roman"/>
+          <w:sz w:val="20"/>
+          <w:szCs w:val="20"/>
+          <w:lang w:val="en-IN"/>
+        </w:rPr>
+        <w:t>)</w:t>
+      </w:r>
+      <w:r>
+        <w:rPr>
+          <w:rFonts w:ascii="Times New Roman" w:eastAsia="Times New Roman" w:hAnsi="Times New Roman" w:cs="Times New Roman"/>
+          <w:sz w:val="20"/>
+          <w:szCs w:val="20"/>
+          <w:lang w:val="en-IN"/>
+        </w:rPr>
+        <w:t>;</w:t>
+      </w:r>
+      <w:r>
+        <w:rPr>
+          <w:rFonts w:ascii="Times New Roman" w:eastAsia="Times New Roman" w:hAnsi="Times New Roman" w:cs="Times New Roman"/>
+          <w:sz w:val="20"/>
+          <w:szCs w:val="20"/>
+          <w:lang w:val="en-IN"/>
+        </w:rPr>
+        <w:t>}</w:t>
+      </w:r>
+    </w:p>
+    <w:p>
+      <w:pPr>
+        <w:rPr>
+          <w:rFonts w:ascii="Times New Roman" w:eastAsia="Times New Roman" w:hAnsi="Times New Roman" w:cs="Times New Roman"/>
+          <w:sz w:val="20"/>
+          <w:szCs w:val="20"/>
+          <w:lang w:val="en-IN"/>
+        </w:rPr>
+      </w:pPr>
+      <w:r>
+        <w:rPr>
+          <w:rFonts w:ascii="Times New Roman" w:eastAsia="Times New Roman" w:hAnsi="Times New Roman" w:cs="Times New Roman"/>
+          <w:sz w:val="20"/>
+          <w:szCs w:val="20"/>
+          <w:lang w:val="en-IN"/>
+        </w:rPr>
+        <w:t>        }</w:t>
+      </w:r>
+    </w:p>
+    <w:p>
+      <w:pPr>
+        <w:rPr>
+          <w:rFonts w:ascii="Times New Roman" w:eastAsia="Times New Roman" w:hAnsi="Times New Roman" w:cs="Times New Roman"/>
+          <w:sz w:val="20"/>
+          <w:szCs w:val="20"/>
+          <w:lang w:val="en-IN"/>
+        </w:rPr>
+      </w:pPr>
+      <w:r>
+        <w:rPr>
+          <w:rFonts w:ascii="Times New Roman" w:eastAsia="Times New Roman" w:hAnsi="Times New Roman" w:cs="Times New Roman"/>
+          <w:sz w:val="20"/>
+          <w:szCs w:val="20"/>
+          <w:lang w:val="en-IN"/>
+        </w:rPr>
+        <w:t xml:space="preserve">        </w:t>
+      </w:r>
+      <w:proofErr w:type="spellStart"/>
+      <w:r>
+        <w:rPr>
+          <w:rFonts w:ascii="Times New Roman" w:eastAsia="Times New Roman" w:hAnsi="Times New Roman" w:cs="Times New Roman"/>
+          <w:sz w:val="20"/>
+          <w:szCs w:val="20"/>
+          <w:lang w:val="en-IN"/>
+        </w:rPr>
+        <w:t>const</w:t>
+      </w:r>
+      <w:proofErr w:type="spellEnd"/>
+      <w:r>
+        <w:rPr>
+          <w:rFonts w:ascii="Times New Roman" w:eastAsia="Times New Roman" w:hAnsi="Times New Roman" w:cs="Times New Roman"/>
+          <w:sz w:val="20"/>
+          <w:szCs w:val="20"/>
+          <w:lang w:val="en-IN"/>
+        </w:rPr>
+        <w:t xml:space="preserve"> A1 = new </w:t>
+      </w:r>
+      <w:proofErr w:type="gramStart"/>
+      <w:r>
+        <w:rPr>
+          <w:rFonts w:ascii="Times New Roman" w:eastAsia="Times New Roman" w:hAnsi="Times New Roman" w:cs="Times New Roman"/>
+          <w:sz w:val="20"/>
+          <w:szCs w:val="20"/>
+          <w:lang w:val="en-IN"/>
+        </w:rPr>
+        <w:t>Account(</w:t>
+      </w:r>
+      <w:proofErr w:type="gramEnd"/>
+      <w:r>
+        <w:rPr>
+          <w:rFonts w:ascii="Times New Roman" w:eastAsia="Times New Roman" w:hAnsi="Times New Roman" w:cs="Times New Roman"/>
+          <w:sz w:val="20"/>
+          <w:szCs w:val="20"/>
+          <w:lang w:val="en-IN"/>
+        </w:rPr>
+        <w:t>0);</w:t>
+      </w:r>
+    </w:p>
+    <w:p>
+      <w:pPr>
+        <w:rPr>
+          <w:rFonts w:ascii="Times New Roman" w:eastAsia="Times New Roman" w:hAnsi="Times New Roman" w:cs="Times New Roman"/>
+          <w:sz w:val="20"/>
+          <w:szCs w:val="20"/>
+          <w:lang w:val="en-IN"/>
+        </w:rPr>
+      </w:pPr>
+      <w:r>
+        <w:rPr>
+          <w:rFonts w:ascii="Times New Roman" w:eastAsia="Times New Roman" w:hAnsi="Times New Roman" w:cs="Times New Roman"/>
+          <w:sz w:val="20"/>
+          <w:szCs w:val="20"/>
+          <w:lang w:val="en-IN"/>
+        </w:rPr>
+        <w:t>        A</w:t>
+      </w:r>
+      <w:proofErr w:type="gramStart"/>
+      <w:r>
+        <w:rPr>
+          <w:rFonts w:ascii="Times New Roman" w:eastAsia="Times New Roman" w:hAnsi="Times New Roman" w:cs="Times New Roman"/>
+          <w:sz w:val="20"/>
+          <w:szCs w:val="20"/>
+          <w:lang w:val="en-IN"/>
+        </w:rPr>
+        <w:t>1.showBalance</w:t>
+      </w:r>
+      <w:proofErr w:type="gramEnd"/>
+      <w:r>
+        <w:rPr>
+          <w:rFonts w:ascii="Times New Roman" w:eastAsia="Times New Roman" w:hAnsi="Times New Roman" w:cs="Times New Roman"/>
+          <w:sz w:val="20"/>
+          <w:szCs w:val="20"/>
+          <w:lang w:val="en-IN"/>
+        </w:rPr>
+        <w:t>();</w:t>
+      </w:r>
+    </w:p>
+    <w:p>
+      <w:pPr>
+        <w:rPr>
+          <w:rFonts w:ascii="Times New Roman" w:eastAsia="Times New Roman" w:hAnsi="Times New Roman" w:cs="Times New Roman"/>
+          <w:sz w:val="20"/>
+          <w:szCs w:val="20"/>
+          <w:lang w:val="en-IN"/>
+        </w:rPr>
+      </w:pPr>
+      <w:r>
+        <w:rPr>
+          <w:rFonts w:ascii="Times New Roman" w:eastAsia="Times New Roman" w:hAnsi="Times New Roman" w:cs="Times New Roman"/>
+          <w:sz w:val="20"/>
+          <w:szCs w:val="20"/>
+          <w:lang w:val="en-IN"/>
+        </w:rPr>
+        <w:t>        A</w:t>
+      </w:r>
+      <w:proofErr w:type="gramStart"/>
+      <w:r>
+        <w:rPr>
+          <w:rFonts w:ascii="Times New Roman" w:eastAsia="Times New Roman" w:hAnsi="Times New Roman" w:cs="Times New Roman"/>
+          <w:sz w:val="20"/>
+          <w:szCs w:val="20"/>
+          <w:lang w:val="en-IN"/>
+        </w:rPr>
+        <w:t>1.deposite</w:t>
+      </w:r>
+      <w:proofErr w:type="gramEnd"/>
+      <w:r>
+        <w:rPr>
+          <w:rFonts w:ascii="Times New Roman" w:eastAsia="Times New Roman" w:hAnsi="Times New Roman" w:cs="Times New Roman"/>
+          <w:sz w:val="20"/>
+          <w:szCs w:val="20"/>
+          <w:lang w:val="en-IN"/>
+        </w:rPr>
+        <w:t>(2500);</w:t>
+      </w:r>
+    </w:p>
+    <w:p>
+      <w:pPr>
+        <w:rPr>
+          <w:rFonts w:ascii="Times New Roman" w:eastAsia="Times New Roman" w:hAnsi="Times New Roman" w:cs="Times New Roman"/>
+          <w:sz w:val="20"/>
+          <w:szCs w:val="20"/>
+          <w:lang w:val="en-IN"/>
+        </w:rPr>
+      </w:pPr>
+      <w:r>
+        <w:rPr>
+          <w:rFonts w:ascii="Times New Roman" w:eastAsia="Times New Roman" w:hAnsi="Times New Roman" w:cs="Times New Roman"/>
+          <w:sz w:val="20"/>
+          <w:szCs w:val="20"/>
+          <w:lang w:val="en-IN"/>
+        </w:rPr>
+        <w:t>        A</w:t>
+      </w:r>
+      <w:proofErr w:type="gramStart"/>
+      <w:r>
+        <w:rPr>
+          <w:rFonts w:ascii="Times New Roman" w:eastAsia="Times New Roman" w:hAnsi="Times New Roman" w:cs="Times New Roman"/>
+          <w:sz w:val="20"/>
+          <w:szCs w:val="20"/>
+          <w:lang w:val="en-IN"/>
+        </w:rPr>
+        <w:t>1.deposite</w:t>
+      </w:r>
+      <w:proofErr w:type="gramEnd"/>
+      <w:r>
+        <w:rPr>
+          <w:rFonts w:ascii="Times New Roman" w:eastAsia="Times New Roman" w:hAnsi="Times New Roman" w:cs="Times New Roman"/>
+          <w:sz w:val="20"/>
+          <w:szCs w:val="20"/>
+          <w:lang w:val="en-IN"/>
+        </w:rPr>
+        <w:t>(1000);</w:t>
+      </w:r>
+    </w:p>
+    <w:p>
+      <w:pPr>
+        <w:rPr>
+          <w:rFonts w:ascii="Times New Roman" w:eastAsia="Times New Roman" w:hAnsi="Times New Roman" w:cs="Times New Roman"/>
+          <w:sz w:val="20"/>
+          <w:szCs w:val="20"/>
+          <w:lang w:val="en-IN"/>
+        </w:rPr>
+      </w:pPr>
+      <w:r>
+        <w:rPr>
+          <w:rFonts w:ascii="Times New Roman" w:eastAsia="Times New Roman" w:hAnsi="Times New Roman" w:cs="Times New Roman"/>
+          <w:sz w:val="20"/>
+          <w:szCs w:val="20"/>
+          <w:lang w:val="en-IN"/>
+        </w:rPr>
+        <w:t>        A</w:t>
+      </w:r>
+      <w:proofErr w:type="gramStart"/>
+      <w:r>
+        <w:rPr>
+          <w:rFonts w:ascii="Times New Roman" w:eastAsia="Times New Roman" w:hAnsi="Times New Roman" w:cs="Times New Roman"/>
+          <w:sz w:val="20"/>
+          <w:szCs w:val="20"/>
+          <w:lang w:val="en-IN"/>
+        </w:rPr>
+        <w:t>1.withdraw</w:t>
+      </w:r>
+      <w:proofErr w:type="gramEnd"/>
+      <w:r>
+        <w:rPr>
+          <w:rFonts w:ascii="Times New Roman" w:eastAsia="Times New Roman" w:hAnsi="Times New Roman" w:cs="Times New Roman"/>
+          <w:sz w:val="20"/>
+          <w:szCs w:val="20"/>
+          <w:lang w:val="en-IN"/>
+        </w:rPr>
+        <w:t>(2000);</w:t>
+      </w:r>
+    </w:p>
+    <w:p>
+      <w:pPr>
+        <w:rPr>
+          <w:rFonts w:ascii="Times New Roman" w:eastAsia="Times New Roman" w:hAnsi="Times New Roman" w:cs="Times New Roman"/>
+          <w:sz w:val="20"/>
+          <w:szCs w:val="20"/>
+          <w:lang w:val="en-IN"/>
+        </w:rPr>
+      </w:pPr>
+      <w:r>
+        <w:rPr>
+          <w:rFonts w:ascii="Times New Roman" w:eastAsia="Times New Roman" w:hAnsi="Times New Roman" w:cs="Times New Roman"/>
+          <w:sz w:val="20"/>
+          <w:szCs w:val="20"/>
+          <w:lang w:val="en-IN"/>
+        </w:rPr>
+        <w:t>    &lt;/script&gt;</w:t>
+      </w:r>
+    </w:p>
+    <w:p>
+      <w:pPr>
+        <w:rPr>
+          <w:rFonts w:ascii="Times New Roman" w:eastAsia="Times New Roman" w:hAnsi="Times New Roman" w:cs="Times New Roman"/>
+          <w:sz w:val="20"/>
+          <w:szCs w:val="20"/>
+          <w:lang w:val="en-IN"/>
+        </w:rPr>
+      </w:pPr>
+      <w:r>
+        <w:rPr>
+          <w:rFonts w:ascii="Times New Roman" w:eastAsia="Times New Roman" w:hAnsi="Times New Roman" w:cs="Times New Roman"/>
+          <w:sz w:val="20"/>
+          <w:szCs w:val="20"/>
+          <w:lang w:val="en-IN"/>
+        </w:rPr>
+        <w:t>&lt;/head&gt;</w:t>
+      </w:r>
+    </w:p>
+    <w:p>
+      <w:pPr>
+        <w:rPr>
+          <w:rFonts w:ascii="Times New Roman" w:eastAsia="Times New Roman" w:hAnsi="Times New Roman" w:cs="Times New Roman"/>
+          <w:sz w:val="20"/>
+          <w:szCs w:val="20"/>
+          <w:lang w:val="en-IN"/>
+        </w:rPr>
+      </w:pPr>
+      <w:r>
+        <w:rPr>
+          <w:rFonts w:ascii="Times New Roman" w:eastAsia="Times New Roman" w:hAnsi="Times New Roman" w:cs="Times New Roman"/>
+          <w:sz w:val="20"/>
+          <w:szCs w:val="20"/>
+          <w:lang w:val="en-IN"/>
+        </w:rPr>
+        <w:t>&lt;body&gt;</w:t>
+      </w:r>
+    </w:p>
+    <w:p>
+      <w:pPr>
+        <w:rPr>
+          <w:rFonts w:ascii="Times New Roman" w:eastAsia="Times New Roman" w:hAnsi="Times New Roman" w:cs="Times New Roman"/>
+          <w:sz w:val="20"/>
+          <w:szCs w:val="20"/>
+          <w:lang w:val="en-IN"/>
+        </w:rPr>
+      </w:pPr>
+      <w:r>
+        <w:rPr>
+          <w:rFonts w:ascii="Times New Roman" w:eastAsia="Times New Roman" w:hAnsi="Times New Roman" w:cs="Times New Roman"/>
+          <w:sz w:val="20"/>
+          <w:szCs w:val="20"/>
+          <w:lang w:val="en-IN"/>
+        </w:rPr>
+        <w:t>&lt;/body&gt;</w:t>
+      </w:r>
+    </w:p>
+    <w:p>
+      <w:pPr>
+        <w:rPr>
+          <w:rFonts w:ascii="Times New Roman" w:eastAsia="Times New Roman" w:hAnsi="Times New Roman" w:cs="Times New Roman"/>
+          <w:sz w:val="20"/>
+          <w:szCs w:val="20"/>
+          <w:lang w:val="en-IN"/>
+        </w:rPr>
+      </w:pPr>
+      <w:r>
+        <w:rPr>
+          <w:rFonts w:ascii="Times New Roman" w:eastAsia="Times New Roman" w:hAnsi="Times New Roman" w:cs="Times New Roman"/>
+          <w:sz w:val="20"/>
+          <w:szCs w:val="20"/>
+          <w:lang w:val="en-IN"/>
+        </w:rPr>
+        <w:t>&lt;/html&gt;</w:t>
+      </w:r>
+    </w:p>
+    <w:p>
+      <w:pPr>
+        <w:rPr>
+          <w:rFonts w:ascii="Times New Roman" w:eastAsia="Times New Roman" w:hAnsi="Times New Roman" w:cs="Times New Roman"/>
+          <w:lang w:val="en-US"/>
+        </w:rPr>
+      </w:pPr>
+    </w:p>
+    <w:p>
+      <w:pPr>
+        <w:rPr>
+          <w:rFonts w:ascii="Times New Roman" w:eastAsia="Times New Roman" w:hAnsi="Times New Roman" w:cs="Times New Roman"/>
+          <w:b/>
+          <w:bCs/>
+          <w:sz w:val="26"/>
+          <w:szCs w:val="26"/>
+          <w:lang w:val="en-US"/>
+        </w:rPr>
+      </w:pPr>
+    </w:p>
+    <w:p>
+      <w:pPr>
+        <w:rPr>
+          <w:rFonts w:ascii="Times New Roman" w:eastAsia="Times New Roman" w:hAnsi="Times New Roman" w:cs="Times New Roman"/>
+          <w:b/>
+          <w:bCs/>
+          <w:sz w:val="26"/>
+          <w:szCs w:val="26"/>
+          <w:lang w:val="en-US"/>
+        </w:rPr>
+      </w:pPr>
+      <w:r>
+        <w:rPr>
+          <w:rFonts w:ascii="Times New Roman" w:eastAsia="Times New Roman" w:hAnsi="Times New Roman" w:cs="Times New Roman"/>
+          <w:b/>
+          <w:bCs/>
+          <w:sz w:val="26"/>
+          <w:szCs w:val="26"/>
+          <w:lang w:val="en-US"/>
+        </w:rPr>
+        <w:lastRenderedPageBreak/>
+        <w:t>Output:</w:t>
+      </w:r>
+    </w:p>
+    <w:p>
+      <w:pPr>
+        <w:rPr>
+          <w:rFonts w:ascii="Times New Roman" w:eastAsia="Times New Roman" w:hAnsi="Times New Roman" w:cs="Times New Roman"/>
+          <w:lang w:val="en-IN"/>
+        </w:rPr>
+      </w:pPr>
+      <w:r>
+        <w:rPr>
+          <w:rFonts w:ascii="Times New Roman" w:eastAsia="Times New Roman" w:hAnsi="Times New Roman" w:cs="Times New Roman"/>
+          <w:lang w:val="en-IN"/>
+        </w:rPr>
+        <w:drawing>
+          <wp:inline distT="0" distB="0" distL="0" distR="0" wp14:anchorId="10090098" wp14:editId="449F9886">
+            <wp:extent cx="5258534" cy="1524213"/>
+            <wp:effectExtent l="0" t="0" r="0" b="0"/>
+            <wp:docPr id="975273265" name="Picture 1"/>
+            <wp:cNvGraphicFramePr>
+              <a:graphicFrameLocks xmlns:a="http://schemas.openxmlformats.org/drawingml/2006/main" noChangeAspect="1"/>
+            </wp:cNvGraphicFramePr>
+            <a:graphic xmlns:a="http://schemas.openxmlformats.org/drawingml/2006/main">
+              <a:graphicData uri="http://schemas.openxmlformats.org/drawingml/2006/picture">
+                <pic:pic xmlns:pic="http://schemas.openxmlformats.org/drawingml/2006/picture">
+                  <pic:nvPicPr>
+                    <pic:cNvPr id="975273265" name=""/>
+                    <pic:cNvPicPr/>
+                  </pic:nvPicPr>
+                  <pic:blipFill>
+                    <a:blip r:embed="rId77">
+                      <a:extLst>
+                        <a:ext uri="{28A0092B-C50C-407E-A947-70E740481C1C}">
+                          <a14:useLocalDpi xmlns:a14="http://schemas.microsoft.com/office/drawing/2010/main" val="0"/>
+                        </a:ext>
+                      </a:extLst>
+                    </a:blip>
+                    <a:stretch>
+                      <a:fillRect/>
+                    </a:stretch>
+                  </pic:blipFill>
+                  <pic:spPr>
+                    <a:xfrm>
+                      <a:off x="0" y="0"/>
+                      <a:ext cx="5258534" cy="1524213"/>
+                    </a:xfrm>
+                    <a:prstGeom prst="rect">
+                      <a:avLst/>
+                    </a:prstGeom>
+                  </pic:spPr>
+                </pic:pic>
+              </a:graphicData>
+            </a:graphic>
+          </wp:inline>
+        </w:drawing>
+      </w:r>
+    </w:p>
+    <w:p>
+      <w:pPr>
+        <w:rPr>
+          <w:rFonts w:ascii="Times New Roman" w:eastAsia="Times New Roman" w:hAnsi="Times New Roman" w:cs="Times New Roman"/>
+          <w:lang w:val="en-IN"/>
+        </w:rPr>
+      </w:pPr>
+    </w:p>
+    <w:p>
+      <w:pPr>
+        <w:rPr>
+          <w:rFonts w:ascii="Times New Roman" w:eastAsia="Times New Roman" w:hAnsi="Times New Roman" w:cs="Times New Roman"/>
+          <w:b/>
+          <w:bCs/>
+          <w:sz w:val="26"/>
+          <w:szCs w:val="26"/>
+          <w:lang w:val="en-IN"/>
+        </w:rPr>
+      </w:pPr>
+      <w:r>
+        <w:rPr>
+          <w:rFonts w:ascii="Times New Roman" w:eastAsia="Times New Roman" w:hAnsi="Times New Roman" w:cs="Times New Roman"/>
+          <w:b/>
+          <w:bCs/>
+          <w:sz w:val="26"/>
+          <w:szCs w:val="26"/>
+          <w:lang w:val="en-IN"/>
+        </w:rPr>
+        <w:t>Getters And Setters</w:t>
+      </w:r>
+    </w:p>
+    <w:p>
+      <w:pPr>
+        <w:rPr>
+          <w:rFonts w:ascii="Times New Roman" w:eastAsia="Times New Roman" w:hAnsi="Times New Roman" w:cs="Times New Roman"/>
+          <w:lang w:val="en-IN"/>
+        </w:rPr>
+      </w:pPr>
+      <w:r>
+        <w:rPr>
+          <w:rFonts w:ascii="Times New Roman" w:eastAsia="Times New Roman" w:hAnsi="Times New Roman" w:cs="Times New Roman"/>
+          <w:lang w:val="en-IN"/>
+        </w:rPr>
+        <w:t>&lt;!DOCTYPE html&gt;</w:t>
+      </w:r>
+    </w:p>
+    <w:p>
+      <w:pPr>
+        <w:rPr>
+          <w:rFonts w:ascii="Times New Roman" w:eastAsia="Times New Roman" w:hAnsi="Times New Roman" w:cs="Times New Roman"/>
+          <w:lang w:val="en-IN"/>
+        </w:rPr>
+      </w:pPr>
+      <w:r>
+        <w:rPr>
+          <w:rFonts w:ascii="Times New Roman" w:eastAsia="Times New Roman" w:hAnsi="Times New Roman" w:cs="Times New Roman"/>
+          <w:lang w:val="en-IN"/>
+        </w:rPr>
+        <w:t>&lt;html lang="</w:t>
+      </w:r>
+      <w:proofErr w:type="spellStart"/>
+      <w:r>
+        <w:rPr>
+          <w:rFonts w:ascii="Times New Roman" w:eastAsia="Times New Roman" w:hAnsi="Times New Roman" w:cs="Times New Roman"/>
+          <w:lang w:val="en-IN"/>
+        </w:rPr>
+        <w:t>en</w:t>
+      </w:r>
+      <w:proofErr w:type="spellEnd"/>
+      <w:r>
+        <w:rPr>
+          <w:rFonts w:ascii="Times New Roman" w:eastAsia="Times New Roman" w:hAnsi="Times New Roman" w:cs="Times New Roman"/>
+          <w:lang w:val="en-IN"/>
+        </w:rPr>
+        <w:t>"&gt;</w:t>
+      </w:r>
+    </w:p>
+    <w:p>
+      <w:pPr>
+        <w:rPr>
+          <w:rFonts w:ascii="Times New Roman" w:eastAsia="Times New Roman" w:hAnsi="Times New Roman" w:cs="Times New Roman"/>
+          <w:lang w:val="en-IN"/>
+        </w:rPr>
+      </w:pPr>
+      <w:r>
+        <w:rPr>
+          <w:rFonts w:ascii="Times New Roman" w:eastAsia="Times New Roman" w:hAnsi="Times New Roman" w:cs="Times New Roman"/>
+          <w:lang w:val="en-IN"/>
+        </w:rPr>
+        <w:t>&lt;head&gt;</w:t>
+      </w:r>
+    </w:p>
+    <w:p>
+      <w:pPr>
+        <w:rPr>
+          <w:rFonts w:ascii="Times New Roman" w:eastAsia="Times New Roman" w:hAnsi="Times New Roman" w:cs="Times New Roman"/>
+          <w:lang w:val="en-IN"/>
+        </w:rPr>
+      </w:pPr>
+      <w:r>
+        <w:rPr>
+          <w:rFonts w:ascii="Times New Roman" w:eastAsia="Times New Roman" w:hAnsi="Times New Roman" w:cs="Times New Roman"/>
+          <w:lang w:val="en-IN"/>
+        </w:rPr>
+        <w:t>    &lt;script&gt;</w:t>
+      </w:r>
+    </w:p>
+    <w:p>
+      <w:pPr>
+        <w:rPr>
+          <w:rFonts w:ascii="Times New Roman" w:eastAsia="Times New Roman" w:hAnsi="Times New Roman" w:cs="Times New Roman"/>
+          <w:lang w:val="en-IN"/>
+        </w:rPr>
+      </w:pPr>
+      <w:r>
+        <w:rPr>
+          <w:rFonts w:ascii="Times New Roman" w:eastAsia="Times New Roman" w:hAnsi="Times New Roman" w:cs="Times New Roman"/>
+          <w:lang w:val="en-IN"/>
+        </w:rPr>
+        <w:t xml:space="preserve">        class </w:t>
+      </w:r>
+      <w:proofErr w:type="gramStart"/>
+      <w:r>
+        <w:rPr>
+          <w:rFonts w:ascii="Times New Roman" w:eastAsia="Times New Roman" w:hAnsi="Times New Roman" w:cs="Times New Roman"/>
+          <w:lang w:val="en-IN"/>
+        </w:rPr>
+        <w:t>Student{</w:t>
+      </w:r>
+      <w:proofErr w:type="gramEnd"/>
+    </w:p>
+    <w:p>
+      <w:pPr>
+        <w:rPr>
+          <w:rFonts w:ascii="Times New Roman" w:eastAsia="Times New Roman" w:hAnsi="Times New Roman" w:cs="Times New Roman"/>
+          <w:lang w:val="en-IN"/>
+        </w:rPr>
+      </w:pPr>
+      <w:r>
+        <w:rPr>
+          <w:rFonts w:ascii="Times New Roman" w:eastAsia="Times New Roman" w:hAnsi="Times New Roman" w:cs="Times New Roman"/>
+          <w:lang w:val="en-IN"/>
+        </w:rPr>
+        <w:t>            #rollNo;</w:t>
+      </w:r>
+    </w:p>
+    <w:p>
+      <w:pPr>
+        <w:rPr>
+          <w:rFonts w:ascii="Times New Roman" w:eastAsia="Times New Roman" w:hAnsi="Times New Roman" w:cs="Times New Roman"/>
+          <w:lang w:val="en-IN"/>
+        </w:rPr>
+      </w:pPr>
+      <w:r>
+        <w:rPr>
+          <w:rFonts w:ascii="Times New Roman" w:eastAsia="Times New Roman" w:hAnsi="Times New Roman" w:cs="Times New Roman"/>
+          <w:lang w:val="en-IN"/>
+        </w:rPr>
+        <w:t>            #name;</w:t>
+      </w:r>
+    </w:p>
+    <w:p>
+      <w:pPr>
+        <w:rPr>
+          <w:rFonts w:ascii="Times New Roman" w:eastAsia="Times New Roman" w:hAnsi="Times New Roman" w:cs="Times New Roman"/>
+          <w:lang w:val="en-IN"/>
+        </w:rPr>
+      </w:pPr>
+      <w:r>
+        <w:rPr>
+          <w:rFonts w:ascii="Times New Roman" w:eastAsia="Times New Roman" w:hAnsi="Times New Roman" w:cs="Times New Roman"/>
+          <w:lang w:val="en-IN"/>
+        </w:rPr>
+        <w:t>            #email;</w:t>
+      </w:r>
+    </w:p>
+    <w:p>
+      <w:pPr>
+        <w:rPr>
+          <w:rFonts w:ascii="Times New Roman" w:eastAsia="Times New Roman" w:hAnsi="Times New Roman" w:cs="Times New Roman"/>
+          <w:lang w:val="en-IN"/>
+        </w:rPr>
+      </w:pPr>
+      <w:r>
+        <w:rPr>
+          <w:rFonts w:ascii="Times New Roman" w:eastAsia="Times New Roman" w:hAnsi="Times New Roman" w:cs="Times New Roman"/>
+          <w:lang w:val="en-IN"/>
+        </w:rPr>
+        <w:t xml:space="preserve">            set </w:t>
+      </w:r>
+      <w:proofErr w:type="spellStart"/>
+      <w:r>
+        <w:rPr>
+          <w:rFonts w:ascii="Times New Roman" w:eastAsia="Times New Roman" w:hAnsi="Times New Roman" w:cs="Times New Roman"/>
+          <w:lang w:val="en-IN"/>
+        </w:rPr>
+        <w:t>rollNo</w:t>
+      </w:r>
+      <w:proofErr w:type="spellEnd"/>
+      <w:r>
+        <w:rPr>
+          <w:rFonts w:ascii="Times New Roman" w:eastAsia="Times New Roman" w:hAnsi="Times New Roman" w:cs="Times New Roman"/>
+          <w:lang w:val="en-IN"/>
+        </w:rPr>
+        <w:t>(roll</w:t>
+      </w:r>
+      <w:proofErr w:type="gramStart"/>
+      <w:r>
+        <w:rPr>
+          <w:rFonts w:ascii="Times New Roman" w:eastAsia="Times New Roman" w:hAnsi="Times New Roman" w:cs="Times New Roman"/>
+          <w:lang w:val="en-IN"/>
+        </w:rPr>
+        <w:t>){</w:t>
+      </w:r>
+      <w:proofErr w:type="gramEnd"/>
+    </w:p>
+    <w:p>
+      <w:pPr>
+        <w:rPr>
+          <w:rFonts w:ascii="Times New Roman" w:eastAsia="Times New Roman" w:hAnsi="Times New Roman" w:cs="Times New Roman"/>
+          <w:lang w:val="en-IN"/>
+        </w:rPr>
+      </w:pPr>
+      <w:r>
+        <w:rPr>
+          <w:rFonts w:ascii="Times New Roman" w:eastAsia="Times New Roman" w:hAnsi="Times New Roman" w:cs="Times New Roman"/>
+          <w:lang w:val="en-IN"/>
+        </w:rPr>
+        <w:t xml:space="preserve">                </w:t>
+      </w:r>
+      <w:proofErr w:type="gramStart"/>
+      <w:r>
+        <w:rPr>
+          <w:rFonts w:ascii="Times New Roman" w:eastAsia="Times New Roman" w:hAnsi="Times New Roman" w:cs="Times New Roman"/>
+          <w:lang w:val="en-IN"/>
+        </w:rPr>
+        <w:t>this.#</w:t>
+      </w:r>
+      <w:proofErr w:type="spellStart"/>
+      <w:proofErr w:type="gramEnd"/>
+      <w:r>
+        <w:rPr>
+          <w:rFonts w:ascii="Times New Roman" w:eastAsia="Times New Roman" w:hAnsi="Times New Roman" w:cs="Times New Roman"/>
+          <w:lang w:val="en-IN"/>
+        </w:rPr>
+        <w:t>rollNo</w:t>
+      </w:r>
+      <w:proofErr w:type="spellEnd"/>
+      <w:r>
+        <w:rPr>
+          <w:rFonts w:ascii="Times New Roman" w:eastAsia="Times New Roman" w:hAnsi="Times New Roman" w:cs="Times New Roman"/>
+          <w:lang w:val="en-IN"/>
+        </w:rPr>
+        <w:t xml:space="preserve"> = roll;</w:t>
+      </w:r>
+    </w:p>
+    <w:p>
+      <w:pPr>
+        <w:rPr>
+          <w:rFonts w:ascii="Times New Roman" w:eastAsia="Times New Roman" w:hAnsi="Times New Roman" w:cs="Times New Roman"/>
+          <w:lang w:val="en-IN"/>
+        </w:rPr>
+      </w:pPr>
+      <w:r>
+        <w:rPr>
+          <w:rFonts w:ascii="Times New Roman" w:eastAsia="Times New Roman" w:hAnsi="Times New Roman" w:cs="Times New Roman"/>
+          <w:lang w:val="en-IN"/>
+        </w:rPr>
+        <w:t>            }</w:t>
+      </w:r>
+    </w:p>
+    <w:p>
+      <w:pPr>
+        <w:rPr>
+          <w:rFonts w:ascii="Times New Roman" w:eastAsia="Times New Roman" w:hAnsi="Times New Roman" w:cs="Times New Roman"/>
+          <w:lang w:val="en-IN"/>
+        </w:rPr>
+      </w:pPr>
+      <w:r>
+        <w:rPr>
+          <w:rFonts w:ascii="Times New Roman" w:eastAsia="Times New Roman" w:hAnsi="Times New Roman" w:cs="Times New Roman"/>
+          <w:lang w:val="en-IN"/>
+        </w:rPr>
+        <w:t>            set name(</w:t>
+      </w:r>
+      <w:proofErr w:type="spellStart"/>
+      <w:r>
+        <w:rPr>
+          <w:rFonts w:ascii="Times New Roman" w:eastAsia="Times New Roman" w:hAnsi="Times New Roman" w:cs="Times New Roman"/>
+          <w:lang w:val="en-IN"/>
+        </w:rPr>
+        <w:t>fullName</w:t>
+      </w:r>
+      <w:proofErr w:type="spellEnd"/>
+      <w:proofErr w:type="gramStart"/>
+      <w:r>
+        <w:rPr>
+          <w:rFonts w:ascii="Times New Roman" w:eastAsia="Times New Roman" w:hAnsi="Times New Roman" w:cs="Times New Roman"/>
+          <w:lang w:val="en-IN"/>
+        </w:rPr>
+        <w:t>){</w:t>
+      </w:r>
+      <w:proofErr w:type="gramEnd"/>
+    </w:p>
+    <w:p>
+      <w:pPr>
+        <w:rPr>
+          <w:rFonts w:ascii="Times New Roman" w:eastAsia="Times New Roman" w:hAnsi="Times New Roman" w:cs="Times New Roman"/>
+          <w:lang w:val="en-IN"/>
+        </w:rPr>
+      </w:pPr>
+      <w:r>
+        <w:rPr>
+          <w:rFonts w:ascii="Times New Roman" w:eastAsia="Times New Roman" w:hAnsi="Times New Roman" w:cs="Times New Roman"/>
+          <w:lang w:val="en-IN"/>
+        </w:rPr>
+        <w:t xml:space="preserve">                </w:t>
+      </w:r>
+      <w:proofErr w:type="spellStart"/>
+      <w:proofErr w:type="gramStart"/>
+      <w:r>
+        <w:rPr>
+          <w:rFonts w:ascii="Times New Roman" w:eastAsia="Times New Roman" w:hAnsi="Times New Roman" w:cs="Times New Roman"/>
+          <w:lang w:val="en-IN"/>
+        </w:rPr>
+        <w:t>this.#</w:t>
+      </w:r>
+      <w:proofErr w:type="gramEnd"/>
+      <w:r>
+        <w:rPr>
+          <w:rFonts w:ascii="Times New Roman" w:eastAsia="Times New Roman" w:hAnsi="Times New Roman" w:cs="Times New Roman"/>
+          <w:lang w:val="en-IN"/>
+        </w:rPr>
+        <w:t>name</w:t>
+      </w:r>
+      <w:proofErr w:type="spellEnd"/>
+      <w:r>
+        <w:rPr>
+          <w:rFonts w:ascii="Times New Roman" w:eastAsia="Times New Roman" w:hAnsi="Times New Roman" w:cs="Times New Roman"/>
+          <w:lang w:val="en-IN"/>
+        </w:rPr>
+        <w:t xml:space="preserve"> = </w:t>
+      </w:r>
+      <w:proofErr w:type="spellStart"/>
+      <w:r>
+        <w:rPr>
+          <w:rFonts w:ascii="Times New Roman" w:eastAsia="Times New Roman" w:hAnsi="Times New Roman" w:cs="Times New Roman"/>
+          <w:lang w:val="en-IN"/>
+        </w:rPr>
+        <w:t>fullName</w:t>
+      </w:r>
+      <w:proofErr w:type="spellEnd"/>
+      <w:r>
+        <w:rPr>
+          <w:rFonts w:ascii="Times New Roman" w:eastAsia="Times New Roman" w:hAnsi="Times New Roman" w:cs="Times New Roman"/>
+          <w:lang w:val="en-IN"/>
+        </w:rPr>
+        <w:t>;</w:t>
+      </w:r>
+    </w:p>
+    <w:p>
+      <w:pPr>
+        <w:rPr>
+          <w:rFonts w:ascii="Times New Roman" w:eastAsia="Times New Roman" w:hAnsi="Times New Roman" w:cs="Times New Roman"/>
+          <w:lang w:val="en-IN"/>
+        </w:rPr>
+      </w:pPr>
+      <w:r>
+        <w:rPr>
+          <w:rFonts w:ascii="Times New Roman" w:eastAsia="Times New Roman" w:hAnsi="Times New Roman" w:cs="Times New Roman"/>
+          <w:lang w:val="en-IN"/>
+        </w:rPr>
+        <w:t>            }</w:t>
+      </w:r>
+    </w:p>
+    <w:p>
+      <w:pPr>
+        <w:rPr>
+          <w:rFonts w:ascii="Times New Roman" w:eastAsia="Times New Roman" w:hAnsi="Times New Roman" w:cs="Times New Roman"/>
+          <w:lang w:val="en-IN"/>
+        </w:rPr>
+      </w:pPr>
+      <w:r>
+        <w:rPr>
+          <w:rFonts w:ascii="Times New Roman" w:eastAsia="Times New Roman" w:hAnsi="Times New Roman" w:cs="Times New Roman"/>
+          <w:lang w:val="en-IN"/>
+        </w:rPr>
+        <w:t>            set email(email</w:t>
+      </w:r>
+      <w:proofErr w:type="gramStart"/>
+      <w:r>
+        <w:rPr>
+          <w:rFonts w:ascii="Times New Roman" w:eastAsia="Times New Roman" w:hAnsi="Times New Roman" w:cs="Times New Roman"/>
+          <w:lang w:val="en-IN"/>
+        </w:rPr>
+        <w:t>){</w:t>
+      </w:r>
+      <w:proofErr w:type="gramEnd"/>
+    </w:p>
+    <w:p>
+      <w:pPr>
+        <w:rPr>
+          <w:rFonts w:ascii="Times New Roman" w:eastAsia="Times New Roman" w:hAnsi="Times New Roman" w:cs="Times New Roman"/>
+          <w:lang w:val="en-IN"/>
+        </w:rPr>
+      </w:pPr>
+      <w:r>
+        <w:rPr>
+          <w:rFonts w:ascii="Times New Roman" w:eastAsia="Times New Roman" w:hAnsi="Times New Roman" w:cs="Times New Roman"/>
+          <w:lang w:val="en-IN"/>
+        </w:rPr>
+        <w:t xml:space="preserve">                </w:t>
+      </w:r>
+      <w:proofErr w:type="spellStart"/>
+      <w:proofErr w:type="gramStart"/>
+      <w:r>
+        <w:rPr>
+          <w:rFonts w:ascii="Times New Roman" w:eastAsia="Times New Roman" w:hAnsi="Times New Roman" w:cs="Times New Roman"/>
+          <w:lang w:val="en-IN"/>
+        </w:rPr>
+        <w:t>this.#</w:t>
+      </w:r>
+      <w:proofErr w:type="gramEnd"/>
+      <w:r>
+        <w:rPr>
+          <w:rFonts w:ascii="Times New Roman" w:eastAsia="Times New Roman" w:hAnsi="Times New Roman" w:cs="Times New Roman"/>
+          <w:lang w:val="en-IN"/>
+        </w:rPr>
+        <w:t>email</w:t>
+      </w:r>
+      <w:proofErr w:type="spellEnd"/>
+      <w:r>
+        <w:rPr>
+          <w:rFonts w:ascii="Times New Roman" w:eastAsia="Times New Roman" w:hAnsi="Times New Roman" w:cs="Times New Roman"/>
+          <w:lang w:val="en-IN"/>
+        </w:rPr>
+        <w:t xml:space="preserve"> = email;</w:t>
+      </w:r>
+    </w:p>
+    <w:p>
+      <w:pPr>
+        <w:rPr>
+          <w:rFonts w:ascii="Times New Roman" w:eastAsia="Times New Roman" w:hAnsi="Times New Roman" w:cs="Times New Roman"/>
+          <w:lang w:val="en-IN"/>
+        </w:rPr>
+      </w:pPr>
+      <w:r>
+        <w:rPr>
+          <w:rFonts w:ascii="Times New Roman" w:eastAsia="Times New Roman" w:hAnsi="Times New Roman" w:cs="Times New Roman"/>
+          <w:lang w:val="en-IN"/>
+        </w:rPr>
+        <w:t>            }</w:t>
+      </w:r>
+    </w:p>
+    <w:p>
+      <w:pPr>
+        <w:rPr>
+          <w:rFonts w:ascii="Times New Roman" w:eastAsia="Times New Roman" w:hAnsi="Times New Roman" w:cs="Times New Roman"/>
+          <w:lang w:val="en-IN"/>
+        </w:rPr>
+      </w:pPr>
+      <w:r>
+        <w:rPr>
+          <w:rFonts w:ascii="Times New Roman" w:eastAsia="Times New Roman" w:hAnsi="Times New Roman" w:cs="Times New Roman"/>
+          <w:lang w:val="en-IN"/>
+        </w:rPr>
+        <w:t xml:space="preserve">            get </w:t>
+      </w:r>
+      <w:proofErr w:type="gramStart"/>
+      <w:r>
+        <w:rPr>
+          <w:rFonts w:ascii="Times New Roman" w:eastAsia="Times New Roman" w:hAnsi="Times New Roman" w:cs="Times New Roman"/>
+          <w:lang w:val="en-IN"/>
+        </w:rPr>
+        <w:t>info(){</w:t>
+      </w:r>
+      <w:proofErr w:type="gramEnd"/>
+    </w:p>
+    <w:p>
+      <w:pPr>
+        <w:rPr>
+          <w:rFonts w:ascii="Times New Roman" w:eastAsia="Times New Roman" w:hAnsi="Times New Roman" w:cs="Times New Roman"/>
+          <w:lang w:val="en-IN"/>
+        </w:rPr>
+      </w:pPr>
+      <w:r>
+        <w:rPr>
+          <w:rFonts w:ascii="Times New Roman" w:eastAsia="Times New Roman" w:hAnsi="Times New Roman" w:cs="Times New Roman"/>
+          <w:lang w:val="en-IN"/>
+        </w:rPr>
+        <w:t>                return "\n Roll No: "+</w:t>
+      </w:r>
+      <w:proofErr w:type="gramStart"/>
+      <w:r>
+        <w:rPr>
+          <w:rFonts w:ascii="Times New Roman" w:eastAsia="Times New Roman" w:hAnsi="Times New Roman" w:cs="Times New Roman"/>
+          <w:lang w:val="en-IN"/>
+        </w:rPr>
+        <w:t>this.#</w:t>
+      </w:r>
+      <w:proofErr w:type="spellStart"/>
+      <w:proofErr w:type="gramEnd"/>
+      <w:r>
+        <w:rPr>
+          <w:rFonts w:ascii="Times New Roman" w:eastAsia="Times New Roman" w:hAnsi="Times New Roman" w:cs="Times New Roman"/>
+          <w:lang w:val="en-IN"/>
+        </w:rPr>
+        <w:t>rollNo</w:t>
+      </w:r>
+      <w:proofErr w:type="spellEnd"/>
+      <w:r>
+        <w:rPr>
+          <w:rFonts w:ascii="Times New Roman" w:eastAsia="Times New Roman" w:hAnsi="Times New Roman" w:cs="Times New Roman"/>
+          <w:lang w:val="en-IN"/>
+        </w:rPr>
+        <w:t>+"\n Name: "+</w:t>
+      </w:r>
+      <w:proofErr w:type="spellStart"/>
+      <w:proofErr w:type="gramStart"/>
+      <w:r>
+        <w:rPr>
+          <w:rFonts w:ascii="Times New Roman" w:eastAsia="Times New Roman" w:hAnsi="Times New Roman" w:cs="Times New Roman"/>
+          <w:lang w:val="en-IN"/>
+        </w:rPr>
+        <w:t>this.#</w:t>
+      </w:r>
+      <w:proofErr w:type="gramEnd"/>
+      <w:r>
+        <w:rPr>
+          <w:rFonts w:ascii="Times New Roman" w:eastAsia="Times New Roman" w:hAnsi="Times New Roman" w:cs="Times New Roman"/>
+          <w:lang w:val="en-IN"/>
+        </w:rPr>
+        <w:t>name</w:t>
+      </w:r>
+      <w:proofErr w:type="spellEnd"/>
+      <w:r>
+        <w:rPr>
+          <w:rFonts w:ascii="Times New Roman" w:eastAsia="Times New Roman" w:hAnsi="Times New Roman" w:cs="Times New Roman"/>
+          <w:lang w:val="en-IN"/>
+        </w:rPr>
+        <w:t>+"\n Email: "+</w:t>
+      </w:r>
+      <w:proofErr w:type="spellStart"/>
+      <w:proofErr w:type="gramStart"/>
+      <w:r>
+        <w:rPr>
+          <w:rFonts w:ascii="Times New Roman" w:eastAsia="Times New Roman" w:hAnsi="Times New Roman" w:cs="Times New Roman"/>
+          <w:lang w:val="en-IN"/>
+        </w:rPr>
+        <w:t>this.#</w:t>
+      </w:r>
+      <w:proofErr w:type="gramEnd"/>
+      <w:r>
+        <w:rPr>
+          <w:rFonts w:ascii="Times New Roman" w:eastAsia="Times New Roman" w:hAnsi="Times New Roman" w:cs="Times New Roman"/>
+          <w:lang w:val="en-IN"/>
+        </w:rPr>
+        <w:t>email</w:t>
+      </w:r>
+      <w:proofErr w:type="spellEnd"/>
+    </w:p>
+    <w:p>
+      <w:pPr>
+        <w:rPr>
+          <w:rFonts w:ascii="Times New Roman" w:eastAsia="Times New Roman" w:hAnsi="Times New Roman" w:cs="Times New Roman"/>
+          <w:lang w:val="en-IN"/>
+        </w:rPr>
+      </w:pPr>
+      <w:r>
+        <w:rPr>
+          <w:rFonts w:ascii="Times New Roman" w:eastAsia="Times New Roman" w:hAnsi="Times New Roman" w:cs="Times New Roman"/>
+          <w:lang w:val="en-IN"/>
+        </w:rPr>
+        <w:t>            }</w:t>
+      </w:r>
+    </w:p>
+    <w:p>
+      <w:pPr>
+        <w:rPr>
+          <w:rFonts w:ascii="Times New Roman" w:eastAsia="Times New Roman" w:hAnsi="Times New Roman" w:cs="Times New Roman"/>
+          <w:lang w:val="en-IN"/>
+        </w:rPr>
+      </w:pPr>
+      <w:r>
+        <w:rPr>
+          <w:rFonts w:ascii="Times New Roman" w:eastAsia="Times New Roman" w:hAnsi="Times New Roman" w:cs="Times New Roman"/>
+          <w:lang w:val="en-IN"/>
+        </w:rPr>
+        <w:t>        }</w:t>
+      </w:r>
+    </w:p>
+    <w:p>
+      <w:pPr>
+        <w:rPr>
+          <w:rFonts w:ascii="Times New Roman" w:eastAsia="Times New Roman" w:hAnsi="Times New Roman" w:cs="Times New Roman"/>
+          <w:lang w:val="en-IN"/>
+        </w:rPr>
+      </w:pPr>
+      <w:r>
+        <w:rPr>
+          <w:rFonts w:ascii="Times New Roman" w:eastAsia="Times New Roman" w:hAnsi="Times New Roman" w:cs="Times New Roman"/>
+          <w:lang w:val="en-IN"/>
+        </w:rPr>
+        <w:t xml:space="preserve">        </w:t>
+      </w:r>
+      <w:proofErr w:type="spellStart"/>
+      <w:r>
+        <w:rPr>
+          <w:rFonts w:ascii="Times New Roman" w:eastAsia="Times New Roman" w:hAnsi="Times New Roman" w:cs="Times New Roman"/>
+          <w:lang w:val="en-IN"/>
+        </w:rPr>
+        <w:t>const</w:t>
+      </w:r>
+      <w:proofErr w:type="spellEnd"/>
+      <w:r>
+        <w:rPr>
+          <w:rFonts w:ascii="Times New Roman" w:eastAsia="Times New Roman" w:hAnsi="Times New Roman" w:cs="Times New Roman"/>
+          <w:lang w:val="en-IN"/>
+        </w:rPr>
+        <w:t xml:space="preserve"> S1 = new </w:t>
+      </w:r>
+      <w:proofErr w:type="gramStart"/>
+      <w:r>
+        <w:rPr>
+          <w:rFonts w:ascii="Times New Roman" w:eastAsia="Times New Roman" w:hAnsi="Times New Roman" w:cs="Times New Roman"/>
+          <w:lang w:val="en-IN"/>
+        </w:rPr>
+        <w:t>Student(</w:t>
+      </w:r>
+      <w:proofErr w:type="gramEnd"/>
+      <w:r>
+        <w:rPr>
+          <w:rFonts w:ascii="Times New Roman" w:eastAsia="Times New Roman" w:hAnsi="Times New Roman" w:cs="Times New Roman"/>
+          <w:lang w:val="en-IN"/>
+        </w:rPr>
+        <w:t>);</w:t>
+      </w:r>
+    </w:p>
+    <w:p>
+      <w:pPr>
+        <w:rPr>
+          <w:rFonts w:ascii="Times New Roman" w:eastAsia="Times New Roman" w:hAnsi="Times New Roman" w:cs="Times New Roman"/>
+          <w:lang w:val="en-IN"/>
+        </w:rPr>
+      </w:pPr>
+      <w:r>
+        <w:rPr>
+          <w:rFonts w:ascii="Times New Roman" w:eastAsia="Times New Roman" w:hAnsi="Times New Roman" w:cs="Times New Roman"/>
+          <w:lang w:val="en-IN"/>
+        </w:rPr>
+        <w:t>        S</w:t>
+      </w:r>
+      <w:proofErr w:type="gramStart"/>
+      <w:r>
+        <w:rPr>
+          <w:rFonts w:ascii="Times New Roman" w:eastAsia="Times New Roman" w:hAnsi="Times New Roman" w:cs="Times New Roman"/>
+          <w:lang w:val="en-IN"/>
+        </w:rPr>
+        <w:t>1.roll</w:t>
+      </w:r>
+      <w:proofErr w:type="gramEnd"/>
+      <w:r>
+        <w:rPr>
+          <w:rFonts w:ascii="Times New Roman" w:eastAsia="Times New Roman" w:hAnsi="Times New Roman" w:cs="Times New Roman"/>
+          <w:lang w:val="en-IN"/>
+        </w:rPr>
+        <w:t xml:space="preserve"> = 34;</w:t>
+      </w:r>
+    </w:p>
+    <w:p>
+      <w:pPr>
+        <w:rPr>
+          <w:rFonts w:ascii="Times New Roman" w:eastAsia="Times New Roman" w:hAnsi="Times New Roman" w:cs="Times New Roman"/>
+          <w:lang w:val="en-IN"/>
+        </w:rPr>
+      </w:pPr>
+      <w:r>
+        <w:rPr>
+          <w:rFonts w:ascii="Times New Roman" w:eastAsia="Times New Roman" w:hAnsi="Times New Roman" w:cs="Times New Roman"/>
+          <w:lang w:val="en-IN"/>
+        </w:rPr>
+        <w:t>        S1.name = "Hello";</w:t>
+      </w:r>
+    </w:p>
+    <w:p>
+      <w:pPr>
+        <w:rPr>
+          <w:rFonts w:ascii="Times New Roman" w:eastAsia="Times New Roman" w:hAnsi="Times New Roman" w:cs="Times New Roman"/>
+          <w:lang w:val="en-IN"/>
+        </w:rPr>
+      </w:pPr>
+      <w:r>
+        <w:rPr>
+          <w:rFonts w:ascii="Times New Roman" w:eastAsia="Times New Roman" w:hAnsi="Times New Roman" w:cs="Times New Roman"/>
+          <w:lang w:val="en-IN"/>
+        </w:rPr>
+        <w:t>        S</w:t>
+      </w:r>
+      <w:proofErr w:type="gramStart"/>
+      <w:r>
+        <w:rPr>
+          <w:rFonts w:ascii="Times New Roman" w:eastAsia="Times New Roman" w:hAnsi="Times New Roman" w:cs="Times New Roman"/>
+          <w:lang w:val="en-IN"/>
+        </w:rPr>
+        <w:t>1.email</w:t>
+      </w:r>
+      <w:proofErr w:type="gramEnd"/>
+      <w:r>
+        <w:rPr>
+          <w:rFonts w:ascii="Times New Roman" w:eastAsia="Times New Roman" w:hAnsi="Times New Roman" w:cs="Times New Roman"/>
+          <w:lang w:val="en-IN"/>
+        </w:rPr>
+        <w:t xml:space="preserve"> = "abc.somaiya.edu";</w:t>
+      </w:r>
+    </w:p>
+    <w:p>
+      <w:pPr>
+        <w:rPr>
+          <w:rFonts w:ascii="Times New Roman" w:eastAsia="Times New Roman" w:hAnsi="Times New Roman" w:cs="Times New Roman"/>
+          <w:lang w:val="en-IN"/>
+        </w:rPr>
+      </w:pPr>
+      <w:r>
+        <w:rPr>
+          <w:rFonts w:ascii="Times New Roman" w:eastAsia="Times New Roman" w:hAnsi="Times New Roman" w:cs="Times New Roman"/>
+          <w:lang w:val="en-IN"/>
+        </w:rPr>
+        <w:t xml:space="preserve">        </w:t>
+      </w:r>
+      <w:proofErr w:type="gramStart"/>
+      <w:r>
+        <w:rPr>
+          <w:rFonts w:ascii="Times New Roman" w:eastAsia="Times New Roman" w:hAnsi="Times New Roman" w:cs="Times New Roman"/>
+          <w:lang w:val="en-IN"/>
+        </w:rPr>
+        <w:t>console.log(</w:t>
+      </w:r>
+      <w:proofErr w:type="gramEnd"/>
+      <w:r>
+        <w:rPr>
+          <w:rFonts w:ascii="Times New Roman" w:eastAsia="Times New Roman" w:hAnsi="Times New Roman" w:cs="Times New Roman"/>
+          <w:lang w:val="en-IN"/>
+        </w:rPr>
+        <w:t>S1.info);</w:t>
+      </w:r>
+    </w:p>
+    <w:p>
+      <w:pPr>
+        <w:rPr>
+          <w:rFonts w:ascii="Times New Roman" w:eastAsia="Times New Roman" w:hAnsi="Times New Roman" w:cs="Times New Roman"/>
+          <w:lang w:val="en-IN"/>
+        </w:rPr>
+      </w:pPr>
+      <w:r>
+        <w:rPr>
+          <w:rFonts w:ascii="Times New Roman" w:eastAsia="Times New Roman" w:hAnsi="Times New Roman" w:cs="Times New Roman"/>
+          <w:lang w:val="en-IN"/>
+        </w:rPr>
+        <w:t>    &lt;/script&gt;</w:t>
+      </w:r>
+    </w:p>
+    <w:p>
+      <w:pPr>
+        <w:rPr>
+          <w:rFonts w:ascii="Times New Roman" w:eastAsia="Times New Roman" w:hAnsi="Times New Roman" w:cs="Times New Roman"/>
+          <w:lang w:val="en-IN"/>
+        </w:rPr>
+      </w:pPr>
+      <w:r>
+        <w:rPr>
+          <w:rFonts w:ascii="Times New Roman" w:eastAsia="Times New Roman" w:hAnsi="Times New Roman" w:cs="Times New Roman"/>
+          <w:lang w:val="en-IN"/>
+        </w:rPr>
+        <w:t>&lt;/head&gt;</w:t>
+      </w:r>
+    </w:p>
+    <w:p>
+      <w:pPr>
+        <w:rPr>
+          <w:rFonts w:ascii="Times New Roman" w:eastAsia="Times New Roman" w:hAnsi="Times New Roman" w:cs="Times New Roman"/>
+          <w:lang w:val="en-IN"/>
+        </w:rPr>
+      </w:pPr>
+      <w:r>
+        <w:rPr>
+          <w:rFonts w:ascii="Times New Roman" w:eastAsia="Times New Roman" w:hAnsi="Times New Roman" w:cs="Times New Roman"/>
+          <w:lang w:val="en-IN"/>
+        </w:rPr>
+        <w:t>&lt;body&gt;</w:t>
+      </w:r>
+    </w:p>
+    <w:p>
+      <w:pPr>
+        <w:rPr>
+          <w:rFonts w:ascii="Times New Roman" w:eastAsia="Times New Roman" w:hAnsi="Times New Roman" w:cs="Times New Roman"/>
+          <w:lang w:val="en-IN"/>
+        </w:rPr>
+      </w:pPr>
+      <w:r>
+        <w:rPr>
+          <w:rFonts w:ascii="Times New Roman" w:eastAsia="Times New Roman" w:hAnsi="Times New Roman" w:cs="Times New Roman"/>
+          <w:lang w:val="en-IN"/>
+        </w:rPr>
+        <w:t>&lt;/body&gt;</w:t>
+      </w:r>
+    </w:p>
+    <w:p>
+      <w:pPr>
+        <w:rPr>
+          <w:rFonts w:ascii="Times New Roman" w:eastAsia="Times New Roman" w:hAnsi="Times New Roman" w:cs="Times New Roman"/>
+          <w:lang w:val="en-IN"/>
+        </w:rPr>
+      </w:pPr>
+      <w:r>
+        <w:rPr>
+          <w:rFonts w:ascii="Times New Roman" w:eastAsia="Times New Roman" w:hAnsi="Times New Roman" w:cs="Times New Roman"/>
+          <w:lang w:val="en-IN"/>
+        </w:rPr>
+        <w:t>&lt;/html&gt;</w:t>
+      </w:r>
+    </w:p>
+    <w:p>
+      <w:pPr>
+        <w:rPr>
+          <w:rFonts w:ascii="Times New Roman" w:eastAsia="Times New Roman" w:hAnsi="Times New Roman" w:cs="Times New Roman"/>
+          <w:lang w:val="en-IN"/>
+        </w:rPr>
+      </w:pPr>
+    </w:p>
+    <w:p>
+      <w:pPr>
+        <w:rPr>
+          <w:rFonts w:ascii="Times New Roman" w:eastAsia="Times New Roman" w:hAnsi="Times New Roman" w:cs="Times New Roman"/>
+          <w:b/>
+          <w:bCs/>
+          <w:sz w:val="26"/>
+          <w:szCs w:val="26"/>
+          <w:lang w:val="en-IN"/>
+        </w:rPr>
+      </w:pPr>
+      <w:r>
+        <w:rPr>
+          <w:rFonts w:ascii="Times New Roman" w:eastAsia="Times New Roman" w:hAnsi="Times New Roman" w:cs="Times New Roman"/>
+          <w:b/>
+          <w:bCs/>
+          <w:sz w:val="26"/>
+          <w:szCs w:val="26"/>
+          <w:lang w:val="en-IN"/>
+        </w:rPr>
+        <w:lastRenderedPageBreak/>
+        <w:t>Output:</w:t>
+      </w:r>
+    </w:p>
+    <w:p>
+      <w:pPr>
+        <w:rPr>
+          <w:rFonts w:ascii="Times New Roman" w:eastAsia="Times New Roman" w:hAnsi="Times New Roman" w:cs="Times New Roman"/>
+          <w:b/>
+          <w:bCs/>
+          <w:sz w:val="26"/>
+          <w:szCs w:val="26"/>
+          <w:lang w:val="en-IN"/>
+        </w:rPr>
+      </w:pPr>
+      <w:r>
+        <w:rPr>
+          <w:rFonts w:ascii="Times New Roman" w:eastAsia="Times New Roman" w:hAnsi="Times New Roman" w:cs="Times New Roman"/>
+          <w:b/>
+          <w:bCs/>
+          <w:sz w:val="26"/>
+          <w:szCs w:val="26"/>
+          <w:lang w:val="en-IN"/>
+        </w:rPr>
+        <w:drawing>
+          <wp:inline distT="0" distB="0" distL="0" distR="0" wp14:anchorId="1AA5AC73" wp14:editId="5A40774B">
+            <wp:extent cx="5822315" cy="676275"/>
+            <wp:effectExtent l="0" t="0" r="6985" b="9525"/>
+            <wp:docPr id="1890922159" name="Picture 1"/>
+            <wp:cNvGraphicFramePr>
+              <a:graphicFrameLocks xmlns:a="http://schemas.openxmlformats.org/drawingml/2006/main" noChangeAspect="1"/>
+            </wp:cNvGraphicFramePr>
+            <a:graphic xmlns:a="http://schemas.openxmlformats.org/drawingml/2006/main">
+              <a:graphicData uri="http://schemas.openxmlformats.org/drawingml/2006/picture">
+                <pic:pic xmlns:pic="http://schemas.openxmlformats.org/drawingml/2006/picture">
+                  <pic:nvPicPr>
+                    <pic:cNvPr id="1890922159" name=""/>
+                    <pic:cNvPicPr/>
+                  </pic:nvPicPr>
+                  <pic:blipFill>
+                    <a:blip r:embed="rId78">
+                      <a:extLst>
+                        <a:ext uri="{28A0092B-C50C-407E-A947-70E740481C1C}">
+                          <a14:useLocalDpi xmlns:a14="http://schemas.microsoft.com/office/drawing/2010/main" val="0"/>
+                        </a:ext>
+                      </a:extLst>
+                    </a:blip>
+                    <a:stretch>
+                      <a:fillRect/>
+                    </a:stretch>
+                  </pic:blipFill>
+                  <pic:spPr>
+                    <a:xfrm>
+                      <a:off x="0" y="0"/>
+                      <a:ext cx="5822315" cy="676275"/>
+                    </a:xfrm>
+                    <a:prstGeom prst="rect">
+                      <a:avLst/>
+                    </a:prstGeom>
+                  </pic:spPr>
+                </pic:pic>
+              </a:graphicData>
+            </a:graphic>
+          </wp:inline>
+        </w:drawing>
+      </w:r>
+    </w:p>
+    <w:p>
+      <w:pPr>
+        <w:rPr>
+          <w:rFonts w:ascii="Times New Roman" w:eastAsia="Times New Roman" w:hAnsi="Times New Roman" w:cs="Times New Roman"/>
+          <w:b/>
+          <w:bCs/>
+          <w:sz w:val="26"/>
+          <w:szCs w:val="26"/>
+          <w:lang w:val="en-IN"/>
+        </w:rPr>
+      </w:pPr>
+    </w:p>
+    <w:p>
+      <w:pPr>
+        <w:rPr>
+          <w:rFonts w:ascii="Times New Roman" w:eastAsia="Times New Roman" w:hAnsi="Times New Roman" w:cs="Times New Roman"/>
+          <w:b/>
+          <w:bCs/>
+          <w:sz w:val="26"/>
+          <w:szCs w:val="26"/>
+          <w:lang w:val="en-IN"/>
+        </w:rPr>
+      </w:pPr>
+      <w:r>
+        <w:rPr>
+          <w:rFonts w:ascii="Times New Roman" w:eastAsia="Times New Roman" w:hAnsi="Times New Roman" w:cs="Times New Roman"/>
+          <w:b/>
+          <w:bCs/>
+          <w:sz w:val="26"/>
+          <w:szCs w:val="26"/>
+          <w:lang w:val="en-IN"/>
+        </w:rPr>
+        <w:t>Assignment</w:t>
+      </w:r>
+    </w:p>
+    <w:p>
+      <w:pPr>
+        <w:rPr>
+          <w:rFonts w:ascii="Times New Roman" w:eastAsia="Times New Roman" w:hAnsi="Times New Roman" w:cs="Times New Roman"/>
+          <w:lang w:val="en-IN"/>
+        </w:rPr>
+      </w:pPr>
+      <w:r>
+        <w:rPr>
+          <w:rFonts w:ascii="Times New Roman" w:eastAsia="Times New Roman" w:hAnsi="Times New Roman" w:cs="Times New Roman"/>
+          <w:lang w:val="en-IN"/>
+        </w:rPr>
+        <w:t>&lt;!DOCTYPE html&gt;</w:t>
+      </w:r>
+    </w:p>
+    <w:p>
+      <w:pPr>
+        <w:rPr>
+          <w:rFonts w:ascii="Times New Roman" w:eastAsia="Times New Roman" w:hAnsi="Times New Roman" w:cs="Times New Roman"/>
+          <w:lang w:val="en-IN"/>
+        </w:rPr>
+      </w:pPr>
+      <w:r>
+        <w:rPr>
+          <w:rFonts w:ascii="Times New Roman" w:eastAsia="Times New Roman" w:hAnsi="Times New Roman" w:cs="Times New Roman"/>
+          <w:lang w:val="en-IN"/>
+        </w:rPr>
+        <w:t>&lt;html lang="</w:t>
+      </w:r>
+      <w:proofErr w:type="spellStart"/>
+      <w:r>
+        <w:rPr>
+          <w:rFonts w:ascii="Times New Roman" w:eastAsia="Times New Roman" w:hAnsi="Times New Roman" w:cs="Times New Roman"/>
+          <w:lang w:val="en-IN"/>
+        </w:rPr>
+        <w:t>en</w:t>
+      </w:r>
+      <w:proofErr w:type="spellEnd"/>
+      <w:r>
+        <w:rPr>
+          <w:rFonts w:ascii="Times New Roman" w:eastAsia="Times New Roman" w:hAnsi="Times New Roman" w:cs="Times New Roman"/>
+          <w:lang w:val="en-IN"/>
+        </w:rPr>
+        <w:t>"&gt;</w:t>
+      </w:r>
+    </w:p>
+    <w:p>
+      <w:pPr>
+        <w:rPr>
+          <w:rFonts w:ascii="Times New Roman" w:eastAsia="Times New Roman" w:hAnsi="Times New Roman" w:cs="Times New Roman"/>
+          <w:lang w:val="en-IN"/>
+        </w:rPr>
+      </w:pPr>
+    </w:p>
+    <w:p>
+      <w:pPr>
+        <w:rPr>
+          <w:rFonts w:ascii="Times New Roman" w:eastAsia="Times New Roman" w:hAnsi="Times New Roman" w:cs="Times New Roman"/>
+          <w:lang w:val="en-IN"/>
+        </w:rPr>
+      </w:pPr>
+      <w:r>
+        <w:rPr>
+          <w:rFonts w:ascii="Times New Roman" w:eastAsia="Times New Roman" w:hAnsi="Times New Roman" w:cs="Times New Roman"/>
+          <w:lang w:val="en-IN"/>
+        </w:rPr>
+        <w:t>&lt;head&gt;</w:t>
+      </w:r>
+    </w:p>
+    <w:p>
+      <w:pPr>
+        <w:rPr>
+          <w:rFonts w:ascii="Times New Roman" w:eastAsia="Times New Roman" w:hAnsi="Times New Roman" w:cs="Times New Roman"/>
+          <w:lang w:val="en-IN"/>
+        </w:rPr>
+      </w:pPr>
+      <w:r>
+        <w:rPr>
+          <w:rFonts w:ascii="Times New Roman" w:eastAsia="Times New Roman" w:hAnsi="Times New Roman" w:cs="Times New Roman"/>
+          <w:lang w:val="en-IN"/>
+        </w:rPr>
+        <w:t>    &lt;script&gt;</w:t>
+      </w:r>
+    </w:p>
+    <w:p>
+      <w:pPr>
+        <w:rPr>
+          <w:rFonts w:ascii="Times New Roman" w:eastAsia="Times New Roman" w:hAnsi="Times New Roman" w:cs="Times New Roman"/>
+          <w:lang w:val="en-IN"/>
+        </w:rPr>
+      </w:pPr>
+      <w:r>
+        <w:rPr>
+          <w:rFonts w:ascii="Times New Roman" w:eastAsia="Times New Roman" w:hAnsi="Times New Roman" w:cs="Times New Roman"/>
+          <w:lang w:val="en-IN"/>
+        </w:rPr>
+        <w:t>        //1. Global Context</w:t>
+      </w:r>
+    </w:p>
+    <w:p>
+      <w:pPr>
+        <w:rPr>
+          <w:rFonts w:ascii="Times New Roman" w:eastAsia="Times New Roman" w:hAnsi="Times New Roman" w:cs="Times New Roman"/>
+          <w:lang w:val="en-IN"/>
+        </w:rPr>
+      </w:pPr>
+      <w:r>
+        <w:rPr>
+          <w:rFonts w:ascii="Times New Roman" w:eastAsia="Times New Roman" w:hAnsi="Times New Roman" w:cs="Times New Roman"/>
+          <w:lang w:val="en-IN"/>
+        </w:rPr>
+        <w:t>        var a = 1;</w:t>
+      </w:r>
+    </w:p>
+    <w:p>
+      <w:pPr>
+        <w:rPr>
+          <w:rFonts w:ascii="Times New Roman" w:eastAsia="Times New Roman" w:hAnsi="Times New Roman" w:cs="Times New Roman"/>
+          <w:lang w:val="en-IN"/>
+        </w:rPr>
+      </w:pPr>
+      <w:r>
+        <w:rPr>
+          <w:rFonts w:ascii="Times New Roman" w:eastAsia="Times New Roman" w:hAnsi="Times New Roman" w:cs="Times New Roman"/>
+          <w:lang w:val="en-IN"/>
+        </w:rPr>
+        <w:t>        console.log(</w:t>
+      </w:r>
+      <w:proofErr w:type="spellStart"/>
+      <w:proofErr w:type="gramStart"/>
+      <w:r>
+        <w:rPr>
+          <w:rFonts w:ascii="Times New Roman" w:eastAsia="Times New Roman" w:hAnsi="Times New Roman" w:cs="Times New Roman"/>
+          <w:lang w:val="en-IN"/>
+        </w:rPr>
+        <w:t>this.a</w:t>
+      </w:r>
+      <w:proofErr w:type="spellEnd"/>
+      <w:proofErr w:type="gramEnd"/>
+      <w:r>
+        <w:rPr>
+          <w:rFonts w:ascii="Times New Roman" w:eastAsia="Times New Roman" w:hAnsi="Times New Roman" w:cs="Times New Roman"/>
+          <w:lang w:val="en-IN"/>
+        </w:rPr>
+        <w:t>); // browser script: 1 (var attaches to window)</w:t>
+      </w:r>
+    </w:p>
+    <w:p>
+      <w:pPr>
+        <w:rPr>
+          <w:rFonts w:ascii="Times New Roman" w:eastAsia="Times New Roman" w:hAnsi="Times New Roman" w:cs="Times New Roman"/>
+          <w:lang w:val="en-IN"/>
+        </w:rPr>
+      </w:pPr>
+      <w:r>
+        <w:rPr>
+          <w:rFonts w:ascii="Times New Roman" w:eastAsia="Times New Roman" w:hAnsi="Times New Roman" w:cs="Times New Roman"/>
+          <w:lang w:val="en-IN"/>
+        </w:rPr>
+        <w:t>        let b = 2;</w:t>
+      </w:r>
+    </w:p>
+    <w:p>
+      <w:pPr>
+        <w:rPr>
+          <w:rFonts w:ascii="Times New Roman" w:eastAsia="Times New Roman" w:hAnsi="Times New Roman" w:cs="Times New Roman"/>
+          <w:lang w:val="en-IN"/>
+        </w:rPr>
+      </w:pPr>
+      <w:r>
+        <w:rPr>
+          <w:rFonts w:ascii="Times New Roman" w:eastAsia="Times New Roman" w:hAnsi="Times New Roman" w:cs="Times New Roman"/>
+          <w:lang w:val="en-IN"/>
+        </w:rPr>
+        <w:t>        console.log(</w:t>
+      </w:r>
+      <w:proofErr w:type="spellStart"/>
+      <w:proofErr w:type="gramStart"/>
+      <w:r>
+        <w:rPr>
+          <w:rFonts w:ascii="Times New Roman" w:eastAsia="Times New Roman" w:hAnsi="Times New Roman" w:cs="Times New Roman"/>
+          <w:lang w:val="en-IN"/>
+        </w:rPr>
+        <w:t>this.b</w:t>
+      </w:r>
+      <w:proofErr w:type="spellEnd"/>
+      <w:proofErr w:type="gramEnd"/>
+      <w:r>
+        <w:rPr>
+          <w:rFonts w:ascii="Times New Roman" w:eastAsia="Times New Roman" w:hAnsi="Times New Roman" w:cs="Times New Roman"/>
+          <w:lang w:val="en-IN"/>
+        </w:rPr>
+        <w:t>); // undefined (let/</w:t>
+      </w:r>
+      <w:proofErr w:type="spellStart"/>
+      <w:r>
+        <w:rPr>
+          <w:rFonts w:ascii="Times New Roman" w:eastAsia="Times New Roman" w:hAnsi="Times New Roman" w:cs="Times New Roman"/>
+          <w:lang w:val="en-IN"/>
+        </w:rPr>
+        <w:t>const</w:t>
+      </w:r>
+      <w:proofErr w:type="spellEnd"/>
+      <w:r>
+        <w:rPr>
+          <w:rFonts w:ascii="Times New Roman" w:eastAsia="Times New Roman" w:hAnsi="Times New Roman" w:cs="Times New Roman"/>
+          <w:lang w:val="en-IN"/>
+        </w:rPr>
+        <w:t xml:space="preserve"> don't attach)</w:t>
+      </w:r>
+    </w:p>
+    <w:p>
+      <w:pPr>
+        <w:rPr>
+          <w:rFonts w:ascii="Times New Roman" w:eastAsia="Times New Roman" w:hAnsi="Times New Roman" w:cs="Times New Roman"/>
+          <w:lang w:val="en-IN"/>
+        </w:rPr>
+      </w:pPr>
+      <w:r>
+        <w:rPr>
+          <w:rFonts w:ascii="Times New Roman" w:eastAsia="Times New Roman" w:hAnsi="Times New Roman" w:cs="Times New Roman"/>
+          <w:lang w:val="en-IN"/>
+        </w:rPr>
+        <w:t>        //2. Plain Function Call</w:t>
+      </w:r>
+    </w:p>
+    <w:p>
+      <w:pPr>
+        <w:rPr>
+          <w:rFonts w:ascii="Times New Roman" w:eastAsia="Times New Roman" w:hAnsi="Times New Roman" w:cs="Times New Roman"/>
+          <w:lang w:val="en-IN"/>
+        </w:rPr>
+      </w:pPr>
+      <w:r>
+        <w:rPr>
+          <w:rFonts w:ascii="Times New Roman" w:eastAsia="Times New Roman" w:hAnsi="Times New Roman" w:cs="Times New Roman"/>
+          <w:lang w:val="en-IN"/>
+        </w:rPr>
+        <w:t xml:space="preserve">        function </w:t>
+      </w:r>
+      <w:proofErr w:type="gramStart"/>
+      <w:r>
+        <w:rPr>
+          <w:rFonts w:ascii="Times New Roman" w:eastAsia="Times New Roman" w:hAnsi="Times New Roman" w:cs="Times New Roman"/>
+          <w:lang w:val="en-IN"/>
+        </w:rPr>
+        <w:t>show(</w:t>
+      </w:r>
+      <w:proofErr w:type="gramEnd"/>
+      <w:r>
+        <w:rPr>
+          <w:rFonts w:ascii="Times New Roman" w:eastAsia="Times New Roman" w:hAnsi="Times New Roman" w:cs="Times New Roman"/>
+          <w:lang w:val="en-IN"/>
+        </w:rPr>
+        <w:t xml:space="preserve">) </w:t>
+      </w:r>
+      <w:proofErr w:type="gramStart"/>
+      <w:r>
+        <w:rPr>
+          <w:rFonts w:ascii="Times New Roman" w:eastAsia="Times New Roman" w:hAnsi="Times New Roman" w:cs="Times New Roman"/>
+          <w:lang w:val="en-IN"/>
+        </w:rPr>
+        <w:t>{ console.log</w:t>
+      </w:r>
+      <w:proofErr w:type="gramEnd"/>
+      <w:r>
+        <w:rPr>
+          <w:rFonts w:ascii="Times New Roman" w:eastAsia="Times New Roman" w:hAnsi="Times New Roman" w:cs="Times New Roman"/>
+          <w:lang w:val="en-IN"/>
+        </w:rPr>
+        <w:t>(this)</w:t>
+      </w:r>
+      <w:proofErr w:type="gramStart"/>
+      <w:r>
+        <w:rPr>
+          <w:rFonts w:ascii="Times New Roman" w:eastAsia="Times New Roman" w:hAnsi="Times New Roman" w:cs="Times New Roman"/>
+          <w:lang w:val="en-IN"/>
+        </w:rPr>
+        <w:t>; }</w:t>
+      </w:r>
+      <w:proofErr w:type="gramEnd"/>
+    </w:p>
+    <w:p>
+      <w:pPr>
+        <w:rPr>
+          <w:rFonts w:ascii="Times New Roman" w:eastAsia="Times New Roman" w:hAnsi="Times New Roman" w:cs="Times New Roman"/>
+          <w:lang w:val="en-IN"/>
+        </w:rPr>
+      </w:pPr>
+      <w:r>
+        <w:rPr>
+          <w:rFonts w:ascii="Times New Roman" w:eastAsia="Times New Roman" w:hAnsi="Times New Roman" w:cs="Times New Roman"/>
+          <w:lang w:val="en-IN"/>
+        </w:rPr>
+        <w:t xml:space="preserve">        </w:t>
+      </w:r>
+      <w:proofErr w:type="gramStart"/>
+      <w:r>
+        <w:rPr>
+          <w:rFonts w:ascii="Times New Roman" w:eastAsia="Times New Roman" w:hAnsi="Times New Roman" w:cs="Times New Roman"/>
+          <w:lang w:val="en-IN"/>
+        </w:rPr>
+        <w:t>show(</w:t>
+      </w:r>
+      <w:proofErr w:type="gramEnd"/>
+      <w:r>
+        <w:rPr>
+          <w:rFonts w:ascii="Times New Roman" w:eastAsia="Times New Roman" w:hAnsi="Times New Roman" w:cs="Times New Roman"/>
+          <w:lang w:val="en-IN"/>
+        </w:rPr>
+        <w:t>);</w:t>
+      </w:r>
+    </w:p>
+    <w:p>
+      <w:pPr>
+        <w:rPr>
+          <w:rFonts w:ascii="Times New Roman" w:eastAsia="Times New Roman" w:hAnsi="Times New Roman" w:cs="Times New Roman"/>
+          <w:lang w:val="en-IN"/>
+        </w:rPr>
+      </w:pPr>
+      <w:r>
+        <w:rPr>
+          <w:rFonts w:ascii="Times New Roman" w:eastAsia="Times New Roman" w:hAnsi="Times New Roman" w:cs="Times New Roman"/>
+          <w:lang w:val="en-IN"/>
+        </w:rPr>
+        <w:t>        //3. Method Call</w:t>
+      </w:r>
+    </w:p>
+    <w:p>
+      <w:pPr>
+        <w:rPr>
+          <w:rFonts w:ascii="Times New Roman" w:eastAsia="Times New Roman" w:hAnsi="Times New Roman" w:cs="Times New Roman"/>
+          <w:lang w:val="en-IN"/>
+        </w:rPr>
+      </w:pPr>
+      <w:r>
+        <w:rPr>
+          <w:rFonts w:ascii="Times New Roman" w:eastAsia="Times New Roman" w:hAnsi="Times New Roman" w:cs="Times New Roman"/>
+          <w:lang w:val="en-IN"/>
+        </w:rPr>
+        <w:t xml:space="preserve">        </w:t>
+      </w:r>
+      <w:proofErr w:type="spellStart"/>
+      <w:r>
+        <w:rPr>
+          <w:rFonts w:ascii="Times New Roman" w:eastAsia="Times New Roman" w:hAnsi="Times New Roman" w:cs="Times New Roman"/>
+          <w:lang w:val="en-IN"/>
+        </w:rPr>
+        <w:t>const</w:t>
+      </w:r>
+      <w:proofErr w:type="spellEnd"/>
+      <w:r>
+        <w:rPr>
+          <w:rFonts w:ascii="Times New Roman" w:eastAsia="Times New Roman" w:hAnsi="Times New Roman" w:cs="Times New Roman"/>
+          <w:lang w:val="en-IN"/>
+        </w:rPr>
+        <w:t xml:space="preserve"> user = {</w:t>
+      </w:r>
+    </w:p>
+    <w:p>
+      <w:pPr>
+        <w:rPr>
+          <w:rFonts w:ascii="Times New Roman" w:eastAsia="Times New Roman" w:hAnsi="Times New Roman" w:cs="Times New Roman"/>
+          <w:lang w:val="en-IN"/>
+        </w:rPr>
+      </w:pPr>
+      <w:r>
+        <w:rPr>
+          <w:rFonts w:ascii="Times New Roman" w:eastAsia="Times New Roman" w:hAnsi="Times New Roman" w:cs="Times New Roman"/>
+          <w:lang w:val="en-IN"/>
+        </w:rPr>
+        <w:t>            name: "ABC",</w:t>
+      </w:r>
+    </w:p>
+    <w:p>
+      <w:pPr>
+        <w:rPr>
+          <w:rFonts w:ascii="Times New Roman" w:eastAsia="Times New Roman" w:hAnsi="Times New Roman" w:cs="Times New Roman"/>
+          <w:lang w:val="en-IN"/>
+        </w:rPr>
+      </w:pPr>
+      <w:r>
+        <w:rPr>
+          <w:rFonts w:ascii="Times New Roman" w:eastAsia="Times New Roman" w:hAnsi="Times New Roman" w:cs="Times New Roman"/>
+          <w:lang w:val="en-IN"/>
+        </w:rPr>
+        <w:t xml:space="preserve">            </w:t>
+      </w:r>
+      <w:proofErr w:type="gramStart"/>
+      <w:r>
+        <w:rPr>
+          <w:rFonts w:ascii="Times New Roman" w:eastAsia="Times New Roman" w:hAnsi="Times New Roman" w:cs="Times New Roman"/>
+          <w:lang w:val="en-IN"/>
+        </w:rPr>
+        <w:t>greet(</w:t>
+      </w:r>
+      <w:proofErr w:type="gramEnd"/>
+      <w:r>
+        <w:rPr>
+          <w:rFonts w:ascii="Times New Roman" w:eastAsia="Times New Roman" w:hAnsi="Times New Roman" w:cs="Times New Roman"/>
+          <w:lang w:val="en-IN"/>
+        </w:rPr>
+        <w:t xml:space="preserve">) </w:t>
+      </w:r>
+      <w:proofErr w:type="gramStart"/>
+      <w:r>
+        <w:rPr>
+          <w:rFonts w:ascii="Times New Roman" w:eastAsia="Times New Roman" w:hAnsi="Times New Roman" w:cs="Times New Roman"/>
+          <w:lang w:val="en-IN"/>
+        </w:rPr>
+        <w:t>{ console.log</w:t>
+      </w:r>
+      <w:proofErr w:type="gramEnd"/>
+      <w:r>
+        <w:rPr>
+          <w:rFonts w:ascii="Times New Roman" w:eastAsia="Times New Roman" w:hAnsi="Times New Roman" w:cs="Times New Roman"/>
+          <w:lang w:val="en-IN"/>
+        </w:rPr>
+        <w:t>(this.name)</w:t>
+      </w:r>
+      <w:proofErr w:type="gramStart"/>
+      <w:r>
+        <w:rPr>
+          <w:rFonts w:ascii="Times New Roman" w:eastAsia="Times New Roman" w:hAnsi="Times New Roman" w:cs="Times New Roman"/>
+          <w:lang w:val="en-IN"/>
+        </w:rPr>
+        <w:t>; }</w:t>
+      </w:r>
+      <w:proofErr w:type="gramEnd"/>
+    </w:p>
+    <w:p>
+      <w:pPr>
+        <w:rPr>
+          <w:rFonts w:ascii="Times New Roman" w:eastAsia="Times New Roman" w:hAnsi="Times New Roman" w:cs="Times New Roman"/>
+          <w:lang w:val="en-IN"/>
+        </w:rPr>
+      </w:pPr>
+      <w:r>
+        <w:rPr>
+          <w:rFonts w:ascii="Times New Roman" w:eastAsia="Times New Roman" w:hAnsi="Times New Roman" w:cs="Times New Roman"/>
+          <w:lang w:val="en-IN"/>
+        </w:rPr>
+        <w:t>        };</w:t>
+      </w:r>
+    </w:p>
+    <w:p>
+      <w:pPr>
+        <w:rPr>
+          <w:rFonts w:ascii="Times New Roman" w:eastAsia="Times New Roman" w:hAnsi="Times New Roman" w:cs="Times New Roman"/>
+          <w:lang w:val="en-IN"/>
+        </w:rPr>
+      </w:pPr>
+      <w:r>
+        <w:rPr>
+          <w:rFonts w:ascii="Times New Roman" w:eastAsia="Times New Roman" w:hAnsi="Times New Roman" w:cs="Times New Roman"/>
+          <w:lang w:val="en-IN"/>
+        </w:rPr>
+        <w:t xml:space="preserve">        </w:t>
+      </w:r>
+      <w:proofErr w:type="spellStart"/>
+      <w:proofErr w:type="gramStart"/>
+      <w:r>
+        <w:rPr>
+          <w:rFonts w:ascii="Times New Roman" w:eastAsia="Times New Roman" w:hAnsi="Times New Roman" w:cs="Times New Roman"/>
+          <w:lang w:val="en-IN"/>
+        </w:rPr>
+        <w:t>user.greet</w:t>
+      </w:r>
+      <w:proofErr w:type="spellEnd"/>
+      <w:proofErr w:type="gramEnd"/>
+      <w:r>
+        <w:rPr>
+          <w:rFonts w:ascii="Times New Roman" w:eastAsia="Times New Roman" w:hAnsi="Times New Roman" w:cs="Times New Roman"/>
+          <w:lang w:val="en-IN"/>
+        </w:rPr>
+        <w:t>(); // "ABC" (this = object before the dot)</w:t>
+      </w:r>
+    </w:p>
+    <w:p>
+      <w:pPr>
+        <w:rPr>
+          <w:rFonts w:ascii="Times New Roman" w:eastAsia="Times New Roman" w:hAnsi="Times New Roman" w:cs="Times New Roman"/>
+          <w:lang w:val="en-IN"/>
+        </w:rPr>
+      </w:pPr>
+      <w:r>
+        <w:rPr>
+          <w:rFonts w:ascii="Times New Roman" w:eastAsia="Times New Roman" w:hAnsi="Times New Roman" w:cs="Times New Roman"/>
+          <w:lang w:val="en-IN"/>
+        </w:rPr>
+        <w:t>        //4. Losing "this"</w:t>
+      </w:r>
+    </w:p>
+    <w:p>
+      <w:pPr>
+        <w:rPr>
+          <w:rFonts w:ascii="Times New Roman" w:eastAsia="Times New Roman" w:hAnsi="Times New Roman" w:cs="Times New Roman"/>
+          <w:lang w:val="en-IN"/>
+        </w:rPr>
+      </w:pPr>
+      <w:r>
+        <w:rPr>
+          <w:rFonts w:ascii="Times New Roman" w:eastAsia="Times New Roman" w:hAnsi="Times New Roman" w:cs="Times New Roman"/>
+          <w:lang w:val="en-IN"/>
+        </w:rPr>
+        <w:t xml:space="preserve">        </w:t>
+      </w:r>
+      <w:proofErr w:type="spellStart"/>
+      <w:r>
+        <w:rPr>
+          <w:rFonts w:ascii="Times New Roman" w:eastAsia="Times New Roman" w:hAnsi="Times New Roman" w:cs="Times New Roman"/>
+          <w:lang w:val="en-IN"/>
+        </w:rPr>
+        <w:t>const</w:t>
+      </w:r>
+      <w:proofErr w:type="spellEnd"/>
+      <w:r>
+        <w:rPr>
+          <w:rFonts w:ascii="Times New Roman" w:eastAsia="Times New Roman" w:hAnsi="Times New Roman" w:cs="Times New Roman"/>
+          <w:lang w:val="en-IN"/>
+        </w:rPr>
+        <w:t xml:space="preserve"> g = </w:t>
+      </w:r>
+      <w:proofErr w:type="spellStart"/>
+      <w:proofErr w:type="gramStart"/>
+      <w:r>
+        <w:rPr>
+          <w:rFonts w:ascii="Times New Roman" w:eastAsia="Times New Roman" w:hAnsi="Times New Roman" w:cs="Times New Roman"/>
+          <w:lang w:val="en-IN"/>
+        </w:rPr>
+        <w:t>user.greet</w:t>
+      </w:r>
+      <w:proofErr w:type="spellEnd"/>
+      <w:proofErr w:type="gramEnd"/>
+      <w:r>
+        <w:rPr>
+          <w:rFonts w:ascii="Times New Roman" w:eastAsia="Times New Roman" w:hAnsi="Times New Roman" w:cs="Times New Roman"/>
+          <w:lang w:val="en-IN"/>
+        </w:rPr>
+        <w:t>;</w:t>
+      </w:r>
+    </w:p>
+    <w:p>
+      <w:pPr>
+        <w:rPr>
+          <w:rFonts w:ascii="Times New Roman" w:eastAsia="Times New Roman" w:hAnsi="Times New Roman" w:cs="Times New Roman"/>
+          <w:lang w:val="en-IN"/>
+        </w:rPr>
+      </w:pPr>
+      <w:r>
+        <w:rPr>
+          <w:rFonts w:ascii="Times New Roman" w:eastAsia="Times New Roman" w:hAnsi="Times New Roman" w:cs="Times New Roman"/>
+          <w:lang w:val="en-IN"/>
+        </w:rPr>
+        <w:t xml:space="preserve">        </w:t>
+      </w:r>
+      <w:proofErr w:type="gramStart"/>
+      <w:r>
+        <w:rPr>
+          <w:rFonts w:ascii="Times New Roman" w:eastAsia="Times New Roman" w:hAnsi="Times New Roman" w:cs="Times New Roman"/>
+          <w:lang w:val="en-IN"/>
+        </w:rPr>
+        <w:t xml:space="preserve">g();   </w:t>
+      </w:r>
+      <w:proofErr w:type="gramEnd"/>
+      <w:r>
+        <w:rPr>
+          <w:rFonts w:ascii="Times New Roman" w:eastAsia="Times New Roman" w:hAnsi="Times New Roman" w:cs="Times New Roman"/>
+          <w:lang w:val="en-IN"/>
+        </w:rPr>
+        <w:t>                   // undefined / error (default binding)</w:t>
+      </w:r>
+    </w:p>
+    <w:p>
+      <w:pPr>
+        <w:rPr>
+          <w:rFonts w:ascii="Times New Roman" w:eastAsia="Times New Roman" w:hAnsi="Times New Roman" w:cs="Times New Roman"/>
+          <w:lang w:val="en-IN"/>
+        </w:rPr>
+      </w:pPr>
+      <w:r>
+        <w:rPr>
+          <w:rFonts w:ascii="Times New Roman" w:eastAsia="Times New Roman" w:hAnsi="Times New Roman" w:cs="Times New Roman"/>
+          <w:lang w:val="en-IN"/>
+        </w:rPr>
+        <w:t xml:space="preserve">        </w:t>
+      </w:r>
+      <w:proofErr w:type="spellStart"/>
+      <w:proofErr w:type="gramStart"/>
+      <w:r>
+        <w:rPr>
+          <w:rFonts w:ascii="Times New Roman" w:eastAsia="Times New Roman" w:hAnsi="Times New Roman" w:cs="Times New Roman"/>
+          <w:lang w:val="en-IN"/>
+        </w:rPr>
+        <w:t>setTimeout</w:t>
+      </w:r>
+      <w:proofErr w:type="spellEnd"/>
+      <w:r>
+        <w:rPr>
+          <w:rFonts w:ascii="Times New Roman" w:eastAsia="Times New Roman" w:hAnsi="Times New Roman" w:cs="Times New Roman"/>
+          <w:lang w:val="en-IN"/>
+        </w:rPr>
+        <w:t>(</w:t>
+      </w:r>
+      <w:proofErr w:type="spellStart"/>
+      <w:r>
+        <w:rPr>
+          <w:rFonts w:ascii="Times New Roman" w:eastAsia="Times New Roman" w:hAnsi="Times New Roman" w:cs="Times New Roman"/>
+          <w:lang w:val="en-IN"/>
+        </w:rPr>
+        <w:t>user.greet</w:t>
+      </w:r>
+      <w:proofErr w:type="spellEnd"/>
+      <w:proofErr w:type="gramEnd"/>
+      <w:r>
+        <w:rPr>
+          <w:rFonts w:ascii="Times New Roman" w:eastAsia="Times New Roman" w:hAnsi="Times New Roman" w:cs="Times New Roman"/>
+          <w:lang w:val="en-IN"/>
+        </w:rPr>
+        <w:t>, 0); // same problem: callback is called plainly</w:t>
+      </w:r>
+    </w:p>
+    <w:p>
+      <w:pPr>
+        <w:rPr>
+          <w:rFonts w:ascii="Times New Roman" w:eastAsia="Times New Roman" w:hAnsi="Times New Roman" w:cs="Times New Roman"/>
+          <w:lang w:val="en-IN"/>
+        </w:rPr>
+      </w:pPr>
+      <w:r>
+        <w:rPr>
+          <w:rFonts w:ascii="Times New Roman" w:eastAsia="Times New Roman" w:hAnsi="Times New Roman" w:cs="Times New Roman"/>
+          <w:lang w:val="en-IN"/>
+        </w:rPr>
+        <w:t>        [1</w:t>
+      </w:r>
+      <w:proofErr w:type="gramStart"/>
+      <w:r>
+        <w:rPr>
+          <w:rFonts w:ascii="Times New Roman" w:eastAsia="Times New Roman" w:hAnsi="Times New Roman" w:cs="Times New Roman"/>
+          <w:lang w:val="en-IN"/>
+        </w:rPr>
+        <w:t>].</w:t>
+      </w:r>
+      <w:proofErr w:type="spellStart"/>
+      <w:r>
+        <w:rPr>
+          <w:rFonts w:ascii="Times New Roman" w:eastAsia="Times New Roman" w:hAnsi="Times New Roman" w:cs="Times New Roman"/>
+          <w:lang w:val="en-IN"/>
+        </w:rPr>
+        <w:t>forEach</w:t>
+      </w:r>
+      <w:proofErr w:type="spellEnd"/>
+      <w:proofErr w:type="gramEnd"/>
+      <w:r>
+        <w:rPr>
+          <w:rFonts w:ascii="Times New Roman" w:eastAsia="Times New Roman" w:hAnsi="Times New Roman" w:cs="Times New Roman"/>
+          <w:lang w:val="en-IN"/>
+        </w:rPr>
+        <w:t>(</w:t>
+      </w:r>
+      <w:proofErr w:type="spellStart"/>
+      <w:proofErr w:type="gramStart"/>
+      <w:r>
+        <w:rPr>
+          <w:rFonts w:ascii="Times New Roman" w:eastAsia="Times New Roman" w:hAnsi="Times New Roman" w:cs="Times New Roman"/>
+          <w:lang w:val="en-IN"/>
+        </w:rPr>
+        <w:t>user.greet</w:t>
+      </w:r>
+      <w:proofErr w:type="spellEnd"/>
+      <w:r>
+        <w:rPr>
+          <w:rFonts w:ascii="Times New Roman" w:eastAsia="Times New Roman" w:hAnsi="Times New Roman" w:cs="Times New Roman"/>
+          <w:lang w:val="en-IN"/>
+        </w:rPr>
+        <w:t xml:space="preserve">);   </w:t>
+      </w:r>
+      <w:proofErr w:type="gramEnd"/>
+      <w:r>
+        <w:rPr>
+          <w:rFonts w:ascii="Times New Roman" w:eastAsia="Times New Roman" w:hAnsi="Times New Roman" w:cs="Times New Roman"/>
+          <w:lang w:val="en-IN"/>
+        </w:rPr>
+        <w:t>// same</w:t>
+      </w:r>
+    </w:p>
+    <w:p>
+      <w:pPr>
+        <w:rPr>
+          <w:rFonts w:ascii="Times New Roman" w:eastAsia="Times New Roman" w:hAnsi="Times New Roman" w:cs="Times New Roman"/>
+          <w:lang w:val="en-IN"/>
+        </w:rPr>
+      </w:pPr>
+      <w:r>
+        <w:rPr>
+          <w:rFonts w:ascii="Times New Roman" w:eastAsia="Times New Roman" w:hAnsi="Times New Roman" w:cs="Times New Roman"/>
+          <w:lang w:val="en-IN"/>
+        </w:rPr>
+        <w:t>        //5. Constructor Call</w:t>
+      </w:r>
+    </w:p>
+    <w:p>
+      <w:pPr>
+        <w:rPr>
+          <w:rFonts w:ascii="Times New Roman" w:eastAsia="Times New Roman" w:hAnsi="Times New Roman" w:cs="Times New Roman"/>
+          <w:lang w:val="en-IN"/>
+        </w:rPr>
+      </w:pPr>
+      <w:r>
+        <w:rPr>
+          <w:rFonts w:ascii="Times New Roman" w:eastAsia="Times New Roman" w:hAnsi="Times New Roman" w:cs="Times New Roman"/>
+          <w:lang w:val="en-IN"/>
+        </w:rPr>
+        <w:t>        function Person(name) {</w:t>
+      </w:r>
+    </w:p>
+    <w:p>
+      <w:pPr>
+        <w:rPr>
+          <w:rFonts w:ascii="Times New Roman" w:eastAsia="Times New Roman" w:hAnsi="Times New Roman" w:cs="Times New Roman"/>
+          <w:lang w:val="en-IN"/>
+        </w:rPr>
+      </w:pPr>
+      <w:r>
+        <w:rPr>
+          <w:rFonts w:ascii="Times New Roman" w:eastAsia="Times New Roman" w:hAnsi="Times New Roman" w:cs="Times New Roman"/>
+          <w:lang w:val="en-IN"/>
+        </w:rPr>
+        <w:t xml:space="preserve">            this.name = </w:t>
+      </w:r>
+      <w:proofErr w:type="gramStart"/>
+      <w:r>
+        <w:rPr>
+          <w:rFonts w:ascii="Times New Roman" w:eastAsia="Times New Roman" w:hAnsi="Times New Roman" w:cs="Times New Roman"/>
+          <w:lang w:val="en-IN"/>
+        </w:rPr>
+        <w:t xml:space="preserve">name;   </w:t>
+      </w:r>
+      <w:proofErr w:type="gramEnd"/>
+      <w:r>
+        <w:rPr>
+          <w:rFonts w:ascii="Times New Roman" w:eastAsia="Times New Roman" w:hAnsi="Times New Roman" w:cs="Times New Roman"/>
+          <w:lang w:val="en-IN"/>
+        </w:rPr>
+        <w:t>// this = brand new object</w:t>
+      </w:r>
+    </w:p>
+    <w:p>
+      <w:pPr>
+        <w:rPr>
+          <w:rFonts w:ascii="Times New Roman" w:eastAsia="Times New Roman" w:hAnsi="Times New Roman" w:cs="Times New Roman"/>
+          <w:lang w:val="en-IN"/>
+        </w:rPr>
+      </w:pPr>
+      <w:r>
+        <w:rPr>
+          <w:rFonts w:ascii="Times New Roman" w:eastAsia="Times New Roman" w:hAnsi="Times New Roman" w:cs="Times New Roman"/>
+          <w:lang w:val="en-IN"/>
+        </w:rPr>
+        <w:t>        }</w:t>
+      </w:r>
+    </w:p>
+    <w:p>
+      <w:pPr>
+        <w:rPr>
+          <w:rFonts w:ascii="Times New Roman" w:eastAsia="Times New Roman" w:hAnsi="Times New Roman" w:cs="Times New Roman"/>
+          <w:lang w:val="en-IN"/>
+        </w:rPr>
+      </w:pPr>
+      <w:r>
+        <w:rPr>
+          <w:rFonts w:ascii="Times New Roman" w:eastAsia="Times New Roman" w:hAnsi="Times New Roman" w:cs="Times New Roman"/>
+          <w:lang w:val="en-IN"/>
+        </w:rPr>
+        <w:t xml:space="preserve">        </w:t>
+      </w:r>
+      <w:proofErr w:type="spellStart"/>
+      <w:r>
+        <w:rPr>
+          <w:rFonts w:ascii="Times New Roman" w:eastAsia="Times New Roman" w:hAnsi="Times New Roman" w:cs="Times New Roman"/>
+          <w:lang w:val="en-IN"/>
+        </w:rPr>
+        <w:t>const</w:t>
+      </w:r>
+      <w:proofErr w:type="spellEnd"/>
+      <w:r>
+        <w:rPr>
+          <w:rFonts w:ascii="Times New Roman" w:eastAsia="Times New Roman" w:hAnsi="Times New Roman" w:cs="Times New Roman"/>
+          <w:lang w:val="en-IN"/>
+        </w:rPr>
+        <w:t xml:space="preserve"> p = new Person("Ravi");</w:t>
+      </w:r>
+    </w:p>
+    <w:p>
+      <w:pPr>
+        <w:rPr>
+          <w:rFonts w:ascii="Times New Roman" w:eastAsia="Times New Roman" w:hAnsi="Times New Roman" w:cs="Times New Roman"/>
+          <w:lang w:val="en-IN"/>
+        </w:rPr>
+      </w:pPr>
+      <w:r>
+        <w:rPr>
+          <w:rFonts w:ascii="Times New Roman" w:eastAsia="Times New Roman" w:hAnsi="Times New Roman" w:cs="Times New Roman"/>
+          <w:lang w:val="en-IN"/>
+        </w:rPr>
+        <w:t>        //6. Explicit Binding</w:t>
+      </w:r>
+    </w:p>
+    <w:p>
+      <w:pPr>
+        <w:rPr>
+          <w:rFonts w:ascii="Times New Roman" w:eastAsia="Times New Roman" w:hAnsi="Times New Roman" w:cs="Times New Roman"/>
+          <w:lang w:val="en-IN"/>
+        </w:rPr>
+      </w:pPr>
+      <w:r>
+        <w:rPr>
+          <w:rFonts w:ascii="Times New Roman" w:eastAsia="Times New Roman" w:hAnsi="Times New Roman" w:cs="Times New Roman"/>
+          <w:lang w:val="en-IN"/>
+        </w:rPr>
+        <w:t xml:space="preserve">        function </w:t>
+      </w:r>
+      <w:proofErr w:type="gramStart"/>
+      <w:r>
+        <w:rPr>
+          <w:rFonts w:ascii="Times New Roman" w:eastAsia="Times New Roman" w:hAnsi="Times New Roman" w:cs="Times New Roman"/>
+          <w:lang w:val="en-IN"/>
+        </w:rPr>
+        <w:t>intro(</w:t>
+      </w:r>
+      <w:proofErr w:type="gramEnd"/>
+      <w:r>
+        <w:rPr>
+          <w:rFonts w:ascii="Times New Roman" w:eastAsia="Times New Roman" w:hAnsi="Times New Roman" w:cs="Times New Roman"/>
+          <w:lang w:val="en-IN"/>
+        </w:rPr>
+        <w:t xml:space="preserve">greeting, </w:t>
+      </w:r>
+      <w:proofErr w:type="spellStart"/>
+      <w:r>
+        <w:rPr>
+          <w:rFonts w:ascii="Times New Roman" w:eastAsia="Times New Roman" w:hAnsi="Times New Roman" w:cs="Times New Roman"/>
+          <w:lang w:val="en-IN"/>
+        </w:rPr>
+        <w:t>punct</w:t>
+      </w:r>
+      <w:proofErr w:type="spellEnd"/>
+      <w:r>
+        <w:rPr>
+          <w:rFonts w:ascii="Times New Roman" w:eastAsia="Times New Roman" w:hAnsi="Times New Roman" w:cs="Times New Roman"/>
+          <w:lang w:val="en-IN"/>
+        </w:rPr>
+        <w:t>) {</w:t>
+      </w:r>
+    </w:p>
+    <w:p>
+      <w:pPr>
+        <w:rPr>
+          <w:rFonts w:ascii="Times New Roman" w:eastAsia="Times New Roman" w:hAnsi="Times New Roman" w:cs="Times New Roman"/>
+          <w:lang w:val="en-IN"/>
+        </w:rPr>
+      </w:pPr>
+      <w:r>
+        <w:rPr>
+          <w:rFonts w:ascii="Times New Roman" w:eastAsia="Times New Roman" w:hAnsi="Times New Roman" w:cs="Times New Roman"/>
+          <w:lang w:val="en-IN"/>
+        </w:rPr>
+        <w:t xml:space="preserve">            </w:t>
+      </w:r>
+      <w:proofErr w:type="gramStart"/>
+      <w:r>
+        <w:rPr>
+          <w:rFonts w:ascii="Times New Roman" w:eastAsia="Times New Roman" w:hAnsi="Times New Roman" w:cs="Times New Roman"/>
+          <w:lang w:val="en-IN"/>
+        </w:rPr>
+        <w:t>console.log(</w:t>
+      </w:r>
+      <w:proofErr w:type="gramEnd"/>
+      <w:r>
+        <w:rPr>
+          <w:rFonts w:ascii="Times New Roman" w:eastAsia="Times New Roman" w:hAnsi="Times New Roman" w:cs="Times New Roman"/>
+          <w:lang w:val="en-IN"/>
+        </w:rPr>
+        <w:t xml:space="preserve">greeting + ", " + this.name + </w:t>
+      </w:r>
+      <w:proofErr w:type="spellStart"/>
+      <w:r>
+        <w:rPr>
+          <w:rFonts w:ascii="Times New Roman" w:eastAsia="Times New Roman" w:hAnsi="Times New Roman" w:cs="Times New Roman"/>
+          <w:lang w:val="en-IN"/>
+        </w:rPr>
+        <w:t>punct</w:t>
+      </w:r>
+      <w:proofErr w:type="spellEnd"/>
+      <w:r>
+        <w:rPr>
+          <w:rFonts w:ascii="Times New Roman" w:eastAsia="Times New Roman" w:hAnsi="Times New Roman" w:cs="Times New Roman"/>
+          <w:lang w:val="en-IN"/>
+        </w:rPr>
+        <w:t>);</w:t>
+      </w:r>
+    </w:p>
+    <w:p>
+      <w:pPr>
+        <w:rPr>
+          <w:rFonts w:ascii="Times New Roman" w:eastAsia="Times New Roman" w:hAnsi="Times New Roman" w:cs="Times New Roman"/>
+          <w:lang w:val="en-IN"/>
+        </w:rPr>
+      </w:pPr>
+      <w:r>
+        <w:rPr>
+          <w:rFonts w:ascii="Times New Roman" w:eastAsia="Times New Roman" w:hAnsi="Times New Roman" w:cs="Times New Roman"/>
+          <w:lang w:val="en-IN"/>
+        </w:rPr>
+        <w:t>        }</w:t>
+      </w:r>
+    </w:p>
+    <w:p>
+      <w:pPr>
+        <w:rPr>
+          <w:rFonts w:ascii="Times New Roman" w:eastAsia="Times New Roman" w:hAnsi="Times New Roman" w:cs="Times New Roman"/>
+          <w:lang w:val="en-IN"/>
+        </w:rPr>
+      </w:pPr>
+      <w:r>
+        <w:rPr>
+          <w:rFonts w:ascii="Times New Roman" w:eastAsia="Times New Roman" w:hAnsi="Times New Roman" w:cs="Times New Roman"/>
+          <w:lang w:val="en-IN"/>
+        </w:rPr>
+        <w:t xml:space="preserve">        </w:t>
+      </w:r>
+      <w:proofErr w:type="spellStart"/>
+      <w:r>
+        <w:rPr>
+          <w:rFonts w:ascii="Times New Roman" w:eastAsia="Times New Roman" w:hAnsi="Times New Roman" w:cs="Times New Roman"/>
+          <w:lang w:val="en-IN"/>
+        </w:rPr>
+        <w:t>const</w:t>
+      </w:r>
+      <w:proofErr w:type="spellEnd"/>
+      <w:r>
+        <w:rPr>
+          <w:rFonts w:ascii="Times New Roman" w:eastAsia="Times New Roman" w:hAnsi="Times New Roman" w:cs="Times New Roman"/>
+          <w:lang w:val="en-IN"/>
+        </w:rPr>
+        <w:t xml:space="preserve"> o = </w:t>
+      </w:r>
+      <w:proofErr w:type="gramStart"/>
+      <w:r>
+        <w:rPr>
+          <w:rFonts w:ascii="Times New Roman" w:eastAsia="Times New Roman" w:hAnsi="Times New Roman" w:cs="Times New Roman"/>
+          <w:lang w:val="en-IN"/>
+        </w:rPr>
+        <w:t>{ name</w:t>
+      </w:r>
+      <w:proofErr w:type="gramEnd"/>
+      <w:r>
+        <w:rPr>
+          <w:rFonts w:ascii="Times New Roman" w:eastAsia="Times New Roman" w:hAnsi="Times New Roman" w:cs="Times New Roman"/>
+          <w:lang w:val="en-IN"/>
+        </w:rPr>
+        <w:t>: "Meera</w:t>
+      </w:r>
+      <w:proofErr w:type="gramStart"/>
+      <w:r>
+        <w:rPr>
+          <w:rFonts w:ascii="Times New Roman" w:eastAsia="Times New Roman" w:hAnsi="Times New Roman" w:cs="Times New Roman"/>
+          <w:lang w:val="en-IN"/>
+        </w:rPr>
+        <w:t>" }</w:t>
+      </w:r>
+      <w:proofErr w:type="gramEnd"/>
+      <w:r>
+        <w:rPr>
+          <w:rFonts w:ascii="Times New Roman" w:eastAsia="Times New Roman" w:hAnsi="Times New Roman" w:cs="Times New Roman"/>
+          <w:lang w:val="en-IN"/>
+        </w:rPr>
+        <w:t>;</w:t>
+      </w:r>
+    </w:p>
+    <w:p>
+      <w:pPr>
+        <w:rPr>
+          <w:rFonts w:ascii="Times New Roman" w:eastAsia="Times New Roman" w:hAnsi="Times New Roman" w:cs="Times New Roman"/>
+          <w:lang w:val="en-IN"/>
+        </w:rPr>
+      </w:pPr>
+      <w:r>
+        <w:rPr>
+          <w:rFonts w:ascii="Times New Roman" w:eastAsia="Times New Roman" w:hAnsi="Times New Roman" w:cs="Times New Roman"/>
+          <w:lang w:val="en-IN"/>
+        </w:rPr>
+        <w:t xml:space="preserve">        </w:t>
+      </w:r>
+      <w:proofErr w:type="spellStart"/>
+      <w:proofErr w:type="gramStart"/>
+      <w:r>
+        <w:rPr>
+          <w:rFonts w:ascii="Times New Roman" w:eastAsia="Times New Roman" w:hAnsi="Times New Roman" w:cs="Times New Roman"/>
+          <w:lang w:val="en-IN"/>
+        </w:rPr>
+        <w:t>intro.call</w:t>
+      </w:r>
+      <w:proofErr w:type="spellEnd"/>
+      <w:proofErr w:type="gramEnd"/>
+      <w:r>
+        <w:rPr>
+          <w:rFonts w:ascii="Times New Roman" w:eastAsia="Times New Roman" w:hAnsi="Times New Roman" w:cs="Times New Roman"/>
+          <w:lang w:val="en-IN"/>
+        </w:rPr>
+        <w:t>(o, "Hi", "!"</w:t>
+      </w:r>
+      <w:proofErr w:type="gramStart"/>
+      <w:r>
+        <w:rPr>
+          <w:rFonts w:ascii="Times New Roman" w:eastAsia="Times New Roman" w:hAnsi="Times New Roman" w:cs="Times New Roman"/>
+          <w:lang w:val="en-IN"/>
+        </w:rPr>
+        <w:t xml:space="preserve">);   </w:t>
+      </w:r>
+      <w:proofErr w:type="gramEnd"/>
+      <w:r>
+        <w:rPr>
+          <w:rFonts w:ascii="Times New Roman" w:eastAsia="Times New Roman" w:hAnsi="Times New Roman" w:cs="Times New Roman"/>
+          <w:lang w:val="en-IN"/>
+        </w:rPr>
+        <w:t xml:space="preserve">   // </w:t>
+      </w:r>
+      <w:proofErr w:type="spellStart"/>
+      <w:r>
+        <w:rPr>
+          <w:rFonts w:ascii="Times New Roman" w:eastAsia="Times New Roman" w:hAnsi="Times New Roman" w:cs="Times New Roman"/>
+          <w:lang w:val="en-IN"/>
+        </w:rPr>
+        <w:t>args</w:t>
+      </w:r>
+      <w:proofErr w:type="spellEnd"/>
+      <w:r>
+        <w:rPr>
+          <w:rFonts w:ascii="Times New Roman" w:eastAsia="Times New Roman" w:hAnsi="Times New Roman" w:cs="Times New Roman"/>
+          <w:lang w:val="en-IN"/>
+        </w:rPr>
+        <w:t xml:space="preserve"> individually</w:t>
+      </w:r>
+    </w:p>
+    <w:p>
+      <w:pPr>
+        <w:rPr>
+          <w:rFonts w:ascii="Times New Roman" w:eastAsia="Times New Roman" w:hAnsi="Times New Roman" w:cs="Times New Roman"/>
+          <w:lang w:val="en-IN"/>
+        </w:rPr>
+      </w:pPr>
+      <w:r>
+        <w:rPr>
+          <w:rFonts w:ascii="Times New Roman" w:eastAsia="Times New Roman" w:hAnsi="Times New Roman" w:cs="Times New Roman"/>
+          <w:lang w:val="en-IN"/>
+        </w:rPr>
+        <w:t xml:space="preserve">        </w:t>
+      </w:r>
+      <w:proofErr w:type="spellStart"/>
+      <w:proofErr w:type="gramStart"/>
+      <w:r>
+        <w:rPr>
+          <w:rFonts w:ascii="Times New Roman" w:eastAsia="Times New Roman" w:hAnsi="Times New Roman" w:cs="Times New Roman"/>
+          <w:lang w:val="en-IN"/>
+        </w:rPr>
+        <w:t>intro.apply</w:t>
+      </w:r>
+      <w:proofErr w:type="spellEnd"/>
+      <w:proofErr w:type="gramEnd"/>
+      <w:r>
+        <w:rPr>
+          <w:rFonts w:ascii="Times New Roman" w:eastAsia="Times New Roman" w:hAnsi="Times New Roman" w:cs="Times New Roman"/>
+          <w:lang w:val="en-IN"/>
+        </w:rPr>
+        <w:t>(o, ["Hi", "!"]</w:t>
+      </w:r>
+      <w:proofErr w:type="gramStart"/>
+      <w:r>
+        <w:rPr>
+          <w:rFonts w:ascii="Times New Roman" w:eastAsia="Times New Roman" w:hAnsi="Times New Roman" w:cs="Times New Roman"/>
+          <w:lang w:val="en-IN"/>
+        </w:rPr>
+        <w:t xml:space="preserve">);   </w:t>
+      </w:r>
+      <w:proofErr w:type="gramEnd"/>
+      <w:r>
+        <w:rPr>
+          <w:rFonts w:ascii="Times New Roman" w:eastAsia="Times New Roman" w:hAnsi="Times New Roman" w:cs="Times New Roman"/>
+          <w:lang w:val="en-IN"/>
+        </w:rPr>
+        <w:t xml:space="preserve">// </w:t>
+      </w:r>
+      <w:proofErr w:type="spellStart"/>
+      <w:r>
+        <w:rPr>
+          <w:rFonts w:ascii="Times New Roman" w:eastAsia="Times New Roman" w:hAnsi="Times New Roman" w:cs="Times New Roman"/>
+          <w:lang w:val="en-IN"/>
+        </w:rPr>
+        <w:t>args</w:t>
+      </w:r>
+      <w:proofErr w:type="spellEnd"/>
+      <w:r>
+        <w:rPr>
+          <w:rFonts w:ascii="Times New Roman" w:eastAsia="Times New Roman" w:hAnsi="Times New Roman" w:cs="Times New Roman"/>
+          <w:lang w:val="en-IN"/>
+        </w:rPr>
+        <w:t xml:space="preserve"> as array</w:t>
+      </w:r>
+    </w:p>
+    <w:p>
+      <w:pPr>
+        <w:rPr>
+          <w:rFonts w:ascii="Times New Roman" w:eastAsia="Times New Roman" w:hAnsi="Times New Roman" w:cs="Times New Roman"/>
+          <w:lang w:val="en-IN"/>
+        </w:rPr>
+      </w:pPr>
+      <w:r>
+        <w:rPr>
+          <w:rFonts w:ascii="Times New Roman" w:eastAsia="Times New Roman" w:hAnsi="Times New Roman" w:cs="Times New Roman"/>
+          <w:lang w:val="en-IN"/>
+        </w:rPr>
+        <w:t xml:space="preserve">        </w:t>
+      </w:r>
+      <w:proofErr w:type="spellStart"/>
+      <w:r>
+        <w:rPr>
+          <w:rFonts w:ascii="Times New Roman" w:eastAsia="Times New Roman" w:hAnsi="Times New Roman" w:cs="Times New Roman"/>
+          <w:lang w:val="en-IN"/>
+        </w:rPr>
+        <w:t>const</w:t>
+      </w:r>
+      <w:proofErr w:type="spellEnd"/>
+      <w:r>
+        <w:rPr>
+          <w:rFonts w:ascii="Times New Roman" w:eastAsia="Times New Roman" w:hAnsi="Times New Roman" w:cs="Times New Roman"/>
+          <w:lang w:val="en-IN"/>
+        </w:rPr>
+        <w:t xml:space="preserve"> bound = </w:t>
+      </w:r>
+      <w:proofErr w:type="spellStart"/>
+      <w:proofErr w:type="gramStart"/>
+      <w:r>
+        <w:rPr>
+          <w:rFonts w:ascii="Times New Roman" w:eastAsia="Times New Roman" w:hAnsi="Times New Roman" w:cs="Times New Roman"/>
+          <w:lang w:val="en-IN"/>
+        </w:rPr>
+        <w:t>intro.bind</w:t>
+      </w:r>
+      <w:proofErr w:type="spellEnd"/>
+      <w:proofErr w:type="gramEnd"/>
+      <w:r>
+        <w:rPr>
+          <w:rFonts w:ascii="Times New Roman" w:eastAsia="Times New Roman" w:hAnsi="Times New Roman" w:cs="Times New Roman"/>
+          <w:lang w:val="en-IN"/>
+        </w:rPr>
+        <w:t>(o, "Hi");</w:t>
+      </w:r>
+    </w:p>
+    <w:p>
+      <w:pPr>
+        <w:rPr>
+          <w:rFonts w:ascii="Times New Roman" w:eastAsia="Times New Roman" w:hAnsi="Times New Roman" w:cs="Times New Roman"/>
+          <w:lang w:val="en-IN"/>
+        </w:rPr>
+      </w:pPr>
+      <w:r>
+        <w:rPr>
+          <w:rFonts w:ascii="Times New Roman" w:eastAsia="Times New Roman" w:hAnsi="Times New Roman" w:cs="Times New Roman"/>
+          <w:lang w:val="en-IN"/>
+        </w:rPr>
+        <w:lastRenderedPageBreak/>
+        <w:t xml:space="preserve">        </w:t>
+      </w:r>
+      <w:proofErr w:type="gramStart"/>
+      <w:r>
+        <w:rPr>
+          <w:rFonts w:ascii="Times New Roman" w:eastAsia="Times New Roman" w:hAnsi="Times New Roman" w:cs="Times New Roman"/>
+          <w:lang w:val="en-IN"/>
+        </w:rPr>
+        <w:t>bound(</w:t>
+      </w:r>
+      <w:proofErr w:type="gramEnd"/>
+      <w:r>
+        <w:rPr>
+          <w:rFonts w:ascii="Times New Roman" w:eastAsia="Times New Roman" w:hAnsi="Times New Roman" w:cs="Times New Roman"/>
+          <w:lang w:val="en-IN"/>
+        </w:rPr>
+        <w:t>"?"</w:t>
+      </w:r>
+      <w:proofErr w:type="gramStart"/>
+      <w:r>
+        <w:rPr>
+          <w:rFonts w:ascii="Times New Roman" w:eastAsia="Times New Roman" w:hAnsi="Times New Roman" w:cs="Times New Roman"/>
+          <w:lang w:val="en-IN"/>
+        </w:rPr>
+        <w:t xml:space="preserve">);   </w:t>
+      </w:r>
+      <w:proofErr w:type="gramEnd"/>
+      <w:r>
+        <w:rPr>
+          <w:rFonts w:ascii="Times New Roman" w:eastAsia="Times New Roman" w:hAnsi="Times New Roman" w:cs="Times New Roman"/>
+          <w:lang w:val="en-IN"/>
+        </w:rPr>
+        <w:t>                 // permanently bound</w:t>
+      </w:r>
+    </w:p>
+    <w:p>
+      <w:pPr>
+        <w:rPr>
+          <w:rFonts w:ascii="Times New Roman" w:eastAsia="Times New Roman" w:hAnsi="Times New Roman" w:cs="Times New Roman"/>
+          <w:lang w:val="en-IN"/>
+        </w:rPr>
+      </w:pPr>
+      <w:r>
+        <w:rPr>
+          <w:rFonts w:ascii="Times New Roman" w:eastAsia="Times New Roman" w:hAnsi="Times New Roman" w:cs="Times New Roman"/>
+          <w:lang w:val="en-IN"/>
+        </w:rPr>
+        <w:t>        //7. Arrow Functions</w:t>
+      </w:r>
+    </w:p>
+    <w:p>
+      <w:pPr>
+        <w:rPr>
+          <w:rFonts w:ascii="Times New Roman" w:eastAsia="Times New Roman" w:hAnsi="Times New Roman" w:cs="Times New Roman"/>
+          <w:lang w:val="en-IN"/>
+        </w:rPr>
+      </w:pPr>
+      <w:r>
+        <w:rPr>
+          <w:rFonts w:ascii="Times New Roman" w:eastAsia="Times New Roman" w:hAnsi="Times New Roman" w:cs="Times New Roman"/>
+          <w:lang w:val="en-IN"/>
+        </w:rPr>
+        <w:t xml:space="preserve">        </w:t>
+      </w:r>
+      <w:proofErr w:type="spellStart"/>
+      <w:r>
+        <w:rPr>
+          <w:rFonts w:ascii="Times New Roman" w:eastAsia="Times New Roman" w:hAnsi="Times New Roman" w:cs="Times New Roman"/>
+          <w:lang w:val="en-IN"/>
+        </w:rPr>
+        <w:t>const</w:t>
+      </w:r>
+      <w:proofErr w:type="spellEnd"/>
+      <w:r>
+        <w:rPr>
+          <w:rFonts w:ascii="Times New Roman" w:eastAsia="Times New Roman" w:hAnsi="Times New Roman" w:cs="Times New Roman"/>
+          <w:lang w:val="en-IN"/>
+        </w:rPr>
+        <w:t xml:space="preserve"> timer = {</w:t>
+      </w:r>
+    </w:p>
+    <w:p>
+      <w:pPr>
+        <w:rPr>
+          <w:rFonts w:ascii="Times New Roman" w:eastAsia="Times New Roman" w:hAnsi="Times New Roman" w:cs="Times New Roman"/>
+          <w:lang w:val="en-IN"/>
+        </w:rPr>
+      </w:pPr>
+      <w:r>
+        <w:rPr>
+          <w:rFonts w:ascii="Times New Roman" w:eastAsia="Times New Roman" w:hAnsi="Times New Roman" w:cs="Times New Roman"/>
+          <w:lang w:val="en-IN"/>
+        </w:rPr>
+        <w:t>            seconds: 0,</w:t>
+      </w:r>
+    </w:p>
+    <w:p>
+      <w:pPr>
+        <w:rPr>
+          <w:rFonts w:ascii="Times New Roman" w:eastAsia="Times New Roman" w:hAnsi="Times New Roman" w:cs="Times New Roman"/>
+          <w:lang w:val="en-IN"/>
+        </w:rPr>
+      </w:pPr>
+      <w:r>
+        <w:rPr>
+          <w:rFonts w:ascii="Times New Roman" w:eastAsia="Times New Roman" w:hAnsi="Times New Roman" w:cs="Times New Roman"/>
+          <w:lang w:val="en-IN"/>
+        </w:rPr>
+        <w:t xml:space="preserve">            </w:t>
+      </w:r>
+      <w:proofErr w:type="gramStart"/>
+      <w:r>
+        <w:rPr>
+          <w:rFonts w:ascii="Times New Roman" w:eastAsia="Times New Roman" w:hAnsi="Times New Roman" w:cs="Times New Roman"/>
+          <w:lang w:val="en-IN"/>
+        </w:rPr>
+        <w:t>start(</w:t>
+      </w:r>
+      <w:proofErr w:type="gramEnd"/>
+      <w:r>
+        <w:rPr>
+          <w:rFonts w:ascii="Times New Roman" w:eastAsia="Times New Roman" w:hAnsi="Times New Roman" w:cs="Times New Roman"/>
+          <w:lang w:val="en-IN"/>
+        </w:rPr>
+        <w:t>) {</w:t>
+      </w:r>
+    </w:p>
+    <w:p>
+      <w:pPr>
+        <w:rPr>
+          <w:rFonts w:ascii="Times New Roman" w:eastAsia="Times New Roman" w:hAnsi="Times New Roman" w:cs="Times New Roman"/>
+          <w:lang w:val="en-IN"/>
+        </w:rPr>
+      </w:pPr>
+      <w:r>
+        <w:rPr>
+          <w:rFonts w:ascii="Times New Roman" w:eastAsia="Times New Roman" w:hAnsi="Times New Roman" w:cs="Times New Roman"/>
+          <w:lang w:val="en-IN"/>
+        </w:rPr>
+        <w:t xml:space="preserve">                </w:t>
+      </w:r>
+      <w:proofErr w:type="spellStart"/>
+      <w:proofErr w:type="gramStart"/>
+      <w:r>
+        <w:rPr>
+          <w:rFonts w:ascii="Times New Roman" w:eastAsia="Times New Roman" w:hAnsi="Times New Roman" w:cs="Times New Roman"/>
+          <w:lang w:val="en-IN"/>
+        </w:rPr>
+        <w:t>setInterval</w:t>
+      </w:r>
+      <w:proofErr w:type="spellEnd"/>
+      <w:r>
+        <w:rPr>
+          <w:rFonts w:ascii="Times New Roman" w:eastAsia="Times New Roman" w:hAnsi="Times New Roman" w:cs="Times New Roman"/>
+          <w:lang w:val="en-IN"/>
+        </w:rPr>
+        <w:t>(</w:t>
+      </w:r>
+      <w:proofErr w:type="gramEnd"/>
+      <w:r>
+        <w:rPr>
+          <w:rFonts w:ascii="Times New Roman" w:eastAsia="Times New Roman" w:hAnsi="Times New Roman" w:cs="Times New Roman"/>
+          <w:lang w:val="en-IN"/>
+        </w:rPr>
+        <w:t xml:space="preserve">() =&gt; </w:t>
+      </w:r>
+      <w:proofErr w:type="gramStart"/>
+      <w:r>
+        <w:rPr>
+          <w:rFonts w:ascii="Times New Roman" w:eastAsia="Times New Roman" w:hAnsi="Times New Roman" w:cs="Times New Roman"/>
+          <w:lang w:val="en-IN"/>
+        </w:rPr>
+        <w:t xml:space="preserve">{ </w:t>
+      </w:r>
+      <w:proofErr w:type="spellStart"/>
+      <w:r>
+        <w:rPr>
+          <w:rFonts w:ascii="Times New Roman" w:eastAsia="Times New Roman" w:hAnsi="Times New Roman" w:cs="Times New Roman"/>
+          <w:lang w:val="en-IN"/>
+        </w:rPr>
+        <w:t>this</w:t>
+      </w:r>
+      <w:proofErr w:type="gramEnd"/>
+      <w:r>
+        <w:rPr>
+          <w:rFonts w:ascii="Times New Roman" w:eastAsia="Times New Roman" w:hAnsi="Times New Roman" w:cs="Times New Roman"/>
+          <w:lang w:val="en-IN"/>
+        </w:rPr>
+        <w:t>.seconds</w:t>
+      </w:r>
+      <w:proofErr w:type="spellEnd"/>
+      <w:r>
+        <w:rPr>
+          <w:rFonts w:ascii="Times New Roman" w:eastAsia="Times New Roman" w:hAnsi="Times New Roman" w:cs="Times New Roman"/>
+          <w:lang w:val="en-IN"/>
+        </w:rPr>
+        <w:t>++</w:t>
+      </w:r>
+      <w:proofErr w:type="gramStart"/>
+      <w:r>
+        <w:rPr>
+          <w:rFonts w:ascii="Times New Roman" w:eastAsia="Times New Roman" w:hAnsi="Times New Roman" w:cs="Times New Roman"/>
+          <w:lang w:val="en-IN"/>
+        </w:rPr>
+        <w:t>; }</w:t>
+      </w:r>
+      <w:proofErr w:type="gramEnd"/>
+      <w:r>
+        <w:rPr>
+          <w:rFonts w:ascii="Times New Roman" w:eastAsia="Times New Roman" w:hAnsi="Times New Roman" w:cs="Times New Roman"/>
+          <w:lang w:val="en-IN"/>
+        </w:rPr>
+        <w:t>, 1000); // this = timer</w:t>
+      </w:r>
+    </w:p>
+    <w:p>
+      <w:pPr>
+        <w:rPr>
+          <w:rFonts w:ascii="Times New Roman" w:eastAsia="Times New Roman" w:hAnsi="Times New Roman" w:cs="Times New Roman"/>
+          <w:lang w:val="en-IN"/>
+        </w:rPr>
+      </w:pPr>
+      <w:r>
+        <w:rPr>
+          <w:rFonts w:ascii="Times New Roman" w:eastAsia="Times New Roman" w:hAnsi="Times New Roman" w:cs="Times New Roman"/>
+          <w:lang w:val="en-IN"/>
+        </w:rPr>
+        <w:t>            }</w:t>
+      </w:r>
+    </w:p>
+    <w:p>
+      <w:pPr>
+        <w:rPr>
+          <w:rFonts w:ascii="Times New Roman" w:eastAsia="Times New Roman" w:hAnsi="Times New Roman" w:cs="Times New Roman"/>
+          <w:lang w:val="en-IN"/>
+        </w:rPr>
+      </w:pPr>
+      <w:r>
+        <w:rPr>
+          <w:rFonts w:ascii="Times New Roman" w:eastAsia="Times New Roman" w:hAnsi="Times New Roman" w:cs="Times New Roman"/>
+          <w:lang w:val="en-IN"/>
+        </w:rPr>
+        <w:t>        };</w:t>
+      </w:r>
+    </w:p>
+    <w:p>
+      <w:pPr>
+        <w:rPr>
+          <w:rFonts w:ascii="Times New Roman" w:eastAsia="Times New Roman" w:hAnsi="Times New Roman" w:cs="Times New Roman"/>
+          <w:lang w:val="en-IN"/>
+        </w:rPr>
+      </w:pPr>
+      <w:r>
+        <w:rPr>
+          <w:rFonts w:ascii="Times New Roman" w:eastAsia="Times New Roman" w:hAnsi="Times New Roman" w:cs="Times New Roman"/>
+          <w:lang w:val="en-IN"/>
+        </w:rPr>
+        <w:t>        //8. Classes</w:t>
+      </w:r>
+    </w:p>
+    <w:p>
+      <w:pPr>
+        <w:rPr>
+          <w:rFonts w:ascii="Times New Roman" w:eastAsia="Times New Roman" w:hAnsi="Times New Roman" w:cs="Times New Roman"/>
+          <w:lang w:val="en-IN"/>
+        </w:rPr>
+      </w:pPr>
+      <w:r>
+        <w:rPr>
+          <w:rFonts w:ascii="Times New Roman" w:eastAsia="Times New Roman" w:hAnsi="Times New Roman" w:cs="Times New Roman"/>
+          <w:lang w:val="en-IN"/>
+        </w:rPr>
+        <w:t>        class Counter {</w:t>
+      </w:r>
+    </w:p>
+    <w:p>
+      <w:pPr>
+        <w:rPr>
+          <w:rFonts w:ascii="Times New Roman" w:eastAsia="Times New Roman" w:hAnsi="Times New Roman" w:cs="Times New Roman"/>
+          <w:lang w:val="en-IN"/>
+        </w:rPr>
+      </w:pPr>
+      <w:r>
+        <w:rPr>
+          <w:rFonts w:ascii="Times New Roman" w:eastAsia="Times New Roman" w:hAnsi="Times New Roman" w:cs="Times New Roman"/>
+          <w:lang w:val="en-IN"/>
+        </w:rPr>
+        <w:t>            count = 0;</w:t>
+      </w:r>
+    </w:p>
+    <w:p>
+      <w:pPr>
+        <w:rPr>
+          <w:rFonts w:ascii="Times New Roman" w:eastAsia="Times New Roman" w:hAnsi="Times New Roman" w:cs="Times New Roman"/>
+          <w:lang w:val="en-IN"/>
+        </w:rPr>
+      </w:pPr>
+      <w:r>
+        <w:rPr>
+          <w:rFonts w:ascii="Times New Roman" w:eastAsia="Times New Roman" w:hAnsi="Times New Roman" w:cs="Times New Roman"/>
+          <w:lang w:val="en-IN"/>
+        </w:rPr>
+        <w:t xml:space="preserve">            </w:t>
+      </w:r>
+      <w:proofErr w:type="spellStart"/>
+      <w:proofErr w:type="gramStart"/>
+      <w:r>
+        <w:rPr>
+          <w:rFonts w:ascii="Times New Roman" w:eastAsia="Times New Roman" w:hAnsi="Times New Roman" w:cs="Times New Roman"/>
+          <w:lang w:val="en-IN"/>
+        </w:rPr>
+        <w:t>inc</w:t>
+      </w:r>
+      <w:proofErr w:type="spellEnd"/>
+      <w:r>
+        <w:rPr>
+          <w:rFonts w:ascii="Times New Roman" w:eastAsia="Times New Roman" w:hAnsi="Times New Roman" w:cs="Times New Roman"/>
+          <w:lang w:val="en-IN"/>
+        </w:rPr>
+        <w:t>(</w:t>
+      </w:r>
+      <w:proofErr w:type="gramEnd"/>
+      <w:r>
+        <w:rPr>
+          <w:rFonts w:ascii="Times New Roman" w:eastAsia="Times New Roman" w:hAnsi="Times New Roman" w:cs="Times New Roman"/>
+          <w:lang w:val="en-IN"/>
+        </w:rPr>
+        <w:t xml:space="preserve">) </w:t>
+      </w:r>
+      <w:proofErr w:type="gramStart"/>
+      <w:r>
+        <w:rPr>
+          <w:rFonts w:ascii="Times New Roman" w:eastAsia="Times New Roman" w:hAnsi="Times New Roman" w:cs="Times New Roman"/>
+          <w:lang w:val="en-IN"/>
+        </w:rPr>
+        <w:t xml:space="preserve">{ </w:t>
+      </w:r>
+      <w:proofErr w:type="spellStart"/>
+      <w:r>
+        <w:rPr>
+          <w:rFonts w:ascii="Times New Roman" w:eastAsia="Times New Roman" w:hAnsi="Times New Roman" w:cs="Times New Roman"/>
+          <w:lang w:val="en-IN"/>
+        </w:rPr>
+        <w:t>this</w:t>
+      </w:r>
+      <w:proofErr w:type="gramEnd"/>
+      <w:r>
+        <w:rPr>
+          <w:rFonts w:ascii="Times New Roman" w:eastAsia="Times New Roman" w:hAnsi="Times New Roman" w:cs="Times New Roman"/>
+          <w:lang w:val="en-IN"/>
+        </w:rPr>
+        <w:t>.count</w:t>
+      </w:r>
+      <w:proofErr w:type="spellEnd"/>
+      <w:r>
+        <w:rPr>
+          <w:rFonts w:ascii="Times New Roman" w:eastAsia="Times New Roman" w:hAnsi="Times New Roman" w:cs="Times New Roman"/>
+          <w:lang w:val="en-IN"/>
+        </w:rPr>
+        <w:t>++</w:t>
+      </w:r>
+      <w:proofErr w:type="gramStart"/>
+      <w:r>
+        <w:rPr>
+          <w:rFonts w:ascii="Times New Roman" w:eastAsia="Times New Roman" w:hAnsi="Times New Roman" w:cs="Times New Roman"/>
+          <w:lang w:val="en-IN"/>
+        </w:rPr>
+        <w:t>; }</w:t>
+      </w:r>
+      <w:proofErr w:type="gramEnd"/>
+    </w:p>
+    <w:p>
+      <w:pPr>
+        <w:rPr>
+          <w:rFonts w:ascii="Times New Roman" w:eastAsia="Times New Roman" w:hAnsi="Times New Roman" w:cs="Times New Roman"/>
+          <w:lang w:val="en-IN"/>
+        </w:rPr>
+      </w:pPr>
+      <w:r>
+        <w:rPr>
+          <w:rFonts w:ascii="Times New Roman" w:eastAsia="Times New Roman" w:hAnsi="Times New Roman" w:cs="Times New Roman"/>
+          <w:lang w:val="en-IN"/>
+        </w:rPr>
+        <w:t xml:space="preserve">            </w:t>
+      </w:r>
+      <w:proofErr w:type="spellStart"/>
+      <w:r>
+        <w:rPr>
+          <w:rFonts w:ascii="Times New Roman" w:eastAsia="Times New Roman" w:hAnsi="Times New Roman" w:cs="Times New Roman"/>
+          <w:lang w:val="en-IN"/>
+        </w:rPr>
+        <w:t>incArrow</w:t>
+      </w:r>
+      <w:proofErr w:type="spellEnd"/>
+      <w:r>
+        <w:rPr>
+          <w:rFonts w:ascii="Times New Roman" w:eastAsia="Times New Roman" w:hAnsi="Times New Roman" w:cs="Times New Roman"/>
+          <w:lang w:val="en-IN"/>
+        </w:rPr>
+        <w:t xml:space="preserve"> = () =&gt; </w:t>
+      </w:r>
+      <w:proofErr w:type="gramStart"/>
+      <w:r>
+        <w:rPr>
+          <w:rFonts w:ascii="Times New Roman" w:eastAsia="Times New Roman" w:hAnsi="Times New Roman" w:cs="Times New Roman"/>
+          <w:lang w:val="en-IN"/>
+        </w:rPr>
+        <w:t xml:space="preserve">{ </w:t>
+      </w:r>
+      <w:proofErr w:type="spellStart"/>
+      <w:r>
+        <w:rPr>
+          <w:rFonts w:ascii="Times New Roman" w:eastAsia="Times New Roman" w:hAnsi="Times New Roman" w:cs="Times New Roman"/>
+          <w:lang w:val="en-IN"/>
+        </w:rPr>
+        <w:t>this</w:t>
+      </w:r>
+      <w:proofErr w:type="gramEnd"/>
+      <w:r>
+        <w:rPr>
+          <w:rFonts w:ascii="Times New Roman" w:eastAsia="Times New Roman" w:hAnsi="Times New Roman" w:cs="Times New Roman"/>
+          <w:lang w:val="en-IN"/>
+        </w:rPr>
+        <w:t>.count</w:t>
+      </w:r>
+      <w:proofErr w:type="spellEnd"/>
+      <w:r>
+        <w:rPr>
+          <w:rFonts w:ascii="Times New Roman" w:eastAsia="Times New Roman" w:hAnsi="Times New Roman" w:cs="Times New Roman"/>
+          <w:lang w:val="en-IN"/>
+        </w:rPr>
+        <w:t>++</w:t>
+      </w:r>
+      <w:proofErr w:type="gramStart"/>
+      <w:r>
+        <w:rPr>
+          <w:rFonts w:ascii="Times New Roman" w:eastAsia="Times New Roman" w:hAnsi="Times New Roman" w:cs="Times New Roman"/>
+          <w:lang w:val="en-IN"/>
+        </w:rPr>
+        <w:t>; }</w:t>
+      </w:r>
+      <w:proofErr w:type="gramEnd"/>
+    </w:p>
+    <w:p>
+      <w:pPr>
+        <w:rPr>
+          <w:rFonts w:ascii="Times New Roman" w:eastAsia="Times New Roman" w:hAnsi="Times New Roman" w:cs="Times New Roman"/>
+          <w:lang w:val="en-IN"/>
+        </w:rPr>
+      </w:pPr>
+      <w:r>
+        <w:rPr>
+          <w:rFonts w:ascii="Times New Roman" w:eastAsia="Times New Roman" w:hAnsi="Times New Roman" w:cs="Times New Roman"/>
+          <w:lang w:val="en-IN"/>
+        </w:rPr>
+        <w:t xml:space="preserve">            static </w:t>
+      </w:r>
+      <w:proofErr w:type="gramStart"/>
+      <w:r>
+        <w:rPr>
+          <w:rFonts w:ascii="Times New Roman" w:eastAsia="Times New Roman" w:hAnsi="Times New Roman" w:cs="Times New Roman"/>
+          <w:lang w:val="en-IN"/>
+        </w:rPr>
+        <w:t>create(</w:t>
+      </w:r>
+      <w:proofErr w:type="gramEnd"/>
+      <w:r>
+        <w:rPr>
+          <w:rFonts w:ascii="Times New Roman" w:eastAsia="Times New Roman" w:hAnsi="Times New Roman" w:cs="Times New Roman"/>
+          <w:lang w:val="en-IN"/>
+        </w:rPr>
+        <w:t xml:space="preserve">) </w:t>
+      </w:r>
+      <w:proofErr w:type="gramStart"/>
+      <w:r>
+        <w:rPr>
+          <w:rFonts w:ascii="Times New Roman" w:eastAsia="Times New Roman" w:hAnsi="Times New Roman" w:cs="Times New Roman"/>
+          <w:lang w:val="en-IN"/>
+        </w:rPr>
+        <w:t>{ return</w:t>
+      </w:r>
+      <w:proofErr w:type="gramEnd"/>
+      <w:r>
+        <w:rPr>
+          <w:rFonts w:ascii="Times New Roman" w:eastAsia="Times New Roman" w:hAnsi="Times New Roman" w:cs="Times New Roman"/>
+          <w:lang w:val="en-IN"/>
+        </w:rPr>
+        <w:t xml:space="preserve"> this</w:t>
+      </w:r>
+      <w:proofErr w:type="gramStart"/>
+      <w:r>
+        <w:rPr>
+          <w:rFonts w:ascii="Times New Roman" w:eastAsia="Times New Roman" w:hAnsi="Times New Roman" w:cs="Times New Roman"/>
+          <w:lang w:val="en-IN"/>
+        </w:rPr>
+        <w:t>; }</w:t>
+      </w:r>
+      <w:proofErr w:type="gramEnd"/>
+    </w:p>
+    <w:p>
+      <w:pPr>
+        <w:rPr>
+          <w:rFonts w:ascii="Times New Roman" w:eastAsia="Times New Roman" w:hAnsi="Times New Roman" w:cs="Times New Roman"/>
+          <w:lang w:val="en-IN"/>
+        </w:rPr>
+      </w:pPr>
+      <w:r>
+        <w:rPr>
+          <w:rFonts w:ascii="Times New Roman" w:eastAsia="Times New Roman" w:hAnsi="Times New Roman" w:cs="Times New Roman"/>
+          <w:lang w:val="en-IN"/>
+        </w:rPr>
+        <w:t>        }</w:t>
+      </w:r>
+    </w:p>
+    <w:p>
+      <w:pPr>
+        <w:rPr>
+          <w:rFonts w:ascii="Times New Roman" w:eastAsia="Times New Roman" w:hAnsi="Times New Roman" w:cs="Times New Roman"/>
+          <w:lang w:val="en-IN"/>
+        </w:rPr>
+      </w:pPr>
+      <w:r>
+        <w:rPr>
+          <w:rFonts w:ascii="Times New Roman" w:eastAsia="Times New Roman" w:hAnsi="Times New Roman" w:cs="Times New Roman"/>
+          <w:lang w:val="en-IN"/>
+        </w:rPr>
+        <w:t xml:space="preserve">        </w:t>
+      </w:r>
+      <w:proofErr w:type="spellStart"/>
+      <w:r>
+        <w:rPr>
+          <w:rFonts w:ascii="Times New Roman" w:eastAsia="Times New Roman" w:hAnsi="Times New Roman" w:cs="Times New Roman"/>
+          <w:lang w:val="en-IN"/>
+        </w:rPr>
+        <w:t>const</w:t>
+      </w:r>
+      <w:proofErr w:type="spellEnd"/>
+      <w:r>
+        <w:rPr>
+          <w:rFonts w:ascii="Times New Roman" w:eastAsia="Times New Roman" w:hAnsi="Times New Roman" w:cs="Times New Roman"/>
+          <w:lang w:val="en-IN"/>
+        </w:rPr>
+        <w:t xml:space="preserve"> c = new </w:t>
+      </w:r>
+      <w:proofErr w:type="gramStart"/>
+      <w:r>
+        <w:rPr>
+          <w:rFonts w:ascii="Times New Roman" w:eastAsia="Times New Roman" w:hAnsi="Times New Roman" w:cs="Times New Roman"/>
+          <w:lang w:val="en-IN"/>
+        </w:rPr>
+        <w:t>Counter(</w:t>
+      </w:r>
+      <w:proofErr w:type="gramEnd"/>
+      <w:r>
+        <w:rPr>
+          <w:rFonts w:ascii="Times New Roman" w:eastAsia="Times New Roman" w:hAnsi="Times New Roman" w:cs="Times New Roman"/>
+          <w:lang w:val="en-IN"/>
+        </w:rPr>
+        <w:t>);</w:t>
+      </w:r>
+    </w:p>
+    <w:p>
+      <w:pPr>
+        <w:rPr>
+          <w:rFonts w:ascii="Times New Roman" w:eastAsia="Times New Roman" w:hAnsi="Times New Roman" w:cs="Times New Roman"/>
+          <w:lang w:val="en-IN"/>
+        </w:rPr>
+      </w:pPr>
+      <w:r>
+        <w:rPr>
+          <w:rFonts w:ascii="Times New Roman" w:eastAsia="Times New Roman" w:hAnsi="Times New Roman" w:cs="Times New Roman"/>
+          <w:lang w:val="en-IN"/>
+        </w:rPr>
+        <w:t xml:space="preserve">        </w:t>
+      </w:r>
+      <w:proofErr w:type="spellStart"/>
+      <w:r>
+        <w:rPr>
+          <w:rFonts w:ascii="Times New Roman" w:eastAsia="Times New Roman" w:hAnsi="Times New Roman" w:cs="Times New Roman"/>
+          <w:lang w:val="en-IN"/>
+        </w:rPr>
+        <w:t>const</w:t>
+      </w:r>
+      <w:proofErr w:type="spellEnd"/>
+      <w:r>
+        <w:rPr>
+          <w:rFonts w:ascii="Times New Roman" w:eastAsia="Times New Roman" w:hAnsi="Times New Roman" w:cs="Times New Roman"/>
+          <w:lang w:val="en-IN"/>
+        </w:rPr>
+        <w:t xml:space="preserve"> </w:t>
+      </w:r>
+      <w:proofErr w:type="gramStart"/>
+      <w:r>
+        <w:rPr>
+          <w:rFonts w:ascii="Times New Roman" w:eastAsia="Times New Roman" w:hAnsi="Times New Roman" w:cs="Times New Roman"/>
+          <w:lang w:val="en-IN"/>
+        </w:rPr>
+        <w:t xml:space="preserve">{ </w:t>
+      </w:r>
+      <w:proofErr w:type="spellStart"/>
+      <w:r>
+        <w:rPr>
+          <w:rFonts w:ascii="Times New Roman" w:eastAsia="Times New Roman" w:hAnsi="Times New Roman" w:cs="Times New Roman"/>
+          <w:lang w:val="en-IN"/>
+        </w:rPr>
+        <w:t>inc</w:t>
+      </w:r>
+      <w:proofErr w:type="spellEnd"/>
+      <w:proofErr w:type="gramEnd"/>
+      <w:r>
+        <w:rPr>
+          <w:rFonts w:ascii="Times New Roman" w:eastAsia="Times New Roman" w:hAnsi="Times New Roman" w:cs="Times New Roman"/>
+          <w:lang w:val="en-IN"/>
+        </w:rPr>
+        <w:t xml:space="preserve"> } = c;</w:t>
+      </w:r>
+    </w:p>
+    <w:p>
+      <w:pPr>
+        <w:rPr>
+          <w:rFonts w:ascii="Times New Roman" w:eastAsia="Times New Roman" w:hAnsi="Times New Roman" w:cs="Times New Roman"/>
+          <w:lang w:val="en-IN"/>
+        </w:rPr>
+      </w:pPr>
+      <w:r>
+        <w:rPr>
+          <w:rFonts w:ascii="Times New Roman" w:eastAsia="Times New Roman" w:hAnsi="Times New Roman" w:cs="Times New Roman"/>
+          <w:lang w:val="en-IN"/>
+        </w:rPr>
+        <w:t>        try {</w:t>
+      </w:r>
+    </w:p>
+    <w:p>
+      <w:pPr>
+        <w:rPr>
+          <w:rFonts w:ascii="Times New Roman" w:eastAsia="Times New Roman" w:hAnsi="Times New Roman" w:cs="Times New Roman"/>
+          <w:lang w:val="en-IN"/>
+        </w:rPr>
+      </w:pPr>
+      <w:r>
+        <w:rPr>
+          <w:rFonts w:ascii="Times New Roman" w:eastAsia="Times New Roman" w:hAnsi="Times New Roman" w:cs="Times New Roman"/>
+          <w:lang w:val="en-IN"/>
+        </w:rPr>
+        <w:t xml:space="preserve">            </w:t>
+      </w:r>
+      <w:proofErr w:type="spellStart"/>
+      <w:proofErr w:type="gramStart"/>
+      <w:r>
+        <w:rPr>
+          <w:rFonts w:ascii="Times New Roman" w:eastAsia="Times New Roman" w:hAnsi="Times New Roman" w:cs="Times New Roman"/>
+          <w:lang w:val="en-IN"/>
+        </w:rPr>
+        <w:t>inc</w:t>
+      </w:r>
+      <w:proofErr w:type="spellEnd"/>
+      <w:r>
+        <w:rPr>
+          <w:rFonts w:ascii="Times New Roman" w:eastAsia="Times New Roman" w:hAnsi="Times New Roman" w:cs="Times New Roman"/>
+          <w:lang w:val="en-IN"/>
+        </w:rPr>
+        <w:t>(</w:t>
+      </w:r>
+      <w:proofErr w:type="gramEnd"/>
+      <w:r>
+        <w:rPr>
+          <w:rFonts w:ascii="Times New Roman" w:eastAsia="Times New Roman" w:hAnsi="Times New Roman" w:cs="Times New Roman"/>
+          <w:lang w:val="en-IN"/>
+        </w:rPr>
+        <w:t>);</w:t>
+      </w:r>
+    </w:p>
+    <w:p>
+      <w:pPr>
+        <w:rPr>
+          <w:rFonts w:ascii="Times New Roman" w:eastAsia="Times New Roman" w:hAnsi="Times New Roman" w:cs="Times New Roman"/>
+          <w:lang w:val="en-IN"/>
+        </w:rPr>
+      </w:pPr>
+      <w:r>
+        <w:rPr>
+          <w:rFonts w:ascii="Times New Roman" w:eastAsia="Times New Roman" w:hAnsi="Times New Roman" w:cs="Times New Roman"/>
+          <w:lang w:val="en-IN"/>
+        </w:rPr>
+        <w:t>        } catch (e) {</w:t>
+      </w:r>
+    </w:p>
+    <w:p>
+      <w:pPr>
+        <w:rPr>
+          <w:rFonts w:ascii="Times New Roman" w:eastAsia="Times New Roman" w:hAnsi="Times New Roman" w:cs="Times New Roman"/>
+          <w:lang w:val="en-IN"/>
+        </w:rPr>
+      </w:pPr>
+      <w:r>
+        <w:rPr>
+          <w:rFonts w:ascii="Times New Roman" w:eastAsia="Times New Roman" w:hAnsi="Times New Roman" w:cs="Times New Roman"/>
+          <w:lang w:val="en-IN"/>
+        </w:rPr>
+        <w:t>            console.log("</w:t>
+      </w:r>
+      <w:proofErr w:type="spellStart"/>
+      <w:proofErr w:type="gramStart"/>
+      <w:r>
+        <w:rPr>
+          <w:rFonts w:ascii="Times New Roman" w:eastAsia="Times New Roman" w:hAnsi="Times New Roman" w:cs="Times New Roman"/>
+          <w:lang w:val="en-IN"/>
+        </w:rPr>
+        <w:t>inc</w:t>
+      </w:r>
+      <w:proofErr w:type="spellEnd"/>
+      <w:r>
+        <w:rPr>
+          <w:rFonts w:ascii="Times New Roman" w:eastAsia="Times New Roman" w:hAnsi="Times New Roman" w:cs="Times New Roman"/>
+          <w:lang w:val="en-IN"/>
+        </w:rPr>
+        <w:t>(</w:t>
+      </w:r>
+      <w:proofErr w:type="gramEnd"/>
+      <w:r>
+        <w:rPr>
+          <w:rFonts w:ascii="Times New Roman" w:eastAsia="Times New Roman" w:hAnsi="Times New Roman" w:cs="Times New Roman"/>
+          <w:lang w:val="en-IN"/>
+        </w:rPr>
+        <w:t xml:space="preserve">) failed:", </w:t>
+      </w:r>
+      <w:proofErr w:type="spellStart"/>
+      <w:proofErr w:type="gramStart"/>
+      <w:r>
+        <w:rPr>
+          <w:rFonts w:ascii="Times New Roman" w:eastAsia="Times New Roman" w:hAnsi="Times New Roman" w:cs="Times New Roman"/>
+          <w:lang w:val="en-IN"/>
+        </w:rPr>
+        <w:t>e.message</w:t>
+      </w:r>
+      <w:proofErr w:type="spellEnd"/>
+      <w:proofErr w:type="gramEnd"/>
+      <w:r>
+        <w:rPr>
+          <w:rFonts w:ascii="Times New Roman" w:eastAsia="Times New Roman" w:hAnsi="Times New Roman" w:cs="Times New Roman"/>
+          <w:lang w:val="en-IN"/>
+        </w:rPr>
+        <w:t>);</w:t>
+      </w:r>
+    </w:p>
+    <w:p>
+      <w:pPr>
+        <w:rPr>
+          <w:rFonts w:ascii="Times New Roman" w:eastAsia="Times New Roman" w:hAnsi="Times New Roman" w:cs="Times New Roman"/>
+          <w:lang w:val="en-IN"/>
+        </w:rPr>
+      </w:pPr>
+      <w:r>
+        <w:rPr>
+          <w:rFonts w:ascii="Times New Roman" w:eastAsia="Times New Roman" w:hAnsi="Times New Roman" w:cs="Times New Roman"/>
+          <w:lang w:val="en-IN"/>
+        </w:rPr>
+        <w:t>        }</w:t>
+      </w:r>
+    </w:p>
+    <w:p>
+      <w:pPr>
+        <w:rPr>
+          <w:rFonts w:ascii="Times New Roman" w:eastAsia="Times New Roman" w:hAnsi="Times New Roman" w:cs="Times New Roman"/>
+          <w:lang w:val="en-IN"/>
+        </w:rPr>
+      </w:pPr>
+      <w:r>
+        <w:rPr>
+          <w:rFonts w:ascii="Times New Roman" w:eastAsia="Times New Roman" w:hAnsi="Times New Roman" w:cs="Times New Roman"/>
+          <w:lang w:val="en-IN"/>
+        </w:rPr>
+        <w:t xml:space="preserve">        </w:t>
+      </w:r>
+      <w:proofErr w:type="gramStart"/>
+      <w:r>
+        <w:rPr>
+          <w:rFonts w:ascii="Times New Roman" w:eastAsia="Times New Roman" w:hAnsi="Times New Roman" w:cs="Times New Roman"/>
+          <w:lang w:val="en-IN"/>
+        </w:rPr>
+        <w:t>c.inc(</w:t>
+      </w:r>
+      <w:proofErr w:type="gramEnd"/>
+      <w:r>
+        <w:rPr>
+          <w:rFonts w:ascii="Times New Roman" w:eastAsia="Times New Roman" w:hAnsi="Times New Roman" w:cs="Times New Roman"/>
+          <w:lang w:val="en-IN"/>
+        </w:rPr>
+        <w:t>);</w:t>
+      </w:r>
+    </w:p>
+    <w:p>
+      <w:pPr>
+        <w:rPr>
+          <w:rFonts w:ascii="Times New Roman" w:eastAsia="Times New Roman" w:hAnsi="Times New Roman" w:cs="Times New Roman"/>
+          <w:lang w:val="en-IN"/>
+        </w:rPr>
+      </w:pPr>
+      <w:r>
+        <w:rPr>
+          <w:rFonts w:ascii="Times New Roman" w:eastAsia="Times New Roman" w:hAnsi="Times New Roman" w:cs="Times New Roman"/>
+          <w:lang w:val="en-IN"/>
+        </w:rPr>
+        <w:t>        console.log(</w:t>
+      </w:r>
+      <w:proofErr w:type="spellStart"/>
+      <w:proofErr w:type="gramStart"/>
+      <w:r>
+        <w:rPr>
+          <w:rFonts w:ascii="Times New Roman" w:eastAsia="Times New Roman" w:hAnsi="Times New Roman" w:cs="Times New Roman"/>
+          <w:lang w:val="en-IN"/>
+        </w:rPr>
+        <w:t>c.count</w:t>
+      </w:r>
+      <w:proofErr w:type="spellEnd"/>
+      <w:r>
+        <w:rPr>
+          <w:rFonts w:ascii="Times New Roman" w:eastAsia="Times New Roman" w:hAnsi="Times New Roman" w:cs="Times New Roman"/>
+          <w:lang w:val="en-IN"/>
+        </w:rPr>
+        <w:t xml:space="preserve">);   </w:t>
+      </w:r>
+      <w:proofErr w:type="gramEnd"/>
+      <w:r>
+        <w:rPr>
+          <w:rFonts w:ascii="Times New Roman" w:eastAsia="Times New Roman" w:hAnsi="Times New Roman" w:cs="Times New Roman"/>
+          <w:lang w:val="en-IN"/>
+        </w:rPr>
+        <w:t>     // 1</w:t>
+      </w:r>
+    </w:p>
+    <w:p>
+      <w:pPr>
+        <w:rPr>
+          <w:rFonts w:ascii="Times New Roman" w:eastAsia="Times New Roman" w:hAnsi="Times New Roman" w:cs="Times New Roman"/>
+          <w:lang w:val="en-IN"/>
+        </w:rPr>
+      </w:pPr>
+      <w:r>
+        <w:rPr>
+          <w:rFonts w:ascii="Times New Roman" w:eastAsia="Times New Roman" w:hAnsi="Times New Roman" w:cs="Times New Roman"/>
+          <w:lang w:val="en-IN"/>
+        </w:rPr>
+        <w:t xml:space="preserve">        </w:t>
+      </w:r>
+      <w:proofErr w:type="spellStart"/>
+      <w:r>
+        <w:rPr>
+          <w:rFonts w:ascii="Times New Roman" w:eastAsia="Times New Roman" w:hAnsi="Times New Roman" w:cs="Times New Roman"/>
+          <w:lang w:val="en-IN"/>
+        </w:rPr>
+        <w:t>const</w:t>
+      </w:r>
+      <w:proofErr w:type="spellEnd"/>
+      <w:r>
+        <w:rPr>
+          <w:rFonts w:ascii="Times New Roman" w:eastAsia="Times New Roman" w:hAnsi="Times New Roman" w:cs="Times New Roman"/>
+          <w:lang w:val="en-IN"/>
+        </w:rPr>
+        <w:t xml:space="preserve"> </w:t>
+      </w:r>
+      <w:proofErr w:type="gramStart"/>
+      <w:r>
+        <w:rPr>
+          <w:rFonts w:ascii="Times New Roman" w:eastAsia="Times New Roman" w:hAnsi="Times New Roman" w:cs="Times New Roman"/>
+          <w:lang w:val="en-IN"/>
+        </w:rPr>
+        <w:t xml:space="preserve">{ </w:t>
+      </w:r>
+      <w:proofErr w:type="spellStart"/>
+      <w:r>
+        <w:rPr>
+          <w:rFonts w:ascii="Times New Roman" w:eastAsia="Times New Roman" w:hAnsi="Times New Roman" w:cs="Times New Roman"/>
+          <w:lang w:val="en-IN"/>
+        </w:rPr>
+        <w:t>incArrow</w:t>
+      </w:r>
+      <w:proofErr w:type="spellEnd"/>
+      <w:proofErr w:type="gramEnd"/>
+      <w:r>
+        <w:rPr>
+          <w:rFonts w:ascii="Times New Roman" w:eastAsia="Times New Roman" w:hAnsi="Times New Roman" w:cs="Times New Roman"/>
+          <w:lang w:val="en-IN"/>
+        </w:rPr>
+        <w:t xml:space="preserve"> } = c;</w:t>
+      </w:r>
+    </w:p>
+    <w:p>
+      <w:pPr>
+        <w:rPr>
+          <w:rFonts w:ascii="Times New Roman" w:eastAsia="Times New Roman" w:hAnsi="Times New Roman" w:cs="Times New Roman"/>
+          <w:lang w:val="en-IN"/>
+        </w:rPr>
+      </w:pPr>
+      <w:r>
+        <w:rPr>
+          <w:rFonts w:ascii="Times New Roman" w:eastAsia="Times New Roman" w:hAnsi="Times New Roman" w:cs="Times New Roman"/>
+          <w:lang w:val="en-IN"/>
+        </w:rPr>
+        <w:t xml:space="preserve">        </w:t>
+      </w:r>
+      <w:proofErr w:type="spellStart"/>
+      <w:proofErr w:type="gramStart"/>
+      <w:r>
+        <w:rPr>
+          <w:rFonts w:ascii="Times New Roman" w:eastAsia="Times New Roman" w:hAnsi="Times New Roman" w:cs="Times New Roman"/>
+          <w:lang w:val="en-IN"/>
+        </w:rPr>
+        <w:t>incArrow</w:t>
+      </w:r>
+      <w:proofErr w:type="spellEnd"/>
+      <w:r>
+        <w:rPr>
+          <w:rFonts w:ascii="Times New Roman" w:eastAsia="Times New Roman" w:hAnsi="Times New Roman" w:cs="Times New Roman"/>
+          <w:lang w:val="en-IN"/>
+        </w:rPr>
+        <w:t>(</w:t>
+      </w:r>
+      <w:proofErr w:type="gramEnd"/>
+      <w:r>
+        <w:rPr>
+          <w:rFonts w:ascii="Times New Roman" w:eastAsia="Times New Roman" w:hAnsi="Times New Roman" w:cs="Times New Roman"/>
+          <w:lang w:val="en-IN"/>
+        </w:rPr>
+        <w:t>);</w:t>
+      </w:r>
+    </w:p>
+    <w:p>
+      <w:pPr>
+        <w:rPr>
+          <w:rFonts w:ascii="Times New Roman" w:eastAsia="Times New Roman" w:hAnsi="Times New Roman" w:cs="Times New Roman"/>
+          <w:lang w:val="en-IN"/>
+        </w:rPr>
+      </w:pPr>
+      <w:r>
+        <w:rPr>
+          <w:rFonts w:ascii="Times New Roman" w:eastAsia="Times New Roman" w:hAnsi="Times New Roman" w:cs="Times New Roman"/>
+          <w:lang w:val="en-IN"/>
+        </w:rPr>
+        <w:t>        console.log(</w:t>
+      </w:r>
+      <w:proofErr w:type="spellStart"/>
+      <w:proofErr w:type="gramStart"/>
+      <w:r>
+        <w:rPr>
+          <w:rFonts w:ascii="Times New Roman" w:eastAsia="Times New Roman" w:hAnsi="Times New Roman" w:cs="Times New Roman"/>
+          <w:lang w:val="en-IN"/>
+        </w:rPr>
+        <w:t>c.count</w:t>
+      </w:r>
+      <w:proofErr w:type="spellEnd"/>
+      <w:r>
+        <w:rPr>
+          <w:rFonts w:ascii="Times New Roman" w:eastAsia="Times New Roman" w:hAnsi="Times New Roman" w:cs="Times New Roman"/>
+          <w:lang w:val="en-IN"/>
+        </w:rPr>
+        <w:t xml:space="preserve">);   </w:t>
+      </w:r>
+      <w:proofErr w:type="gramEnd"/>
+      <w:r>
+        <w:rPr>
+          <w:rFonts w:ascii="Times New Roman" w:eastAsia="Times New Roman" w:hAnsi="Times New Roman" w:cs="Times New Roman"/>
+          <w:lang w:val="en-IN"/>
+        </w:rPr>
+        <w:t>     // 2</w:t>
+      </w:r>
+    </w:p>
+    <w:p>
+      <w:pPr>
+        <w:rPr>
+          <w:rFonts w:ascii="Times New Roman" w:eastAsia="Times New Roman" w:hAnsi="Times New Roman" w:cs="Times New Roman"/>
+          <w:lang w:val="en-IN"/>
+        </w:rPr>
+      </w:pPr>
+      <w:r>
+        <w:rPr>
+          <w:rFonts w:ascii="Times New Roman" w:eastAsia="Times New Roman" w:hAnsi="Times New Roman" w:cs="Times New Roman"/>
+          <w:lang w:val="en-IN"/>
+        </w:rPr>
+        <w:t xml:space="preserve">        </w:t>
+      </w:r>
+      <w:proofErr w:type="gramStart"/>
+      <w:r>
+        <w:rPr>
+          <w:rFonts w:ascii="Times New Roman" w:eastAsia="Times New Roman" w:hAnsi="Times New Roman" w:cs="Times New Roman"/>
+          <w:lang w:val="en-IN"/>
+        </w:rPr>
+        <w:t>console.log(</w:t>
+      </w:r>
+      <w:proofErr w:type="spellStart"/>
+      <w:proofErr w:type="gramEnd"/>
+      <w:r>
+        <w:rPr>
+          <w:rFonts w:ascii="Times New Roman" w:eastAsia="Times New Roman" w:hAnsi="Times New Roman" w:cs="Times New Roman"/>
+          <w:lang w:val="en-IN"/>
+        </w:rPr>
+        <w:t>Counter.create</w:t>
+      </w:r>
+      <w:proofErr w:type="spellEnd"/>
+      <w:r>
+        <w:rPr>
+          <w:rFonts w:ascii="Times New Roman" w:eastAsia="Times New Roman" w:hAnsi="Times New Roman" w:cs="Times New Roman"/>
+          <w:lang w:val="en-IN"/>
+        </w:rPr>
+        <w:t>() === Counter</w:t>
+      </w:r>
+      <w:proofErr w:type="gramStart"/>
+      <w:r>
+        <w:rPr>
+          <w:rFonts w:ascii="Times New Roman" w:eastAsia="Times New Roman" w:hAnsi="Times New Roman" w:cs="Times New Roman"/>
+          <w:lang w:val="en-IN"/>
+        </w:rPr>
+        <w:t>);  /</w:t>
+      </w:r>
+      <w:proofErr w:type="gramEnd"/>
+      <w:r>
+        <w:rPr>
+          <w:rFonts w:ascii="Times New Roman" w:eastAsia="Times New Roman" w:hAnsi="Times New Roman" w:cs="Times New Roman"/>
+          <w:lang w:val="en-IN"/>
+        </w:rPr>
+        <w:t>/ true</w:t>
+      </w:r>
+    </w:p>
+    <w:p>
+      <w:pPr>
+        <w:rPr>
+          <w:rFonts w:ascii="Times New Roman" w:eastAsia="Times New Roman" w:hAnsi="Times New Roman" w:cs="Times New Roman"/>
+          <w:lang w:val="en-IN"/>
+        </w:rPr>
+      </w:pPr>
+      <w:r>
+        <w:rPr>
+          <w:rFonts w:ascii="Times New Roman" w:eastAsia="Times New Roman" w:hAnsi="Times New Roman" w:cs="Times New Roman"/>
+          <w:lang w:val="en-IN"/>
+        </w:rPr>
+        <w:t xml:space="preserve">        class A </w:t>
+      </w:r>
+      <w:proofErr w:type="gramStart"/>
+      <w:r>
+        <w:rPr>
+          <w:rFonts w:ascii="Times New Roman" w:eastAsia="Times New Roman" w:hAnsi="Times New Roman" w:cs="Times New Roman"/>
+          <w:lang w:val="en-IN"/>
+        </w:rPr>
+        <w:t>{ }</w:t>
+      </w:r>
+      <w:proofErr w:type="gramEnd"/>
+    </w:p>
+    <w:p>
+      <w:pPr>
+        <w:rPr>
+          <w:rFonts w:ascii="Times New Roman" w:eastAsia="Times New Roman" w:hAnsi="Times New Roman" w:cs="Times New Roman"/>
+          <w:lang w:val="en-IN"/>
+        </w:rPr>
+      </w:pPr>
+      <w:r>
+        <w:rPr>
+          <w:rFonts w:ascii="Times New Roman" w:eastAsia="Times New Roman" w:hAnsi="Times New Roman" w:cs="Times New Roman"/>
+          <w:lang w:val="en-IN"/>
+        </w:rPr>
+        <w:t>        class B extends A {</w:t>
+      </w:r>
+    </w:p>
+    <w:p>
+      <w:pPr>
+        <w:rPr>
+          <w:rFonts w:ascii="Times New Roman" w:eastAsia="Times New Roman" w:hAnsi="Times New Roman" w:cs="Times New Roman"/>
+          <w:lang w:val="en-IN"/>
+        </w:rPr>
+      </w:pPr>
+      <w:r>
+        <w:rPr>
+          <w:rFonts w:ascii="Times New Roman" w:eastAsia="Times New Roman" w:hAnsi="Times New Roman" w:cs="Times New Roman"/>
+          <w:lang w:val="en-IN"/>
+        </w:rPr>
+        <w:t xml:space="preserve">            </w:t>
+      </w:r>
+      <w:proofErr w:type="gramStart"/>
+      <w:r>
+        <w:rPr>
+          <w:rFonts w:ascii="Times New Roman" w:eastAsia="Times New Roman" w:hAnsi="Times New Roman" w:cs="Times New Roman"/>
+          <w:lang w:val="en-IN"/>
+        </w:rPr>
+        <w:t>constructor(</w:t>
+      </w:r>
+      <w:proofErr w:type="gramEnd"/>
+      <w:r>
+        <w:rPr>
+          <w:rFonts w:ascii="Times New Roman" w:eastAsia="Times New Roman" w:hAnsi="Times New Roman" w:cs="Times New Roman"/>
+          <w:lang w:val="en-IN"/>
+        </w:rPr>
+        <w:t>) {</w:t>
+      </w:r>
+    </w:p>
+    <w:p>
+      <w:pPr>
+        <w:rPr>
+          <w:rFonts w:ascii="Times New Roman" w:eastAsia="Times New Roman" w:hAnsi="Times New Roman" w:cs="Times New Roman"/>
+          <w:lang w:val="en-IN"/>
+        </w:rPr>
+      </w:pPr>
+      <w:r>
+        <w:rPr>
+          <w:rFonts w:ascii="Times New Roman" w:eastAsia="Times New Roman" w:hAnsi="Times New Roman" w:cs="Times New Roman"/>
+          <w:lang w:val="en-IN"/>
+        </w:rPr>
+        <w:t>                // console.log(this</w:t>
+      </w:r>
+      <w:proofErr w:type="gramStart"/>
+      <w:r>
+        <w:rPr>
+          <w:rFonts w:ascii="Times New Roman" w:eastAsia="Times New Roman" w:hAnsi="Times New Roman" w:cs="Times New Roman"/>
+          <w:lang w:val="en-IN"/>
+        </w:rPr>
+        <w:t>);  /</w:t>
+      </w:r>
+      <w:proofErr w:type="gramEnd"/>
+      <w:r>
+        <w:rPr>
+          <w:rFonts w:ascii="Times New Roman" w:eastAsia="Times New Roman" w:hAnsi="Times New Roman" w:cs="Times New Roman"/>
+          <w:lang w:val="en-IN"/>
+        </w:rPr>
+        <w:t xml:space="preserve">/ </w:t>
+      </w:r>
+      <w:proofErr w:type="spellStart"/>
+      <w:r>
+        <w:rPr>
+          <w:rFonts w:ascii="Times New Roman" w:eastAsia="Times New Roman" w:hAnsi="Times New Roman" w:cs="Times New Roman"/>
+          <w:lang w:val="en-IN"/>
+        </w:rPr>
+        <w:t>ReferenceError</w:t>
+      </w:r>
+      <w:proofErr w:type="spellEnd"/>
+      <w:r>
+        <w:rPr>
+          <w:rFonts w:ascii="Times New Roman" w:eastAsia="Times New Roman" w:hAnsi="Times New Roman" w:cs="Times New Roman"/>
+          <w:lang w:val="en-IN"/>
+        </w:rPr>
+        <w:t xml:space="preserve"> if uncommented</w:t>
+      </w:r>
+    </w:p>
+    <w:p>
+      <w:pPr>
+        <w:rPr>
+          <w:rFonts w:ascii="Times New Roman" w:eastAsia="Times New Roman" w:hAnsi="Times New Roman" w:cs="Times New Roman"/>
+          <w:lang w:val="en-IN"/>
+        </w:rPr>
+      </w:pPr>
+      <w:r>
+        <w:rPr>
+          <w:rFonts w:ascii="Times New Roman" w:eastAsia="Times New Roman" w:hAnsi="Times New Roman" w:cs="Times New Roman"/>
+          <w:lang w:val="en-IN"/>
+        </w:rPr>
+        <w:t xml:space="preserve">                </w:t>
+      </w:r>
+      <w:proofErr w:type="gramStart"/>
+      <w:r>
+        <w:rPr>
+          <w:rFonts w:ascii="Times New Roman" w:eastAsia="Times New Roman" w:hAnsi="Times New Roman" w:cs="Times New Roman"/>
+          <w:lang w:val="en-IN"/>
+        </w:rPr>
+        <w:t>super(</w:t>
+      </w:r>
+      <w:proofErr w:type="gramEnd"/>
+      <w:r>
+        <w:rPr>
+          <w:rFonts w:ascii="Times New Roman" w:eastAsia="Times New Roman" w:hAnsi="Times New Roman" w:cs="Times New Roman"/>
+          <w:lang w:val="en-IN"/>
+        </w:rPr>
+        <w:t>);</w:t>
+      </w:r>
+    </w:p>
+    <w:p>
+      <w:pPr>
+        <w:rPr>
+          <w:rFonts w:ascii="Times New Roman" w:eastAsia="Times New Roman" w:hAnsi="Times New Roman" w:cs="Times New Roman"/>
+          <w:lang w:val="en-IN"/>
+        </w:rPr>
+      </w:pPr>
+      <w:r>
+        <w:rPr>
+          <w:rFonts w:ascii="Times New Roman" w:eastAsia="Times New Roman" w:hAnsi="Times New Roman" w:cs="Times New Roman"/>
+          <w:lang w:val="en-IN"/>
+        </w:rPr>
+        <w:t xml:space="preserve">                </w:t>
+      </w:r>
+      <w:proofErr w:type="spellStart"/>
+      <w:r>
+        <w:rPr>
+          <w:rFonts w:ascii="Times New Roman" w:eastAsia="Times New Roman" w:hAnsi="Times New Roman" w:cs="Times New Roman"/>
+          <w:lang w:val="en-IN"/>
+        </w:rPr>
+        <w:t>this.x</w:t>
+      </w:r>
+      <w:proofErr w:type="spellEnd"/>
+      <w:r>
+        <w:rPr>
+          <w:rFonts w:ascii="Times New Roman" w:eastAsia="Times New Roman" w:hAnsi="Times New Roman" w:cs="Times New Roman"/>
+          <w:lang w:val="en-IN"/>
+        </w:rPr>
+        <w:t xml:space="preserve"> = 1;</w:t>
+      </w:r>
+    </w:p>
+    <w:p>
+      <w:pPr>
+        <w:rPr>
+          <w:rFonts w:ascii="Times New Roman" w:eastAsia="Times New Roman" w:hAnsi="Times New Roman" w:cs="Times New Roman"/>
+          <w:lang w:val="en-IN"/>
+        </w:rPr>
+      </w:pPr>
+      <w:r>
+        <w:rPr>
+          <w:rFonts w:ascii="Times New Roman" w:eastAsia="Times New Roman" w:hAnsi="Times New Roman" w:cs="Times New Roman"/>
+          <w:lang w:val="en-IN"/>
+        </w:rPr>
+        <w:t>            }</w:t>
+      </w:r>
+    </w:p>
+    <w:p>
+      <w:pPr>
+        <w:rPr>
+          <w:rFonts w:ascii="Times New Roman" w:eastAsia="Times New Roman" w:hAnsi="Times New Roman" w:cs="Times New Roman"/>
+          <w:lang w:val="en-IN"/>
+        </w:rPr>
+      </w:pPr>
+      <w:r>
+        <w:rPr>
+          <w:rFonts w:ascii="Times New Roman" w:eastAsia="Times New Roman" w:hAnsi="Times New Roman" w:cs="Times New Roman"/>
+          <w:lang w:val="en-IN"/>
+        </w:rPr>
+        <w:t>        }</w:t>
+      </w:r>
+    </w:p>
+    <w:p>
+      <w:pPr>
+        <w:rPr>
+          <w:rFonts w:ascii="Times New Roman" w:eastAsia="Times New Roman" w:hAnsi="Times New Roman" w:cs="Times New Roman"/>
+          <w:lang w:val="en-IN"/>
+        </w:rPr>
+      </w:pPr>
+      <w:r>
+        <w:rPr>
+          <w:rFonts w:ascii="Times New Roman" w:eastAsia="Times New Roman" w:hAnsi="Times New Roman" w:cs="Times New Roman"/>
+          <w:lang w:val="en-IN"/>
+        </w:rPr>
+        <w:t xml:space="preserve">        </w:t>
+      </w:r>
+      <w:proofErr w:type="gramStart"/>
+      <w:r>
+        <w:rPr>
+          <w:rFonts w:ascii="Times New Roman" w:eastAsia="Times New Roman" w:hAnsi="Times New Roman" w:cs="Times New Roman"/>
+          <w:lang w:val="en-IN"/>
+        </w:rPr>
+        <w:t>console.log(</w:t>
+      </w:r>
+      <w:proofErr w:type="gramEnd"/>
+      <w:r>
+        <w:rPr>
+          <w:rFonts w:ascii="Times New Roman" w:eastAsia="Times New Roman" w:hAnsi="Times New Roman" w:cs="Times New Roman"/>
+          <w:lang w:val="en-IN"/>
+        </w:rPr>
+        <w:t>new B().x</w:t>
+      </w:r>
+      <w:proofErr w:type="gramStart"/>
+      <w:r>
+        <w:rPr>
+          <w:rFonts w:ascii="Times New Roman" w:eastAsia="Times New Roman" w:hAnsi="Times New Roman" w:cs="Times New Roman"/>
+          <w:lang w:val="en-IN"/>
+        </w:rPr>
+        <w:t xml:space="preserve">);   </w:t>
+      </w:r>
+      <w:proofErr w:type="gramEnd"/>
+      <w:r>
+        <w:rPr>
+          <w:rFonts w:ascii="Times New Roman" w:eastAsia="Times New Roman" w:hAnsi="Times New Roman" w:cs="Times New Roman"/>
+          <w:lang w:val="en-IN"/>
+        </w:rPr>
+        <w:t>   // 1</w:t>
+      </w:r>
+    </w:p>
+    <w:p>
+      <w:pPr>
+        <w:rPr>
+          <w:rFonts w:ascii="Times New Roman" w:eastAsia="Times New Roman" w:hAnsi="Times New Roman" w:cs="Times New Roman"/>
+          <w:lang w:val="en-IN"/>
+        </w:rPr>
+      </w:pPr>
+      <w:r>
+        <w:rPr>
+          <w:rFonts w:ascii="Times New Roman" w:eastAsia="Times New Roman" w:hAnsi="Times New Roman" w:cs="Times New Roman"/>
+          <w:lang w:val="en-IN"/>
+        </w:rPr>
+        <w:t>        // 9. DOM Event Handlers</w:t>
+      </w:r>
+    </w:p>
+    <w:p>
+      <w:pPr>
+        <w:rPr>
+          <w:rFonts w:ascii="Times New Roman" w:eastAsia="Times New Roman" w:hAnsi="Times New Roman" w:cs="Times New Roman"/>
+          <w:lang w:val="en-IN"/>
+        </w:rPr>
+      </w:pPr>
+      <w:r>
+        <w:rPr>
+          <w:rFonts w:ascii="Times New Roman" w:eastAsia="Times New Roman" w:hAnsi="Times New Roman" w:cs="Times New Roman"/>
+          <w:lang w:val="en-IN"/>
+        </w:rPr>
+        <w:t xml:space="preserve">        </w:t>
+      </w:r>
+      <w:proofErr w:type="spellStart"/>
+      <w:proofErr w:type="gramStart"/>
+      <w:r>
+        <w:rPr>
+          <w:rFonts w:ascii="Times New Roman" w:eastAsia="Times New Roman" w:hAnsi="Times New Roman" w:cs="Times New Roman"/>
+          <w:lang w:val="en-IN"/>
+        </w:rPr>
+        <w:t>window.onload</w:t>
+      </w:r>
+      <w:proofErr w:type="spellEnd"/>
+      <w:proofErr w:type="gramEnd"/>
+      <w:r>
+        <w:rPr>
+          <w:rFonts w:ascii="Times New Roman" w:eastAsia="Times New Roman" w:hAnsi="Times New Roman" w:cs="Times New Roman"/>
+          <w:lang w:val="en-IN"/>
+        </w:rPr>
+        <w:t xml:space="preserve"> = function () {</w:t>
+      </w:r>
+    </w:p>
+    <w:p>
+      <w:pPr>
+        <w:rPr>
+          <w:rFonts w:ascii="Times New Roman" w:eastAsia="Times New Roman" w:hAnsi="Times New Roman" w:cs="Times New Roman"/>
+          <w:lang w:val="en-IN"/>
+        </w:rPr>
+      </w:pPr>
+      <w:r>
+        <w:rPr>
+          <w:rFonts w:ascii="Times New Roman" w:eastAsia="Times New Roman" w:hAnsi="Times New Roman" w:cs="Times New Roman"/>
+          <w:lang w:val="en-IN"/>
+        </w:rPr>
+        <w:t xml:space="preserve">            </w:t>
+      </w:r>
+      <w:proofErr w:type="gramStart"/>
+      <w:r>
+        <w:rPr>
+          <w:rFonts w:ascii="Times New Roman" w:eastAsia="Times New Roman" w:hAnsi="Times New Roman" w:cs="Times New Roman"/>
+          <w:lang w:val="en-IN"/>
+        </w:rPr>
+        <w:t>console.log(</w:t>
+      </w:r>
+      <w:proofErr w:type="gramEnd"/>
+      <w:r>
+        <w:rPr>
+          <w:rFonts w:ascii="Times New Roman" w:eastAsia="Times New Roman" w:hAnsi="Times New Roman" w:cs="Times New Roman"/>
+          <w:lang w:val="en-IN"/>
+        </w:rPr>
+        <w:t>this === window</w:t>
+      </w:r>
+      <w:proofErr w:type="gramStart"/>
+      <w:r>
+        <w:rPr>
+          <w:rFonts w:ascii="Times New Roman" w:eastAsia="Times New Roman" w:hAnsi="Times New Roman" w:cs="Times New Roman"/>
+          <w:lang w:val="en-IN"/>
+        </w:rPr>
+        <w:t xml:space="preserve">);   </w:t>
+      </w:r>
+      <w:proofErr w:type="gramEnd"/>
+      <w:r>
+        <w:rPr>
+          <w:rFonts w:ascii="Times New Roman" w:eastAsia="Times New Roman" w:hAnsi="Times New Roman" w:cs="Times New Roman"/>
+          <w:lang w:val="en-IN"/>
+        </w:rPr>
+        <w:t>// true</w:t>
+      </w:r>
+    </w:p>
+    <w:p>
+      <w:pPr>
+        <w:rPr>
+          <w:rFonts w:ascii="Times New Roman" w:eastAsia="Times New Roman" w:hAnsi="Times New Roman" w:cs="Times New Roman"/>
+          <w:lang w:val="en-IN"/>
+        </w:rPr>
+      </w:pPr>
+      <w:r>
+        <w:rPr>
+          <w:rFonts w:ascii="Times New Roman" w:eastAsia="Times New Roman" w:hAnsi="Times New Roman" w:cs="Times New Roman"/>
+          <w:lang w:val="en-IN"/>
+        </w:rPr>
+        <w:t>        };</w:t>
+      </w:r>
+    </w:p>
+    <w:p>
+      <w:pPr>
+        <w:rPr>
+          <w:rFonts w:ascii="Times New Roman" w:eastAsia="Times New Roman" w:hAnsi="Times New Roman" w:cs="Times New Roman"/>
+          <w:lang w:val="en-IN"/>
+        </w:rPr>
+      </w:pPr>
+      <w:r>
+        <w:rPr>
+          <w:rFonts w:ascii="Times New Roman" w:eastAsia="Times New Roman" w:hAnsi="Times New Roman" w:cs="Times New Roman"/>
+          <w:lang w:val="en-IN"/>
+        </w:rPr>
+        <w:t xml:space="preserve">        </w:t>
+      </w:r>
+      <w:proofErr w:type="spellStart"/>
+      <w:proofErr w:type="gramStart"/>
+      <w:r>
+        <w:rPr>
+          <w:rFonts w:ascii="Times New Roman" w:eastAsia="Times New Roman" w:hAnsi="Times New Roman" w:cs="Times New Roman"/>
+          <w:lang w:val="en-IN"/>
+        </w:rPr>
+        <w:t>window.addEventListener</w:t>
+      </w:r>
+      <w:proofErr w:type="spellEnd"/>
+      <w:proofErr w:type="gramEnd"/>
+      <w:r>
+        <w:rPr>
+          <w:rFonts w:ascii="Times New Roman" w:eastAsia="Times New Roman" w:hAnsi="Times New Roman" w:cs="Times New Roman"/>
+          <w:lang w:val="en-IN"/>
+        </w:rPr>
+        <w:t>("load", function () {</w:t>
+      </w:r>
+    </w:p>
+    <w:p>
+      <w:pPr>
+        <w:rPr>
+          <w:rFonts w:ascii="Times New Roman" w:eastAsia="Times New Roman" w:hAnsi="Times New Roman" w:cs="Times New Roman"/>
+          <w:lang w:val="en-IN"/>
+        </w:rPr>
+      </w:pPr>
+      <w:r>
+        <w:rPr>
+          <w:rFonts w:ascii="Times New Roman" w:eastAsia="Times New Roman" w:hAnsi="Times New Roman" w:cs="Times New Roman"/>
+          <w:lang w:val="en-IN"/>
+        </w:rPr>
+        <w:t xml:space="preserve">            </w:t>
+      </w:r>
+      <w:proofErr w:type="gramStart"/>
+      <w:r>
+        <w:rPr>
+          <w:rFonts w:ascii="Times New Roman" w:eastAsia="Times New Roman" w:hAnsi="Times New Roman" w:cs="Times New Roman"/>
+          <w:lang w:val="en-IN"/>
+        </w:rPr>
+        <w:t>console.log(</w:t>
+      </w:r>
+      <w:proofErr w:type="gramEnd"/>
+      <w:r>
+        <w:rPr>
+          <w:rFonts w:ascii="Times New Roman" w:eastAsia="Times New Roman" w:hAnsi="Times New Roman" w:cs="Times New Roman"/>
+          <w:lang w:val="en-IN"/>
+        </w:rPr>
+        <w:t>this === window</w:t>
+      </w:r>
+      <w:proofErr w:type="gramStart"/>
+      <w:r>
+        <w:rPr>
+          <w:rFonts w:ascii="Times New Roman" w:eastAsia="Times New Roman" w:hAnsi="Times New Roman" w:cs="Times New Roman"/>
+          <w:lang w:val="en-IN"/>
+        </w:rPr>
+        <w:t xml:space="preserve">);   </w:t>
+      </w:r>
+      <w:proofErr w:type="gramEnd"/>
+      <w:r>
+        <w:rPr>
+          <w:rFonts w:ascii="Times New Roman" w:eastAsia="Times New Roman" w:hAnsi="Times New Roman" w:cs="Times New Roman"/>
+          <w:lang w:val="en-IN"/>
+        </w:rPr>
+        <w:t>// true</w:t>
+      </w:r>
+    </w:p>
+    <w:p>
+      <w:pPr>
+        <w:rPr>
+          <w:rFonts w:ascii="Times New Roman" w:eastAsia="Times New Roman" w:hAnsi="Times New Roman" w:cs="Times New Roman"/>
+          <w:lang w:val="en-IN"/>
+        </w:rPr>
+      </w:pPr>
+      <w:r>
+        <w:rPr>
+          <w:rFonts w:ascii="Times New Roman" w:eastAsia="Times New Roman" w:hAnsi="Times New Roman" w:cs="Times New Roman"/>
+          <w:lang w:val="en-IN"/>
+        </w:rPr>
+        <w:t xml:space="preserve">            </w:t>
+      </w:r>
+      <w:proofErr w:type="gramStart"/>
+      <w:r>
+        <w:rPr>
+          <w:rFonts w:ascii="Times New Roman" w:eastAsia="Times New Roman" w:hAnsi="Times New Roman" w:cs="Times New Roman"/>
+          <w:lang w:val="en-IN"/>
+        </w:rPr>
+        <w:t>console.log(</w:t>
+      </w:r>
+      <w:proofErr w:type="gramEnd"/>
+      <w:r>
+        <w:rPr>
+          <w:rFonts w:ascii="Times New Roman" w:eastAsia="Times New Roman" w:hAnsi="Times New Roman" w:cs="Times New Roman"/>
+          <w:lang w:val="en-IN"/>
+        </w:rPr>
+        <w:t xml:space="preserve">this === </w:t>
+      </w:r>
+      <w:proofErr w:type="spellStart"/>
+      <w:proofErr w:type="gramStart"/>
+      <w:r>
+        <w:rPr>
+          <w:rFonts w:ascii="Times New Roman" w:eastAsia="Times New Roman" w:hAnsi="Times New Roman" w:cs="Times New Roman"/>
+          <w:lang w:val="en-IN"/>
+        </w:rPr>
+        <w:t>event.currentTarget</w:t>
+      </w:r>
+      <w:proofErr w:type="spellEnd"/>
+      <w:proofErr w:type="gramEnd"/>
+      <w:r>
+        <w:rPr>
+          <w:rFonts w:ascii="Times New Roman" w:eastAsia="Times New Roman" w:hAnsi="Times New Roman" w:cs="Times New Roman"/>
+          <w:lang w:val="en-IN"/>
+        </w:rPr>
+        <w:t>); // true</w:t>
+      </w:r>
+    </w:p>
+    <w:p>
+      <w:pPr>
+        <w:rPr>
+          <w:rFonts w:ascii="Times New Roman" w:eastAsia="Times New Roman" w:hAnsi="Times New Roman" w:cs="Times New Roman"/>
+          <w:lang w:val="en-IN"/>
+        </w:rPr>
+      </w:pPr>
+      <w:r>
+        <w:rPr>
+          <w:rFonts w:ascii="Times New Roman" w:eastAsia="Times New Roman" w:hAnsi="Times New Roman" w:cs="Times New Roman"/>
+          <w:lang w:val="en-IN"/>
+        </w:rPr>
+        <w:lastRenderedPageBreak/>
+        <w:t>        });</w:t>
+      </w:r>
+    </w:p>
+    <w:p>
+      <w:pPr>
+        <w:rPr>
+          <w:rFonts w:ascii="Times New Roman" w:eastAsia="Times New Roman" w:hAnsi="Times New Roman" w:cs="Times New Roman"/>
+          <w:lang w:val="en-IN"/>
+        </w:rPr>
+      </w:pPr>
+      <w:r>
+        <w:rPr>
+          <w:rFonts w:ascii="Times New Roman" w:eastAsia="Times New Roman" w:hAnsi="Times New Roman" w:cs="Times New Roman"/>
+          <w:lang w:val="en-IN"/>
+        </w:rPr>
+        <w:t xml:space="preserve">        // 10. </w:t>
+      </w:r>
+      <w:proofErr w:type="spellStart"/>
+      <w:r>
+        <w:rPr>
+          <w:rFonts w:ascii="Times New Roman" w:eastAsia="Times New Roman" w:hAnsi="Times New Roman" w:cs="Times New Roman"/>
+          <w:lang w:val="en-IN"/>
+        </w:rPr>
+        <w:t>CallBacks</w:t>
+      </w:r>
+      <w:proofErr w:type="spellEnd"/>
+      <w:r>
+        <w:rPr>
+          <w:rFonts w:ascii="Times New Roman" w:eastAsia="Times New Roman" w:hAnsi="Times New Roman" w:cs="Times New Roman"/>
+          <w:lang w:val="en-IN"/>
+        </w:rPr>
+        <w:t xml:space="preserve"> With "</w:t>
+      </w:r>
+      <w:proofErr w:type="spellStart"/>
+      <w:r>
+        <w:rPr>
+          <w:rFonts w:ascii="Times New Roman" w:eastAsia="Times New Roman" w:hAnsi="Times New Roman" w:cs="Times New Roman"/>
+          <w:lang w:val="en-IN"/>
+        </w:rPr>
+        <w:t>thisArg</w:t>
+      </w:r>
+      <w:proofErr w:type="spellEnd"/>
+      <w:r>
+        <w:rPr>
+          <w:rFonts w:ascii="Times New Roman" w:eastAsia="Times New Roman" w:hAnsi="Times New Roman" w:cs="Times New Roman"/>
+          <w:lang w:val="en-IN"/>
+        </w:rPr>
+        <w:t>"</w:t>
+      </w:r>
+    </w:p>
+    <w:p>
+      <w:pPr>
+        <w:rPr>
+          <w:rFonts w:ascii="Times New Roman" w:eastAsia="Times New Roman" w:hAnsi="Times New Roman" w:cs="Times New Roman"/>
+          <w:lang w:val="en-IN"/>
+        </w:rPr>
+      </w:pPr>
+      <w:r>
+        <w:rPr>
+          <w:rFonts w:ascii="Times New Roman" w:eastAsia="Times New Roman" w:hAnsi="Times New Roman" w:cs="Times New Roman"/>
+          <w:lang w:val="en-IN"/>
+        </w:rPr>
+        <w:t>        [1, 2</w:t>
+      </w:r>
+      <w:proofErr w:type="gramStart"/>
+      <w:r>
+        <w:rPr>
+          <w:rFonts w:ascii="Times New Roman" w:eastAsia="Times New Roman" w:hAnsi="Times New Roman" w:cs="Times New Roman"/>
+          <w:lang w:val="en-IN"/>
+        </w:rPr>
+        <w:t>].</w:t>
+      </w:r>
+      <w:proofErr w:type="spellStart"/>
+      <w:r>
+        <w:rPr>
+          <w:rFonts w:ascii="Times New Roman" w:eastAsia="Times New Roman" w:hAnsi="Times New Roman" w:cs="Times New Roman"/>
+          <w:lang w:val="en-IN"/>
+        </w:rPr>
+        <w:t>forEach</w:t>
+      </w:r>
+      <w:proofErr w:type="spellEnd"/>
+      <w:proofErr w:type="gramEnd"/>
+      <w:r>
+        <w:rPr>
+          <w:rFonts w:ascii="Times New Roman" w:eastAsia="Times New Roman" w:hAnsi="Times New Roman" w:cs="Times New Roman"/>
+          <w:lang w:val="en-IN"/>
+        </w:rPr>
+        <w:t xml:space="preserve">(function (n) </w:t>
+      </w:r>
+      <w:proofErr w:type="gramStart"/>
+      <w:r>
+        <w:rPr>
+          <w:rFonts w:ascii="Times New Roman" w:eastAsia="Times New Roman" w:hAnsi="Times New Roman" w:cs="Times New Roman"/>
+          <w:lang w:val="en-IN"/>
+        </w:rPr>
+        <w:t>{ console.log</w:t>
+      </w:r>
+      <w:proofErr w:type="gramEnd"/>
+      <w:r>
+        <w:rPr>
+          <w:rFonts w:ascii="Times New Roman" w:eastAsia="Times New Roman" w:hAnsi="Times New Roman" w:cs="Times New Roman"/>
+          <w:lang w:val="en-IN"/>
+        </w:rPr>
+        <w:t>(</w:t>
+      </w:r>
+      <w:proofErr w:type="spellStart"/>
+      <w:proofErr w:type="gramStart"/>
+      <w:r>
+        <w:rPr>
+          <w:rFonts w:ascii="Times New Roman" w:eastAsia="Times New Roman" w:hAnsi="Times New Roman" w:cs="Times New Roman"/>
+          <w:lang w:val="en-IN"/>
+        </w:rPr>
+        <w:t>this.k</w:t>
+      </w:r>
+      <w:proofErr w:type="spellEnd"/>
+      <w:proofErr w:type="gramEnd"/>
+      <w:r>
+        <w:rPr>
+          <w:rFonts w:ascii="Times New Roman" w:eastAsia="Times New Roman" w:hAnsi="Times New Roman" w:cs="Times New Roman"/>
+          <w:lang w:val="en-IN"/>
+        </w:rPr>
+        <w:t>, n)</w:t>
+      </w:r>
+      <w:proofErr w:type="gramStart"/>
+      <w:r>
+        <w:rPr>
+          <w:rFonts w:ascii="Times New Roman" w:eastAsia="Times New Roman" w:hAnsi="Times New Roman" w:cs="Times New Roman"/>
+          <w:lang w:val="en-IN"/>
+        </w:rPr>
+        <w:t>; }</w:t>
+      </w:r>
+      <w:proofErr w:type="gramEnd"/>
+      <w:r>
+        <w:rPr>
+          <w:rFonts w:ascii="Times New Roman" w:eastAsia="Times New Roman" w:hAnsi="Times New Roman" w:cs="Times New Roman"/>
+          <w:lang w:val="en-IN"/>
+        </w:rPr>
+        <w:t xml:space="preserve">, </w:t>
+      </w:r>
+      <w:proofErr w:type="gramStart"/>
+      <w:r>
+        <w:rPr>
+          <w:rFonts w:ascii="Times New Roman" w:eastAsia="Times New Roman" w:hAnsi="Times New Roman" w:cs="Times New Roman"/>
+          <w:lang w:val="en-IN"/>
+        </w:rPr>
+        <w:t>{ k</w:t>
+      </w:r>
+      <w:proofErr w:type="gramEnd"/>
+      <w:r>
+        <w:rPr>
+          <w:rFonts w:ascii="Times New Roman" w:eastAsia="Times New Roman" w:hAnsi="Times New Roman" w:cs="Times New Roman"/>
+          <w:lang w:val="en-IN"/>
+        </w:rPr>
+        <w:t>: "</w:t>
+      </w:r>
+      <w:proofErr w:type="spellStart"/>
+      <w:r>
+        <w:rPr>
+          <w:rFonts w:ascii="Times New Roman" w:eastAsia="Times New Roman" w:hAnsi="Times New Roman" w:cs="Times New Roman"/>
+          <w:lang w:val="en-IN"/>
+        </w:rPr>
+        <w:t>ctx</w:t>
+      </w:r>
+      <w:proofErr w:type="spellEnd"/>
+      <w:proofErr w:type="gramStart"/>
+      <w:r>
+        <w:rPr>
+          <w:rFonts w:ascii="Times New Roman" w:eastAsia="Times New Roman" w:hAnsi="Times New Roman" w:cs="Times New Roman"/>
+          <w:lang w:val="en-IN"/>
+        </w:rPr>
+        <w:t>" }</w:t>
+      </w:r>
+      <w:proofErr w:type="gramEnd"/>
+      <w:r>
+        <w:rPr>
+          <w:rFonts w:ascii="Times New Roman" w:eastAsia="Times New Roman" w:hAnsi="Times New Roman" w:cs="Times New Roman"/>
+          <w:lang w:val="en-IN"/>
+        </w:rPr>
+        <w:t>);</w:t>
+      </w:r>
+    </w:p>
+    <w:p>
+      <w:pPr>
+        <w:rPr>
+          <w:rFonts w:ascii="Times New Roman" w:eastAsia="Times New Roman" w:hAnsi="Times New Roman" w:cs="Times New Roman"/>
+          <w:lang w:val="en-IN"/>
+        </w:rPr>
+      </w:pPr>
+      <w:r>
+        <w:rPr>
+          <w:rFonts w:ascii="Times New Roman" w:eastAsia="Times New Roman" w:hAnsi="Times New Roman" w:cs="Times New Roman"/>
+          <w:lang w:val="en-IN"/>
+        </w:rPr>
+        <w:t>        //11. Other Special Cases</w:t>
+      </w:r>
+    </w:p>
+    <w:p>
+      <w:pPr>
+        <w:rPr>
+          <w:rFonts w:ascii="Times New Roman" w:eastAsia="Times New Roman" w:hAnsi="Times New Roman" w:cs="Times New Roman"/>
+          <w:lang w:val="en-IN"/>
+        </w:rPr>
+      </w:pPr>
+      <w:r>
+        <w:rPr>
+          <w:rFonts w:ascii="Times New Roman" w:eastAsia="Times New Roman" w:hAnsi="Times New Roman" w:cs="Times New Roman"/>
+          <w:lang w:val="en-IN"/>
+        </w:rPr>
+        <w:t xml:space="preserve">        </w:t>
+      </w:r>
+      <w:proofErr w:type="spellStart"/>
+      <w:r>
+        <w:rPr>
+          <w:rFonts w:ascii="Times New Roman" w:eastAsia="Times New Roman" w:hAnsi="Times New Roman" w:cs="Times New Roman"/>
+          <w:lang w:val="en-IN"/>
+        </w:rPr>
+        <w:t>const</w:t>
+      </w:r>
+      <w:proofErr w:type="spellEnd"/>
+      <w:r>
+        <w:rPr>
+          <w:rFonts w:ascii="Times New Roman" w:eastAsia="Times New Roman" w:hAnsi="Times New Roman" w:cs="Times New Roman"/>
+          <w:lang w:val="en-IN"/>
+        </w:rPr>
+        <w:t xml:space="preserve"> </w:t>
+      </w:r>
+      <w:proofErr w:type="spellStart"/>
+      <w:r>
+        <w:rPr>
+          <w:rFonts w:ascii="Times New Roman" w:eastAsia="Times New Roman" w:hAnsi="Times New Roman" w:cs="Times New Roman"/>
+          <w:lang w:val="en-IN"/>
+        </w:rPr>
+        <w:t>abc</w:t>
+      </w:r>
+      <w:proofErr w:type="spellEnd"/>
+      <w:r>
+        <w:rPr>
+          <w:rFonts w:ascii="Times New Roman" w:eastAsia="Times New Roman" w:hAnsi="Times New Roman" w:cs="Times New Roman"/>
+          <w:lang w:val="en-IN"/>
+        </w:rPr>
+        <w:t xml:space="preserve"> = </w:t>
+      </w:r>
+      <w:proofErr w:type="gramStart"/>
+      <w:r>
+        <w:rPr>
+          <w:rFonts w:ascii="Times New Roman" w:eastAsia="Times New Roman" w:hAnsi="Times New Roman" w:cs="Times New Roman"/>
+          <w:lang w:val="en-IN"/>
+        </w:rPr>
+        <w:t>{ n</w:t>
+      </w:r>
+      <w:proofErr w:type="gramEnd"/>
+      <w:r>
+        <w:rPr>
+          <w:rFonts w:ascii="Times New Roman" w:eastAsia="Times New Roman" w:hAnsi="Times New Roman" w:cs="Times New Roman"/>
+          <w:lang w:val="en-IN"/>
+        </w:rPr>
+        <w:t xml:space="preserve">: 1, </w:t>
+      </w:r>
+      <w:proofErr w:type="gramStart"/>
+      <w:r>
+        <w:rPr>
+          <w:rFonts w:ascii="Times New Roman" w:eastAsia="Times New Roman" w:hAnsi="Times New Roman" w:cs="Times New Roman"/>
+          <w:lang w:val="en-IN"/>
+        </w:rPr>
+        <w:t>m(</w:t>
+      </w:r>
+      <w:proofErr w:type="gramEnd"/>
+      <w:r>
+        <w:rPr>
+          <w:rFonts w:ascii="Times New Roman" w:eastAsia="Times New Roman" w:hAnsi="Times New Roman" w:cs="Times New Roman"/>
+          <w:lang w:val="en-IN"/>
+        </w:rPr>
+        <w:t xml:space="preserve">) </w:t>
+      </w:r>
+      <w:proofErr w:type="gramStart"/>
+      <w:r>
+        <w:rPr>
+          <w:rFonts w:ascii="Times New Roman" w:eastAsia="Times New Roman" w:hAnsi="Times New Roman" w:cs="Times New Roman"/>
+          <w:lang w:val="en-IN"/>
+        </w:rPr>
+        <w:t>{ function</w:t>
+      </w:r>
+      <w:proofErr w:type="gramEnd"/>
+      <w:r>
+        <w:rPr>
+          <w:rFonts w:ascii="Times New Roman" w:eastAsia="Times New Roman" w:hAnsi="Times New Roman" w:cs="Times New Roman"/>
+          <w:lang w:val="en-IN"/>
+        </w:rPr>
+        <w:t xml:space="preserve"> </w:t>
+      </w:r>
+      <w:proofErr w:type="gramStart"/>
+      <w:r>
+        <w:rPr>
+          <w:rFonts w:ascii="Times New Roman" w:eastAsia="Times New Roman" w:hAnsi="Times New Roman" w:cs="Times New Roman"/>
+          <w:lang w:val="en-IN"/>
+        </w:rPr>
+        <w:t>inner(</w:t>
+      </w:r>
+      <w:proofErr w:type="gramEnd"/>
+      <w:r>
+        <w:rPr>
+          <w:rFonts w:ascii="Times New Roman" w:eastAsia="Times New Roman" w:hAnsi="Times New Roman" w:cs="Times New Roman"/>
+          <w:lang w:val="en-IN"/>
+        </w:rPr>
+        <w:t xml:space="preserve">) </w:t>
+      </w:r>
+      <w:proofErr w:type="gramStart"/>
+      <w:r>
+        <w:rPr>
+          <w:rFonts w:ascii="Times New Roman" w:eastAsia="Times New Roman" w:hAnsi="Times New Roman" w:cs="Times New Roman"/>
+          <w:lang w:val="en-IN"/>
+        </w:rPr>
+        <w:t>{ return</w:t>
+      </w:r>
+      <w:proofErr w:type="gramEnd"/>
+      <w:r>
+        <w:rPr>
+          <w:rFonts w:ascii="Times New Roman" w:eastAsia="Times New Roman" w:hAnsi="Times New Roman" w:cs="Times New Roman"/>
+          <w:lang w:val="en-IN"/>
+        </w:rPr>
+        <w:t xml:space="preserve"> this</w:t>
+      </w:r>
+      <w:proofErr w:type="gramStart"/>
+      <w:r>
+        <w:rPr>
+          <w:rFonts w:ascii="Times New Roman" w:eastAsia="Times New Roman" w:hAnsi="Times New Roman" w:cs="Times New Roman"/>
+          <w:lang w:val="en-IN"/>
+        </w:rPr>
+        <w:t>; }</w:t>
+      </w:r>
+      <w:proofErr w:type="gramEnd"/>
+      <w:r>
+        <w:rPr>
+          <w:rFonts w:ascii="Times New Roman" w:eastAsia="Times New Roman" w:hAnsi="Times New Roman" w:cs="Times New Roman"/>
+          <w:lang w:val="en-IN"/>
+        </w:rPr>
+        <w:t xml:space="preserve"> return </w:t>
+      </w:r>
+      <w:proofErr w:type="gramStart"/>
+      <w:r>
+        <w:rPr>
+          <w:rFonts w:ascii="Times New Roman" w:eastAsia="Times New Roman" w:hAnsi="Times New Roman" w:cs="Times New Roman"/>
+          <w:lang w:val="en-IN"/>
+        </w:rPr>
+        <w:t>inner(</w:t>
+      </w:r>
+      <w:proofErr w:type="gramEnd"/>
+      <w:r>
+        <w:rPr>
+          <w:rFonts w:ascii="Times New Roman" w:eastAsia="Times New Roman" w:hAnsi="Times New Roman" w:cs="Times New Roman"/>
+          <w:lang w:val="en-IN"/>
+        </w:rPr>
+        <w:t>)</w:t>
+      </w:r>
+      <w:proofErr w:type="gramStart"/>
+      <w:r>
+        <w:rPr>
+          <w:rFonts w:ascii="Times New Roman" w:eastAsia="Times New Roman" w:hAnsi="Times New Roman" w:cs="Times New Roman"/>
+          <w:lang w:val="en-IN"/>
+        </w:rPr>
+        <w:t>; }</w:t>
+      </w:r>
+      <w:proofErr w:type="gramEnd"/>
+      <w:r>
+        <w:rPr>
+          <w:rFonts w:ascii="Times New Roman" w:eastAsia="Times New Roman" w:hAnsi="Times New Roman" w:cs="Times New Roman"/>
+          <w:lang w:val="en-IN"/>
+        </w:rPr>
+        <w:t xml:space="preserve"> };</w:t>
+      </w:r>
+    </w:p>
+    <w:p>
+      <w:pPr>
+        <w:rPr>
+          <w:rFonts w:ascii="Times New Roman" w:eastAsia="Times New Roman" w:hAnsi="Times New Roman" w:cs="Times New Roman"/>
+          <w:lang w:val="en-IN"/>
+        </w:rPr>
+      </w:pPr>
+      <w:r>
+        <w:rPr>
+          <w:rFonts w:ascii="Times New Roman" w:eastAsia="Times New Roman" w:hAnsi="Times New Roman" w:cs="Times New Roman"/>
+          <w:lang w:val="en-IN"/>
+        </w:rPr>
+        <w:t xml:space="preserve">        </w:t>
+      </w:r>
+      <w:proofErr w:type="spellStart"/>
+      <w:r>
+        <w:rPr>
+          <w:rFonts w:ascii="Times New Roman" w:eastAsia="Times New Roman" w:hAnsi="Times New Roman" w:cs="Times New Roman"/>
+          <w:lang w:val="en-IN"/>
+        </w:rPr>
+        <w:t>abc.</w:t>
+      </w:r>
+      <w:proofErr w:type="gramStart"/>
+      <w:r>
+        <w:rPr>
+          <w:rFonts w:ascii="Times New Roman" w:eastAsia="Times New Roman" w:hAnsi="Times New Roman" w:cs="Times New Roman"/>
+          <w:lang w:val="en-IN"/>
+        </w:rPr>
+        <w:t>m</w:t>
+      </w:r>
+      <w:proofErr w:type="spellEnd"/>
+      <w:r>
+        <w:rPr>
+          <w:rFonts w:ascii="Times New Roman" w:eastAsia="Times New Roman" w:hAnsi="Times New Roman" w:cs="Times New Roman"/>
+          <w:lang w:val="en-IN"/>
+        </w:rPr>
+        <w:t>(</w:t>
+      </w:r>
+      <w:proofErr w:type="gramEnd"/>
+      <w:r>
+        <w:rPr>
+          <w:rFonts w:ascii="Times New Roman" w:eastAsia="Times New Roman" w:hAnsi="Times New Roman" w:cs="Times New Roman"/>
+          <w:lang w:val="en-IN"/>
+        </w:rPr>
+        <w:t>); // global / undefined, not a</w:t>
+      </w:r>
+    </w:p>
+    <w:p>
+      <w:pPr>
+        <w:rPr>
+          <w:rFonts w:ascii="Times New Roman" w:eastAsia="Times New Roman" w:hAnsi="Times New Roman" w:cs="Times New Roman"/>
+          <w:lang w:val="en-IN"/>
+        </w:rPr>
+      </w:pPr>
+      <w:r>
+        <w:rPr>
+          <w:rFonts w:ascii="Times New Roman" w:eastAsia="Times New Roman" w:hAnsi="Times New Roman" w:cs="Times New Roman"/>
+          <w:lang w:val="en-IN"/>
+        </w:rPr>
+        <w:t>    &lt;/script&gt;</w:t>
+      </w:r>
+    </w:p>
+    <w:p>
+      <w:pPr>
+        <w:rPr>
+          <w:rFonts w:ascii="Times New Roman" w:eastAsia="Times New Roman" w:hAnsi="Times New Roman" w:cs="Times New Roman"/>
+          <w:lang w:val="en-IN"/>
+        </w:rPr>
+      </w:pPr>
+      <w:r>
+        <w:rPr>
+          <w:rFonts w:ascii="Times New Roman" w:eastAsia="Times New Roman" w:hAnsi="Times New Roman" w:cs="Times New Roman"/>
+          <w:lang w:val="en-IN"/>
+        </w:rPr>
+        <w:t>&lt;/head&gt;</w:t>
+      </w:r>
+    </w:p>
+    <w:p>
+      <w:pPr>
+        <w:rPr>
+          <w:rFonts w:ascii="Times New Roman" w:eastAsia="Times New Roman" w:hAnsi="Times New Roman" w:cs="Times New Roman"/>
+          <w:lang w:val="en-IN"/>
+        </w:rPr>
+      </w:pPr>
+      <w:r>
+        <w:rPr>
+          <w:rFonts w:ascii="Times New Roman" w:eastAsia="Times New Roman" w:hAnsi="Times New Roman" w:cs="Times New Roman"/>
+          <w:lang w:val="en-IN"/>
+        </w:rPr>
+        <w:t>&lt;body&gt;</w:t>
+      </w:r>
+    </w:p>
+    <w:p>
+      <w:pPr>
+        <w:rPr>
+          <w:rFonts w:ascii="Times New Roman" w:eastAsia="Times New Roman" w:hAnsi="Times New Roman" w:cs="Times New Roman"/>
+          <w:lang w:val="en-IN"/>
+        </w:rPr>
+      </w:pPr>
+      <w:r>
+        <w:rPr>
+          <w:rFonts w:ascii="Times New Roman" w:eastAsia="Times New Roman" w:hAnsi="Times New Roman" w:cs="Times New Roman"/>
+          <w:lang w:val="en-IN"/>
+        </w:rPr>
+        <w:t>&lt;/body&gt;</w:t>
+      </w:r>
+    </w:p>
+    <w:p>
+      <w:pPr>
+        <w:rPr>
+          <w:rFonts w:ascii="Times New Roman" w:eastAsia="Times New Roman" w:hAnsi="Times New Roman" w:cs="Times New Roman"/>
+          <w:lang w:val="en-IN"/>
+        </w:rPr>
+      </w:pPr>
+      <w:r>
+        <w:rPr>
+          <w:rFonts w:ascii="Times New Roman" w:eastAsia="Times New Roman" w:hAnsi="Times New Roman" w:cs="Times New Roman"/>
+          <w:lang w:val="en-IN"/>
+        </w:rPr>
+        <w:t>&lt;/html&gt;</w:t>
+      </w:r>
+    </w:p>
+    <w:p>
+      <w:pPr>
+        <w:rPr>
+          <w:rFonts w:ascii="Times New Roman" w:eastAsia="Times New Roman" w:hAnsi="Times New Roman" w:cs="Times New Roman"/>
+          <w:lang w:val="en-IN"/>
+        </w:rPr>
+      </w:pPr>
+    </w:p>
+    <w:p>
+      <w:pPr>
+        <w:rPr>
+          <w:rFonts w:ascii="Times New Roman" w:eastAsia="Times New Roman" w:hAnsi="Times New Roman" w:cs="Times New Roman"/>
+          <w:b/>
+          <w:bCs/>
+          <w:sz w:val="26"/>
+          <w:szCs w:val="26"/>
+          <w:lang w:val="en-IN"/>
+        </w:rPr>
+      </w:pPr>
+      <w:r>
+        <w:rPr>
+          <w:rFonts w:ascii="Times New Roman" w:eastAsia="Times New Roman" w:hAnsi="Times New Roman" w:cs="Times New Roman"/>
+          <w:b/>
+          <w:bCs/>
+          <w:sz w:val="26"/>
+          <w:szCs w:val="26"/>
+          <w:lang w:val="en-IN"/>
+        </w:rPr>
+        <w:t>Output:</w:t>
+      </w:r>
+    </w:p>
+    <w:p>
+      <w:pPr>
+        <w:rPr>
+          <w:rFonts w:ascii="Times New Roman" w:eastAsia="Times New Roman" w:hAnsi="Times New Roman" w:cs="Times New Roman"/>
+          <w:b/>
+          <w:bCs/>
+          <w:sz w:val="26"/>
+          <w:szCs w:val="26"/>
+          <w:lang w:val="en-IN"/>
+        </w:rPr>
+      </w:pPr>
+      <w:r>
+        <w:rPr>
+          <w:rFonts w:ascii="Times New Roman" w:eastAsia="Times New Roman" w:hAnsi="Times New Roman" w:cs="Times New Roman"/>
+          <w:b/>
+          <w:bCs/>
+          <w:sz w:val="26"/>
+          <w:szCs w:val="26"/>
+          <w:lang w:val="en-IN"/>
+        </w:rPr>
+        <w:drawing>
+          <wp:inline distT="0" distB="0" distL="0" distR="0" wp14:anchorId="687EDA45" wp14:editId="57EF9FE5">
+            <wp:extent cx="6226783" cy="5641676"/>
+            <wp:effectExtent l="0" t="0" r="3175" b="0"/>
+            <wp:docPr id="875826254" name="Picture 1"/>
+            <wp:cNvGraphicFramePr>
+              <a:graphicFrameLocks xmlns:a="http://schemas.openxmlformats.org/drawingml/2006/main" noChangeAspect="1"/>
+            </wp:cNvGraphicFramePr>
+            <a:graphic xmlns:a="http://schemas.openxmlformats.org/drawingml/2006/main">
+              <a:graphicData uri="http://schemas.openxmlformats.org/drawingml/2006/picture">
+                <pic:pic xmlns:pic="http://schemas.openxmlformats.org/drawingml/2006/picture">
+                  <pic:nvPicPr>
+                    <pic:cNvPr id="875826254" name=""/>
+                    <pic:cNvPicPr/>
+                  </pic:nvPicPr>
+                  <pic:blipFill>
+                    <a:blip r:embed="rId79">
+                      <a:extLst>
+                        <a:ext uri="{28A0092B-C50C-407E-A947-70E740481C1C}">
+                          <a14:useLocalDpi xmlns:a14="http://schemas.microsoft.com/office/drawing/2010/main" val="0"/>
+                        </a:ext>
+                      </a:extLst>
+                    </a:blip>
+                    <a:stretch>
+                      <a:fillRect/>
+                    </a:stretch>
+                  </pic:blipFill>
+                  <pic:spPr>
+                    <a:xfrm>
+                      <a:off x="0" y="0"/>
+                      <a:ext cx="6257764" cy="5669746"/>
+                    </a:xfrm>
+                    <a:prstGeom prst="rect">
+                      <a:avLst/>
+                    </a:prstGeom>
+                  </pic:spPr>
+                </pic:pic>
+              </a:graphicData>
+            </a:graphic>
+          </wp:inline>
+        </w:drawing>
+      </w:r>
+    </w:p>
+    <w:p>
+      <w:pPr>
+        <w:rPr>
+          <w:rFonts w:ascii="Times New Roman" w:eastAsia="Times New Roman" w:hAnsi="Times New Roman" w:cs="Times New Roman"/>
+          <w:b/>
+          <w:bCs/>
+          <w:sz w:val="26"/>
+          <w:szCs w:val="26"/>
+          <w:lang w:val="en-IN"/>
+        </w:rPr>
+      </w:pPr>
+      <w:r>
+        <w:rPr>
+          <w:rFonts w:ascii="Times New Roman" w:eastAsia="Times New Roman" w:hAnsi="Times New Roman" w:cs="Times New Roman"/>
+          <w:b/>
+          <w:bCs/>
+          <w:sz w:val="26"/>
+          <w:szCs w:val="26"/>
+          <w:lang w:val="en-IN"/>
+        </w:rPr>
+        <w:lastRenderedPageBreak/>
+        <w:br w:type="page"/>
+      </w:r>
     </w:p>
     <w:sectPr>
-      <w:footerReference w:type="default" r:id="rId75"/>
+      <w:footerReference w:type="default" r:id="rId80"/>
       <w:pgSz w:w="12240" w:h="15840"/>
       <w:pgMar w:top="1440" w:right="1440" w:bottom="1440" w:left="1440" w:header="720" w:footer="720" w:gutter="0"/>
       <w:pgBorders w:offsetFrom="page">
